--- a/downloads/teacher/ai-6-week-05.docx
+++ b/downloads/teacher/ai-6-week-05.docx
@@ -1938,6 +1938,396 @@
         <w:t>For the Grounded Learning Service, retain an annotated trace and the changed-case result. Name the contract or evidence that makes the deciding step valid, so another team can review it.</w:t>
       </w:r>
     </w:p>
+    <w:p>
+      <w:pPr>
+        <w:pStyle w:val="Heading1"/>
+      </w:pPr>
+      <w:r>
+        <w:t>07. Prepare, teach and assess</w:t>
+      </w:r>
+    </w:p>
+    <w:p>
+      <w:r>
+        <w:t>Teaching target: Explain the mechanism and terminology of authentication and authorisation</w:t>
+      </w:r>
+    </w:p>
+    <w:p>
+      <w:r>
+        <w:t>Prepare the labelled worked-case picture, the matching workbook, fictional input cards and a place for individual responses. Check a local Python 3 environment before class; have a paper-trace version ready.</w:t>
+      </w:r>
+    </w:p>
+    <w:tbl>
+      <w:tblPr>
+        <w:tblStyle w:val="LightShading-Accent1"/>
+        <w:tblW w:type="auto" w:w="0"/>
+        <w:tblLook w:firstColumn="1" w:firstRow="1" w:lastColumn="0" w:lastRow="0" w:noHBand="0" w:noVBand="1" w:val="04A0"/>
+      </w:tblPr>
+      <w:tblGrid>
+        <w:gridCol w:w="3408"/>
+        <w:gridCol w:w="3408"/>
+        <w:gridCol w:w="3408"/>
+      </w:tblGrid>
+      <w:tr>
+        <w:trPr>
+          <w:tblHeader/>
+        </w:trPr>
+        <w:tc>
+          <w:tcPr>
+            <w:tcW w:type="dxa" w:w="3408"/>
+          </w:tcPr>
+          <w:p>
+            <w:r>
+              <w:t>Session</w:t>
+            </w:r>
+          </w:p>
+        </w:tc>
+        <w:tc>
+          <w:tcPr>
+            <w:tcW w:type="dxa" w:w="3408"/>
+          </w:tcPr>
+          <w:p>
+            <w:r>
+              <w:t>Plan</w:t>
+            </w:r>
+          </w:p>
+        </w:tc>
+        <w:tc>
+          <w:tcPr>
+            <w:tcW w:type="dxa" w:w="3408"/>
+          </w:tcPr>
+          <w:p>
+            <w:r>
+              <w:t>Resources</w:t>
+            </w:r>
+          </w:p>
+        </w:tc>
+      </w:tr>
+      <w:tr>
+        <w:tc>
+          <w:tcPr>
+            <w:tcW w:type="dxa" w:w="3408"/>
+          </w:tcPr>
+          <w:p>
+            <w:r>
+              <w:t>Session 1 · Understand · 45 min</w:t>
+            </w:r>
+          </w:p>
+        </w:tc>
+        <w:tc>
+          <w:tcPr>
+            <w:tcW w:type="dxa" w:w="3408"/>
+          </w:tcPr>
+          <w:p>
+            <w:r>
+              <w:t>0–7: recall and prerequisite; 7–15: inspect the concrete case and predict; 15–30: teacher models the worked trace; 30–40: learners explain a step using the text and visual; 40–45: check the core idea.</w:t>
+            </w:r>
+          </w:p>
+        </w:tc>
+        <w:tc>
+          <w:tcPr>
+            <w:tcW w:type="dxa" w:w="3408"/>
+          </w:tcPr>
+          <w:p>
+            <w:r>
+              <w:t>Sections 1–6; record the brief recall in the workbook.</w:t>
+            </w:r>
+          </w:p>
+        </w:tc>
+      </w:tr>
+      <w:tr>
+        <w:tc>
+          <w:tcPr>
+            <w:tcW w:type="dxa" w:w="3408"/>
+          </w:tcPr>
+          <w:p>
+            <w:r>
+              <w:t>Session 2 · Practise · 45 min</w:t>
+            </w:r>
+          </w:p>
+        </w:tc>
+        <w:tc>
+          <w:tcPr>
+            <w:tcW w:type="dxa" w:w="3408"/>
+          </w:tcPr>
+          <w:p>
+            <w:r>
+              <w:t>0–5: retrieve the procedure; 5–15: W2 completion practice; 15–23: explain and check with a partner; 23–30: each learner answers the misconception check; 30–40: targeted reteaching or a harder variation; 40–45: prepare the investigation.</w:t>
+            </w:r>
+          </w:p>
+        </w:tc>
+        <w:tc>
+          <w:tcPr>
+            <w:tcW w:type="dxa" w:w="3408"/>
+          </w:tcPr>
+          <w:p>
+            <w:r>
+              <w:t>Sections 7–10; use the matching workbook W2 and misconception check.</w:t>
+            </w:r>
+          </w:p>
+        </w:tc>
+      </w:tr>
+      <w:tr>
+        <w:tc>
+          <w:tcPr>
+            <w:tcW w:type="dxa" w:w="3408"/>
+          </w:tcPr>
+          <w:p>
+            <w:r>
+              <w:t>Session 3 · Investigate and transfer · 45 min</w:t>
+            </w:r>
+          </w:p>
+        </w:tc>
+        <w:tc>
+          <w:tcPr>
+            <w:tcW w:type="dxa" w:w="3408"/>
+          </w:tcPr>
+          <w:p>
+            <w:r>
+              <w:t>0–5: retrieve the decision rule; 5–20: investigate or trace; 20–30: start the independent case; 30–38: connect the project; 38–43: act on feedback; 43–45: plan the return check.</w:t>
+            </w:r>
+          </w:p>
+        </w:tc>
+        <w:tc>
+          <w:tcPr>
+            <w:tcW w:type="dxa" w:w="3408"/>
+          </w:tcPr>
+          <w:p>
+            <w:r>
+              <w:t>Sections 9 and 11–14. Give extra time to finish the full task set; use Section 15 when the week includes a coding lab.</w:t>
+            </w:r>
+          </w:p>
+        </w:tc>
+      </w:tr>
+    </w:tbl>
+    <w:p>
+      <w:r>
+        <w:t>Before class, solve the supported practice: A student session submits role=teacher in request data and asks for a guide. Show the intermediate steps and give the conclusion with its scope.</w:t>
+      </w:r>
+    </w:p>
+    <w:p>
+      <w:r>
+        <w:t>Reasoned practice answer: Teacher explanation: The trusted session remains student; deny teacher guide access. A claimed role cannot change authenticated authority.</w:t>
+      </w:r>
+    </w:p>
+    <w:p>
+      <w:r>
+        <w:t>Check every learner before discussion: Use the worked case for Authentication and authorisation. Proposed explanation: “The worked result establishes every future case”. Decide whether this explanation is supported. Point to the step or supplied fact that decides; explain your repair if needed.</w:t>
+      </w:r>
+    </w:p>
+    <w:p>
+      <w:r>
+        <w:t>Misconception repair: Successful authentication does not grant every resource or operation.</w:t>
+      </w:r>
+    </w:p>
+    <w:p>
+      <w:r>
+        <w:t>Support: read the exact case aloud, enlarge the labelled picture, supply input cards and model only the first deciding step. Accept a spoken explanation or drawing; retain the reasoning goal.</w:t>
+      </w:r>
+    </w:p>
+    <w:p>
+      <w:r>
+        <w:t>Extension: Use a verified curator permitted to edit C. Require a prediction and a reason before comparing. Expected result: The authorisation gate allows the edit, subject to other declared checks. Reason: The trusted role now matches this operation and object.</w:t>
+      </w:r>
+    </w:p>
+    <w:p>
+      <w:r>
+        <w:t>Independent assessment: withhold the reserved answer until the learner has attempted the new case. Record support separately from correctness.</w:t>
+      </w:r>
+    </w:p>
+    <w:tbl>
+      <w:tblPr>
+        <w:tblStyle w:val="LightShading-Accent1"/>
+        <w:tblW w:type="auto" w:w="0"/>
+        <w:tblLook w:firstColumn="1" w:firstRow="1" w:lastColumn="0" w:lastRow="0" w:noHBand="0" w:noVBand="1" w:val="04A0"/>
+      </w:tblPr>
+      <w:tblGrid>
+        <w:gridCol w:w="2556"/>
+        <w:gridCol w:w="2556"/>
+        <w:gridCol w:w="2556"/>
+        <w:gridCol w:w="2556"/>
+      </w:tblGrid>
+      <w:tr>
+        <w:trPr>
+          <w:tblHeader/>
+        </w:trPr>
+        <w:tc>
+          <w:tcPr>
+            <w:tcW w:type="dxa" w:w="2556"/>
+          </w:tcPr>
+          <w:p>
+            <w:r>
+              <w:t>Criterion</w:t>
+            </w:r>
+          </w:p>
+        </w:tc>
+        <w:tc>
+          <w:tcPr>
+            <w:tcW w:type="dxa" w:w="2556"/>
+          </w:tcPr>
+          <w:p>
+            <w:r>
+              <w:t>Not yet</w:t>
+            </w:r>
+          </w:p>
+        </w:tc>
+        <w:tc>
+          <w:tcPr>
+            <w:tcW w:type="dxa" w:w="2556"/>
+          </w:tcPr>
+          <w:p>
+            <w:r>
+              <w:t>With support</w:t>
+            </w:r>
+          </w:p>
+        </w:tc>
+        <w:tc>
+          <w:tcPr>
+            <w:tcW w:type="dxa" w:w="2556"/>
+          </w:tcPr>
+          <w:p>
+            <w:r>
+              <w:t>Independent</w:t>
+            </w:r>
+          </w:p>
+        </w:tc>
+      </w:tr>
+      <w:tr>
+        <w:tc>
+          <w:tcPr>
+            <w:tcW w:type="dxa" w:w="2556"/>
+          </w:tcPr>
+          <w:p>
+            <w:r>
+              <w:t>Explanation</w:t>
+            </w:r>
+          </w:p>
+        </w:tc>
+        <w:tc>
+          <w:tcPr>
+            <w:tcW w:type="dxa" w:w="2556"/>
+          </w:tcPr>
+          <w:p>
+            <w:r>
+              <w:t>Names an answer without a deciding fact</w:t>
+            </w:r>
+          </w:p>
+        </w:tc>
+        <w:tc>
+          <w:tcPr>
+            <w:tcW w:type="dxa" w:w="2556"/>
+          </w:tcPr>
+          <w:p>
+            <w:r>
+              <w:t>Uses a hint to link fact and decision</w:t>
+            </w:r>
+          </w:p>
+        </w:tc>
+        <w:tc>
+          <w:tcPr>
+            <w:tcW w:type="dxa" w:w="2556"/>
+          </w:tcPr>
+          <w:p>
+            <w:r>
+              <w:t>Explains the deciding fact in own words</w:t>
+            </w:r>
+          </w:p>
+        </w:tc>
+      </w:tr>
+      <w:tr>
+        <w:tc>
+          <w:tcPr>
+            <w:tcW w:type="dxa" w:w="2556"/>
+          </w:tcPr>
+          <w:p>
+            <w:r>
+              <w:t>Trace or test</w:t>
+            </w:r>
+          </w:p>
+        </w:tc>
+        <w:tc>
+          <w:tcPr>
+            <w:tcW w:type="dxa" w:w="2556"/>
+          </w:tcPr>
+          <w:p>
+            <w:r>
+              <w:t>Cannot connect input and result</w:t>
+            </w:r>
+          </w:p>
+        </w:tc>
+        <w:tc>
+          <w:tcPr>
+            <w:tcW w:type="dxa" w:w="2556"/>
+          </w:tcPr>
+          <w:p>
+            <w:r>
+              <w:t>Completes steps with prompts</w:t>
+            </w:r>
+          </w:p>
+        </w:tc>
+        <w:tc>
+          <w:tcPr>
+            <w:tcW w:type="dxa" w:w="2556"/>
+          </w:tcPr>
+          <w:p>
+            <w:r>
+              <w:t>Traces or tests a changed case accurately</w:t>
+            </w:r>
+          </w:p>
+        </w:tc>
+      </w:tr>
+      <w:tr>
+        <w:tc>
+          <w:tcPr>
+            <w:tcW w:type="dxa" w:w="2556"/>
+          </w:tcPr>
+          <w:p>
+            <w:r>
+              <w:t>Limits and revision</w:t>
+            </w:r>
+          </w:p>
+        </w:tc>
+        <w:tc>
+          <w:tcPr>
+            <w:tcW w:type="dxa" w:w="2556"/>
+          </w:tcPr>
+          <w:p>
+            <w:r>
+              <w:t>Claims more than evidence supports</w:t>
+            </w:r>
+          </w:p>
+        </w:tc>
+        <w:tc>
+          <w:tcPr>
+            <w:tcW w:type="dxa" w:w="2556"/>
+          </w:tcPr>
+          <w:p>
+            <w:r>
+              <w:t>Names a limit after a prompt</w:t>
+            </w:r>
+          </w:p>
+        </w:tc>
+        <w:tc>
+          <w:tcPr>
+            <w:tcW w:type="dxa" w:w="2556"/>
+          </w:tcPr>
+          <w:p>
+            <w:r>
+              <w:t>States a defensible limit and useful next test</w:t>
+            </w:r>
+          </w:p>
+        </w:tc>
+      </w:tr>
+    </w:tbl>
+    <w:p>
+      <w:r>
+        <w:t>Project checkpoint: Frame the need. Name the user, the problem, allowed inputs and a safe simple starting method.</w:t>
+      </w:r>
+    </w:p>
+    <w:p>
+      <w:r>
+        <w:t>Use the weekly teacher answer for topic-specific reasoning. A saved progress tick is an activity record; judge mastery from the learner’s explanation and evidence.</w:t>
+      </w:r>
+    </w:p>
     <w:sectPr>
       <w:pgSz w:w="12240" w:h="15840"/>
       <w:pgMar w:top="936" w:right="1008" w:bottom="936" w:left="1008" w:header="720" w:footer="720" w:gutter="0"/>

--- a/downloads/teacher/ai-6-week-05.docx
+++ b/downloads/teacher/ai-6-week-05.docx
@@ -2328,6 +2328,39 @@
         <w:t>Use the weekly teacher answer for topic-specific reasoning. A saved progress tick is an activity record; judge mastery from the learner’s explanation and evidence.</w:t>
       </w:r>
     </w:p>
+    <w:p>
+      <w:pPr>
+        <w:pStyle w:val="Heading1"/>
+      </w:pPr>
+      <w:r>
+        <w:t>08. Use feedback, labs and repair paths</w:t>
+      </w:r>
+    </w:p>
+    <w:p>
+      <w:r>
+        <w:t>Use the two formative questions as supported practice, not as independent mastery scores. Discuss the deciding evidence rather than accepting a guessed selection.</w:t>
+      </w:r>
+    </w:p>
+    <w:p>
+      <w:r>
+        <w:t>The feedback comes from the reviewed public worked case. Do not reveal the separately reserved independent teacher answer until the learner has attempted that case.</w:t>
+      </w:r>
+    </w:p>
+    <w:p>
+      <w:r>
+        <w:t>Ask students to predict before running code. Preserve errors and actual outputs; collect a changed test and an explanation. The branch-boundary and indexing lessons deliberately include failure cases.</w:t>
+      </w:r>
+    </w:p>
+    <w:p>
+      <w:r>
+        <w:t>Use the earlier worked-explanation links to address a specific missing building block, then return to the current question. Adapt this suggestion after observing the learner; it is not an automatic diagnosis.</w:t>
+      </w:r>
+    </w:p>
+    <w:p>
+      <w:r>
+        <w:t>Collect the completed-work portfolio as evidence. Record support separately from correctness, and assess explanation, trace/test and limitations. Progress ticks and quiz selections alone do not establish mastery.</w:t>
+      </w:r>
+    </w:p>
     <w:sectPr>
       <w:pgSz w:w="12240" w:h="15840"/>
       <w:pgMar w:top="936" w:right="1008" w:bottom="936" w:left="1008" w:header="720" w:footer="720" w:gutter="0"/>

--- a/downloads/teacher/ai-6-week-05.docx
+++ b/downloads/teacher/ai-6-week-05.docx
@@ -29,16 +29,57 @@
       </w:r>
     </w:p>
     <w:p>
-      <w:pPr>
-        <w:pStyle w:val="Heading3"/>
-      </w:pPr>
-      <w:r>
-        <w:t>Teach the learning cycle</w:t>
+      <w:r>
+        <w:t>Prepare Authentication and authorisation: check the target, prerequisites, resources and adaptable teaching schedule.</w:t>
       </w:r>
     </w:p>
     <w:p>
-      <w:r>
-        <w:t>Primary target: Explain the mechanism and terminology of authentication and authorisation</w:t>
+      <w:pPr>
+        <w:pStyle w:val="Heading3"/>
+      </w:pPr>
+      <w:r>
+        <w:t>Teach the learning cycle</w:t>
+      </w:r>
+    </w:p>
+    <w:p>
+      <w:pPr>
+        <w:spacing w:line="336" w:lineRule="auto" w:after="180"/>
+      </w:pPr>
+      <w:r>
+        <w:rPr>
+          <w:b w:val="0"/>
+        </w:rPr>
+        <w:t xml:space="preserve">Primary target: Explain the </w:t>
+      </w:r>
+      <w:r>
+        <w:rPr>
+          <w:b/>
+        </w:rPr>
+        <w:t>mechanism</w:t>
+      </w:r>
+      <w:r>
+        <w:rPr>
+          <w:b w:val="0"/>
+        </w:rPr>
+        <w:t xml:space="preserve"> and terminology of </w:t>
+      </w:r>
+      <w:r>
+        <w:rPr>
+          <w:b/>
+        </w:rPr>
+        <w:t>authentication</w:t>
+      </w:r>
+      <w:r>
+        <w:rPr>
+          <w:b w:val="0"/>
+        </w:rPr>
+        <w:t xml:space="preserve"> and </w:t>
+      </w:r>
+      <w:r>
+        <w:rPr>
+          <w:b/>
+        </w:rPr>
+        <w:t>authorisation</w:t>
       </w:r>
     </w:p>
     <w:tbl>
@@ -185,16 +226,37 @@
       </w:tr>
     </w:tbl>
     <w:p>
-      <w:r>
-        <w:t>This is a starting allocation of 135 minutes, not a validated duration. Preserve all named topics. Schedule extra time for connected examples, the full investigation, independent cases and project building. Repeated copies of a case share one recorded attempt; they are not new evidence.</w:t>
+      <w:pPr>
+        <w:spacing w:line="336" w:lineRule="auto" w:after="180"/>
+      </w:pPr>
+      <w:r>
+        <w:rPr>
+          <w:b w:val="0"/>
+        </w:rPr>
+        <w:t>This is a starting allocation of 135 minutes, not a validated duration. Preserve all named topics. Schedule extra time for connected examples, the full investigation, independent cases and project building.</w:t>
       </w:r>
     </w:p>
     <w:p>
       <w:pPr>
-        <w:pStyle w:val="Heading3"/>
-      </w:pPr>
-      <w:r>
-        <w:t>Retrieval answer guidance</w:t>
+        <w:spacing w:line="336" w:lineRule="auto" w:after="180"/>
+      </w:pPr>
+      <w:r>
+        <w:rPr>
+          <w:b w:val="0"/>
+        </w:rPr>
+        <w:t xml:space="preserve">Repeated copies of a case share one recorded attempt; they are not new </w:t>
+      </w:r>
+      <w:r>
+        <w:rPr>
+          <w:b/>
+        </w:rPr>
+        <w:t>evidence</w:t>
+      </w:r>
+      <w:r>
+        <w:rPr>
+          <w:b w:val="0"/>
+        </w:rPr>
+        <w:t>.</w:t>
       </w:r>
     </w:p>
     <w:p>
@@ -202,155 +264,585 @@
         <w:pStyle w:val="Heading3"/>
       </w:pPr>
       <w:r>
-        <w:t>Configuration and secrets</w:t>
+        <w:t>Retrieval answer guidance</w:t>
       </w:r>
     </w:p>
     <w:p>
-      <w:r>
-        <w:t>Without opening the old lesson, explain one key idea from Configuration and secrets. Give an example and a mistake that the idea helps you avoid.</w:t>
+      <w:pPr>
+        <w:pStyle w:val="Heading3"/>
+      </w:pPr>
+      <w:r>
+        <w:t>Configuration and secrets</w:t>
       </w:r>
     </w:p>
     <w:p>
-      <w:r>
-        <w:t>Look for: Explain the mechanism and terminology of configuration and secrets</w:t>
+      <w:pPr>
+        <w:spacing w:line="336" w:lineRule="auto" w:after="180"/>
+      </w:pPr>
+      <w:r>
+        <w:rPr>
+          <w:b w:val="0"/>
+        </w:rPr>
+        <w:t>Without opening the old lesson, explain one key idea from Configuration and secrets. Give an example and a mistake that the idea helps you avoid.</w:t>
       </w:r>
     </w:p>
     <w:p>
-      <w:r>
-        <w:t>Reference example, not the only acceptable wording: Teacher explanation: Configuration supplies non-secret settings; secrets provide privileged values. Keep secrets out of source, logs and client responses. The toy service reads DATA_VERSION from configuration and a signing secret from server-only input. Validate required settings at startup and fail clearly if absent; do not substitute a published default secret.</w:t>
+      <w:pPr>
+        <w:spacing w:line="336" w:lineRule="auto" w:after="180"/>
+      </w:pPr>
+      <w:r>
+        <w:rPr>
+          <w:b w:val="0"/>
+        </w:rPr>
+        <w:t xml:space="preserve">Look for: Explain the </w:t>
+      </w:r>
+      <w:r>
+        <w:rPr>
+          <w:b/>
+        </w:rPr>
+        <w:t>mechanism</w:t>
+      </w:r>
+      <w:r>
+        <w:rPr>
+          <w:b w:val="0"/>
+        </w:rPr>
+        <w:t xml:space="preserve"> and terminology of configuration and secrets</w:t>
       </w:r>
     </w:p>
     <w:p>
       <w:pPr>
-        <w:pStyle w:val="Heading3"/>
-      </w:pPr>
-      <w:r>
-        <w:t>Architecture and data flow</w:t>
+        <w:spacing w:line="336" w:lineRule="auto" w:after="180"/>
+      </w:pPr>
+      <w:r>
+        <w:rPr>
+          <w:b w:val="0"/>
+        </w:rPr>
+        <w:t>Reference example, not the only acceptable wording: Teacher explanation: Configuration supplies non-secret settings; secrets provide privileged values. Keep secrets out of source, logs and client responses.</w:t>
       </w:r>
     </w:p>
     <w:p>
-      <w:r>
-        <w:t>Without opening the old lesson, explain one key idea from Architecture and data flow. Give an example and a mistake that the idea helps you avoid.</w:t>
+      <w:pPr>
+        <w:spacing w:line="336" w:lineRule="auto" w:after="180"/>
+      </w:pPr>
+      <w:r>
+        <w:rPr>
+          <w:b w:val="0"/>
+        </w:rPr>
+        <w:t xml:space="preserve">The toy service reads DATA_VERSION from configuration and a signing secret from server-only </w:t>
+      </w:r>
+      <w:r>
+        <w:rPr>
+          <w:b/>
+        </w:rPr>
+        <w:t>input</w:t>
+      </w:r>
+      <w:r>
+        <w:rPr>
+          <w:b w:val="0"/>
+        </w:rPr>
+        <w:t>. Validate required settings at startup and fail clearly if absent; do not substitute a published default secret.</w:t>
       </w:r>
     </w:p>
     <w:p>
-      <w:r>
-        <w:t>Look for: Explain the mechanism and terminology of architecture and data flow</w:t>
+      <w:pPr>
+        <w:pStyle w:val="Heading3"/>
+      </w:pPr>
+      <w:r>
+        <w:t>Architecture and data flow</w:t>
       </w:r>
     </w:p>
     <w:p>
-      <w:r>
-        <w:t>Reference example, not the only acceptable wording: Teacher explanation: Architecture assigns responsibilities to components and shows information crossing trust boundaries. A diagram should include failure paths. Trace request validator -&gt; role filter -&gt; source lookup -&gt; response validator -&gt; result. Sources enter as data, not control instructions. Reject invalid requests before any downstream lookup.</w:t>
+      <w:pPr>
+        <w:spacing w:line="336" w:lineRule="auto" w:after="180"/>
+      </w:pPr>
+      <w:r>
+        <w:rPr>
+          <w:b w:val="0"/>
+        </w:rPr>
+        <w:t>Without opening the old lesson, explain one key idea from Architecture and data flow. Give an example and a mistake that the idea helps you avoid.</w:t>
       </w:r>
     </w:p>
     <w:p>
-      <w:r>
-        <w:t>Two 45-minute sessions. Authentication identifies an actor; authorisation decides whether that actor may perform a particular operation on a particular resource. Use the supplied constructed scenarios to make the mechanism inspectable. Collect W4 before sharing solutions. Students should name intermediate evidence and limitations; classroom pacing and learning effectiveness remain unvalidated.</w:t>
+      <w:pPr>
+        <w:spacing w:line="336" w:lineRule="auto" w:after="180"/>
+      </w:pPr>
+      <w:r>
+        <w:rPr>
+          <w:b w:val="0"/>
+        </w:rPr>
+        <w:t xml:space="preserve">Look for: Explain the </w:t>
+      </w:r>
+      <w:r>
+        <w:rPr>
+          <w:b/>
+        </w:rPr>
+        <w:t>mechanism</w:t>
+      </w:r>
+      <w:r>
+        <w:rPr>
+          <w:b w:val="0"/>
+        </w:rPr>
+        <w:t xml:space="preserve"> and terminology of architecture and data flow</w:t>
       </w:r>
     </w:p>
     <w:p>
       <w:pPr>
-        <w:pStyle w:val="Heading3"/>
-      </w:pPr>
-      <w:r>
-        <w:t>Outcomes</w:t>
+        <w:spacing w:line="336" w:lineRule="auto" w:after="180"/>
+      </w:pPr>
+      <w:r>
+        <w:rPr>
+          <w:b w:val="0"/>
+        </w:rPr>
+        <w:t>Reference example, not the only acceptable wording: Teacher explanation: Architecture assigns responsibilities to components and shows information crossing trust boundaries. A diagram should include failure paths.</w:t>
       </w:r>
     </w:p>
     <w:p>
-      <w:r>
-        <w:t>Explain the mechanism and terminology of authentication and authorisation</w:t>
+      <w:pPr>
+        <w:spacing w:line="336" w:lineRule="auto" w:after="180"/>
+      </w:pPr>
+      <w:r>
+        <w:rPr>
+          <w:b w:val="0"/>
+        </w:rPr>
+        <w:t>Trace request validator -&gt; role filter -&gt; source lookup -&gt; response validator -&gt; result. Sources enter as data, not control instructions. Reject invalid requests before any downstream lookup.</w:t>
       </w:r>
     </w:p>
     <w:p>
-      <w:r>
-        <w:t>Apply the stated procedure to a new case with a traceable result</w:t>
+      <w:pPr>
+        <w:spacing w:line="336" w:lineRule="auto" w:after="180"/>
+      </w:pPr>
+      <w:r>
+        <w:rPr>
+          <w:b w:val="0"/>
+        </w:rPr>
+        <w:t xml:space="preserve">Two 45-minute sessions. </w:t>
+      </w:r>
+      <w:r>
+        <w:rPr>
+          <w:b/>
+        </w:rPr>
+        <w:t>Authentication</w:t>
+      </w:r>
+      <w:r>
+        <w:rPr>
+          <w:b w:val="0"/>
+        </w:rPr>
+        <w:t xml:space="preserve"> identifies an actor; </w:t>
+      </w:r>
+      <w:r>
+        <w:rPr>
+          <w:b/>
+        </w:rPr>
+        <w:t>authorisation</w:t>
+      </w:r>
+      <w:r>
+        <w:rPr>
+          <w:b w:val="0"/>
+        </w:rPr>
+        <w:t xml:space="preserve"> decides whether that actor may perform a particular operation on a particular resource.</w:t>
       </w:r>
     </w:p>
     <w:p>
-      <w:r>
-        <w:t>Identify an assumption or limitation and design a revealing follow-up</w:t>
+      <w:pPr>
+        <w:spacing w:line="336" w:lineRule="auto" w:after="180"/>
+      </w:pPr>
+      <w:r>
+        <w:rPr>
+          <w:b w:val="0"/>
+        </w:rPr>
+        <w:t xml:space="preserve">Use the supplied constructed scenarios to make the </w:t>
+      </w:r>
+      <w:r>
+        <w:rPr>
+          <w:b/>
+        </w:rPr>
+        <w:t>mechanism</w:t>
+      </w:r>
+      <w:r>
+        <w:rPr>
+          <w:b w:val="0"/>
+        </w:rPr>
+        <w:t xml:space="preserve"> inspectable. Collect W4 before sharing solutions.</w:t>
       </w:r>
     </w:p>
     <w:p>
       <w:pPr>
-        <w:pStyle w:val="Heading3"/>
-      </w:pPr>
-      <w:r>
-        <w:t>Preparation</w:t>
+        <w:spacing w:line="336" w:lineRule="auto" w:after="180"/>
+      </w:pPr>
+      <w:r>
+        <w:rPr>
+          <w:b w:val="0"/>
+        </w:rPr>
+        <w:t xml:space="preserve">Students should name intermediate </w:t>
+      </w:r>
+      <w:r>
+        <w:rPr>
+          <w:b/>
+        </w:rPr>
+        <w:t>evidence</w:t>
+      </w:r>
+      <w:r>
+        <w:rPr>
+          <w:b w:val="0"/>
+        </w:rPr>
+        <w:t xml:space="preserve"> and limitations; classroom pacing and learning effectiveness remain unvalidated.</w:t>
       </w:r>
     </w:p>
     <w:p>
-      <w:r>
-        <w:t>Lesson and workbook; paper and pencil</w:t>
+      <w:pPr>
+        <w:pStyle w:val="Heading3"/>
+      </w:pPr>
+      <w:r>
+        <w:t>Outcomes</w:t>
       </w:r>
     </w:p>
     <w:p>
-      <w:r>
-        <w:t>Calculator and optional local Python 3 for arithmetic; no live API or private data</w:t>
+      <w:pPr>
+        <w:spacing w:line="336" w:lineRule="auto" w:after="180"/>
+      </w:pPr>
+      <w:r>
+        <w:rPr>
+          <w:b w:val="0"/>
+        </w:rPr>
+        <w:t xml:space="preserve">Explain the </w:t>
+      </w:r>
+      <w:r>
+        <w:rPr>
+          <w:b/>
+        </w:rPr>
+        <w:t>mechanism</w:t>
+      </w:r>
+      <w:r>
+        <w:rPr>
+          <w:b w:val="0"/>
+        </w:rPr>
+        <w:t xml:space="preserve"> and terminology of </w:t>
+      </w:r>
+      <w:r>
+        <w:rPr>
+          <w:b/>
+        </w:rPr>
+        <w:t>authentication</w:t>
+      </w:r>
+      <w:r>
+        <w:rPr>
+          <w:b w:val="0"/>
+        </w:rPr>
+        <w:t xml:space="preserve"> and </w:t>
+      </w:r>
+      <w:r>
+        <w:rPr>
+          <w:b/>
+        </w:rPr>
+        <w:t>authorisation</w:t>
       </w:r>
     </w:p>
     <w:p>
-      <w:r>
-        <w:t>Prepare the fresh retry separately and withhold its solution until after collection</w:t>
+      <w:pPr>
+        <w:spacing w:line="336" w:lineRule="auto" w:after="180"/>
+      </w:pPr>
+      <w:r>
+        <w:rPr>
+          <w:b w:val="0"/>
+        </w:rPr>
+        <w:t>Apply the stated procedure to a new case with a traceable result</w:t>
       </w:r>
     </w:p>
     <w:p>
       <w:pPr>
-        <w:pStyle w:val="Heading3"/>
-      </w:pPr>
-      <w:r>
-        <w:t>Prerequisite answer</w:t>
+        <w:spacing w:line="336" w:lineRule="auto" w:after="180"/>
+      </w:pPr>
+      <w:r>
+        <w:rPr>
+          <w:b w:val="0"/>
+        </w:rPr>
+        <w:t>Identify an assumption or limitation and design a revealing follow-up</w:t>
       </w:r>
     </w:p>
     <w:p>
-      <w:r>
-        <w:t>A result depends on the inputs, procedure and conditions that produced it. Preserve data roles and distinguish observed outcomes from predictions or unmeasured conditions. If the prior concept cannot be explained, use a short retrieval activity before this chapter.</w:t>
+      <w:pPr>
+        <w:pStyle w:val="Heading3"/>
+      </w:pPr>
+      <w:r>
+        <w:t>Preparation</w:t>
       </w:r>
     </w:p>
     <w:p>
       <w:pPr>
-        <w:pStyle w:val="Heading3"/>
-      </w:pPr>
-      <w:r>
-        <w:t>End goal for the pictorial case</w:t>
+        <w:spacing w:line="336" w:lineRule="auto" w:after="180"/>
+      </w:pPr>
+      <w:r>
+        <w:rPr>
+          <w:b w:val="0"/>
+        </w:rPr>
+        <w:t>Lesson and workbook; paper and pencil</w:t>
       </w:r>
     </w:p>
     <w:p>
-      <w:r>
-        <w:t>Explain authentication and authorisation using the deciding step in this fictional service.</w:t>
+      <w:pPr>
+        <w:spacing w:line="336" w:lineRule="auto" w:after="180"/>
+      </w:pPr>
+      <w:r>
+        <w:rPr>
+          <w:b w:val="0"/>
+        </w:rPr>
+        <w:t>Calculator and optional local Python 3 for arithmetic; no live API or private data</w:t>
       </w:r>
     </w:p>
     <w:p>
-      <w:r>
-        <w:t>This added worked case illustrates the week’s main idea. Retain all original and connected topics; schedule its practice within the teaching cycle.</w:t>
+      <w:pPr>
+        <w:spacing w:line="336" w:lineRule="auto" w:after="180"/>
+      </w:pPr>
+      <w:r>
+        <w:rPr>
+          <w:b w:val="0"/>
+        </w:rPr>
+        <w:t>Prepare the fresh retry separately and withhold its solution until after collection</w:t>
       </w:r>
     </w:p>
     <w:p>
       <w:pPr>
-        <w:pStyle w:val="Heading1"/>
-      </w:pPr>
-      <w:r>
-        <w:t>02. Explain and model the mechanism</w:t>
+        <w:pStyle w:val="Heading3"/>
+      </w:pPr>
+      <w:r>
+        <w:t>Prerequisite answer</w:t>
       </w:r>
     </w:p>
     <w:p>
-      <w:r>
-        <w:t>Authentication identifies an actor; authorisation decides whether that actor may perform a particular operation on a particular resource.</w:t>
+      <w:pPr>
+        <w:spacing w:line="336" w:lineRule="auto" w:after="180"/>
+      </w:pPr>
+      <w:r>
+        <w:rPr>
+          <w:b w:val="0"/>
+        </w:rPr>
+        <w:t xml:space="preserve">A result depends on the </w:t>
+      </w:r>
+      <w:r>
+        <w:rPr>
+          <w:b/>
+        </w:rPr>
+        <w:t>input</w:t>
+      </w:r>
+      <w:r>
+        <w:rPr>
+          <w:b w:val="0"/>
+        </w:rPr>
+        <w:t xml:space="preserve">s, procedure and conditions that produced it. Preserve data roles and distinguish observed outcomes from </w:t>
+      </w:r>
+      <w:r>
+        <w:rPr>
+          <w:b/>
+        </w:rPr>
+        <w:t>prediction</w:t>
+      </w:r>
+      <w:r>
+        <w:rPr>
+          <w:b w:val="0"/>
+        </w:rPr>
+        <w:t>s or unmeasured conditions.</w:t>
       </w:r>
     </w:p>
     <w:p>
-      <w:r>
-        <w:t>Begin by writing the question the procedure is intended to answer. Identify the information already supplied, the information it will produce and the information still missing. These are constructed classroom examples; they do not require live accounts, private records or an external service. Do not treat a plausible explanation as a measured outcome.</w:t>
+      <w:pPr>
+        <w:spacing w:line="336" w:lineRule="auto" w:after="180"/>
+      </w:pPr>
+      <w:r>
+        <w:rPr>
+          <w:b w:val="0"/>
+        </w:rPr>
+        <w:t>If the prior concept cannot be explained, use a short retrieval activity before this chapter.</w:t>
       </w:r>
     </w:p>
     <w:p>
-      <w:r>
-        <w:t>Use trusted session roles, never a role claimed inside user JSON. Student may read student resources; teacher may read both. Unauthenticated requests are denied.</w:t>
+      <w:pPr>
+        <w:pStyle w:val="Heading3"/>
+      </w:pPr>
+      <w:r>
+        <w:t>End goal for the pictorial case</w:t>
       </w:r>
     </w:p>
     <w:p>
-      <w:r>
-        <w:t>Before applying the procedure, write its units, denominator or decision boundary where relevant. A partner should be able to repeat each step using the same inputs. If a required input is absent or violates the stated contract, record that condition explicitly instead of quietly replacing it with a convenient value.</w:t>
+      <w:pPr>
+        <w:spacing w:line="336" w:lineRule="auto" w:after="180"/>
+      </w:pPr>
+      <w:r>
+        <w:rPr>
+          <w:b w:val="0"/>
+        </w:rPr>
+        <w:t xml:space="preserve">Explain </w:t>
+      </w:r>
+      <w:r>
+        <w:rPr>
+          <w:b/>
+        </w:rPr>
+        <w:t>authentication</w:t>
+      </w:r>
+      <w:r>
+        <w:rPr>
+          <w:b w:val="0"/>
+        </w:rPr>
+        <w:t xml:space="preserve"> and </w:t>
+      </w:r>
+      <w:r>
+        <w:rPr>
+          <w:b/>
+        </w:rPr>
+        <w:t>authorisation</w:t>
+      </w:r>
+      <w:r>
+        <w:rPr>
+          <w:b w:val="0"/>
+        </w:rPr>
+        <w:t xml:space="preserve"> using the deciding step in this fictional service.</w:t>
+      </w:r>
+    </w:p>
+    <w:p>
+      <w:pPr>
+        <w:spacing w:line="336" w:lineRule="auto" w:after="180"/>
+      </w:pPr>
+      <w:r>
+        <w:rPr>
+          <w:b w:val="0"/>
+        </w:rPr>
+        <w:t>This added worked case illustrates the week’s main idea. Retain all original and connected topics; schedule its practice within the teaching cycle.</w:t>
+      </w:r>
+    </w:p>
+    <w:p>
+      <w:pPr>
+        <w:pStyle w:val="Heading1"/>
+      </w:pPr>
+      <w:r>
+        <w:t>02. Explain and model the mechanism</w:t>
+      </w:r>
+    </w:p>
+    <w:p>
+      <w:r>
+        <w:t>Model Authentication and authorisation using the supplied case, labelled mechanism and reasoning. Make the scope of each conclusion explicit.</w:t>
+      </w:r>
+    </w:p>
+    <w:p>
+      <w:pPr>
+        <w:spacing w:line="336" w:lineRule="auto" w:after="180"/>
+      </w:pPr>
+      <w:r>
+        <w:rPr>
+          <w:b/>
+        </w:rPr>
+        <w:t>Authentication</w:t>
+      </w:r>
+      <w:r>
+        <w:rPr>
+          <w:b w:val="0"/>
+        </w:rPr>
+        <w:t xml:space="preserve"> identifies an actor; </w:t>
+      </w:r>
+      <w:r>
+        <w:rPr>
+          <w:b/>
+        </w:rPr>
+        <w:t>authorisation</w:t>
+      </w:r>
+      <w:r>
+        <w:rPr>
+          <w:b w:val="0"/>
+        </w:rPr>
+        <w:t xml:space="preserve"> decides whether that actor may perform a particular operation on a particular resource.</w:t>
+      </w:r>
+    </w:p>
+    <w:p>
+      <w:pPr>
+        <w:pStyle w:val="Heading3"/>
+      </w:pPr>
+      <w:r>
+        <w:t>Explain Authentication and authorisation · 1</w:t>
+      </w:r>
+    </w:p>
+    <w:p>
+      <w:pPr>
+        <w:spacing w:line="336" w:lineRule="auto" w:after="180"/>
+      </w:pPr>
+      <w:r>
+        <w:rPr>
+          <w:b w:val="0"/>
+        </w:rPr>
+        <w:t>Begin by writing the question the procedure is intended to answer. Identify the information already supplied, the information it will produce and the information still missing.</w:t>
+      </w:r>
+    </w:p>
+    <w:p>
+      <w:pPr>
+        <w:spacing w:line="336" w:lineRule="auto" w:after="180"/>
+      </w:pPr>
+      <w:r>
+        <w:rPr>
+          <w:b w:val="0"/>
+        </w:rPr>
+        <w:t>These are constructed classroom examples; they do not require live accounts, private records or an external service. Do not treat a plausible explanation as a measured outcome.</w:t>
+      </w:r>
+    </w:p>
+    <w:p>
+      <w:pPr>
+        <w:spacing w:line="336" w:lineRule="auto" w:after="180"/>
+      </w:pPr>
+      <w:r>
+        <w:rPr>
+          <w:b w:val="0"/>
+        </w:rPr>
+        <w:t>Use trusted session roles, never a role claimed inside user JSON. Student may read student resources; teacher may read both. Unauthenticated requests are denied.</w:t>
+      </w:r>
+    </w:p>
+    <w:p>
+      <w:pPr>
+        <w:pStyle w:val="Heading3"/>
+      </w:pPr>
+      <w:r>
+        <w:t>Explain Authentication and authorisation · 2</w:t>
+      </w:r>
+    </w:p>
+    <w:p>
+      <w:pPr>
+        <w:spacing w:line="336" w:lineRule="auto" w:after="180"/>
+      </w:pPr>
+      <w:r>
+        <w:rPr>
+          <w:b w:val="0"/>
+        </w:rPr>
+        <w:t xml:space="preserve">Before applying the procedure, write its units, denominator or decision boundary where relevant. A partner should be able to repeat each step using the same </w:t>
+      </w:r>
+      <w:r>
+        <w:rPr>
+          <w:b/>
+        </w:rPr>
+        <w:t>input</w:t>
+      </w:r>
+      <w:r>
+        <w:rPr>
+          <w:b w:val="0"/>
+        </w:rPr>
+        <w:t>s.</w:t>
+      </w:r>
+    </w:p>
+    <w:p>
+      <w:pPr>
+        <w:spacing w:line="336" w:lineRule="auto" w:after="180"/>
+      </w:pPr>
+      <w:r>
+        <w:rPr>
+          <w:b w:val="0"/>
+        </w:rPr>
+        <w:t xml:space="preserve">If a required </w:t>
+      </w:r>
+      <w:r>
+        <w:rPr>
+          <w:b/>
+        </w:rPr>
+        <w:t>input</w:t>
+      </w:r>
+      <w:r>
+        <w:rPr>
+          <w:b w:val="0"/>
+        </w:rPr>
+        <w:t xml:space="preserve"> is absent or violates the stated contract, record that condition explicitly instead of quietly replacing it with a convenient value.</w:t>
       </w:r>
     </w:p>
     <w:tbl>
@@ -548,41 +1040,241 @@
       </w:r>
     </w:p>
     <w:p>
-      <w:r>
-        <w:t>Guided: The trusted session remains student; deny teacher guide access. A claimed role cannot change authenticated authority. Qualification: Successful authentication does not grant every resource or operation. Exit: accept a concrete variation with its predicted outcome and a stated condition that would challenge the mechanism; reject a claim resting on unmeasured evidence.</w:t>
+      <w:pPr>
+        <w:pStyle w:val="Heading3"/>
+      </w:pPr>
+      <w:r>
+        <w:t>Explain Authentication and authorisation · 3</w:t>
       </w:r>
     </w:p>
     <w:p>
       <w:pPr>
-        <w:pStyle w:val="Heading3"/>
-      </w:pPr>
-      <w:r>
-        <w:t>Model the reasoning aloud</w:t>
+        <w:spacing w:line="336" w:lineRule="auto" w:after="180"/>
+      </w:pPr>
+      <w:r>
+        <w:rPr>
+          <w:b w:val="0"/>
+        </w:rPr>
+        <w:t xml:space="preserve">Guided: The trusted session remains student; deny teacher guide access. A claimed role cannot change authenticated authority. Qualification: Successful </w:t>
+      </w:r>
+      <w:r>
+        <w:rPr>
+          <w:b/>
+        </w:rPr>
+        <w:t>authentication</w:t>
+      </w:r>
+      <w:r>
+        <w:rPr>
+          <w:b w:val="0"/>
+        </w:rPr>
+        <w:t xml:space="preserve"> does not grant every resource or operation.</w:t>
       </w:r>
     </w:p>
     <w:p>
-      <w:r>
-        <w:t>Use the complete worked example below before asking learners to complete W2. Reveal a small part, invite a prediction, then explain the deciding step. These teacher notes contain solutions; do not reveal the independent case answer during modelling.</w:t>
+      <w:pPr>
+        <w:spacing w:line="336" w:lineRule="auto" w:after="180"/>
+      </w:pPr>
+      <w:r>
+        <w:rPr>
+          <w:b w:val="0"/>
+        </w:rPr>
+        <w:t xml:space="preserve">Exit: accept a concrete variation with its predicted outcome and a stated condition that would challenge the </w:t>
+      </w:r>
+      <w:r>
+        <w:rPr>
+          <w:b/>
+        </w:rPr>
+        <w:t>mechanism</w:t>
+      </w:r>
+      <w:r>
+        <w:rPr>
+          <w:b w:val="0"/>
+        </w:rPr>
+        <w:t xml:space="preserve">; reject a claim resting on unmeasured </w:t>
+      </w:r>
+      <w:r>
+        <w:rPr>
+          <w:b/>
+        </w:rPr>
+        <w:t>evidence</w:t>
+      </w:r>
+      <w:r>
+        <w:rPr>
+          <w:b w:val="0"/>
+        </w:rPr>
+        <w:t>.</w:t>
       </w:r>
     </w:p>
     <w:p>
-      <w:r>
-        <w:t>A student session submits role=teacher in request data and asks for a guide.</w:t>
+      <w:pPr>
+        <w:pStyle w:val="Heading3"/>
+      </w:pPr>
+      <w:r>
+        <w:t>Model the reasoning aloud</w:t>
       </w:r>
     </w:p>
     <w:p>
-      <w:r>
-        <w:t>The trusted session remains student; deny teacher guide access. A claimed role cannot change authenticated authority.</w:t>
+      <w:pPr>
+        <w:spacing w:line="336" w:lineRule="auto" w:after="180"/>
+      </w:pPr>
+      <w:r>
+        <w:rPr>
+          <w:b w:val="0"/>
+        </w:rPr>
+        <w:t xml:space="preserve">Use the complete worked example below before asking learners to complete W2. Reveal a small part, invite a </w:t>
+      </w:r>
+      <w:r>
+        <w:rPr>
+          <w:b/>
+        </w:rPr>
+        <w:t>prediction</w:t>
+      </w:r>
+      <w:r>
+        <w:rPr>
+          <w:b w:val="0"/>
+        </w:rPr>
+        <w:t>, then explain the deciding step.</w:t>
       </w:r>
     </w:p>
     <w:p>
-      <w:r>
-        <w:t>Compare the intermediate evidence with the final statement. Explain why each number or decision follows from the stated inputs. The conclusion belongs to this scenario and procedure; changing the inputs, evaluation population or authority can change what it establishes. Retain the raw record so a later revision can be compared honestly.</w:t>
+      <w:pPr>
+        <w:spacing w:line="336" w:lineRule="auto" w:after="180"/>
+      </w:pPr>
+      <w:r>
+        <w:rPr>
+          <w:b w:val="0"/>
+        </w:rPr>
+        <w:t>These teacher notes contain solutions; do not reveal the independent case answer during modelling.</w:t>
       </w:r>
     </w:p>
     <w:p>
-      <w:r>
-        <w:t>Optional local lab: predict the printed result before running this standalone Python 3 example. Change one relevant boundary input, record the outcome and state the contract or statistical assumptions. The program uses fictional values and the Python standard library; it performs no external operations.</w:t>
+      <w:pPr>
+        <w:spacing w:line="336" w:lineRule="auto" w:after="180"/>
+      </w:pPr>
+      <w:r>
+        <w:rPr>
+          <w:b w:val="0"/>
+        </w:rPr>
+        <w:t>A student session submits role=teacher in request data and asks for a guide.</w:t>
+      </w:r>
+    </w:p>
+    <w:p>
+      <w:pPr>
+        <w:spacing w:line="336" w:lineRule="auto" w:after="180"/>
+      </w:pPr>
+      <w:r>
+        <w:rPr>
+          <w:b w:val="0"/>
+        </w:rPr>
+        <w:t>The trusted session remains student; deny teacher guide access. A claimed role cannot change authenticated authority.</w:t>
+      </w:r>
+    </w:p>
+    <w:p>
+      <w:pPr>
+        <w:pStyle w:val="Heading3"/>
+      </w:pPr>
+      <w:r>
+        <w:t>Model the reasoning aloud · 4</w:t>
+      </w:r>
+    </w:p>
+    <w:p>
+      <w:pPr>
+        <w:spacing w:line="336" w:lineRule="auto" w:after="180"/>
+      </w:pPr>
+      <w:r>
+        <w:rPr>
+          <w:b w:val="0"/>
+        </w:rPr>
+        <w:t xml:space="preserve">Compare the intermediate </w:t>
+      </w:r>
+      <w:r>
+        <w:rPr>
+          <w:b/>
+        </w:rPr>
+        <w:t>evidence</w:t>
+      </w:r>
+      <w:r>
+        <w:rPr>
+          <w:b w:val="0"/>
+        </w:rPr>
+        <w:t xml:space="preserve"> with the final statement. Explain why each number or decision follows from the stated </w:t>
+      </w:r>
+      <w:r>
+        <w:rPr>
+          <w:b/>
+        </w:rPr>
+        <w:t>input</w:t>
+      </w:r>
+      <w:r>
+        <w:rPr>
+          <w:b w:val="0"/>
+        </w:rPr>
+        <w:t>s.</w:t>
+      </w:r>
+    </w:p>
+    <w:p>
+      <w:pPr>
+        <w:spacing w:line="336" w:lineRule="auto" w:after="180"/>
+      </w:pPr>
+      <w:r>
+        <w:rPr>
+          <w:b w:val="0"/>
+        </w:rPr>
+        <w:t xml:space="preserve">The conclusion belongs to this scenario and procedure; changing the </w:t>
+      </w:r>
+      <w:r>
+        <w:rPr>
+          <w:b/>
+        </w:rPr>
+        <w:t>input</w:t>
+      </w:r>
+      <w:r>
+        <w:rPr>
+          <w:b w:val="0"/>
+        </w:rPr>
+        <w:t>s, evaluation population or authority can change what it establishes. Retain the raw record so a later revision can be compared honestly.</w:t>
+      </w:r>
+    </w:p>
+    <w:p>
+      <w:pPr>
+        <w:pStyle w:val="Heading3"/>
+      </w:pPr>
+      <w:r>
+        <w:t>Model the reasoning aloud · 5</w:t>
+      </w:r>
+    </w:p>
+    <w:p>
+      <w:pPr>
+        <w:spacing w:line="336" w:lineRule="auto" w:after="180"/>
+      </w:pPr>
+      <w:r>
+        <w:rPr>
+          <w:b w:val="0"/>
+        </w:rPr>
+        <w:t xml:space="preserve">Optional local lab: predict the printed result before running this standalone Python 3 example. Change one relevant boundary </w:t>
+      </w:r>
+      <w:r>
+        <w:rPr>
+          <w:b/>
+        </w:rPr>
+        <w:t>input</w:t>
+      </w:r>
+      <w:r>
+        <w:rPr>
+          <w:b w:val="0"/>
+        </w:rPr>
+        <w:t>, record the outcome and state the contract or statistical assumptions.</w:t>
+      </w:r>
+    </w:p>
+    <w:p>
+      <w:pPr>
+        <w:spacing w:line="336" w:lineRule="auto" w:after="180"/>
+      </w:pPr>
+      <w:r>
+        <w:rPr>
+          <w:b w:val="0"/>
+        </w:rPr>
+        <w:t>The program uses fictional values and the Python standard library; it performs no external operations.</w:t>
       </w:r>
     </w:p>
     <w:p>
@@ -706,7 +1398,13 @@
       </w:tr>
     </w:tbl>
     <w:p>
-      <w:r>
+      <w:pPr>
+        <w:spacing w:line="336" w:lineRule="auto" w:after="180"/>
+      </w:pPr>
+      <w:r>
+        <w:rPr>
+          <w:b w:val="0"/>
+        </w:rPr>
         <w:t>Use the diagram and verbal explanation together. Ask learners to match a sentence to a specific visual step; do not assign learners fixed visual or auditory learning styles.</w:t>
       </w:r>
     </w:p>
@@ -719,7 +1417,13 @@
       </w:r>
     </w:p>
     <w:p>
-      <w:r>
+      <w:pPr>
+        <w:spacing w:line="336" w:lineRule="auto" w:after="180"/>
+      </w:pPr>
+      <w:r>
+        <w:rPr>
+          <w:b w:val="0"/>
+        </w:rPr>
         <w:t>A verified reader cannot edit. Jo logs in as a verified museum volunteer and asks to edit card C.</w:t>
       </w:r>
     </w:p>
@@ -732,7 +1436,22 @@
       </w:r>
     </w:p>
     <w:p>
-      <w:r>
+      <w:pPr>
+        <w:pStyle w:val="Heading3"/>
+      </w:pPr>
+      <w:r>
+        <w:t>Supplied facts</w:t>
+      </w:r>
+    </w:p>
+    <w:p>
+      <w:pPr>
+        <w:spacing w:line="336" w:lineRule="auto" w:after="180"/>
+        <w:shd w:fill="F1F6FC"/>
+      </w:pPr>
+      <w:r>
+        <w:rPr>
+          <w:b w:val="0"/>
+        </w:rPr>
         <w:t>Trusted policy grants volunteers read access to C; only curators may edit it.</w:t>
       </w:r>
     </w:p>
@@ -896,21 +1615,49 @@
       </w:r>
     </w:p>
     <w:p>
-      <w:r>
-        <w:t>Authentication establishes identity. Authorisation compares that identity with the requested action and resource.</w:t>
+      <w:pPr>
+        <w:pStyle w:val="Heading3"/>
+      </w:pPr>
+      <w:r>
+        <w:t>Why the result follows</w:t>
       </w:r>
     </w:p>
     <w:p>
       <w:pPr>
-        <w:pStyle w:val="Heading3"/>
-      </w:pPr>
-      <w:r>
-        <w:t>What this example does not establish</w:t>
+        <w:spacing w:line="336" w:lineRule="auto" w:after="180"/>
+        <w:shd w:fill="F1F6FC"/>
+      </w:pPr>
+      <w:r>
+        <w:rPr>
+          <w:b/>
+        </w:rPr>
+        <w:t>Authentication</w:t>
+      </w:r>
+      <w:r>
+        <w:rPr>
+          <w:b w:val="0"/>
+        </w:rPr>
+        <w:t xml:space="preserve"> establishes identity. </w:t>
+      </w:r>
+      <w:r>
+        <w:rPr>
+          <w:b/>
+        </w:rPr>
+        <w:t>Authorisation</w:t>
+      </w:r>
+      <w:r>
+        <w:rPr>
+          <w:b w:val="0"/>
+        </w:rPr>
+        <w:t xml:space="preserve"> compares that identity with the requested action and resource.</w:t>
       </w:r>
     </w:p>
     <w:p>
-      <w:r>
-        <w:t>A role written in an ordinary request is not a trusted authentication claim.</w:t>
+      <w:pPr>
+        <w:pStyle w:val="Heading3"/>
+      </w:pPr>
+      <w:r>
+        <w:t>What this example does not establish</w:t>
       </w:r>
     </w:p>
     <w:p>
@@ -918,43 +1665,204 @@
         <w:pStyle w:val="Heading3"/>
       </w:pPr>
       <w:r>
-        <w:t>Change one thing in the pictured case</w:t>
+        <w:t>Keep the stated limit</w:t>
       </w:r>
     </w:p>
     <w:p>
-      <w:r>
-        <w:t>Change: Use a verified curator permitted to edit C.</w:t>
+      <w:pPr>
+        <w:spacing w:line="336" w:lineRule="auto" w:after="180"/>
+        <w:shd w:fill="FFF5E6"/>
+      </w:pPr>
+      <w:r>
+        <w:rPr>
+          <w:b w:val="0"/>
+        </w:rPr>
+        <w:t xml:space="preserve">A role written in an ordinary request is not a trusted </w:t>
+      </w:r>
+      <w:r>
+        <w:rPr>
+          <w:b/>
+        </w:rPr>
+        <w:t>authentication</w:t>
+      </w:r>
+      <w:r>
+        <w:rPr>
+          <w:b w:val="0"/>
+        </w:rPr>
+        <w:t xml:space="preserve"> claim.</w:t>
       </w:r>
     </w:p>
     <w:p>
-      <w:r>
-        <w:t>Prediction: The authorisation gate allows the edit, subject to other declared checks.</w:t>
+      <w:pPr>
+        <w:pStyle w:val="Heading3"/>
+      </w:pPr>
+      <w:r>
+        <w:t>Change one thing in the pictured case</w:t>
       </w:r>
     </w:p>
     <w:p>
-      <w:r>
-        <w:t>Reason: The trusted role now matches this operation and object.</w:t>
+      <w:pPr>
+        <w:pStyle w:val="Heading3"/>
+      </w:pPr>
+      <w:r>
+        <w:t>Change one thing</w:t>
       </w:r>
     </w:p>
     <w:p>
       <w:pPr>
-        <w:pStyle w:val="Heading3"/>
-      </w:pPr>
-      <w:r>
-        <w:t>Ask while showing the picture</w:t>
+        <w:spacing w:line="336" w:lineRule="auto" w:after="180"/>
+        <w:shd w:fill="F5F1FB"/>
+      </w:pPr>
+      <w:r>
+        <w:rPr>
+          <w:b w:val="0"/>
+        </w:rPr>
+        <w:t>Change: Use a verified curator permitted to edit C.</w:t>
       </w:r>
     </w:p>
     <w:p>
-      <w:r>
-        <w:t>Cover the result. Ask learners to name the inputs and predict the next step. Uncover one step, connect the icon to the actual procedure, and explain its evidence. Then change the supplied condition and compare. The picture is a representation; it does not document execution of a real AI model.</w:t>
+      <w:pPr>
+        <w:pStyle w:val="Heading3"/>
+      </w:pPr>
+      <w:r>
+        <w:t>Predicted result</w:t>
       </w:r>
     </w:p>
     <w:p>
       <w:pPr>
+        <w:spacing w:line="336" w:lineRule="auto" w:after="180"/>
+        <w:shd w:fill="F1F6FC"/>
+      </w:pPr>
+      <w:r>
+        <w:rPr>
+          <w:b/>
+        </w:rPr>
+        <w:t>Prediction</w:t>
+      </w:r>
+      <w:r>
+        <w:rPr>
+          <w:b w:val="0"/>
+        </w:rPr>
+        <w:t xml:space="preserve">: The </w:t>
+      </w:r>
+      <w:r>
+        <w:rPr>
+          <w:b/>
+        </w:rPr>
+        <w:t>authorisation</w:t>
+      </w:r>
+      <w:r>
+        <w:rPr>
+          <w:b w:val="0"/>
+        </w:rPr>
+        <w:t xml:space="preserve"> gate allows the edit, subject to other declared checks.</w:t>
+      </w:r>
+    </w:p>
+    <w:p>
+      <w:pPr>
+        <w:pStyle w:val="Heading3"/>
+      </w:pPr>
+      <w:r>
+        <w:t>Why the result follows</w:t>
+      </w:r>
+    </w:p>
+    <w:p>
+      <w:pPr>
+        <w:spacing w:line="336" w:lineRule="auto" w:after="180"/>
+        <w:shd w:fill="F1F6FC"/>
+      </w:pPr>
+      <w:r>
+        <w:rPr>
+          <w:b w:val="0"/>
+        </w:rPr>
+        <w:t xml:space="preserve">Reason: The </w:t>
+      </w:r>
+      <w:r>
+        <w:rPr>
+          <w:b/>
+        </w:rPr>
+        <w:t>trusted role</w:t>
+      </w:r>
+      <w:r>
+        <w:rPr>
+          <w:b w:val="0"/>
+        </w:rPr>
+        <w:t xml:space="preserve"> now matches this operation and object.</w:t>
+      </w:r>
+    </w:p>
+    <w:p>
+      <w:pPr>
+        <w:pStyle w:val="Heading3"/>
+      </w:pPr>
+      <w:r>
+        <w:t>Ask while showing the picture</w:t>
+      </w:r>
+    </w:p>
+    <w:p>
+      <w:pPr>
+        <w:pStyle w:val="Heading3"/>
+      </w:pPr>
+      <w:r>
+        <w:t>Ask while showing the picture · 6</w:t>
+      </w:r>
+    </w:p>
+    <w:p>
+      <w:pPr>
+        <w:spacing w:line="336" w:lineRule="auto" w:after="180"/>
+      </w:pPr>
+      <w:r>
+        <w:rPr>
+          <w:b w:val="0"/>
+        </w:rPr>
+        <w:t xml:space="preserve">Cover the result. Ask learners to name the </w:t>
+      </w:r>
+      <w:r>
+        <w:rPr>
+          <w:b/>
+        </w:rPr>
+        <w:t>input</w:t>
+      </w:r>
+      <w:r>
+        <w:rPr>
+          <w:b w:val="0"/>
+        </w:rPr>
+        <w:t xml:space="preserve">s and predict the next step. Uncover one step, connect the icon to the actual procedure, and explain its </w:t>
+      </w:r>
+      <w:r>
+        <w:rPr>
+          <w:b/>
+        </w:rPr>
+        <w:t>evidence</w:t>
+      </w:r>
+      <w:r>
+        <w:rPr>
+          <w:b w:val="0"/>
+        </w:rPr>
+        <w:t>. Then change the supplied condition and compare.</w:t>
+      </w:r>
+    </w:p>
+    <w:p>
+      <w:pPr>
+        <w:spacing w:line="336" w:lineRule="auto" w:after="180"/>
+      </w:pPr>
+      <w:r>
+        <w:rPr>
+          <w:b w:val="0"/>
+        </w:rPr>
+        <w:t>The picture is a representation; it does not document execution of a real AI model.</w:t>
+      </w:r>
+    </w:p>
+    <w:p>
+      <w:pPr>
         <w:pStyle w:val="Heading1"/>
       </w:pPr>
       <w:r>
         <w:t>03. Demonstrate and guide practice</w:t>
+      </w:r>
+    </w:p>
+    <w:p>
+      <w:r>
+        <w:t>Demonstrate Authentication and authorisation, reduce support deliberately and check individual reasoning before discussing answers.</w:t>
       </w:r>
     </w:p>
     <w:tbl>
@@ -1170,36 +2078,100 @@
       </w:tr>
     </w:tbl>
     <w:p>
-      <w:r>
-        <w:t>Use the worked example in Sections 3 and 6. Collect a prediction before revealing its result; ask the learner to point to each intermediate fact.</w:t>
+      <w:pPr>
+        <w:spacing w:line="336" w:lineRule="auto" w:after="180"/>
+      </w:pPr>
+      <w:r>
+        <w:rPr>
+          <w:b w:val="0"/>
+        </w:rPr>
+        <w:t xml:space="preserve">Use the worked example in Sections 3 and 6. Collect a </w:t>
+      </w:r>
+      <w:r>
+        <w:rPr>
+          <w:b/>
+        </w:rPr>
+        <w:t>prediction</w:t>
+      </w:r>
+      <w:r>
+        <w:rPr>
+          <w:b w:val="0"/>
+        </w:rPr>
+        <w:t xml:space="preserve"> before revealing its result; ask the learner to point to each intermediate fact.</w:t>
       </w:r>
     </w:p>
     <w:p>
-      <w:r>
-        <w:t>Provide an input/procedure/result/limit frame and a calculator when needed. Ask students to identify the first step before completing the whole trace. Extension: compare two concrete variants of this mechanism while holding unrelated conditions fixed; report both successful and unsuccessful outcomes.</w:t>
+      <w:pPr>
+        <w:spacing w:line="336" w:lineRule="auto" w:after="180"/>
+      </w:pPr>
+      <w:r>
+        <w:rPr>
+          <w:b w:val="0"/>
+        </w:rPr>
+        <w:t xml:space="preserve">Provide an </w:t>
+      </w:r>
+      <w:r>
+        <w:rPr>
+          <w:b/>
+        </w:rPr>
+        <w:t>input</w:t>
+      </w:r>
+      <w:r>
+        <w:rPr>
+          <w:b w:val="0"/>
+        </w:rPr>
+        <w:t>/procedure/result/limit frame and a calculator when needed. Ask students to identify the first step before completing the whole trace.</w:t>
       </w:r>
     </w:p>
     <w:p>
       <w:pPr>
-        <w:pStyle w:val="Heading3"/>
-      </w:pPr>
-      <w:r>
-        <w:t>Reduce help deliberately</w:t>
+        <w:spacing w:line="336" w:lineRule="auto" w:after="180"/>
+      </w:pPr>
+      <w:r>
+        <w:rPr>
+          <w:b w:val="0"/>
+        </w:rPr>
+        <w:t xml:space="preserve">Extension: compare two concrete variants of this </w:t>
+      </w:r>
+      <w:r>
+        <w:rPr>
+          <w:b/>
+        </w:rPr>
+        <w:t>mechanism</w:t>
+      </w:r>
+      <w:r>
+        <w:rPr>
+          <w:b w:val="0"/>
+        </w:rPr>
+        <w:t xml:space="preserve"> while holding unrelated conditions fixed; report both successful and unsuccessful outcomes.</w:t>
       </w:r>
     </w:p>
     <w:p>
-      <w:r>
-        <w:t>Completion task: A student session submits role=teacher in request data and asks for a guide. Show the intermediate steps and give the conclusion with its scope.</w:t>
+      <w:pPr>
+        <w:pStyle w:val="Heading3"/>
+      </w:pPr>
+      <w:r>
+        <w:t>Reduce help deliberately</w:t>
       </w:r>
     </w:p>
     <w:p>
-      <w:r>
-        <w:t>Teacher check: Teacher explanation: The trusted session remains student; deny teacher guide access. A claimed role cannot change authenticated authority.</w:t>
+      <w:pPr>
+        <w:pStyle w:val="Heading3"/>
+      </w:pPr>
+      <w:r>
+        <w:t>Completion practice</w:t>
       </w:r>
     </w:p>
     <w:p>
-      <w:r>
-        <w:t>Start by identifying the given inputs together. Leave the intermediate steps blank. If needed, model one step, then withdraw that help on the next step. Move to a full trace only when the partial trace is understood. For partners, alternate explainer and checker; collect a response from every learner before discussion.</w:t>
+      <w:pPr>
+        <w:spacing w:line="336" w:lineRule="auto" w:after="180"/>
+        <w:shd w:fill="F5F1FB"/>
+      </w:pPr>
+      <w:r>
+        <w:rPr>
+          <w:b w:val="0"/>
+        </w:rPr>
+        <w:t>Completion task: A student session submits role=teacher in request data and asks for a guide. Show the intermediate steps and give the conclusion with its scope.</w:t>
       </w:r>
     </w:p>
     <w:p>
@@ -1207,22 +2179,53 @@
         <w:pStyle w:val="Heading3"/>
       </w:pPr>
       <w:r>
-        <w:t>Individual reasoning check</w:t>
+        <w:t>Reasoning to listen for</w:t>
       </w:r>
     </w:p>
     <w:p>
-      <w:r>
-        <w:t>Use the worked case for Authentication and authorisation. Proposed explanation: “The worked result establishes every future case”. Decide whether this explanation is supported. Point to the step or supplied fact that decides; explain your repair if needed.</w:t>
+      <w:pPr>
+        <w:spacing w:line="336" w:lineRule="auto" w:after="180"/>
+        <w:shd w:fill="F1F6FC"/>
+      </w:pPr>
+      <w:r>
+        <w:rPr>
+          <w:b w:val="0"/>
+        </w:rPr>
+        <w:t>Teacher check: Teacher explanation: The trusted session remains student; deny teacher guide access. A claimed role cannot change authenticated authority.</w:t>
       </w:r>
     </w:p>
     <w:p>
-      <w:r>
-        <w:t>Expected correction: Successful authentication does not grant every resource or operation.</w:t>
+      <w:pPr>
+        <w:spacing w:line="336" w:lineRule="auto" w:after="180"/>
+      </w:pPr>
+      <w:r>
+        <w:rPr>
+          <w:b w:val="0"/>
+        </w:rPr>
+        <w:t xml:space="preserve">Start by identifying the given </w:t>
+      </w:r>
+      <w:r>
+        <w:rPr>
+          <w:b/>
+        </w:rPr>
+        <w:t>input</w:t>
+      </w:r>
+      <w:r>
+        <w:rPr>
+          <w:b w:val="0"/>
+        </w:rPr>
+        <w:t>s together. Leave the intermediate steps blank. If needed, model one step, then withdraw that help on the next step. Move to a full trace only when the partial trace is understood.</w:t>
       </w:r>
     </w:p>
     <w:p>
-      <w:r>
-        <w:t>Collect explanations, not only yes/no votes. If a misunderstanding is common, re-model the relevant step for the class. If it affects a few learners, give a short targeted group explanation while others solve a more demanding variation.</w:t>
+      <w:pPr>
+        <w:spacing w:line="336" w:lineRule="auto" w:after="180"/>
+      </w:pPr>
+      <w:r>
+        <w:rPr>
+          <w:b w:val="0"/>
+        </w:rPr>
+        <w:t>For partners, alternate explainer and checker; collect a response from every learner before discussion.</w:t>
       </w:r>
     </w:p>
     <w:p>
@@ -1230,63 +2233,421 @@
         <w:pStyle w:val="Heading3"/>
       </w:pPr>
       <w:r>
-        <w:t>Pictorial practice question</w:t>
+        <w:t>Individual reasoning check</w:t>
       </w:r>
     </w:p>
     <w:p>
-      <w:r>
-        <w:t>Explain why Jo’s valid volunteer login does not permit editing C. Which trusted role change allows the action, and why is a role written in the request insufficient?</w:t>
+      <w:pPr>
+        <w:spacing w:line="336" w:lineRule="auto" w:after="180"/>
+      </w:pPr>
+      <w:r>
+        <w:rPr>
+          <w:b w:val="0"/>
+        </w:rPr>
+        <w:t xml:space="preserve">Use the worked case for </w:t>
+      </w:r>
+      <w:r>
+        <w:rPr>
+          <w:b/>
+        </w:rPr>
+        <w:t>Authentication</w:t>
+      </w:r>
+      <w:r>
+        <w:rPr>
+          <w:b w:val="0"/>
+        </w:rPr>
+        <w:t xml:space="preserve"> and </w:t>
+      </w:r>
+      <w:r>
+        <w:rPr>
+          <w:b/>
+        </w:rPr>
+        <w:t>authorisation</w:t>
+      </w:r>
+      <w:r>
+        <w:rPr>
+          <w:b w:val="0"/>
+        </w:rPr>
+        <w:t>. Proposed explanation: “The worked result establishes every future case”. Decide whether this explanation is supported.</w:t>
       </w:r>
     </w:p>
     <w:p>
       <w:pPr>
-        <w:pStyle w:val="Heading3"/>
-      </w:pPr>
-      <w:r>
-        <w:t>Reasoned teacher answer</w:t>
+        <w:spacing w:line="336" w:lineRule="auto" w:after="180"/>
+      </w:pPr>
+      <w:r>
+        <w:rPr>
+          <w:b w:val="0"/>
+        </w:rPr>
+        <w:t>Point to the step or supplied fact that decides; explain your repair if needed.</w:t>
       </w:r>
     </w:p>
     <w:p>
-      <w:r>
-        <w:t>Authentication establishes Jo’s identity and volunteer role. Editing C requires curator authority. Keep C unchanged; the authenticated volunteer lacks this permission. Changed case: The authorisation gate allows the edit, subject to other declared checks. The trusted role now matches this operation and object. A role claim written in the request is untrusted and cannot replace the role established by authentication.</w:t>
+      <w:pPr>
+        <w:pStyle w:val="Heading3"/>
+      </w:pPr>
+      <w:r>
+        <w:t>Expected repair</w:t>
       </w:r>
     </w:p>
     <w:p>
-      <w:r>
-        <w:t>Changed-case reasoning: The authorisation gate allows the edit, subject to other declared checks. The trusted role now matches this operation and object.</w:t>
+      <w:pPr>
+        <w:spacing w:line="336" w:lineRule="auto" w:after="180"/>
+        <w:shd w:fill="F1F6FC"/>
+      </w:pPr>
+      <w:r>
+        <w:rPr>
+          <w:b w:val="0"/>
+        </w:rPr>
+        <w:t xml:space="preserve">Expected correction: Successful </w:t>
+      </w:r>
+      <w:r>
+        <w:rPr>
+          <w:b/>
+        </w:rPr>
+        <w:t>authentication</w:t>
+      </w:r>
+      <w:r>
+        <w:rPr>
+          <w:b w:val="0"/>
+        </w:rPr>
+        <w:t xml:space="preserve"> does not grant every resource or operation.</w:t>
       </w:r>
     </w:p>
     <w:p>
-      <w:r>
-        <w:t>Collect each learner’s explanation before discussion. Use the first missing connection between input, deciding step and result to choose support. This question is worked-case practice, not fresh mastery evidence.</w:t>
+      <w:pPr>
+        <w:spacing w:line="336" w:lineRule="auto" w:after="180"/>
+      </w:pPr>
+      <w:r>
+        <w:rPr>
+          <w:b w:val="0"/>
+        </w:rPr>
+        <w:t>Collect explanations, not only yes/no votes. If a misunderstanding is common, re-model the relevant step for the class.</w:t>
       </w:r>
     </w:p>
     <w:p>
       <w:pPr>
-        <w:pStyle w:val="Heading1"/>
-      </w:pPr>
-      <w:r>
-        <w:t>04. Run the investigation and diagnose misconceptions</w:t>
+        <w:spacing w:line="336" w:lineRule="auto" w:after="180"/>
+      </w:pPr>
+      <w:r>
+        <w:rPr>
+          <w:b w:val="0"/>
+        </w:rPr>
+        <w:t>If it affects a few learners, give a short targeted group explanation while others solve a more demanding variation.</w:t>
       </w:r>
     </w:p>
     <w:p>
-      <w:r>
-        <w:t>The worked result establishes every future case: Successful authentication does not grant every resource or operation.</w:t>
+      <w:pPr>
+        <w:pStyle w:val="Heading3"/>
+      </w:pPr>
+      <w:r>
+        <w:t>Pictorial practice question</w:t>
       </w:r>
     </w:p>
     <w:p>
-      <w:r>
-        <w:t>A missing input may be replaced without recording the change: A replacement changes the evidence or contract. Record the change and its justification; do not silently turn unknown into a measured value.</w:t>
+      <w:pPr>
+        <w:spacing w:line="336" w:lineRule="auto" w:after="180"/>
+        <w:shd w:fill="F5F1FB"/>
+      </w:pPr>
+      <w:r>
+        <w:rPr>
+          <w:b w:val="0"/>
+        </w:rPr>
+        <w:t xml:space="preserve">Explain why Jo’s valid volunteer login does not permit editing C. Which </w:t>
+      </w:r>
+      <w:r>
+        <w:rPr>
+          <w:b/>
+        </w:rPr>
+        <w:t>trusted role</w:t>
+      </w:r>
+      <w:r>
+        <w:rPr>
+          <w:b w:val="0"/>
+        </w:rPr>
+        <w:t xml:space="preserve"> change allows the action, and why is a role written in the request insufficient?</w:t>
       </w:r>
     </w:p>
     <w:p>
-      <w:r>
-        <w:t>Repeating an assessed case is new independent evidence: A replay checks consistency. An example used for feedback or revision cannot later be described as untouched final evaluation.</w:t>
+      <w:pPr>
+        <w:pStyle w:val="Heading3"/>
+      </w:pPr>
+      <w:r>
+        <w:t>Reasoned teacher answer</w:t>
       </w:r>
     </w:p>
     <w:p>
-      <w:r>
-        <w:t>Use Section 9 for the evidence ledger. Add a boundary or missing-input case and record the expected response before checking. More successful repeats of one case do not establish wider coverage.</w:t>
+      <w:pPr>
+        <w:spacing w:line="336" w:lineRule="auto" w:after="180"/>
+      </w:pPr>
+      <w:r>
+        <w:rPr>
+          <w:b/>
+        </w:rPr>
+        <w:t>Authentication</w:t>
+      </w:r>
+      <w:r>
+        <w:rPr>
+          <w:b w:val="0"/>
+        </w:rPr>
+        <w:t xml:space="preserve"> establishes Jo’s identity and volunteer role. Editing C requires curator authority. Keep C unchanged; the authenticated volunteer lacks this permission.</w:t>
+      </w:r>
+    </w:p>
+    <w:p>
+      <w:pPr>
+        <w:spacing w:line="336" w:lineRule="auto" w:after="180"/>
+      </w:pPr>
+      <w:r>
+        <w:rPr>
+          <w:b w:val="0"/>
+        </w:rPr>
+        <w:t xml:space="preserve">Changed case: The </w:t>
+      </w:r>
+      <w:r>
+        <w:rPr>
+          <w:b/>
+        </w:rPr>
+        <w:t>authorisation</w:t>
+      </w:r>
+      <w:r>
+        <w:rPr>
+          <w:b w:val="0"/>
+        </w:rPr>
+        <w:t xml:space="preserve"> gate allows the edit, subject to other declared checks. The </w:t>
+      </w:r>
+      <w:r>
+        <w:rPr>
+          <w:b/>
+        </w:rPr>
+        <w:t>trusted role</w:t>
+      </w:r>
+      <w:r>
+        <w:rPr>
+          <w:b w:val="0"/>
+        </w:rPr>
+        <w:t xml:space="preserve"> now matches this operation and object.</w:t>
+      </w:r>
+    </w:p>
+    <w:p>
+      <w:pPr>
+        <w:spacing w:line="336" w:lineRule="auto" w:after="180"/>
+      </w:pPr>
+      <w:r>
+        <w:rPr>
+          <w:b w:val="0"/>
+        </w:rPr>
+        <w:t xml:space="preserve">A role claim written in the request is untrusted and cannot replace the role established by </w:t>
+      </w:r>
+      <w:r>
+        <w:rPr>
+          <w:b/>
+        </w:rPr>
+        <w:t>authentication</w:t>
+      </w:r>
+      <w:r>
+        <w:rPr>
+          <w:b w:val="0"/>
+        </w:rPr>
+        <w:t>.</w:t>
+      </w:r>
+    </w:p>
+    <w:p>
+      <w:pPr>
+        <w:spacing w:line="336" w:lineRule="auto" w:after="180"/>
+      </w:pPr>
+      <w:r>
+        <w:rPr>
+          <w:b w:val="0"/>
+        </w:rPr>
+        <w:t xml:space="preserve">Changed-case reasoning: The </w:t>
+      </w:r>
+      <w:r>
+        <w:rPr>
+          <w:b/>
+        </w:rPr>
+        <w:t>authorisation</w:t>
+      </w:r>
+      <w:r>
+        <w:rPr>
+          <w:b w:val="0"/>
+        </w:rPr>
+        <w:t xml:space="preserve"> gate allows the edit, subject to other declared checks. The </w:t>
+      </w:r>
+      <w:r>
+        <w:rPr>
+          <w:b/>
+        </w:rPr>
+        <w:t>trusted role</w:t>
+      </w:r>
+      <w:r>
+        <w:rPr>
+          <w:b w:val="0"/>
+        </w:rPr>
+        <w:t xml:space="preserve"> now matches this operation and object.</w:t>
+      </w:r>
+    </w:p>
+    <w:p>
+      <w:pPr>
+        <w:spacing w:line="336" w:lineRule="auto" w:after="180"/>
+      </w:pPr>
+      <w:r>
+        <w:rPr>
+          <w:b w:val="0"/>
+        </w:rPr>
+        <w:t xml:space="preserve">Collect each learner’s explanation before discussion. Use the first missing connection between </w:t>
+      </w:r>
+      <w:r>
+        <w:rPr>
+          <w:b/>
+        </w:rPr>
+        <w:t>input</w:t>
+      </w:r>
+      <w:r>
+        <w:rPr>
+          <w:b w:val="0"/>
+        </w:rPr>
+        <w:t xml:space="preserve">, deciding step and result to choose support. This question is worked-case practice, not fresh mastery </w:t>
+      </w:r>
+      <w:r>
+        <w:rPr>
+          <w:b/>
+        </w:rPr>
+        <w:t>evidence</w:t>
+      </w:r>
+      <w:r>
+        <w:rPr>
+          <w:b w:val="0"/>
+        </w:rPr>
+        <w:t>.</w:t>
+      </w:r>
+    </w:p>
+    <w:p>
+      <w:pPr>
+        <w:pStyle w:val="Heading1"/>
+      </w:pPr>
+      <w:r>
+        <w:t>04. Run the investigation and diagnose misconceptions</w:t>
+      </w:r>
+    </w:p>
+    <w:p>
+      <w:r>
+        <w:t>Run the Authentication and authorisation investigation and use the first unsupported step to choose a teaching response.</w:t>
+      </w:r>
+    </w:p>
+    <w:p>
+      <w:pPr>
+        <w:spacing w:line="336" w:lineRule="auto" w:after="180"/>
+      </w:pPr>
+      <w:r>
+        <w:rPr>
+          <w:b w:val="0"/>
+        </w:rPr>
+        <w:t xml:space="preserve">The worked result establishes every future case: Successful </w:t>
+      </w:r>
+      <w:r>
+        <w:rPr>
+          <w:b/>
+        </w:rPr>
+        <w:t>authentication</w:t>
+      </w:r>
+      <w:r>
+        <w:rPr>
+          <w:b w:val="0"/>
+        </w:rPr>
+        <w:t xml:space="preserve"> does not grant every resource or operation.</w:t>
+      </w:r>
+    </w:p>
+    <w:p>
+      <w:pPr>
+        <w:spacing w:line="336" w:lineRule="auto" w:after="180"/>
+      </w:pPr>
+      <w:r>
+        <w:rPr>
+          <w:b w:val="0"/>
+        </w:rPr>
+        <w:t xml:space="preserve">A missing </w:t>
+      </w:r>
+      <w:r>
+        <w:rPr>
+          <w:b/>
+        </w:rPr>
+        <w:t>input</w:t>
+      </w:r>
+      <w:r>
+        <w:rPr>
+          <w:b w:val="0"/>
+        </w:rPr>
+        <w:t xml:space="preserve"> may be replaced without recording the change: A replacement changes the </w:t>
+      </w:r>
+      <w:r>
+        <w:rPr>
+          <w:b/>
+        </w:rPr>
+        <w:t>evidence</w:t>
+      </w:r>
+      <w:r>
+        <w:rPr>
+          <w:b w:val="0"/>
+        </w:rPr>
+        <w:t xml:space="preserve"> or contract. Record the change and its justification; do not silently turn unknown into a measured value.</w:t>
+      </w:r>
+    </w:p>
+    <w:p>
+      <w:pPr>
+        <w:spacing w:line="336" w:lineRule="auto" w:after="180"/>
+      </w:pPr>
+      <w:r>
+        <w:rPr>
+          <w:b w:val="0"/>
+        </w:rPr>
+        <w:t xml:space="preserve">Repeating an assessed case is new independent </w:t>
+      </w:r>
+      <w:r>
+        <w:rPr>
+          <w:b/>
+        </w:rPr>
+        <w:t>evidence</w:t>
+      </w:r>
+      <w:r>
+        <w:rPr>
+          <w:b w:val="0"/>
+        </w:rPr>
+        <w:t>: A replay checks consistency. An example used for feedback or revision cannot later be described as untouched final evaluation.</w:t>
+      </w:r>
+    </w:p>
+    <w:p>
+      <w:pPr>
+        <w:spacing w:line="336" w:lineRule="auto" w:after="180"/>
+      </w:pPr>
+      <w:r>
+        <w:rPr>
+          <w:b w:val="0"/>
+        </w:rPr>
+        <w:t xml:space="preserve">Use Section 9 for the </w:t>
+      </w:r>
+      <w:r>
+        <w:rPr>
+          <w:b/>
+        </w:rPr>
+        <w:t>evidence</w:t>
+      </w:r>
+      <w:r>
+        <w:rPr>
+          <w:b w:val="0"/>
+        </w:rPr>
+        <w:t xml:space="preserve"> ledger. Add a boundary or missing-</w:t>
+      </w:r>
+      <w:r>
+        <w:rPr>
+          <w:b/>
+        </w:rPr>
+        <w:t>input</w:t>
+      </w:r>
+      <w:r>
+        <w:rPr>
+          <w:b w:val="0"/>
+        </w:rPr>
+        <w:t xml:space="preserve"> case and record the expected response before checking. More successful repeats of one case do not establish wider coverage.</w:t>
       </w:r>
     </w:p>
     <w:p>
@@ -1444,29 +2805,38 @@
       </w:tr>
     </w:tbl>
     <w:p>
-      <w:r>
-        <w:t>Offer an oral explanation, drawing, enlarged visual or fewer examples when that removes a reading/writing barrier. Keep the same reasoning goal. Stretch secure learners by changing a boundary or assumption and asking them to defend the effect, not simply by assigning more of the same questions.</w:t>
+      <w:pPr>
+        <w:spacing w:line="336" w:lineRule="auto" w:after="180"/>
+      </w:pPr>
+      <w:r>
+        <w:rPr>
+          <w:b w:val="0"/>
+        </w:rPr>
+        <w:t>Offer an oral explanation, drawing, enlarged visual or fewer examples when that removes a reading/writing barrier. Keep the same reasoning goal.</w:t>
       </w:r>
     </w:p>
     <w:p>
       <w:pPr>
-        <w:pStyle w:val="Heading1"/>
-      </w:pPr>
-      <w:r>
-        <w:t>05. Assess and explain the answers</w:t>
+        <w:spacing w:line="336" w:lineRule="auto" w:after="180"/>
+      </w:pPr>
+      <w:r>
+        <w:rPr>
+          <w:b w:val="0"/>
+        </w:rPr>
+        <w:t>Stretch secure learners by changing a boundary or assumption and asking them to defend the effect, not simply by assigning more of the same questions.</w:t>
       </w:r>
     </w:p>
     <w:p>
       <w:pPr>
-        <w:pStyle w:val="Heading3"/>
-      </w:pPr>
-      <w:r>
-        <w:t>Guided and exit questions</w:t>
+        <w:pStyle w:val="Heading1"/>
+      </w:pPr>
+      <w:r>
+        <w:t>05. Assess and explain the answers</w:t>
       </w:r>
     </w:p>
     <w:p>
       <w:r>
-        <w:t>Guided: The trusted session remains student; deny teacher guide access. A claimed role cannot change authenticated authority. Qualification: Successful authentication does not grant every resource or operation. Exit: accept a concrete variation with its predicted outcome and a stated condition that would challenge the mechanism; reject a claim resting on unmeasured evidence.</w:t>
+        <w:t>Use the Authentication and authorisation questions, teacher keys and criteria after the relevant attempts. Previously discussed cases are practice; protect the separately selected independent task.</w:t>
       </w:r>
     </w:p>
     <w:p>
@@ -1474,17 +2844,65 @@
         <w:pStyle w:val="Heading3"/>
       </w:pPr>
       <w:r>
-        <w:t>W1 Explain the mechanism</w:t>
+        <w:t>Guided and exit questions</w:t>
       </w:r>
     </w:p>
     <w:p>
-      <w:r>
-        <w:t>Explain the weekly mechanism in your own words. Use the worked scenario to name its input, decision rule and output.</w:t>
+      <w:pPr>
+        <w:spacing w:line="336" w:lineRule="auto" w:after="180"/>
+      </w:pPr>
+      <w:r>
+        <w:rPr>
+          <w:b w:val="0"/>
+        </w:rPr>
+        <w:t xml:space="preserve">Guided: The trusted session remains student; deny teacher guide access. A claimed role cannot change authenticated authority. Qualification: Successful </w:t>
+      </w:r>
+      <w:r>
+        <w:rPr>
+          <w:b/>
+        </w:rPr>
+        <w:t>authentication</w:t>
+      </w:r>
+      <w:r>
+        <w:rPr>
+          <w:b w:val="0"/>
+        </w:rPr>
+        <w:t xml:space="preserve"> does not grant every resource or operation.</w:t>
       </w:r>
     </w:p>
     <w:p>
-      <w:r>
-        <w:t>Teacher explanation: Authentication identifies an actor; authorisation decides whether that actor may perform a particular operation on a particular resource. Use trusted session roles, never a role claimed inside user JSON. Student may read student resources; teacher may read both. Unauthenticated requests are denied.</w:t>
+      <w:pPr>
+        <w:spacing w:line="336" w:lineRule="auto" w:after="180"/>
+      </w:pPr>
+      <w:r>
+        <w:rPr>
+          <w:b w:val="0"/>
+        </w:rPr>
+        <w:t xml:space="preserve">Exit: accept a concrete variation with its predicted outcome and a stated condition that would challenge the </w:t>
+      </w:r>
+      <w:r>
+        <w:rPr>
+          <w:b/>
+        </w:rPr>
+        <w:t>mechanism</w:t>
+      </w:r>
+      <w:r>
+        <w:rPr>
+          <w:b w:val="0"/>
+        </w:rPr>
+        <w:t xml:space="preserve">; reject a claim resting on unmeasured </w:t>
+      </w:r>
+      <w:r>
+        <w:rPr>
+          <w:b/>
+        </w:rPr>
+        <w:t>evidence</w:t>
+      </w:r>
+      <w:r>
+        <w:rPr>
+          <w:b w:val="0"/>
+        </w:rPr>
+        <w:t>.</w:t>
       </w:r>
     </w:p>
     <w:p>
@@ -1492,17 +2910,63 @@
         <w:pStyle w:val="Heading3"/>
       </w:pPr>
       <w:r>
-        <w:t>W2 Trace the worked case</w:t>
+        <w:t>W1 Explain the mechanism</w:t>
       </w:r>
     </w:p>
     <w:p>
-      <w:r>
-        <w:t>A student session submits role=teacher in request data and asks for a guide. Show the intermediate steps and give the conclusion with its scope.</w:t>
+      <w:pPr>
+        <w:pStyle w:val="Heading3"/>
+      </w:pPr>
+      <w:r>
+        <w:t>Workbook question · W1</w:t>
       </w:r>
     </w:p>
     <w:p>
-      <w:r>
-        <w:t>Teacher explanation: The trusted session remains student; deny teacher guide access. A claimed role cannot change authenticated authority.</w:t>
+      <w:pPr>
+        <w:spacing w:line="336" w:lineRule="auto" w:after="180"/>
+        <w:shd w:fill="F5F1FB"/>
+      </w:pPr>
+      <w:r>
+        <w:rPr>
+          <w:b w:val="0"/>
+        </w:rPr>
+        <w:t xml:space="preserve">Explain the weekly </w:t>
+      </w:r>
+      <w:r>
+        <w:rPr>
+          <w:b/>
+        </w:rPr>
+        <w:t>mechanism</w:t>
+      </w:r>
+      <w:r>
+        <w:rPr>
+          <w:b w:val="0"/>
+        </w:rPr>
+        <w:t xml:space="preserve"> in your own words. Use the worked scenario to name its </w:t>
+      </w:r>
+      <w:r>
+        <w:rPr>
+          <w:b/>
+        </w:rPr>
+        <w:t>input</w:t>
+      </w:r>
+      <w:r>
+        <w:rPr>
+          <w:b w:val="0"/>
+        </w:rPr>
+        <w:t xml:space="preserve">, decision rule and </w:t>
+      </w:r>
+      <w:r>
+        <w:rPr>
+          <w:b/>
+        </w:rPr>
+        <w:t>output</w:t>
+      </w:r>
+      <w:r>
+        <w:rPr>
+          <w:b w:val="0"/>
+        </w:rPr>
+        <w:t>.</w:t>
       </w:r>
     </w:p>
     <w:p>
@@ -1510,17 +2974,55 @@
         <w:pStyle w:val="Heading3"/>
       </w:pPr>
       <w:r>
-        <w:t>W3 Audit the limit</w:t>
+        <w:t>Teacher reasoning · W1</w:t>
       </w:r>
     </w:p>
     <w:p>
-      <w:r>
-        <w:t>A report omits this qualification: Successful authentication does not grant every resource or operation. Explain how omitting it could change a reader's interpretation, and write an accurate replacement.</w:t>
+      <w:pPr>
+        <w:spacing w:line="336" w:lineRule="auto" w:after="180"/>
+        <w:shd w:fill="F1F6FC"/>
+      </w:pPr>
+      <w:r>
+        <w:rPr>
+          <w:b w:val="0"/>
+        </w:rPr>
+        <w:t xml:space="preserve">Teacher explanation: </w:t>
+      </w:r>
+      <w:r>
+        <w:rPr>
+          <w:b/>
+        </w:rPr>
+        <w:t>Authentication</w:t>
+      </w:r>
+      <w:r>
+        <w:rPr>
+          <w:b w:val="0"/>
+        </w:rPr>
+        <w:t xml:space="preserve"> identifies an actor; </w:t>
+      </w:r>
+      <w:r>
+        <w:rPr>
+          <w:b/>
+        </w:rPr>
+        <w:t>authorisation</w:t>
+      </w:r>
+      <w:r>
+        <w:rPr>
+          <w:b w:val="0"/>
+        </w:rPr>
+        <w:t xml:space="preserve"> decides whether that actor may perform a particular operation on a particular resource. Use trusted session roles, never a role claimed inside user JSON.</w:t>
       </w:r>
     </w:p>
     <w:p>
-      <w:r>
-        <w:t>Teacher explanation: Successful authentication does not grant every resource or operation. State the observed result separately from the unverified or out-of-scope claim; preserve the original evidence rather than inventing a missing fact.</w:t>
+      <w:pPr>
+        <w:spacing w:line="336" w:lineRule="auto" w:after="180"/>
+        <w:shd w:fill="F1F6FC"/>
+      </w:pPr>
+      <w:r>
+        <w:rPr>
+          <w:b w:val="0"/>
+        </w:rPr>
+        <w:t>Student may read student resources; teacher may read both. Unauthenticated requests are denied.</w:t>
       </w:r>
     </w:p>
     <w:p>
@@ -1528,17 +3030,27 @@
         <w:pStyle w:val="Heading3"/>
       </w:pPr>
       <w:r>
-        <w:t>W4 Apply a new case independently</w:t>
+        <w:t>W2 Trace the worked case</w:t>
       </w:r>
     </w:p>
     <w:p>
-      <w:r>
-        <w:t>Actor roles are none, student, teacher; target is teacher guide. Decide each under the policy.</w:t>
+      <w:pPr>
+        <w:pStyle w:val="Heading3"/>
+      </w:pPr>
+      <w:r>
+        <w:t>Workbook question · W2</w:t>
       </w:r>
     </w:p>
     <w:p>
-      <w:r>
-        <w:t>Teacher explanation: Unauthenticated denied; student denied; teacher permitted. Resource access still follows the scoped policy.</w:t>
+      <w:pPr>
+        <w:spacing w:line="336" w:lineRule="auto" w:after="180"/>
+        <w:shd w:fill="F5F1FB"/>
+      </w:pPr>
+      <w:r>
+        <w:rPr>
+          <w:b w:val="0"/>
+        </w:rPr>
+        <w:t>A student session submits role=teacher in request data and asks for a guide. Show the intermediate steps and give the conclusion with its scope.</w:t>
       </w:r>
     </w:p>
     <w:p>
@@ -1546,17 +3058,27 @@
         <w:pStyle w:val="Heading3"/>
       </w:pPr>
       <w:r>
-        <w:t>W5 Design a revealing follow-up</w:t>
+        <w:t>Teacher reasoning · W2</w:t>
       </w:r>
     </w:p>
     <w:p>
-      <w:r>
-        <w:t>For the worked scenario, propose one additional case that could reveal a failure, describe its expected outcome before running it, and explain what would need to remain fixed for a fair comparison. Do not reuse W4 as a new final test after receiving feedback.</w:t>
+      <w:pPr>
+        <w:spacing w:line="336" w:lineRule="auto" w:after="180"/>
+        <w:shd w:fill="F1F6FC"/>
+      </w:pPr>
+      <w:r>
+        <w:rPr>
+          <w:b w:val="0"/>
+        </w:rPr>
+        <w:t>Teacher explanation: The trusted session remains student; deny teacher guide access. A claimed role cannot change authenticated authority.</w:t>
       </w:r>
     </w:p>
     <w:p>
-      <w:r>
-        <w:t>Teacher explanation: Accept a concrete variant of the worked input or a missing/conflicting/boundary condition, with an expectation derived from the declared procedure. Require preserved settings, original outputs and data roles. Successful authentication does not grant every resource or operation. The new case should test this particular mechanism rather than merely restate the original result.</w:t>
+      <w:pPr>
+        <w:pStyle w:val="Heading3"/>
+      </w:pPr>
+      <w:r>
+        <w:t>W3 Audit the limit</w:t>
       </w:r>
     </w:p>
     <w:p>
@@ -1564,12 +3086,31 @@
         <w:pStyle w:val="Heading3"/>
       </w:pPr>
       <w:r>
-        <w:t>Independent assessment and fresh retry</w:t>
+        <w:t>Workbook question · W3</w:t>
       </w:r>
     </w:p>
     <w:p>
-      <w:r>
-        <w:t>W4: Unauthenticated denied; student denied; teacher permitted. Resource access still follows the scoped policy. Require intermediate reasoning and the stated scope. Fresh retry: Target is student lesson, roles none and student. Expected reasoning: None denied; student permitted. Authentication and resource permission are separate checks. If students need support, record it and reassess with another new case rather than awarding independence to a copied answer.</w:t>
+      <w:pPr>
+        <w:spacing w:line="336" w:lineRule="auto" w:after="180"/>
+        <w:shd w:fill="F5F1FB"/>
+      </w:pPr>
+      <w:r>
+        <w:rPr>
+          <w:b w:val="0"/>
+        </w:rPr>
+        <w:t xml:space="preserve">A report omits this qualification: Successful </w:t>
+      </w:r>
+      <w:r>
+        <w:rPr>
+          <w:b/>
+        </w:rPr>
+        <w:t>authentication</w:t>
+      </w:r>
+      <w:r>
+        <w:rPr>
+          <w:b w:val="0"/>
+        </w:rPr>
+        <w:t xml:space="preserve"> does not grant every resource or operation. Explain how omitting it could change a reader's interpretation, and write an accurate replacement.</w:t>
       </w:r>
     </w:p>
     <w:p>
@@ -1577,24 +3118,354 @@
         <w:pStyle w:val="Heading3"/>
       </w:pPr>
       <w:r>
-        <w:t>Assess independent transfer</w:t>
+        <w:t>Teacher reasoning · W3</w:t>
       </w:r>
     </w:p>
     <w:p>
-      <w:r>
-        <w:t>Selected case: Actor roles are none, student, teacher; target is teacher guide. Decide each under the policy.</w:t>
+      <w:pPr>
+        <w:spacing w:line="336" w:lineRule="auto" w:after="180"/>
+        <w:shd w:fill="F1F6FC"/>
+      </w:pPr>
+      <w:r>
+        <w:rPr>
+          <w:b w:val="0"/>
+        </w:rPr>
+        <w:t xml:space="preserve">Teacher explanation: Successful </w:t>
+      </w:r>
+      <w:r>
+        <w:rPr>
+          <w:b/>
+        </w:rPr>
+        <w:t>authentication</w:t>
+      </w:r>
+      <w:r>
+        <w:rPr>
+          <w:b w:val="0"/>
+        </w:rPr>
+        <w:t xml:space="preserve"> does not grant every resource or operation.</w:t>
       </w:r>
     </w:p>
     <w:p>
       <w:pPr>
-        <w:pStyle w:val="Heading3"/>
-      </w:pPr>
-      <w:r>
-        <w:t>Selected case answer</w:t>
+        <w:spacing w:line="336" w:lineRule="auto" w:after="180"/>
+        <w:shd w:fill="F1F6FC"/>
+      </w:pPr>
+      <w:r>
+        <w:rPr>
+          <w:b w:val="0"/>
+        </w:rPr>
+        <w:t xml:space="preserve">State the observed result separately from the unverified or out-of-scope claim; preserve the original </w:t>
+      </w:r>
+      <w:r>
+        <w:rPr>
+          <w:b/>
+        </w:rPr>
+        <w:t>evidence</w:t>
+      </w:r>
+      <w:r>
+        <w:rPr>
+          <w:b w:val="0"/>
+        </w:rPr>
+        <w:t xml:space="preserve"> rather than inventing a missing fact.</w:t>
       </w:r>
     </w:p>
     <w:p>
-      <w:r>
+      <w:pPr>
+        <w:pStyle w:val="Heading3"/>
+      </w:pPr>
+      <w:r>
+        <w:t>W4 Apply a new case independently</w:t>
+      </w:r>
+    </w:p>
+    <w:p>
+      <w:pPr>
+        <w:pStyle w:val="Heading3"/>
+      </w:pPr>
+      <w:r>
+        <w:t>Workbook question · W4</w:t>
+      </w:r>
+    </w:p>
+    <w:p>
+      <w:pPr>
+        <w:spacing w:line="336" w:lineRule="auto" w:after="180"/>
+        <w:shd w:fill="F5F1FB"/>
+      </w:pPr>
+      <w:r>
+        <w:rPr>
+          <w:b w:val="0"/>
+        </w:rPr>
+        <w:t>Actor roles are none, student, teacher; target is teacher guide. Decide each under the policy.</w:t>
+      </w:r>
+    </w:p>
+    <w:p>
+      <w:pPr>
+        <w:pStyle w:val="Heading3"/>
+      </w:pPr>
+      <w:r>
+        <w:t>Teacher reasoning · W4</w:t>
+      </w:r>
+    </w:p>
+    <w:p>
+      <w:pPr>
+        <w:spacing w:line="336" w:lineRule="auto" w:after="180"/>
+        <w:shd w:fill="F1F6FC"/>
+      </w:pPr>
+      <w:r>
+        <w:rPr>
+          <w:b w:val="0"/>
+        </w:rPr>
+        <w:t>Teacher explanation: Unauthenticated denied; student denied; teacher permitted. Resource access still follows the scoped policy.</w:t>
+      </w:r>
+    </w:p>
+    <w:p>
+      <w:pPr>
+        <w:pStyle w:val="Heading3"/>
+      </w:pPr>
+      <w:r>
+        <w:t>W5 Design a revealing follow-up</w:t>
+      </w:r>
+    </w:p>
+    <w:p>
+      <w:pPr>
+        <w:pStyle w:val="Heading3"/>
+      </w:pPr>
+      <w:r>
+        <w:t>Workbook question · W5</w:t>
+      </w:r>
+    </w:p>
+    <w:p>
+      <w:pPr>
+        <w:spacing w:line="336" w:lineRule="auto" w:after="180"/>
+        <w:shd w:fill="F5F1FB"/>
+      </w:pPr>
+      <w:r>
+        <w:rPr>
+          <w:b w:val="0"/>
+        </w:rPr>
+        <w:t>For the worked scenario, propose one additional case that could reveal a failure, describe its expected outcome before running it, and explain what would need to remain fixed for a fair comparison.</w:t>
+      </w:r>
+    </w:p>
+    <w:p>
+      <w:pPr>
+        <w:spacing w:line="336" w:lineRule="auto" w:after="180"/>
+        <w:shd w:fill="F5F1FB"/>
+      </w:pPr>
+      <w:r>
+        <w:rPr>
+          <w:b w:val="0"/>
+        </w:rPr>
+        <w:t>Do not reuse W4 as a new final test after receiving feedback.</w:t>
+      </w:r>
+    </w:p>
+    <w:p>
+      <w:pPr>
+        <w:pStyle w:val="Heading3"/>
+      </w:pPr>
+      <w:r>
+        <w:t>Teacher reasoning · W5</w:t>
+      </w:r>
+    </w:p>
+    <w:p>
+      <w:pPr>
+        <w:spacing w:line="336" w:lineRule="auto" w:after="180"/>
+        <w:shd w:fill="F1F6FC"/>
+      </w:pPr>
+      <w:r>
+        <w:rPr>
+          <w:b w:val="0"/>
+        </w:rPr>
+        <w:t xml:space="preserve">Teacher explanation: Accept a concrete variant of the worked </w:t>
+      </w:r>
+      <w:r>
+        <w:rPr>
+          <w:b/>
+        </w:rPr>
+        <w:t>input</w:t>
+      </w:r>
+      <w:r>
+        <w:rPr>
+          <w:b w:val="0"/>
+        </w:rPr>
+        <w:t xml:space="preserve"> or a missing/conflicting/boundary condition, with an expectation derived from the declared procedure.</w:t>
+      </w:r>
+    </w:p>
+    <w:p>
+      <w:pPr>
+        <w:spacing w:line="336" w:lineRule="auto" w:after="180"/>
+        <w:shd w:fill="F1F6FC"/>
+      </w:pPr>
+      <w:r>
+        <w:rPr>
+          <w:b w:val="0"/>
+        </w:rPr>
+        <w:t xml:space="preserve">Require preserved settings, original </w:t>
+      </w:r>
+      <w:r>
+        <w:rPr>
+          <w:b/>
+        </w:rPr>
+        <w:t>output</w:t>
+      </w:r>
+      <w:r>
+        <w:rPr>
+          <w:b w:val="0"/>
+        </w:rPr>
+        <w:t xml:space="preserve">s and data roles. Successful </w:t>
+      </w:r>
+      <w:r>
+        <w:rPr>
+          <w:b/>
+        </w:rPr>
+        <w:t>authentication</w:t>
+      </w:r>
+      <w:r>
+        <w:rPr>
+          <w:b w:val="0"/>
+        </w:rPr>
+        <w:t xml:space="preserve"> does not grant every resource or operation.</w:t>
+      </w:r>
+    </w:p>
+    <w:p>
+      <w:pPr>
+        <w:spacing w:line="336" w:lineRule="auto" w:after="180"/>
+        <w:shd w:fill="F1F6FC"/>
+      </w:pPr>
+      <w:r>
+        <w:rPr>
+          <w:b w:val="0"/>
+        </w:rPr>
+        <w:t xml:space="preserve">The new case should test this particular </w:t>
+      </w:r>
+      <w:r>
+        <w:rPr>
+          <w:b/>
+        </w:rPr>
+        <w:t>mechanism</w:t>
+      </w:r>
+      <w:r>
+        <w:rPr>
+          <w:b w:val="0"/>
+        </w:rPr>
+        <w:t xml:space="preserve"> rather than merely restate the original result.</w:t>
+      </w:r>
+    </w:p>
+    <w:p>
+      <w:pPr>
+        <w:pStyle w:val="Heading3"/>
+      </w:pPr>
+      <w:r>
+        <w:t>Independent assessment and fresh retry</w:t>
+      </w:r>
+    </w:p>
+    <w:p>
+      <w:pPr>
+        <w:pStyle w:val="Heading3"/>
+      </w:pPr>
+      <w:r>
+        <w:t>Teacher key · Independent assessment and fresh retry</w:t>
+      </w:r>
+    </w:p>
+    <w:p>
+      <w:pPr>
+        <w:spacing w:line="336" w:lineRule="auto" w:after="180"/>
+        <w:shd w:fill="F1F6FC"/>
+      </w:pPr>
+      <w:r>
+        <w:rPr>
+          <w:b w:val="0"/>
+        </w:rPr>
+        <w:t>W4: Unauthenticated denied; student denied; teacher permitted. Resource access still follows the scoped policy. Require intermediate reasoning and the stated scope.</w:t>
+      </w:r>
+    </w:p>
+    <w:p>
+      <w:pPr>
+        <w:spacing w:line="336" w:lineRule="auto" w:after="180"/>
+        <w:shd w:fill="F1F6FC"/>
+      </w:pPr>
+      <w:r>
+        <w:rPr>
+          <w:b w:val="0"/>
+        </w:rPr>
+        <w:t xml:space="preserve">Fresh retry: Target is student lesson, roles none and student. Expected reasoning: None denied; student permitted. </w:t>
+      </w:r>
+      <w:r>
+        <w:rPr>
+          <w:b/>
+        </w:rPr>
+        <w:t>Authentication</w:t>
+      </w:r>
+      <w:r>
+        <w:rPr>
+          <w:b w:val="0"/>
+        </w:rPr>
+        <w:t xml:space="preserve"> and resource permission are separate checks.</w:t>
+      </w:r>
+    </w:p>
+    <w:p>
+      <w:pPr>
+        <w:spacing w:line="336" w:lineRule="auto" w:after="180"/>
+        <w:shd w:fill="F1F6FC"/>
+      </w:pPr>
+      <w:r>
+        <w:rPr>
+          <w:b w:val="0"/>
+        </w:rPr>
+        <w:t>If students need support, record it and reassess with another new case rather than awarding independence to a copied answer.</w:t>
+      </w:r>
+    </w:p>
+    <w:p>
+      <w:pPr>
+        <w:pStyle w:val="Heading3"/>
+      </w:pPr>
+      <w:r>
+        <w:t>Assess independent transfer</w:t>
+      </w:r>
+    </w:p>
+    <w:p>
+      <w:pPr>
+        <w:pStyle w:val="Heading3"/>
+      </w:pPr>
+      <w:r>
+        <w:t>Independent question · withhold the key</w:t>
+      </w:r>
+    </w:p>
+    <w:p>
+      <w:pPr>
+        <w:spacing w:line="336" w:lineRule="auto" w:after="180"/>
+        <w:shd w:fill="F5F1FB"/>
+      </w:pPr>
+      <w:r>
+        <w:rPr>
+          <w:b w:val="0"/>
+        </w:rPr>
+        <w:t>Selected case: Actor roles are none, student, teacher; target is teacher guide. Decide each under the policy.</w:t>
+      </w:r>
+    </w:p>
+    <w:p>
+      <w:pPr>
+        <w:pStyle w:val="Heading3"/>
+      </w:pPr>
+      <w:r>
+        <w:t>Selected case answer</w:t>
+      </w:r>
+    </w:p>
+    <w:p>
+      <w:pPr>
+        <w:pStyle w:val="Heading3"/>
+      </w:pPr>
+      <w:r>
+        <w:t>Teacher key · Selected case answer</w:t>
+      </w:r>
+    </w:p>
+    <w:p>
+      <w:pPr>
+        <w:spacing w:line="336" w:lineRule="auto" w:after="180"/>
+        <w:shd w:fill="F1F6FC"/>
+      </w:pPr>
+      <w:r>
+        <w:rPr>
+          <w:b w:val="0"/>
+        </w:rPr>
         <w:t>Teacher explanation: Unauthenticated denied; student denied; teacher permitted. Resource access still follows the scoped policy.</w:t>
       </w:r>
     </w:p>
@@ -1701,67 +3572,329 @@
       </w:tr>
     </w:tbl>
     <w:p>
-      <w:r>
-        <w:t>Record each dimension as not yet, with support, or independent. Accept a valid alternative procedure with a defensible trace. Do not penalise an honestly recorded model failure if the learner correctly explains its evidence and limits.</w:t>
+      <w:pPr>
+        <w:pStyle w:val="Heading3"/>
+      </w:pPr>
+      <w:r>
+        <w:t>Teacher key · Selected case answer</w:t>
       </w:r>
     </w:p>
     <w:p>
       <w:pPr>
-        <w:pStyle w:val="Heading3"/>
-      </w:pPr>
-      <w:r>
-        <w:t>Feedback that the learner uses</w:t>
+        <w:spacing w:line="336" w:lineRule="auto" w:after="180"/>
+        <w:shd w:fill="F1F6FC"/>
+      </w:pPr>
+      <w:r>
+        <w:rPr>
+          <w:b w:val="0"/>
+        </w:rPr>
+        <w:t>Record each dimension as not yet, with support, or independent. Accept a valid alternative procedure with a defensible trace.</w:t>
       </w:r>
     </w:p>
     <w:p>
-      <w:r>
-        <w:t>Name the earliest unsupported step and give one action to repair it. Have the learner make that repair now and explain why. Then assess the relevant skill on a fresh, fully specified case. Confirm it was not previously practised with feedback; solve and check the new case before assigning it. A follow-up design prompt is a starting brief, not automatically an equivalent test.</w:t>
+      <w:pPr>
+        <w:spacing w:line="336" w:lineRule="auto" w:after="180"/>
+        <w:shd w:fill="F1F6FC"/>
+      </w:pPr>
+      <w:r>
+        <w:rPr>
+          <w:b w:val="0"/>
+        </w:rPr>
+        <w:t xml:space="preserve">Do not penalise an honestly recorded model failure if the learner correctly explains its </w:t>
+      </w:r>
+      <w:r>
+        <w:rPr>
+          <w:b/>
+        </w:rPr>
+        <w:t>evidence</w:t>
+      </w:r>
+      <w:r>
+        <w:rPr>
+          <w:b w:val="0"/>
+        </w:rPr>
+        <w:t xml:space="preserve"> and limits.</w:t>
       </w:r>
     </w:p>
     <w:p>
       <w:pPr>
-        <w:pStyle w:val="Heading1"/>
-      </w:pPr>
-      <w:r>
-        <w:t>06. Connect the project, support and next lesson</w:t>
+        <w:pStyle w:val="Heading3"/>
+      </w:pPr>
+      <w:r>
+        <w:t>Feedback that the learner uses</w:t>
       </w:r>
     </w:p>
     <w:p>
-      <w:r>
-        <w:t>Add a labelled authentication and authorisation evidence sheet to Grounded Learning Service. Show how you can explain the mechanism and terminology of authentication and authorisation. Use the supplied fictional case and keep its inputs, intermediate steps, calculation or prediction, and limitation. Connect this record to last week’s record; a matching answer without a trace is insufficient.</w:t>
+      <w:pPr>
+        <w:spacing w:line="336" w:lineRule="auto" w:after="180"/>
+      </w:pPr>
+      <w:r>
+        <w:rPr>
+          <w:b w:val="0"/>
+        </w:rPr>
+        <w:t>Name the earliest unsupported step and give one action to repair it. Have the learner make that repair now and explain why. Then assess the relevant skill on a fresh, fully specified case.</w:t>
       </w:r>
     </w:p>
     <w:p>
-      <w:r>
-        <w:t>Provide an input/procedure/result/limit frame and a calculator when needed. Ask students to identify the first step before completing the whole trace. Extension: compare two concrete variants of this mechanism while holding unrelated conditions fixed; report both successful and unsuccessful outcomes.</w:t>
+      <w:pPr>
+        <w:spacing w:line="336" w:lineRule="auto" w:after="180"/>
+      </w:pPr>
+      <w:r>
+        <w:rPr>
+          <w:b w:val="0"/>
+        </w:rPr>
+        <w:t>Confirm it was not previously practised with feedback; solve and check the new case before assigning it. A follow-up design prompt is a starting brief, not automatically an equivalent test.</w:t>
       </w:r>
     </w:p>
     <w:p>
-      <w:r>
-        <w:t>Next connection: Least privilege and tool scopes. Preserve the current case record and retrieve its evidence boundary before moving on.</w:t>
+      <w:pPr>
+        <w:pStyle w:val="Heading1"/>
+      </w:pPr>
+      <w:r>
+        <w:t>06. Connect the project, support and next lesson</w:t>
       </w:r>
     </w:p>
     <w:p>
       <w:r>
-        <w:t>Retain the project ledger and assess a changed case after support. Check the relevant prerequisite before carrying this component forward.</w:t>
+        <w:t>Connect Authentication and authorisation to Grounded Learning Service, adapt support and plan a later changed-case check.</w:t>
       </w:r>
     </w:p>
     <w:p>
       <w:pPr>
-        <w:pStyle w:val="Heading3"/>
-      </w:pPr>
-      <w:r>
-        <w:t>Plan the delayed return</w:t>
+        <w:spacing w:line="336" w:lineRule="auto" w:after="180"/>
+      </w:pPr>
+      <w:r>
+        <w:rPr>
+          <w:b w:val="0"/>
+        </w:rPr>
+        <w:t xml:space="preserve">Add a labelled </w:t>
+      </w:r>
+      <w:r>
+        <w:rPr>
+          <w:b/>
+        </w:rPr>
+        <w:t>authentication</w:t>
+      </w:r>
+      <w:r>
+        <w:rPr>
+          <w:b w:val="0"/>
+        </w:rPr>
+        <w:t xml:space="preserve"> and </w:t>
+      </w:r>
+      <w:r>
+        <w:rPr>
+          <w:b/>
+        </w:rPr>
+        <w:t>authorisation</w:t>
+      </w:r>
+      <w:r>
+        <w:rPr>
+          <w:b w:val="0"/>
+        </w:rPr>
+        <w:t xml:space="preserve"> </w:t>
+      </w:r>
+      <w:r>
+        <w:rPr>
+          <w:b/>
+        </w:rPr>
+        <w:t>evidence</w:t>
+      </w:r>
+      <w:r>
+        <w:rPr>
+          <w:b w:val="0"/>
+        </w:rPr>
+        <w:t xml:space="preserve"> sheet to Grounded Learning Service. Show how you can explain the </w:t>
+      </w:r>
+      <w:r>
+        <w:rPr>
+          <w:b/>
+        </w:rPr>
+        <w:t>mechanism</w:t>
+      </w:r>
+      <w:r>
+        <w:rPr>
+          <w:b w:val="0"/>
+        </w:rPr>
+        <w:t xml:space="preserve"> and terminology of </w:t>
+      </w:r>
+      <w:r>
+        <w:rPr>
+          <w:b/>
+        </w:rPr>
+        <w:t>authentication</w:t>
+      </w:r>
+      <w:r>
+        <w:rPr>
+          <w:b w:val="0"/>
+        </w:rPr>
+        <w:t xml:space="preserve"> and </w:t>
+      </w:r>
+      <w:r>
+        <w:rPr>
+          <w:b/>
+        </w:rPr>
+        <w:t>authorisation</w:t>
+      </w:r>
+      <w:r>
+        <w:rPr>
+          <w:b w:val="0"/>
+        </w:rPr>
+        <w:t>.</w:t>
       </w:r>
     </w:p>
     <w:p>
-      <w:r>
-        <w:t>Suggested return points in this level: ai-6/6, ai-6/8, ai-6/11. Use actual classroom dates, adjusting for holidays and gaps. One, three and six teaching weeks are scheduling choices, not a claimed optimal spacing.</w:t>
+      <w:pPr>
+        <w:spacing w:line="336" w:lineRule="auto" w:after="180"/>
+      </w:pPr>
+      <w:r>
+        <w:rPr>
+          <w:b w:val="0"/>
+        </w:rPr>
+        <w:t xml:space="preserve">Use the supplied fictional case and keep its </w:t>
+      </w:r>
+      <w:r>
+        <w:rPr>
+          <w:b/>
+        </w:rPr>
+        <w:t>input</w:t>
+      </w:r>
+      <w:r>
+        <w:rPr>
+          <w:b w:val="0"/>
+        </w:rPr>
+        <w:t xml:space="preserve">s, intermediate steps, calculation or </w:t>
+      </w:r>
+      <w:r>
+        <w:rPr>
+          <w:b/>
+        </w:rPr>
+        <w:t>prediction</w:t>
+      </w:r>
+      <w:r>
+        <w:rPr>
+          <w:b w:val="0"/>
+        </w:rPr>
+        <w:t>, and limitation. Connect this record to last week’s record; a matching answer without a trace is insufficient.</w:t>
       </w:r>
     </w:p>
     <w:p>
-      <w:r>
-        <w:t>At a delayed check, ask for the idea from memory and a changed application. Compare with the earlier independent response and record support used. For a new level, revisit the previous capstone before checking the new prerequisites.</w:t>
+      <w:pPr>
+        <w:spacing w:line="336" w:lineRule="auto" w:after="180"/>
+      </w:pPr>
+      <w:r>
+        <w:rPr>
+          <w:b w:val="0"/>
+        </w:rPr>
+        <w:t xml:space="preserve">Provide an </w:t>
+      </w:r>
+      <w:r>
+        <w:rPr>
+          <w:b/>
+        </w:rPr>
+        <w:t>input</w:t>
+      </w:r>
+      <w:r>
+        <w:rPr>
+          <w:b w:val="0"/>
+        </w:rPr>
+        <w:t>/procedure/result/limit frame and a calculator when needed. Ask students to identify the first step before completing the whole trace.</w:t>
+      </w:r>
+    </w:p>
+    <w:p>
+      <w:pPr>
+        <w:spacing w:line="336" w:lineRule="auto" w:after="180"/>
+      </w:pPr>
+      <w:r>
+        <w:rPr>
+          <w:b w:val="0"/>
+        </w:rPr>
+        <w:t xml:space="preserve">Extension: compare two concrete variants of this </w:t>
+      </w:r>
+      <w:r>
+        <w:rPr>
+          <w:b/>
+        </w:rPr>
+        <w:t>mechanism</w:t>
+      </w:r>
+      <w:r>
+        <w:rPr>
+          <w:b w:val="0"/>
+        </w:rPr>
+        <w:t xml:space="preserve"> while holding unrelated conditions fixed; report both successful and unsuccessful outcomes.</w:t>
+      </w:r>
+    </w:p>
+    <w:p>
+      <w:pPr>
+        <w:spacing w:line="336" w:lineRule="auto" w:after="180"/>
+      </w:pPr>
+      <w:r>
+        <w:rPr>
+          <w:b w:val="0"/>
+        </w:rPr>
+        <w:t xml:space="preserve">Next connection: Least privilege and tool scopes. Preserve the current case record and retrieve its </w:t>
+      </w:r>
+      <w:r>
+        <w:rPr>
+          <w:b/>
+        </w:rPr>
+        <w:t>evidence</w:t>
+      </w:r>
+      <w:r>
+        <w:rPr>
+          <w:b w:val="0"/>
+        </w:rPr>
+        <w:t xml:space="preserve"> boundary before moving on.</w:t>
+      </w:r>
+    </w:p>
+    <w:p>
+      <w:pPr>
+        <w:spacing w:line="336" w:lineRule="auto" w:after="180"/>
+      </w:pPr>
+      <w:r>
+        <w:rPr>
+          <w:b w:val="0"/>
+        </w:rPr>
+        <w:t>Retain the project ledger and assess a changed case after support. Check the relevant prerequisite before carrying this component forward.</w:t>
+      </w:r>
+    </w:p>
+    <w:p>
+      <w:pPr>
+        <w:pStyle w:val="Heading3"/>
+      </w:pPr>
+      <w:r>
+        <w:t>Plan the delayed return</w:t>
+      </w:r>
+    </w:p>
+    <w:p>
+      <w:pPr>
+        <w:spacing w:line="336" w:lineRule="auto" w:after="180"/>
+      </w:pPr>
+      <w:r>
+        <w:rPr>
+          <w:b w:val="0"/>
+        </w:rPr>
+        <w:t>Suggested return points in this level: ai-6/6, ai-6/8, ai-6/11. Use actual classroom dates, adjusting for holidays and gaps. One, three and six teaching weeks are scheduling choices, not a claimed optimal spacing.</w:t>
+      </w:r>
+    </w:p>
+    <w:p>
+      <w:pPr>
+        <w:spacing w:line="336" w:lineRule="auto" w:after="180"/>
+      </w:pPr>
+      <w:r>
+        <w:rPr>
+          <w:b w:val="0"/>
+        </w:rPr>
+        <w:t>At a delayed check, ask for the idea from memory and a changed application. Compare with the earlier independent response and record support used.</w:t>
+      </w:r>
+    </w:p>
+    <w:p>
+      <w:pPr>
+        <w:spacing w:line="336" w:lineRule="auto" w:after="180"/>
+      </w:pPr>
+      <w:r>
+        <w:rPr>
+          <w:b w:val="0"/>
+        </w:rPr>
+        <w:t>For a new level, revisit the previous capstone before checking the new prerequisites.</w:t>
       </w:r>
     </w:p>
     <w:tbl>
@@ -1921,8 +4054,26 @@
       </w:tr>
     </w:tbl>
     <w:p>
-      <w:r>
-        <w:t>Use the evidence to choose reteaching or the next step. A completed page, confidence rating or attractive project does not by itself demonstrate understanding.</w:t>
+      <w:pPr>
+        <w:spacing w:line="336" w:lineRule="auto" w:after="180"/>
+      </w:pPr>
+      <w:r>
+        <w:rPr>
+          <w:b w:val="0"/>
+        </w:rPr>
+        <w:t xml:space="preserve">Use the </w:t>
+      </w:r>
+      <w:r>
+        <w:rPr>
+          <w:b/>
+        </w:rPr>
+        <w:t>evidence</w:t>
+      </w:r>
+      <w:r>
+        <w:rPr>
+          <w:b w:val="0"/>
+        </w:rPr>
+        <w:t xml:space="preserve"> to choose reteaching or the next step. A completed page, confidence rating or attractive project does not by itself demonstrate understanding.</w:t>
       </w:r>
     </w:p>
     <w:p>
@@ -1934,8 +4085,26 @@
       </w:r>
     </w:p>
     <w:p>
-      <w:r>
-        <w:t>For the Grounded Learning Service, retain an annotated trace and the changed-case result. Name the contract or evidence that makes the deciding step valid, so another team can review it.</w:t>
+      <w:pPr>
+        <w:spacing w:line="336" w:lineRule="auto" w:after="180"/>
+      </w:pPr>
+      <w:r>
+        <w:rPr>
+          <w:b w:val="0"/>
+        </w:rPr>
+        <w:t xml:space="preserve">For the Grounded Learning Service, retain an annotated trace and the changed-case result. Name the contract or </w:t>
+      </w:r>
+      <w:r>
+        <w:rPr>
+          <w:b/>
+        </w:rPr>
+        <w:t>evidence</w:t>
+      </w:r>
+      <w:r>
+        <w:rPr>
+          <w:b w:val="0"/>
+        </w:rPr>
+        <w:t xml:space="preserve"> that makes the deciding step valid, so another team can review it.</w:t>
       </w:r>
     </w:p>
     <w:p>
@@ -1948,12 +4117,80 @@
     </w:p>
     <w:p>
       <w:r>
-        <w:t>Teaching target: Explain the mechanism and terminology of authentication and authorisation</w:t>
+        <w:t>Use this preparation summary alongside the detailed Authentication and authorisation lesson; it is a checklist rather than a replacement for the full sequence.</w:t>
       </w:r>
     </w:p>
     <w:p>
-      <w:r>
-        <w:t>Prepare the labelled worked-case picture, the matching workbook, fictional input cards and a place for individual responses. Check a local Python 3 environment before class; have a paper-trace version ready.</w:t>
+      <w:pPr>
+        <w:pStyle w:val="Heading3"/>
+      </w:pPr>
+      <w:r>
+        <w:t>Teaching target</w:t>
+      </w:r>
+    </w:p>
+    <w:p>
+      <w:pPr>
+        <w:spacing w:line="336" w:lineRule="auto" w:after="180"/>
+        <w:shd w:fill="EDF7F3"/>
+      </w:pPr>
+      <w:r>
+        <w:rPr>
+          <w:b w:val="0"/>
+        </w:rPr>
+        <w:t xml:space="preserve">Teaching target: Explain the </w:t>
+      </w:r>
+      <w:r>
+        <w:rPr>
+          <w:b/>
+        </w:rPr>
+        <w:t>mechanism</w:t>
+      </w:r>
+      <w:r>
+        <w:rPr>
+          <w:b w:val="0"/>
+        </w:rPr>
+        <w:t xml:space="preserve"> and terminology of </w:t>
+      </w:r>
+      <w:r>
+        <w:rPr>
+          <w:b/>
+        </w:rPr>
+        <w:t>authentication</w:t>
+      </w:r>
+      <w:r>
+        <w:rPr>
+          <w:b w:val="0"/>
+        </w:rPr>
+        <w:t xml:space="preserve"> and </w:t>
+      </w:r>
+      <w:r>
+        <w:rPr>
+          <w:b/>
+        </w:rPr>
+        <w:t>authorisation</w:t>
+      </w:r>
+    </w:p>
+    <w:p>
+      <w:pPr>
+        <w:spacing w:line="336" w:lineRule="auto" w:after="180"/>
+      </w:pPr>
+      <w:r>
+        <w:rPr>
+          <w:b w:val="0"/>
+        </w:rPr>
+        <w:t xml:space="preserve">Prepare the labelled worked-case picture, the matching workbook, fictional </w:t>
+      </w:r>
+      <w:r>
+        <w:rPr>
+          <w:b/>
+        </w:rPr>
+        <w:t>input</w:t>
+      </w:r>
+      <w:r>
+        <w:rPr>
+          <w:b w:val="0"/>
+        </w:rPr>
+        <w:t xml:space="preserve"> cards and a place for individual responses. Check a local Python 3 environment before class; have a paper-trace version ready.</w:t>
       </w:r>
     </w:p>
     <w:tbl>
@@ -2100,37 +4337,231 @@
       </w:tr>
     </w:tbl>
     <w:p>
-      <w:r>
+      <w:pPr>
+        <w:spacing w:line="336" w:lineRule="auto" w:after="180"/>
+      </w:pPr>
+      <w:r>
+        <w:rPr>
+          <w:b w:val="0"/>
+        </w:rPr>
         <w:t>Before class, solve the supported practice: A student session submits role=teacher in request data and asks for a guide. Show the intermediate steps and give the conclusion with its scope.</w:t>
       </w:r>
     </w:p>
     <w:p>
-      <w:r>
-        <w:t>Reasoned practice answer: Teacher explanation: The trusted session remains student; deny teacher guide access. A claimed role cannot change authenticated authority.</w:t>
+      <w:pPr>
+        <w:pStyle w:val="Heading3"/>
+      </w:pPr>
+      <w:r>
+        <w:t>Supported practice answer</w:t>
       </w:r>
     </w:p>
     <w:p>
-      <w:r>
-        <w:t>Check every learner before discussion: Use the worked case for Authentication and authorisation. Proposed explanation: “The worked result establishes every future case”. Decide whether this explanation is supported. Point to the step or supplied fact that decides; explain your repair if needed.</w:t>
+      <w:pPr>
+        <w:spacing w:line="336" w:lineRule="auto" w:after="180"/>
+        <w:shd w:fill="F1F6FC"/>
+      </w:pPr>
+      <w:r>
+        <w:rPr>
+          <w:b w:val="0"/>
+        </w:rPr>
+        <w:t>Reasoned practice answer: Teacher explanation: The trusted session remains student; deny teacher guide access. A claimed role cannot change authenticated authority.</w:t>
       </w:r>
     </w:p>
     <w:p>
-      <w:r>
-        <w:t>Misconception repair: Successful authentication does not grant every resource or operation.</w:t>
+      <w:pPr>
+        <w:spacing w:line="336" w:lineRule="auto" w:after="180"/>
+      </w:pPr>
+      <w:r>
+        <w:rPr>
+          <w:b w:val="0"/>
+        </w:rPr>
+        <w:t xml:space="preserve">Check every learner before discussion: Use the worked case for </w:t>
+      </w:r>
+      <w:r>
+        <w:rPr>
+          <w:b/>
+        </w:rPr>
+        <w:t>Authentication</w:t>
+      </w:r>
+      <w:r>
+        <w:rPr>
+          <w:b w:val="0"/>
+        </w:rPr>
+        <w:t xml:space="preserve"> and </w:t>
+      </w:r>
+      <w:r>
+        <w:rPr>
+          <w:b/>
+        </w:rPr>
+        <w:t>authorisation</w:t>
+      </w:r>
+      <w:r>
+        <w:rPr>
+          <w:b w:val="0"/>
+        </w:rPr>
+        <w:t>. Proposed explanation: “The worked result establishes every future case”. Decide whether this explanation is supported.</w:t>
       </w:r>
     </w:p>
     <w:p>
-      <w:r>
-        <w:t>Support: read the exact case aloud, enlarge the labelled picture, supply input cards and model only the first deciding step. Accept a spoken explanation or drawing; retain the reasoning goal.</w:t>
+      <w:pPr>
+        <w:spacing w:line="336" w:lineRule="auto" w:after="180"/>
+      </w:pPr>
+      <w:r>
+        <w:rPr>
+          <w:b w:val="0"/>
+        </w:rPr>
+        <w:t>Point to the step or supplied fact that decides; explain your repair if needed.</w:t>
       </w:r>
     </w:p>
     <w:p>
-      <w:r>
-        <w:t>Extension: Use a verified curator permitted to edit C. Require a prediction and a reason before comparing. Expected result: The authorisation gate allows the edit, subject to other declared checks. Reason: The trusted role now matches this operation and object.</w:t>
+      <w:pPr>
+        <w:pStyle w:val="Heading3"/>
+      </w:pPr>
+      <w:r>
+        <w:t>Repair the misconception</w:t>
       </w:r>
     </w:p>
     <w:p>
-      <w:r>
+      <w:pPr>
+        <w:spacing w:line="336" w:lineRule="auto" w:after="180"/>
+        <w:shd w:fill="FFF5E6"/>
+      </w:pPr>
+      <w:r>
+        <w:rPr>
+          <w:b w:val="0"/>
+        </w:rPr>
+        <w:t xml:space="preserve">Misconception repair: Successful </w:t>
+      </w:r>
+      <w:r>
+        <w:rPr>
+          <w:b/>
+        </w:rPr>
+        <w:t>authentication</w:t>
+      </w:r>
+      <w:r>
+        <w:rPr>
+          <w:b w:val="0"/>
+        </w:rPr>
+        <w:t xml:space="preserve"> does not grant every resource or operation.</w:t>
+      </w:r>
+    </w:p>
+    <w:p>
+      <w:pPr>
+        <w:pStyle w:val="Heading3"/>
+      </w:pPr>
+      <w:r>
+        <w:t>Support without giving away the answer</w:t>
+      </w:r>
+    </w:p>
+    <w:p>
+      <w:pPr>
+        <w:spacing w:line="336" w:lineRule="auto" w:after="180"/>
+        <w:shd w:fill="F1F6F8"/>
+      </w:pPr>
+      <w:r>
+        <w:rPr>
+          <w:b w:val="0"/>
+        </w:rPr>
+        <w:t xml:space="preserve">Support: read the exact case aloud, enlarge the labelled picture, supply </w:t>
+      </w:r>
+      <w:r>
+        <w:rPr>
+          <w:b/>
+        </w:rPr>
+        <w:t>input</w:t>
+      </w:r>
+      <w:r>
+        <w:rPr>
+          <w:b w:val="0"/>
+        </w:rPr>
+        <w:t xml:space="preserve"> cards and model only the first deciding step. Accept a spoken explanation or drawing; retain the reasoning goal.</w:t>
+      </w:r>
+    </w:p>
+    <w:p>
+      <w:pPr>
+        <w:pStyle w:val="Heading3"/>
+      </w:pPr>
+      <w:r>
+        <w:t>Extend the reasoning</w:t>
+      </w:r>
+    </w:p>
+    <w:p>
+      <w:pPr>
+        <w:spacing w:line="336" w:lineRule="auto" w:after="180"/>
+        <w:shd w:fill="F5F1FB"/>
+      </w:pPr>
+      <w:r>
+        <w:rPr>
+          <w:b w:val="0"/>
+        </w:rPr>
+        <w:t xml:space="preserve">Extension: Use a verified curator permitted to edit C. Require a </w:t>
+      </w:r>
+      <w:r>
+        <w:rPr>
+          <w:b/>
+        </w:rPr>
+        <w:t>prediction</w:t>
+      </w:r>
+      <w:r>
+        <w:rPr>
+          <w:b w:val="0"/>
+        </w:rPr>
+        <w:t xml:space="preserve"> and a reason before comparing. Expected result: The </w:t>
+      </w:r>
+      <w:r>
+        <w:rPr>
+          <w:b/>
+        </w:rPr>
+        <w:t>authorisation</w:t>
+      </w:r>
+      <w:r>
+        <w:rPr>
+          <w:b w:val="0"/>
+        </w:rPr>
+        <w:t xml:space="preserve"> gate allows the edit, subject to other declared checks.</w:t>
+      </w:r>
+    </w:p>
+    <w:p>
+      <w:pPr>
+        <w:spacing w:line="336" w:lineRule="auto" w:after="180"/>
+        <w:shd w:fill="F5F1FB"/>
+      </w:pPr>
+      <w:r>
+        <w:rPr>
+          <w:b w:val="0"/>
+        </w:rPr>
+        <w:t xml:space="preserve">Reason: The </w:t>
+      </w:r>
+      <w:r>
+        <w:rPr>
+          <w:b/>
+        </w:rPr>
+        <w:t>trusted role</w:t>
+      </w:r>
+      <w:r>
+        <w:rPr>
+          <w:b w:val="0"/>
+        </w:rPr>
+        <w:t xml:space="preserve"> now matches this operation and object.</w:t>
+      </w:r>
+    </w:p>
+    <w:p>
+      <w:pPr>
+        <w:pStyle w:val="Heading3"/>
+      </w:pPr>
+      <w:r>
+        <w:t>Protect the independent attempt</w:t>
+      </w:r>
+    </w:p>
+    <w:p>
+      <w:pPr>
+        <w:spacing w:line="336" w:lineRule="auto" w:after="180"/>
+        <w:shd w:fill="FFF5E6"/>
+      </w:pPr>
+      <w:r>
+        <w:rPr>
+          <w:b w:val="0"/>
+        </w:rPr>
         <w:t>Independent assessment: withhold the reserved answer until the learner has attempted the new case. Record support separately from correctness.</w:t>
       </w:r>
     </w:p>
@@ -2319,46 +4750,1076 @@
       </w:tr>
     </w:tbl>
     <w:p>
-      <w:r>
-        <w:t>Project checkpoint: Frame the need. Name the user, the problem, allowed inputs and a safe simple starting method.</w:t>
+      <w:pPr>
+        <w:pStyle w:val="Heading3"/>
+      </w:pPr>
+      <w:r>
+        <w:t>Project checkpoint</w:t>
       </w:r>
     </w:p>
     <w:p>
-      <w:r>
-        <w:t>Use the weekly teacher answer for topic-specific reasoning. A saved progress tick is an activity record; judge mastery from the learner’s explanation and evidence.</w:t>
+      <w:pPr>
+        <w:spacing w:line="336" w:lineRule="auto" w:after="180"/>
+        <w:shd w:fill="EDF7F3"/>
+      </w:pPr>
+      <w:r>
+        <w:rPr>
+          <w:b w:val="0"/>
+        </w:rPr>
+        <w:t xml:space="preserve">Project checkpoint: Frame the need. Name the user, the problem, allowed </w:t>
+      </w:r>
+      <w:r>
+        <w:rPr>
+          <w:b/>
+        </w:rPr>
+        <w:t>input</w:t>
+      </w:r>
+      <w:r>
+        <w:rPr>
+          <w:b w:val="0"/>
+        </w:rPr>
+        <w:t>s and a safe simple starting method.</w:t>
       </w:r>
     </w:p>
     <w:p>
       <w:pPr>
-        <w:pStyle w:val="Heading1"/>
-      </w:pPr>
-      <w:r>
-        <w:t>08. Use feedback, labs and repair paths</w:t>
+        <w:spacing w:line="336" w:lineRule="auto" w:after="180"/>
+      </w:pPr>
+      <w:r>
+        <w:rPr>
+          <w:b w:val="0"/>
+        </w:rPr>
+        <w:t xml:space="preserve">Use the weekly teacher answer for topic-specific reasoning. A saved progress tick is an activity record; judge mastery from the learner’s explanation and </w:t>
+      </w:r>
+      <w:r>
+        <w:rPr>
+          <w:b/>
+        </w:rPr>
+        <w:t>evidence</w:t>
+      </w:r>
+      <w:r>
+        <w:rPr>
+          <w:b w:val="0"/>
+        </w:rPr>
+        <w:t>.</w:t>
       </w:r>
     </w:p>
     <w:p>
-      <w:r>
-        <w:t>Use the two formative questions as supported practice, not as independent mastery scores. Discuss the deciding evidence rather than accepting a guessed selection.</w:t>
+      <w:pPr>
+        <w:pStyle w:val="Heading1"/>
+      </w:pPr>
+      <w:r>
+        <w:t>08. Use feedback, labs and repair paths</w:t>
       </w:r>
     </w:p>
     <w:p>
       <w:r>
-        <w:t>The feedback comes from the reviewed public worked case. Do not reveal the separately reserved independent teacher answer until the learner has attempted that case.</w:t>
+        <w:t>Use feedback, earlier review and portfolios purposefully. Apply the coding routine only when this lesson has an executable lab.</w:t>
       </w:r>
     </w:p>
     <w:p>
-      <w:r>
-        <w:t>Ask students to predict before running code. Preserve errors and actual outputs; collect a changed test and an explanation. The branch-boundary and indexing lessons deliberately include failure cases.</w:t>
+      <w:pPr>
+        <w:spacing w:line="336" w:lineRule="auto" w:after="180"/>
+      </w:pPr>
+      <w:r>
+        <w:rPr>
+          <w:b w:val="0"/>
+        </w:rPr>
+        <w:t xml:space="preserve">Use the two formative questions as supported practice, not as independent mastery scores. Discuss the deciding </w:t>
+      </w:r>
+      <w:r>
+        <w:rPr>
+          <w:b/>
+        </w:rPr>
+        <w:t>evidence</w:t>
+      </w:r>
+      <w:r>
+        <w:rPr>
+          <w:b w:val="0"/>
+        </w:rPr>
+        <w:t xml:space="preserve"> rather than accepting a guessed selection.</w:t>
       </w:r>
     </w:p>
     <w:p>
-      <w:r>
-        <w:t>Use the earlier worked-explanation links to address a specific missing building block, then return to the current question. Adapt this suggestion after observing the learner; it is not an automatic diagnosis.</w:t>
+      <w:pPr>
+        <w:spacing w:line="336" w:lineRule="auto" w:after="180"/>
+      </w:pPr>
+      <w:r>
+        <w:rPr>
+          <w:b w:val="0"/>
+        </w:rPr>
+        <w:t>The feedback comes from the reviewed public worked case. Do not reveal the separately reserved independent teacher answer until the learner has attempted that case.</w:t>
       </w:r>
     </w:p>
     <w:p>
-      <w:r>
-        <w:t>Collect the completed-work portfolio as evidence. Record support separately from correctness, and assess explanation, trace/test and limitations. Progress ticks and quiz selections alone do not establish mastery.</w:t>
+      <w:pPr>
+        <w:spacing w:line="336" w:lineRule="auto" w:after="180"/>
+      </w:pPr>
+      <w:r>
+        <w:rPr>
+          <w:b w:val="0"/>
+        </w:rPr>
+        <w:t xml:space="preserve">Ask students to predict before running code. Preserve errors and actual </w:t>
+      </w:r>
+      <w:r>
+        <w:rPr>
+          <w:b/>
+        </w:rPr>
+        <w:t>output</w:t>
+      </w:r>
+      <w:r>
+        <w:rPr>
+          <w:b w:val="0"/>
+        </w:rPr>
+        <w:t>s; collect a changed test and an explanation. The branch-boundary and indexing lessons deliberately include failure cases.</w:t>
+      </w:r>
+    </w:p>
+    <w:p>
+      <w:pPr>
+        <w:spacing w:line="336" w:lineRule="auto" w:after="180"/>
+      </w:pPr>
+      <w:r>
+        <w:rPr>
+          <w:b w:val="0"/>
+        </w:rPr>
+        <w:t>Use the earlier worked-explanation links to address a specific missing building block, then return to the current question. Adapt this suggestion after observing the learner; it is not an automatic diagnosis.</w:t>
+      </w:r>
+    </w:p>
+    <w:p>
+      <w:pPr>
+        <w:spacing w:line="336" w:lineRule="auto" w:after="180"/>
+      </w:pPr>
+      <w:r>
+        <w:rPr>
+          <w:b w:val="0"/>
+        </w:rPr>
+        <w:t xml:space="preserve">Collect the completed-work portfolio as </w:t>
+      </w:r>
+      <w:r>
+        <w:rPr>
+          <w:b/>
+        </w:rPr>
+        <w:t>evidence</w:t>
+      </w:r>
+      <w:r>
+        <w:rPr>
+          <w:b w:val="0"/>
+        </w:rPr>
+        <w:t>. Record support separately from correctness, and assess explanation, trace/test and limitations. Progress ticks and quiz selections alone do not establish mastery.</w:t>
+      </w:r>
+    </w:p>
+    <w:p>
+      <w:pPr>
+        <w:pStyle w:val="Heading1"/>
+      </w:pPr>
+      <w:r>
+        <w:t>09. Visual concept journey</w:t>
+      </w:r>
+    </w:p>
+    <w:p>
+      <w:r>
+        <w:t>Show one Authentication and authorisation graphic at a time, request a prediction and discuss its trace before the independent assessment.</w:t>
+      </w:r>
+    </w:p>
+    <w:p>
+      <w:pPr>
+        <w:spacing w:line="336" w:lineRule="auto" w:after="180"/>
+      </w:pPr>
+      <w:r>
+        <w:rPr>
+          <w:b w:val="0"/>
+        </w:rPr>
+        <w:t xml:space="preserve">Use one picture at a time. Hide a worked result before asking for a </w:t>
+      </w:r>
+      <w:r>
+        <w:rPr>
+          <w:b/>
+        </w:rPr>
+        <w:t>prediction</w:t>
+      </w:r>
+      <w:r>
+        <w:rPr>
+          <w:b w:val="0"/>
+        </w:rPr>
+        <w:t>, then reveal it for feedback. These are supported teaching cases; retain the separate independent assessment for a fresh first attempt.</w:t>
+      </w:r>
+    </w:p>
+    <w:p>
+      <w:pPr>
+        <w:pStyle w:val="Heading3"/>
+      </w:pPr>
+      <w:r>
+        <w:t>01. Authentication and authorisation: the case</w:t>
+      </w:r>
+    </w:p>
+    <w:p>
+      <w:r>
+        <w:drawing>
+          <wp:inline xmlns:a="http://schemas.openxmlformats.org/drawingml/2006/main" xmlns:pic="http://schemas.openxmlformats.org/drawingml/2006/picture">
+            <wp:extent cx="5486400" cy="2834640"/>
+            <wp:docPr id="2" name="Picture 2" descr="A verified reader cannot edit. Jo logs in as a verified museum volunteer and asks to edit card C. Supplied facts: Trusted policy grants volunteers read access to C; only curators may edit it."/>
+            <wp:cNvGraphicFramePr>
+              <a:graphicFrameLocks noChangeAspect="1"/>
+            </wp:cNvGraphicFramePr>
+            <a:graphic>
+              <a:graphicData uri="http://schemas.openxmlformats.org/drawingml/2006/picture">
+                <pic:pic>
+                  <pic:nvPicPr>
+                    <pic:cNvPr id="0" name="academy-story-ai-6-5-01.png"/>
+                    <pic:cNvPicPr/>
+                  </pic:nvPicPr>
+                  <pic:blipFill>
+                    <a:blip r:embed="rId10"/>
+                    <a:stretch>
+                      <a:fillRect/>
+                    </a:stretch>
+                  </pic:blipFill>
+                  <pic:spPr>
+                    <a:xfrm>
+                      <a:off x="0" y="0"/>
+                      <a:ext cx="5486400" cy="2834640"/>
+                    </a:xfrm>
+                    <a:prstGeom prst="rect"/>
+                  </pic:spPr>
+                </pic:pic>
+              </a:graphicData>
+            </a:graphic>
+          </wp:inline>
+        </w:drawing>
+      </w:r>
+    </w:p>
+    <w:p>
+      <w:pPr>
+        <w:spacing w:line="336" w:lineRule="auto" w:after="180"/>
+      </w:pPr>
+      <w:r>
+        <w:rPr>
+          <w:b w:val="0"/>
+        </w:rPr>
+        <w:t>A verified reader cannot edit. Jo logs in as a verified museum volunteer and asks to edit card C. Supplied facts: Trusted policy grants volunteers read access to C; only curators may edit it.</w:t>
+      </w:r>
+    </w:p>
+    <w:p>
+      <w:pPr>
+        <w:spacing w:line="336" w:lineRule="auto" w:after="180"/>
+        <w:shd w:fill="F5F1FB"/>
+      </w:pPr>
+      <w:r>
+        <w:rPr>
+          <w:b w:val="0"/>
+        </w:rPr>
+        <w:t>Point to the given fact that matters most. Explain why it matters.</w:t>
+      </w:r>
+    </w:p>
+    <w:p>
+      <w:pPr>
+        <w:pStyle w:val="Heading3"/>
+      </w:pPr>
+      <w:r>
+        <w:t>Discuss while showing the picture</w:t>
+      </w:r>
+    </w:p>
+    <w:p>
+      <w:pPr>
+        <w:spacing w:line="336" w:lineRule="auto" w:after="180"/>
+        <w:shd w:fill="F1F6F8"/>
+      </w:pPr>
+      <w:r>
+        <w:rPr>
+          <w:b w:val="0"/>
+        </w:rPr>
+        <w:t>Teacher prompt: Point to the given fact that matters most. Explain why it matters. Ask learners to describe one label or arrow in ordinary words. Use the adjacent transcript if the image is difficult to see.</w:t>
+      </w:r>
+    </w:p>
+    <w:p>
+      <w:pPr>
+        <w:pStyle w:val="Heading3"/>
+      </w:pPr>
+      <w:r>
+        <w:t>02. Follow the deciding steps</w:t>
+      </w:r>
+    </w:p>
+    <w:p>
+      <w:r>
+        <w:drawing>
+          <wp:inline xmlns:a="http://schemas.openxmlformats.org/drawingml/2006/main" xmlns:pic="http://schemas.openxmlformats.org/drawingml/2006/picture">
+            <wp:extent cx="5486400" cy="3182112"/>
+            <wp:docPr id="3" name="Picture 3" descr="Identify Jo: Authentication establishes Jo’s identity and volunteer role. → Check the action: Editing C requires curator authority. → Deny the edit: Keep C unchanged; the authenticated volunteer lacks this permission."/>
+            <wp:cNvGraphicFramePr>
+              <a:graphicFrameLocks noChangeAspect="1"/>
+            </wp:cNvGraphicFramePr>
+            <a:graphic>
+              <a:graphicData uri="http://schemas.openxmlformats.org/drawingml/2006/picture">
+                <pic:pic>
+                  <pic:nvPicPr>
+                    <pic:cNvPr id="0" name="academy-story-ai-6-5-02.png"/>
+                    <pic:cNvPicPr/>
+                  </pic:nvPicPr>
+                  <pic:blipFill>
+                    <a:blip r:embed="rId11"/>
+                    <a:stretch>
+                      <a:fillRect/>
+                    </a:stretch>
+                  </pic:blipFill>
+                  <pic:spPr>
+                    <a:xfrm>
+                      <a:off x="0" y="0"/>
+                      <a:ext cx="5486400" cy="3182112"/>
+                    </a:xfrm>
+                    <a:prstGeom prst="rect"/>
+                  </pic:spPr>
+                </pic:pic>
+              </a:graphicData>
+            </a:graphic>
+          </wp:inline>
+        </w:drawing>
+      </w:r>
+    </w:p>
+    <w:p>
+      <w:pPr>
+        <w:spacing w:line="336" w:lineRule="auto" w:after="180"/>
+      </w:pPr>
+      <w:r>
+        <w:rPr>
+          <w:b w:val="0"/>
+        </w:rPr>
+        <w:t xml:space="preserve">Identify Jo: </w:t>
+      </w:r>
+      <w:r>
+        <w:rPr>
+          <w:b/>
+        </w:rPr>
+        <w:t>Authentication</w:t>
+      </w:r>
+      <w:r>
+        <w:rPr>
+          <w:b w:val="0"/>
+        </w:rPr>
+        <w:t xml:space="preserve"> establishes Jo’s identity and volunteer role. → Check the action: Editing C requires curator authority. → Deny the edit: Keep C unchanged; the authenticated volunteer lacks this permission.</w:t>
+      </w:r>
+    </w:p>
+    <w:p>
+      <w:pPr>
+        <w:spacing w:line="336" w:lineRule="auto" w:after="180"/>
+        <w:shd w:fill="F5F1FB"/>
+      </w:pPr>
+      <w:r>
+        <w:rPr>
+          <w:b w:val="0"/>
+        </w:rPr>
+        <w:t xml:space="preserve">Point to each numbered stage and explain which recorded </w:t>
+      </w:r>
+      <w:r>
+        <w:rPr>
+          <w:b/>
+        </w:rPr>
+        <w:t>input</w:t>
+      </w:r>
+      <w:r>
+        <w:rPr>
+          <w:b w:val="0"/>
+        </w:rPr>
+        <w:t xml:space="preserve"> it uses.</w:t>
+      </w:r>
+    </w:p>
+    <w:p>
+      <w:pPr>
+        <w:pStyle w:val="Heading3"/>
+      </w:pPr>
+      <w:r>
+        <w:t>Discuss while showing the picture</w:t>
+      </w:r>
+    </w:p>
+    <w:p>
+      <w:pPr>
+        <w:spacing w:line="336" w:lineRule="auto" w:after="180"/>
+        <w:shd w:fill="F1F6F8"/>
+      </w:pPr>
+      <w:r>
+        <w:rPr>
+          <w:b w:val="0"/>
+        </w:rPr>
+        <w:t xml:space="preserve">Teacher prompt: Point to each numbered stage and explain which recorded </w:t>
+      </w:r>
+      <w:r>
+        <w:rPr>
+          <w:b/>
+        </w:rPr>
+        <w:t>input</w:t>
+      </w:r>
+      <w:r>
+        <w:rPr>
+          <w:b w:val="0"/>
+        </w:rPr>
+        <w:t xml:space="preserve"> it uses. Ask learners to describe one label or arrow in ordinary words. Use the adjacent transcript if the image is difficult to see.</w:t>
+      </w:r>
+    </w:p>
+    <w:p>
+      <w:pPr>
+        <w:pStyle w:val="Heading3"/>
+      </w:pPr>
+      <w:r>
+        <w:t>03. Authentication and authorisation — evidence trace</w:t>
+      </w:r>
+    </w:p>
+    <w:p>
+      <w:r>
+        <w:drawing>
+          <wp:inline xmlns:a="http://schemas.openxmlformats.org/drawingml/2006/main" xmlns:pic="http://schemas.openxmlformats.org/drawingml/2006/picture">
+            <wp:extent cx="5486400" cy="2996184"/>
+            <wp:docPr id="4" name="Picture 4" descr="Authentication and authorisation — evidence trace. A student session submits role=teacher in request data and asks for a guide. | Use trusted session roles, never a role claimed inside user JSON. Student may read student resources; teacher may read both. Unauthenticated requests are denied. | The trusted session remains student; deny teacher guide access. A claimed role cannot change authenticated authority."/>
+            <wp:cNvGraphicFramePr>
+              <a:graphicFrameLocks noChangeAspect="1"/>
+            </wp:cNvGraphicFramePr>
+            <a:graphic>
+              <a:graphicData uri="http://schemas.openxmlformats.org/drawingml/2006/picture">
+                <pic:pic>
+                  <pic:nvPicPr>
+                    <pic:cNvPr id="0" name="academy-story-ai-6-5-03.png"/>
+                    <pic:cNvPicPr/>
+                  </pic:nvPicPr>
+                  <pic:blipFill>
+                    <a:blip r:embed="rId12"/>
+                    <a:stretch>
+                      <a:fillRect/>
+                    </a:stretch>
+                  </pic:blipFill>
+                  <pic:spPr>
+                    <a:xfrm>
+                      <a:off x="0" y="0"/>
+                      <a:ext cx="5486400" cy="2996184"/>
+                    </a:xfrm>
+                    <a:prstGeom prst="rect"/>
+                  </pic:spPr>
+                </pic:pic>
+              </a:graphicData>
+            </a:graphic>
+          </wp:inline>
+        </w:drawing>
+      </w:r>
+    </w:p>
+    <w:p>
+      <w:pPr>
+        <w:spacing w:line="336" w:lineRule="auto" w:after="180"/>
+      </w:pPr>
+      <w:r>
+        <w:rPr>
+          <w:b/>
+        </w:rPr>
+        <w:t>Authentication</w:t>
+      </w:r>
+      <w:r>
+        <w:rPr>
+          <w:b w:val="0"/>
+        </w:rPr>
+        <w:t xml:space="preserve"> and </w:t>
+      </w:r>
+      <w:r>
+        <w:rPr>
+          <w:b/>
+        </w:rPr>
+        <w:t>authorisation</w:t>
+      </w:r>
+      <w:r>
+        <w:rPr>
+          <w:b w:val="0"/>
+        </w:rPr>
+        <w:t xml:space="preserve"> — </w:t>
+      </w:r>
+      <w:r>
+        <w:rPr>
+          <w:b/>
+        </w:rPr>
+        <w:t>evidence</w:t>
+      </w:r>
+      <w:r>
+        <w:rPr>
+          <w:b w:val="0"/>
+        </w:rPr>
+        <w:t xml:space="preserve"> trace. A student session submits role=teacher in request data and asks for a guide. | Use trusted session roles, never a role claimed inside user JSON.</w:t>
+      </w:r>
+    </w:p>
+    <w:p>
+      <w:pPr>
+        <w:spacing w:line="336" w:lineRule="auto" w:after="180"/>
+      </w:pPr>
+      <w:r>
+        <w:rPr>
+          <w:b w:val="0"/>
+        </w:rPr>
+        <w:t>Student may read student resources; teacher may read both. Unauthenticated requests are denied. | The trusted session remains student; deny teacher guide access. A claimed role cannot change authenticated authority.</w:t>
+      </w:r>
+    </w:p>
+    <w:p>
+      <w:pPr>
+        <w:spacing w:line="336" w:lineRule="auto" w:after="180"/>
+        <w:shd w:fill="F5F1FB"/>
+      </w:pPr>
+      <w:r>
+        <w:rPr>
+          <w:b w:val="0"/>
+        </w:rPr>
+        <w:t>Read the labels and values. Explain the relationship the model shows.</w:t>
+      </w:r>
+    </w:p>
+    <w:p>
+      <w:pPr>
+        <w:pStyle w:val="Heading3"/>
+      </w:pPr>
+      <w:r>
+        <w:t>Discuss while showing the picture</w:t>
+      </w:r>
+    </w:p>
+    <w:p>
+      <w:pPr>
+        <w:spacing w:line="336" w:lineRule="auto" w:after="180"/>
+        <w:shd w:fill="F1F6F8"/>
+      </w:pPr>
+      <w:r>
+        <w:rPr>
+          <w:b w:val="0"/>
+        </w:rPr>
+        <w:t>Teacher prompt: Read the labels and values. Explain the relationship the model shows. Ask learners to describe one label or arrow in ordinary words. Use the adjacent transcript if the image is difficult to see.</w:t>
+      </w:r>
+    </w:p>
+    <w:p>
+      <w:pPr>
+        <w:pStyle w:val="Heading3"/>
+      </w:pPr>
+      <w:r>
+        <w:t>04. Change one thing. Trace what follows.</w:t>
+      </w:r>
+    </w:p>
+    <w:p>
+      <w:r>
+        <w:drawing>
+          <wp:inline xmlns:a="http://schemas.openxmlformats.org/drawingml/2006/main" xmlns:pic="http://schemas.openxmlformats.org/drawingml/2006/picture">
+            <wp:extent cx="5486400" cy="3026664"/>
+            <wp:docPr id="5" name="Picture 5" descr="Original case: Keep C unchanged; the authenticated volunteer lacks this permission. Changed condition: Use a verified curator permitted to edit C. Expected result: The authorisation gate allows the edit, subject to other declared checks. Reason: The trusted role now matches this operation and object."/>
+            <wp:cNvGraphicFramePr>
+              <a:graphicFrameLocks noChangeAspect="1"/>
+            </wp:cNvGraphicFramePr>
+            <a:graphic>
+              <a:graphicData uri="http://schemas.openxmlformats.org/drawingml/2006/picture">
+                <pic:pic>
+                  <pic:nvPicPr>
+                    <pic:cNvPr id="0" name="academy-story-ai-6-5-04.png"/>
+                    <pic:cNvPicPr/>
+                  </pic:nvPicPr>
+                  <pic:blipFill>
+                    <a:blip r:embed="rId13"/>
+                    <a:stretch>
+                      <a:fillRect/>
+                    </a:stretch>
+                  </pic:blipFill>
+                  <pic:spPr>
+                    <a:xfrm>
+                      <a:off x="0" y="0"/>
+                      <a:ext cx="5486400" cy="3026664"/>
+                    </a:xfrm>
+                    <a:prstGeom prst="rect"/>
+                  </pic:spPr>
+                </pic:pic>
+              </a:graphicData>
+            </a:graphic>
+          </wp:inline>
+        </w:drawing>
+      </w:r>
+    </w:p>
+    <w:p>
+      <w:pPr>
+        <w:spacing w:line="336" w:lineRule="auto" w:after="180"/>
+      </w:pPr>
+      <w:r>
+        <w:rPr>
+          <w:b w:val="0"/>
+        </w:rPr>
+        <w:t>Original case: Keep C unchanged; the authenticated volunteer lacks this permission. Changed condition: Use a verified curator permitted to edit C.</w:t>
+      </w:r>
+    </w:p>
+    <w:p>
+      <w:pPr>
+        <w:spacing w:line="336" w:lineRule="auto" w:after="180"/>
+      </w:pPr>
+      <w:r>
+        <w:rPr>
+          <w:b w:val="0"/>
+        </w:rPr>
+        <w:t xml:space="preserve">Expected result: The </w:t>
+      </w:r>
+      <w:r>
+        <w:rPr>
+          <w:b/>
+        </w:rPr>
+        <w:t>authorisation</w:t>
+      </w:r>
+      <w:r>
+        <w:rPr>
+          <w:b w:val="0"/>
+        </w:rPr>
+        <w:t xml:space="preserve"> gate allows the edit, subject to other declared checks. Reason: The </w:t>
+      </w:r>
+      <w:r>
+        <w:rPr>
+          <w:b/>
+        </w:rPr>
+        <w:t>trusted role</w:t>
+      </w:r>
+      <w:r>
+        <w:rPr>
+          <w:b w:val="0"/>
+        </w:rPr>
+        <w:t xml:space="preserve"> now matches this operation and object.</w:t>
+      </w:r>
+    </w:p>
+    <w:p>
+      <w:pPr>
+        <w:spacing w:line="336" w:lineRule="auto" w:after="180"/>
+        <w:shd w:fill="F5F1FB"/>
+      </w:pPr>
+      <w:r>
+        <w:rPr>
+          <w:b w:val="0"/>
+        </w:rPr>
+        <w:t>Predict before checking the worked changed-case result. Name what changed and what the supplied facts allow you to conclude.</w:t>
+      </w:r>
+    </w:p>
+    <w:p>
+      <w:pPr>
+        <w:pStyle w:val="Heading3"/>
+      </w:pPr>
+      <w:r>
+        <w:t>Discuss while showing the picture</w:t>
+      </w:r>
+    </w:p>
+    <w:p>
+      <w:pPr>
+        <w:spacing w:line="336" w:lineRule="auto" w:after="180"/>
+        <w:shd w:fill="F1F6F8"/>
+      </w:pPr>
+      <w:r>
+        <w:rPr>
+          <w:b w:val="0"/>
+        </w:rPr>
+        <w:t>Teacher prompt: Predict before checking the worked changed-case result. Name what changed and what the supplied facts allow you to conclude. Ask learners to describe one label or arrow in ordinary words.</w:t>
+      </w:r>
+    </w:p>
+    <w:p>
+      <w:pPr>
+        <w:spacing w:line="336" w:lineRule="auto" w:after="180"/>
+        <w:shd w:fill="F1F6F8"/>
+      </w:pPr>
+      <w:r>
+        <w:rPr>
+          <w:b w:val="0"/>
+        </w:rPr>
+        <w:t xml:space="preserve">Use the adjacent transcript if the image is difficult to see. Changed-case reasoning: The </w:t>
+      </w:r>
+      <w:r>
+        <w:rPr>
+          <w:b/>
+        </w:rPr>
+        <w:t>trusted role</w:t>
+      </w:r>
+      <w:r>
+        <w:rPr>
+          <w:b w:val="0"/>
+        </w:rPr>
+        <w:t xml:space="preserve"> now matches this operation and object.</w:t>
+      </w:r>
+    </w:p>
+    <w:p>
+      <w:pPr>
+        <w:pStyle w:val="Heading3"/>
+      </w:pPr>
+      <w:r>
+        <w:t>05. Connect the explanation to its limit</w:t>
+      </w:r>
+    </w:p>
+    <w:p>
+      <w:r>
+        <w:drawing>
+          <wp:inline xmlns:a="http://schemas.openxmlformats.org/drawingml/2006/main" xmlns:pic="http://schemas.openxmlformats.org/drawingml/2006/picture">
+            <wp:extent cx="5486400" cy="2834640"/>
+            <wp:docPr id="6" name="Picture 6" descr="Authentication establishes identity. Authorisation compares that identity with the requested action and resource. Limit: A role written in an ordinary request is not a trusted authentication claim."/>
+            <wp:cNvGraphicFramePr>
+              <a:graphicFrameLocks noChangeAspect="1"/>
+            </wp:cNvGraphicFramePr>
+            <a:graphic>
+              <a:graphicData uri="http://schemas.openxmlformats.org/drawingml/2006/picture">
+                <pic:pic>
+                  <pic:nvPicPr>
+                    <pic:cNvPr id="0" name="academy-story-ai-6-5-05.png"/>
+                    <pic:cNvPicPr/>
+                  </pic:nvPicPr>
+                  <pic:blipFill>
+                    <a:blip r:embed="rId14"/>
+                    <a:stretch>
+                      <a:fillRect/>
+                    </a:stretch>
+                  </pic:blipFill>
+                  <pic:spPr>
+                    <a:xfrm>
+                      <a:off x="0" y="0"/>
+                      <a:ext cx="5486400" cy="2834640"/>
+                    </a:xfrm>
+                    <a:prstGeom prst="rect"/>
+                  </pic:spPr>
+                </pic:pic>
+              </a:graphicData>
+            </a:graphic>
+          </wp:inline>
+        </w:drawing>
+      </w:r>
+    </w:p>
+    <w:p>
+      <w:pPr>
+        <w:spacing w:line="336" w:lineRule="auto" w:after="180"/>
+      </w:pPr>
+      <w:r>
+        <w:rPr>
+          <w:b/>
+        </w:rPr>
+        <w:t>Authentication</w:t>
+      </w:r>
+      <w:r>
+        <w:rPr>
+          <w:b w:val="0"/>
+        </w:rPr>
+        <w:t xml:space="preserve"> establishes identity. </w:t>
+      </w:r>
+      <w:r>
+        <w:rPr>
+          <w:b/>
+        </w:rPr>
+        <w:t>Authorisation</w:t>
+      </w:r>
+      <w:r>
+        <w:rPr>
+          <w:b w:val="0"/>
+        </w:rPr>
+        <w:t xml:space="preserve"> compares that identity with the requested action and resource. Limit: A role written in an ordinary request is not a trusted </w:t>
+      </w:r>
+      <w:r>
+        <w:rPr>
+          <w:b/>
+        </w:rPr>
+        <w:t>authentication</w:t>
+      </w:r>
+      <w:r>
+        <w:rPr>
+          <w:b w:val="0"/>
+        </w:rPr>
+        <w:t xml:space="preserve"> claim.</w:t>
+      </w:r>
+    </w:p>
+    <w:p>
+      <w:pPr>
+        <w:spacing w:line="336" w:lineRule="auto" w:after="180"/>
+        <w:shd w:fill="F5F1FB"/>
+      </w:pPr>
+      <w:r>
+        <w:rPr>
+          <w:b w:val="0"/>
+        </w:rPr>
+        <w:t>Explain the case, then point to a limit on the claim.</w:t>
+      </w:r>
+    </w:p>
+    <w:p>
+      <w:pPr>
+        <w:pStyle w:val="Heading3"/>
+      </w:pPr>
+      <w:r>
+        <w:t>Discuss while showing the picture</w:t>
+      </w:r>
+    </w:p>
+    <w:p>
+      <w:pPr>
+        <w:spacing w:line="336" w:lineRule="auto" w:after="180"/>
+        <w:shd w:fill="F1F6F8"/>
+      </w:pPr>
+      <w:r>
+        <w:rPr>
+          <w:b w:val="0"/>
+        </w:rPr>
+        <w:t>Teacher prompt: Explain the case, then point to a limit on the claim. Ask learners to describe one label or arrow in ordinary words. Use the adjacent transcript if the image is difficult to see.</w:t>
+      </w:r>
+    </w:p>
+    <w:p>
+      <w:pPr>
+        <w:spacing w:line="336" w:lineRule="auto" w:after="180"/>
+        <w:shd w:fill="F1F6F8"/>
+      </w:pPr>
+      <w:r>
+        <w:rPr>
+          <w:b w:val="0"/>
+        </w:rPr>
+        <w:t xml:space="preserve">Keep the stated scope: A role written in an ordinary request is not a trusted </w:t>
+      </w:r>
+      <w:r>
+        <w:rPr>
+          <w:b/>
+        </w:rPr>
+        <w:t>authentication</w:t>
+      </w:r>
+      <w:r>
+        <w:rPr>
+          <w:b w:val="0"/>
+        </w:rPr>
+        <w:t xml:space="preserve"> claim.</w:t>
+      </w:r>
+    </w:p>
+    <w:p>
+      <w:pPr>
+        <w:pStyle w:val="Heading3"/>
+      </w:pPr>
+      <w:r>
+        <w:t>06. Make the idea visible in your project</w:t>
+      </w:r>
+    </w:p>
+    <w:p>
+      <w:r>
+        <w:drawing>
+          <wp:inline xmlns:a="http://schemas.openxmlformats.org/drawingml/2006/main" xmlns:pic="http://schemas.openxmlformats.org/drawingml/2006/picture">
+            <wp:extent cx="5486400" cy="3529584"/>
+            <wp:docPr id="7" name="Picture 7" descr="For the Grounded Learning Service, retain an annotated trace and the changed-case result. Name the contract or evidence that makes the deciding step valid, so another team can review it. Draw your input, deciding step, result and limit. Supported question: Explain why Jo’s valid volunteer login does not permit editing C. Which trusted role change allows the action, and why is a role written in the request insufficient?"/>
+            <wp:cNvGraphicFramePr>
+              <a:graphicFrameLocks noChangeAspect="1"/>
+            </wp:cNvGraphicFramePr>
+            <a:graphic>
+              <a:graphicData uri="http://schemas.openxmlformats.org/drawingml/2006/picture">
+                <pic:pic>
+                  <pic:nvPicPr>
+                    <pic:cNvPr id="0" name="academy-story-ai-6-5-06.png"/>
+                    <pic:cNvPicPr/>
+                  </pic:nvPicPr>
+                  <pic:blipFill>
+                    <a:blip r:embed="rId15"/>
+                    <a:stretch>
+                      <a:fillRect/>
+                    </a:stretch>
+                  </pic:blipFill>
+                  <pic:spPr>
+                    <a:xfrm>
+                      <a:off x="0" y="0"/>
+                      <a:ext cx="5486400" cy="3529584"/>
+                    </a:xfrm>
+                    <a:prstGeom prst="rect"/>
+                  </pic:spPr>
+                </pic:pic>
+              </a:graphicData>
+            </a:graphic>
+          </wp:inline>
+        </w:drawing>
+      </w:r>
+    </w:p>
+    <w:p>
+      <w:pPr>
+        <w:spacing w:line="336" w:lineRule="auto" w:after="180"/>
+      </w:pPr>
+      <w:r>
+        <w:rPr>
+          <w:b w:val="0"/>
+        </w:rPr>
+        <w:t xml:space="preserve">For the Grounded Learning Service, retain an annotated trace and the changed-case result. Name the contract or </w:t>
+      </w:r>
+      <w:r>
+        <w:rPr>
+          <w:b/>
+        </w:rPr>
+        <w:t>evidence</w:t>
+      </w:r>
+      <w:r>
+        <w:rPr>
+          <w:b w:val="0"/>
+        </w:rPr>
+        <w:t xml:space="preserve"> that makes the deciding step valid, so another team can review it.</w:t>
+      </w:r>
+    </w:p>
+    <w:p>
+      <w:pPr>
+        <w:spacing w:line="336" w:lineRule="auto" w:after="180"/>
+      </w:pPr>
+      <w:r>
+        <w:rPr>
+          <w:b w:val="0"/>
+        </w:rPr>
+        <w:t xml:space="preserve">Draw your </w:t>
+      </w:r>
+      <w:r>
+        <w:rPr>
+          <w:b/>
+        </w:rPr>
+        <w:t>input</w:t>
+      </w:r>
+      <w:r>
+        <w:rPr>
+          <w:b w:val="0"/>
+        </w:rPr>
+        <w:t>, deciding step, result and limit. Supported question: Explain why Jo’s valid volunteer login does not permit editing C.</w:t>
+      </w:r>
+    </w:p>
+    <w:p>
+      <w:pPr>
+        <w:spacing w:line="336" w:lineRule="auto" w:after="180"/>
+      </w:pPr>
+      <w:r>
+        <w:rPr>
+          <w:b w:val="0"/>
+        </w:rPr>
+        <w:t xml:space="preserve">Which </w:t>
+      </w:r>
+      <w:r>
+        <w:rPr>
+          <w:b/>
+        </w:rPr>
+        <w:t>trusted role</w:t>
+      </w:r>
+      <w:r>
+        <w:rPr>
+          <w:b w:val="0"/>
+        </w:rPr>
+        <w:t xml:space="preserve"> change allows the action, and why is a role written in the request insufficient?</w:t>
+      </w:r>
+    </w:p>
+    <w:p>
+      <w:pPr>
+        <w:spacing w:line="336" w:lineRule="auto" w:after="180"/>
+        <w:shd w:fill="F5F1FB"/>
+      </w:pPr>
+      <w:r>
+        <w:rPr>
+          <w:b w:val="0"/>
+        </w:rPr>
+        <w:t xml:space="preserve">Draw your project trace and justify the deciding step using </w:t>
+      </w:r>
+      <w:r>
+        <w:rPr>
+          <w:b/>
+        </w:rPr>
+        <w:t>evidence</w:t>
+      </w:r>
+      <w:r>
+        <w:rPr>
+          <w:b w:val="0"/>
+        </w:rPr>
+        <w:t>.</w:t>
+      </w:r>
+    </w:p>
+    <w:p>
+      <w:pPr>
+        <w:pStyle w:val="Heading3"/>
+      </w:pPr>
+      <w:r>
+        <w:t>Discuss while showing the picture</w:t>
+      </w:r>
+    </w:p>
+    <w:p>
+      <w:pPr>
+        <w:spacing w:line="336" w:lineRule="auto" w:after="180"/>
+        <w:shd w:fill="F1F6F8"/>
+      </w:pPr>
+      <w:r>
+        <w:rPr>
+          <w:b w:val="0"/>
+        </w:rPr>
+        <w:t xml:space="preserve">Teacher prompt: Draw your project trace and justify the deciding step using </w:t>
+      </w:r>
+      <w:r>
+        <w:rPr>
+          <w:b/>
+        </w:rPr>
+        <w:t>evidence</w:t>
+      </w:r>
+      <w:r>
+        <w:rPr>
+          <w:b w:val="0"/>
+        </w:rPr>
+        <w:t>. Ask learners to describe one label or arrow in ordinary words. Use the adjacent transcript if the image is difficult to see.</w:t>
+      </w:r>
+    </w:p>
+    <w:p>
+      <w:pPr>
+        <w:spacing w:line="336" w:lineRule="auto" w:after="180"/>
+        <w:shd w:fill="F1F6F8"/>
+      </w:pPr>
+      <w:r>
+        <w:rPr>
+          <w:b w:val="0"/>
+        </w:rPr>
+        <w:t xml:space="preserve">Supported practice key: </w:t>
+      </w:r>
+      <w:r>
+        <w:rPr>
+          <w:b/>
+        </w:rPr>
+        <w:t>Authentication</w:t>
+      </w:r>
+      <w:r>
+        <w:rPr>
+          <w:b w:val="0"/>
+        </w:rPr>
+        <w:t xml:space="preserve"> establishes Jo’s identity and volunteer role. Editing C requires curator authority. Keep C unchanged; the authenticated volunteer lacks this permission.</w:t>
+      </w:r>
+    </w:p>
+    <w:p>
+      <w:pPr>
+        <w:spacing w:line="336" w:lineRule="auto" w:after="180"/>
+        <w:shd w:fill="F1F6F8"/>
+      </w:pPr>
+      <w:r>
+        <w:rPr>
+          <w:b w:val="0"/>
+        </w:rPr>
+        <w:t xml:space="preserve">Changed case: The </w:t>
+      </w:r>
+      <w:r>
+        <w:rPr>
+          <w:b/>
+        </w:rPr>
+        <w:t>authorisation</w:t>
+      </w:r>
+      <w:r>
+        <w:rPr>
+          <w:b w:val="0"/>
+        </w:rPr>
+        <w:t xml:space="preserve"> gate allows the edit, subject to other declared checks. The </w:t>
+      </w:r>
+      <w:r>
+        <w:rPr>
+          <w:b/>
+        </w:rPr>
+        <w:t>trusted role</w:t>
+      </w:r>
+      <w:r>
+        <w:rPr>
+          <w:b w:val="0"/>
+        </w:rPr>
+        <w:t xml:space="preserve"> now matches this operation and object.</w:t>
+      </w:r>
+    </w:p>
+    <w:p>
+      <w:pPr>
+        <w:spacing w:line="336" w:lineRule="auto" w:after="180"/>
+        <w:shd w:fill="F1F6F8"/>
+      </w:pPr>
+      <w:r>
+        <w:rPr>
+          <w:b w:val="0"/>
+        </w:rPr>
+        <w:t xml:space="preserve">A role claim written in the request is untrusted and cannot replace the role established by </w:t>
+      </w:r>
+      <w:r>
+        <w:rPr>
+          <w:b/>
+        </w:rPr>
+        <w:t>authentication</w:t>
+      </w:r>
+      <w:r>
+        <w:rPr>
+          <w:b w:val="0"/>
+        </w:rPr>
+        <w:t>.</w:t>
       </w:r>
     </w:p>
     <w:sectPr>

--- a/downloads/teacher/ai-6-week-05.docx
+++ b/downloads/teacher/ai-6-week-05.docx
@@ -155,7 +155,7 @@
           </w:tcPr>
           <w:p>
             <w:r>
-              <w:t>Sections 1–6; record the brief recall in the workbook.</w:t>
+              <w:t>Use Your mission, Notice the evidence, See how it works, Words that unlock the idea and Follow a worked example; record recall in the workbook.</w:t>
             </w:r>
           </w:p>
         </w:tc>
@@ -187,7 +187,7 @@
           </w:tcPr>
           <w:p>
             <w:r>
-              <w:t>Sections 7–10; use the matching workbook W2 and misconception check.</w:t>
+              <w:t>Use Find and repair a mistake, Practise together and Build your understanding; use the matching workbook W2 and Individual reasoning check.</w:t>
             </w:r>
           </w:p>
         </w:tc>
@@ -219,7 +219,7 @@
           </w:tcPr>
           <w:p>
             <w:r>
-              <w:t>Sections 9 and 11–14. Give extra time to finish the full task set; use Section 15 when the week includes a coding lab.</w:t>
+              <w:t>Use Run the investigation, Connect your project and Try a new case independently. Allow extra time for the full task set. When code is supplied, use the examples in See how it works or Follow a worked example and the browser lab in Supported practice, repair and portfolio.</w:t>
             </w:r>
           </w:p>
         </w:tc>
@@ -2085,7 +2085,7 @@
         <w:rPr>
           <w:b w:val="0"/>
         </w:rPr>
-        <w:t xml:space="preserve">Use the worked example in Sections 3 and 6. Collect a </w:t>
+        <w:t xml:space="preserve">Use See how it works and Follow a worked example. Collect a </w:t>
       </w:r>
       <w:r>
         <w:rPr>
@@ -2623,7 +2623,7 @@
         <w:rPr>
           <w:b w:val="0"/>
         </w:rPr>
-        <w:t xml:space="preserve">Use Section 9 for the </w:t>
+        <w:t xml:space="preserve">Use Run the investigation for the </w:t>
       </w:r>
       <w:r>
         <w:rPr>
@@ -4266,7 +4266,7 @@
           </w:tcPr>
           <w:p>
             <w:r>
-              <w:t>Sections 1–6; record the brief recall in the workbook.</w:t>
+              <w:t>Use Your mission, Notice the evidence, See how it works, Words that unlock the idea and Follow a worked example; record recall in the workbook.</w:t>
             </w:r>
           </w:p>
         </w:tc>
@@ -4298,7 +4298,7 @@
           </w:tcPr>
           <w:p>
             <w:r>
-              <w:t>Sections 7–10; use the matching workbook W2 and misconception check.</w:t>
+              <w:t>Use Find and repair a mistake, Practise together and Build your understanding; use the matching workbook W2 and Individual reasoning check.</w:t>
             </w:r>
           </w:p>
         </w:tc>
@@ -4330,7 +4330,7 @@
           </w:tcPr>
           <w:p>
             <w:r>
-              <w:t>Sections 9 and 11–14. Give extra time to finish the full task set; use Section 15 when the week includes a coding lab.</w:t>
+              <w:t>Use Run the investigation, Connect your project and Try a new case independently. Allow extra time for the full task set. When code is supplied, use the examples in See how it works or Follow a worked example and the browser lab in Supported practice, repair and portfolio.</w:t>
             </w:r>
           </w:p>
         </w:tc>

--- a/downloads/teacher/ai-6-week-05.docx
+++ b/downloads/teacher/ai-6-week-05.docx
@@ -25,20 +25,38 @@
         <w:pStyle w:val="Heading1"/>
       </w:pPr>
       <w:r>
-        <w:t>01. Prepare the purpose, prerequisites and materials</w:t>
+        <w:t>Ask who established the role and which operation the policy permits.</w:t>
       </w:r>
     </w:p>
     <w:p>
       <w:r>
-        <w:t>Prepare Authentication and authorisation: check the target, prerequisites, resources and adaptable teaching schedule.</w:t>
+        <w:t>Use denied-before-body traces and separate permission from actual execution; distinguish consolidation from fresh transfer.</w:t>
       </w:r>
     </w:p>
     <w:p>
-      <w:pPr>
-        <w:pStyle w:val="Heading3"/>
-      </w:pPr>
-      <w:r>
-        <w:t>Teach the learning cycle</w:t>
+      <w:r>
+        <w:t>Model authority-source reasoning → inspect local policy traces → collect individual explanations → assess a fresh action/resource policy later.</w:t>
+      </w:r>
+    </w:p>
+    <w:p>
+      <w:pPr>
+        <w:pStyle w:val="Heading1"/>
+      </w:pPr>
+      <w:r>
+        <w:t>01. Prepare the connected service investigation</w:t>
+      </w:r>
+    </w:p>
+    <w:p>
+      <w:r>
+        <w:t>Keep modelling, shared practice and independent evidence distinct.</w:t>
+      </w:r>
+    </w:p>
+    <w:p>
+      <w:pPr>
+        <w:pStyle w:val="Heading2"/>
+      </w:pPr>
+      <w:r>
+        <w:t>Target and main teaching plan</w:t>
       </w:r>
     </w:p>
     <w:p>
@@ -261,18 +279,21 @@
     </w:p>
     <w:p>
       <w:pPr>
-        <w:pStyle w:val="Heading3"/>
-      </w:pPr>
-      <w:r>
-        <w:t>Retrieval answer guidance</w:t>
+        <w:pStyle w:val="Heading2"/>
+      </w:pPr>
+      <w:r>
+        <w:t>Preparation and prerequisite</w:t>
       </w:r>
     </w:p>
     <w:p>
       <w:pPr>
-        <w:pStyle w:val="Heading3"/>
-      </w:pPr>
-      <w:r>
-        <w:t>Configuration and secrets</w:t>
+        <w:spacing w:line="336" w:lineRule="auto" w:after="180"/>
+      </w:pPr>
+      <w:r>
+        <w:rPr>
+          <w:b w:val="0"/>
+        </w:rPr>
+        <w:t>Lesson and workbook; paper and pencil</w:t>
       </w:r>
     </w:p>
     <w:p>
@@ -283,7 +304,7 @@
         <w:rPr>
           <w:b w:val="0"/>
         </w:rPr>
-        <w:t>Without opening the old lesson, explain one key idea from Configuration and secrets. Give an example and a mistake that the idea helps you avoid.</w:t>
+        <w:t>Calculator and optional local Python 3 for arithmetic; no live API or private data</w:t>
       </w:r>
     </w:p>
     <w:p>
@@ -294,19 +315,7 @@
         <w:rPr>
           <w:b w:val="0"/>
         </w:rPr>
-        <w:t xml:space="preserve">Look for: Explain the </w:t>
-      </w:r>
-      <w:r>
-        <w:rPr>
-          <w:b/>
-        </w:rPr>
-        <w:t>mechanism</w:t>
-      </w:r>
-      <w:r>
-        <w:rPr>
-          <w:b w:val="0"/>
-        </w:rPr>
-        <w:t xml:space="preserve"> and terminology of configuration and secrets</w:t>
+        <w:t>Prepare the fresh retry separately and withhold its solution until after collection</w:t>
       </w:r>
     </w:p>
     <w:p>
@@ -317,7 +326,31 @@
         <w:rPr>
           <w:b w:val="0"/>
         </w:rPr>
-        <w:t>Reference example, not the only acceptable wording: Teacher explanation: Configuration supplies non-secret settings; secrets provide privileged values. Keep secrets out of source, logs and client responses.</w:t>
+        <w:t xml:space="preserve">A result depends on the </w:t>
+      </w:r>
+      <w:r>
+        <w:rPr>
+          <w:b/>
+        </w:rPr>
+        <w:t>input</w:t>
+      </w:r>
+      <w:r>
+        <w:rPr>
+          <w:b w:val="0"/>
+        </w:rPr>
+        <w:t xml:space="preserve">s, procedure and conditions that produced it. Preserve data roles and distinguish observed outcomes from </w:t>
+      </w:r>
+      <w:r>
+        <w:rPr>
+          <w:b/>
+        </w:rPr>
+        <w:t>prediction</w:t>
+      </w:r>
+      <w:r>
+        <w:rPr>
+          <w:b w:val="0"/>
+        </w:rPr>
+        <w:t>s or unmeasured conditions.</w:t>
       </w:r>
     </w:p>
     <w:p>
@@ -328,27 +361,15 @@
         <w:rPr>
           <w:b w:val="0"/>
         </w:rPr>
-        <w:t xml:space="preserve">The toy service reads DATA_VERSION from configuration and a signing secret from server-only </w:t>
-      </w:r>
-      <w:r>
-        <w:rPr>
-          <w:b/>
-        </w:rPr>
-        <w:t>input</w:t>
-      </w:r>
-      <w:r>
-        <w:rPr>
-          <w:b w:val="0"/>
-        </w:rPr>
-        <w:t>. Validate required settings at startup and fail clearly if absent; do not substitute a published default secret.</w:t>
+        <w:t>If the prior concept cannot be explained, use a short retrieval activity before this chapter.</w:t>
       </w:r>
     </w:p>
     <w:p>
       <w:pPr>
-        <w:pStyle w:val="Heading3"/>
-      </w:pPr>
-      <w:r>
-        <w:t>Architecture and data flow</w:t>
+        <w:pStyle w:val="Heading2"/>
+      </w:pPr>
+      <w:r>
+        <w:t>Opening retrieval</w:t>
       </w:r>
     </w:p>
     <w:p>
@@ -359,7 +380,7 @@
         <w:rPr>
           <w:b w:val="0"/>
         </w:rPr>
-        <w:t>Without opening the old lesson, explain one key idea from Architecture and data flow. Give an example and a mistake that the idea helps you avoid.</w:t>
+        <w:t>Without opening the old lesson, explain one key idea from Configuration and secrets. Give an example and a mistake that the idea helps you avoid.</w:t>
       </w:r>
     </w:p>
     <w:p>
@@ -382,7 +403,7 @@
         <w:rPr>
           <w:b w:val="0"/>
         </w:rPr>
-        <w:t xml:space="preserve"> and terminology of architecture and data flow</w:t>
+        <w:t xml:space="preserve"> and terminology of configuration and secrets</w:t>
       </w:r>
     </w:p>
     <w:p>
@@ -393,7 +414,7 @@
         <w:rPr>
           <w:b w:val="0"/>
         </w:rPr>
-        <w:t>Reference example, not the only acceptable wording: Teacher explanation: Architecture assigns responsibilities to components and shows information crossing trust boundaries. A diagram should include failure paths.</w:t>
+        <w:t>Reference example, not the only acceptable wording: Teacher explanation: Configuration supplies non-secret settings; secrets provide privileged values. Keep secrets out of source, logs and client responses.</w:t>
       </w:r>
     </w:p>
     <w:p>
@@ -404,7 +425,19 @@
         <w:rPr>
           <w:b w:val="0"/>
         </w:rPr>
-        <w:t>Trace request validator -&gt; role filter -&gt; source lookup -&gt; response validator -&gt; result. Sources enter as data, not control instructions. Reject invalid requests before any downstream lookup.</w:t>
+        <w:t xml:space="preserve">The toy service reads DATA_VERSION from configuration and a signing secret from server-only </w:t>
+      </w:r>
+      <w:r>
+        <w:rPr>
+          <w:b/>
+        </w:rPr>
+        <w:t>input</w:t>
+      </w:r>
+      <w:r>
+        <w:rPr>
+          <w:b w:val="0"/>
+        </w:rPr>
+        <w:t>. Validate required settings at startup and fail clearly if absent; do not substitute a published default secret.</w:t>
       </w:r>
     </w:p>
     <w:p>
@@ -415,31 +448,7 @@
         <w:rPr>
           <w:b w:val="0"/>
         </w:rPr>
-        <w:t xml:space="preserve">Two 45-minute sessions. </w:t>
-      </w:r>
-      <w:r>
-        <w:rPr>
-          <w:b/>
-        </w:rPr>
-        <w:t>Authentication</w:t>
-      </w:r>
-      <w:r>
-        <w:rPr>
-          <w:b w:val="0"/>
-        </w:rPr>
-        <w:t xml:space="preserve"> identifies an actor; </w:t>
-      </w:r>
-      <w:r>
-        <w:rPr>
-          <w:b/>
-        </w:rPr>
-        <w:t>authorisation</w:t>
-      </w:r>
-      <w:r>
-        <w:rPr>
-          <w:b w:val="0"/>
-        </w:rPr>
-        <w:t xml:space="preserve"> decides whether that actor may perform a particular operation on a particular resource.</w:t>
+        <w:t>Without opening the old lesson, explain one key idea from Architecture and data flow. Give an example and a mistake that the idea helps you avoid.</w:t>
       </w:r>
     </w:p>
     <w:p>
@@ -450,7 +459,7 @@
         <w:rPr>
           <w:b w:val="0"/>
         </w:rPr>
-        <w:t xml:space="preserve">Use the supplied constructed scenarios to make the </w:t>
+        <w:t xml:space="preserve">Look for: Explain the </w:t>
       </w:r>
       <w:r>
         <w:rPr>
@@ -462,7 +471,7 @@
         <w:rPr>
           <w:b w:val="0"/>
         </w:rPr>
-        <w:t xml:space="preserve"> inspectable. Collect W4 before sharing solutions.</w:t>
+        <w:t xml:space="preserve"> and terminology of architecture and data flow</w:t>
       </w:r>
     </w:p>
     <w:p>
@@ -473,68 +482,26 @@
         <w:rPr>
           <w:b w:val="0"/>
         </w:rPr>
-        <w:t xml:space="preserve">Students should name intermediate </w:t>
-      </w:r>
-      <w:r>
-        <w:rPr>
-          <w:b/>
-        </w:rPr>
-        <w:t>evidence</w:t>
-      </w:r>
-      <w:r>
-        <w:rPr>
-          <w:b w:val="0"/>
-        </w:rPr>
-        <w:t xml:space="preserve"> and limitations; classroom pacing and learning effectiveness remain unvalidated.</w:t>
+        <w:t>Reference example, not the only acceptable wording: Teacher explanation: Architecture assigns responsibilities to components and shows information crossing trust boundaries. A diagram should include failure paths.</w:t>
       </w:r>
     </w:p>
     <w:p>
       <w:pPr>
-        <w:pStyle w:val="Heading3"/>
-      </w:pPr>
-      <w:r>
-        <w:t>Outcomes</w:t>
+        <w:spacing w:line="336" w:lineRule="auto" w:after="180"/>
+      </w:pPr>
+      <w:r>
+        <w:rPr>
+          <w:b w:val="0"/>
+        </w:rPr>
+        <w:t>Trace request validator -&gt; role filter -&gt; source lookup -&gt; response validator -&gt; result. Sources enter as data, not control instructions. Reject invalid requests before any downstream lookup.</w:t>
       </w:r>
     </w:p>
     <w:p>
       <w:pPr>
-        <w:spacing w:line="336" w:lineRule="auto" w:after="180"/>
-      </w:pPr>
-      <w:r>
-        <w:rPr>
-          <w:b w:val="0"/>
-        </w:rPr>
-        <w:t xml:space="preserve">Explain the </w:t>
-      </w:r>
-      <w:r>
-        <w:rPr>
-          <w:b/>
-        </w:rPr>
-        <w:t>mechanism</w:t>
-      </w:r>
-      <w:r>
-        <w:rPr>
-          <w:b w:val="0"/>
-        </w:rPr>
-        <w:t xml:space="preserve"> and terminology of </w:t>
-      </w:r>
-      <w:r>
-        <w:rPr>
-          <w:b/>
-        </w:rPr>
-        <w:t>authentication</w:t>
-      </w:r>
-      <w:r>
-        <w:rPr>
-          <w:b w:val="0"/>
-        </w:rPr>
-        <w:t xml:space="preserve"> and </w:t>
-      </w:r>
-      <w:r>
-        <w:rPr>
-          <w:b/>
-        </w:rPr>
-        <w:t>authorisation</w:t>
+        <w:pStyle w:val="Heading2"/>
+      </w:pPr>
+      <w:r>
+        <w:t>Pictured end goal</w:t>
       </w:r>
     </w:p>
     <w:p>
@@ -545,18 +512,39 @@
         <w:rPr>
           <w:b w:val="0"/>
         </w:rPr>
-        <w:t>Apply the stated procedure to a new case with a traceable result</w:t>
+        <w:t xml:space="preserve">Explain </w:t>
+      </w:r>
+      <w:r>
+        <w:rPr>
+          <w:b/>
+        </w:rPr>
+        <w:t>authentication</w:t>
+      </w:r>
+      <w:r>
+        <w:rPr>
+          <w:b w:val="0"/>
+        </w:rPr>
+        <w:t xml:space="preserve"> and </w:t>
+      </w:r>
+      <w:r>
+        <w:rPr>
+          <w:b/>
+        </w:rPr>
+        <w:t>authorisation</w:t>
+      </w:r>
+      <w:r>
+        <w:rPr>
+          <w:b w:val="0"/>
+        </w:rPr>
+        <w:t xml:space="preserve"> using the deciding step in this fictional service.</w:t>
       </w:r>
     </w:p>
     <w:p>
       <w:pPr>
-        <w:spacing w:line="336" w:lineRule="auto" w:after="180"/>
-      </w:pPr>
-      <w:r>
-        <w:rPr>
-          <w:b w:val="0"/>
-        </w:rPr>
-        <w:t>Identify an assumption or limitation and design a revealing follow-up</w:t>
+        <w:pStyle w:val="Heading2"/>
+      </w:pPr>
+      <w:r>
+        <w:t>Earlier wording, alternatives and picture transcripts · reference / check after trying</w:t>
       </w:r>
     </w:p>
     <w:p>
@@ -564,83 +552,98 @@
         <w:pStyle w:val="Heading3"/>
       </w:pPr>
       <w:r>
-        <w:t>Preparation</w:t>
+        <w:t>Teach the learning cycle</w:t>
       </w:r>
     </w:p>
     <w:p>
       <w:pPr>
-        <w:spacing w:line="336" w:lineRule="auto" w:after="180"/>
-      </w:pPr>
-      <w:r>
-        <w:rPr>
-          <w:b w:val="0"/>
-        </w:rPr>
-        <w:t>Lesson and workbook; paper and pencil</w:t>
+        <w:pStyle w:val="Heading3"/>
+      </w:pPr>
+      <w:r>
+        <w:t>Retrieval answer guidance</w:t>
       </w:r>
     </w:p>
     <w:p>
       <w:pPr>
-        <w:spacing w:line="336" w:lineRule="auto" w:after="180"/>
-      </w:pPr>
-      <w:r>
-        <w:rPr>
-          <w:b w:val="0"/>
-        </w:rPr>
-        <w:t>Calculator and optional local Python 3 for arithmetic; no live API or private data</w:t>
+        <w:pStyle w:val="Heading3"/>
+      </w:pPr>
+      <w:r>
+        <w:t>Configuration and secrets</w:t>
       </w:r>
     </w:p>
     <w:p>
       <w:pPr>
-        <w:spacing w:line="336" w:lineRule="auto" w:after="180"/>
-      </w:pPr>
-      <w:r>
-        <w:rPr>
-          <w:b w:val="0"/>
-        </w:rPr>
-        <w:t>Prepare the fresh retry separately and withhold its solution until after collection</w:t>
+        <w:pStyle w:val="Heading3"/>
+      </w:pPr>
+      <w:r>
+        <w:t>Architecture and data flow</w:t>
       </w:r>
     </w:p>
     <w:p>
       <w:pPr>
-        <w:pStyle w:val="Heading3"/>
-      </w:pPr>
-      <w:r>
-        <w:t>Prerequisite answer</w:t>
+        <w:spacing w:line="336" w:lineRule="auto" w:after="180"/>
+      </w:pPr>
+      <w:r>
+        <w:rPr>
+          <w:b w:val="0"/>
+        </w:rPr>
+        <w:t xml:space="preserve">Use the three-session teaching cycle above, with extra time as needed. </w:t>
+      </w:r>
+      <w:r>
+        <w:rPr>
+          <w:b/>
+        </w:rPr>
+        <w:t>Authentication</w:t>
+      </w:r>
+      <w:r>
+        <w:rPr>
+          <w:b w:val="0"/>
+        </w:rPr>
+        <w:t xml:space="preserve"> identifies an actor; </w:t>
+      </w:r>
+      <w:r>
+        <w:rPr>
+          <w:b/>
+        </w:rPr>
+        <w:t>authorisation</w:t>
+      </w:r>
+      <w:r>
+        <w:rPr>
+          <w:b w:val="0"/>
+        </w:rPr>
+        <w:t xml:space="preserve"> decides whether that actor may perform a particular operation on a particular resource. Use the supplied constructed scenarios to make the </w:t>
+      </w:r>
+      <w:r>
+        <w:rPr>
+          <w:b/>
+        </w:rPr>
+        <w:t>mechanism</w:t>
+      </w:r>
+      <w:r>
+        <w:rPr>
+          <w:b w:val="0"/>
+        </w:rPr>
+        <w:t xml:space="preserve"> inspectable. Collect W4 before sharing solutions. Students should name intermediate </w:t>
+      </w:r>
+      <w:r>
+        <w:rPr>
+          <w:b/>
+        </w:rPr>
+        <w:t>evidence</w:t>
+      </w:r>
+      <w:r>
+        <w:rPr>
+          <w:b w:val="0"/>
+        </w:rPr>
+        <w:t xml:space="preserve"> and limitations; classroom pacing and learning effectiveness remain unvalidated.</w:t>
       </w:r>
     </w:p>
     <w:p>
       <w:pPr>
-        <w:spacing w:line="336" w:lineRule="auto" w:after="180"/>
-      </w:pPr>
-      <w:r>
-        <w:rPr>
-          <w:b w:val="0"/>
-        </w:rPr>
-        <w:t xml:space="preserve">A result depends on the </w:t>
-      </w:r>
-      <w:r>
-        <w:rPr>
-          <w:b/>
-        </w:rPr>
-        <w:t>input</w:t>
-      </w:r>
-      <w:r>
-        <w:rPr>
-          <w:b w:val="0"/>
-        </w:rPr>
-        <w:t xml:space="preserve">s, procedure and conditions that produced it. Preserve data roles and distinguish observed outcomes from </w:t>
-      </w:r>
-      <w:r>
-        <w:rPr>
-          <w:b/>
-        </w:rPr>
-        <w:t>prediction</w:t>
-      </w:r>
-      <w:r>
-        <w:rPr>
-          <w:b w:val="0"/>
-        </w:rPr>
-        <w:t>s or unmeasured conditions.</w:t>
+        <w:pStyle w:val="Heading3"/>
+      </w:pPr>
+      <w:r>
+        <w:t>Outcomes</w:t>
       </w:r>
     </w:p>
     <w:p>
@@ -651,15 +654,48 @@
         <w:rPr>
           <w:b w:val="0"/>
         </w:rPr>
-        <w:t>If the prior concept cannot be explained, use a short retrieval activity before this chapter.</w:t>
+        <w:t xml:space="preserve">Explain the </w:t>
+      </w:r>
+      <w:r>
+        <w:rPr>
+          <w:b/>
+        </w:rPr>
+        <w:t>mechanism</w:t>
+      </w:r>
+      <w:r>
+        <w:rPr>
+          <w:b w:val="0"/>
+        </w:rPr>
+        <w:t xml:space="preserve"> and terminology of </w:t>
+      </w:r>
+      <w:r>
+        <w:rPr>
+          <w:b/>
+        </w:rPr>
+        <w:t>authentication</w:t>
+      </w:r>
+      <w:r>
+        <w:rPr>
+          <w:b w:val="0"/>
+        </w:rPr>
+        <w:t xml:space="preserve"> and </w:t>
+      </w:r>
+      <w:r>
+        <w:rPr>
+          <w:b/>
+        </w:rPr>
+        <w:t>authorisation</w:t>
       </w:r>
     </w:p>
     <w:p>
       <w:pPr>
-        <w:pStyle w:val="Heading3"/>
-      </w:pPr>
-      <w:r>
-        <w:t>End goal for the pictorial case</w:t>
+        <w:spacing w:line="336" w:lineRule="auto" w:after="180"/>
+      </w:pPr>
+      <w:r>
+        <w:rPr>
+          <w:b w:val="0"/>
+        </w:rPr>
+        <w:t>Apply the stated procedure to a new case with a traceable result</w:t>
       </w:r>
     </w:p>
     <w:p>
@@ -670,55 +706,31 @@
         <w:rPr>
           <w:b w:val="0"/>
         </w:rPr>
-        <w:t xml:space="preserve">Explain </w:t>
-      </w:r>
-      <w:r>
-        <w:rPr>
-          <w:b/>
-        </w:rPr>
-        <w:t>authentication</w:t>
-      </w:r>
-      <w:r>
-        <w:rPr>
-          <w:b w:val="0"/>
-        </w:rPr>
-        <w:t xml:space="preserve"> and </w:t>
-      </w:r>
-      <w:r>
-        <w:rPr>
-          <w:b/>
-        </w:rPr>
-        <w:t>authorisation</w:t>
-      </w:r>
-      <w:r>
-        <w:rPr>
-          <w:b w:val="0"/>
-        </w:rPr>
-        <w:t xml:space="preserve"> using the deciding step in this fictional service.</w:t>
+        <w:t>Identify an assumption or limitation and design a revealing follow-up</w:t>
       </w:r>
     </w:p>
     <w:p>
       <w:pPr>
-        <w:spacing w:line="336" w:lineRule="auto" w:after="180"/>
-      </w:pPr>
-      <w:r>
-        <w:rPr>
-          <w:b w:val="0"/>
-        </w:rPr>
-        <w:t>This added worked case illustrates the week’s main idea. Retain all original and connected topics; schedule its practice within the teaching cycle.</w:t>
+        <w:pStyle w:val="Heading3"/>
+      </w:pPr>
+      <w:r>
+        <w:t>Preparation</w:t>
       </w:r>
     </w:p>
     <w:p>
       <w:pPr>
-        <w:pStyle w:val="Heading1"/>
-      </w:pPr>
-      <w:r>
-        <w:t>02. Explain and model the mechanism</w:t>
+        <w:pStyle w:val="Heading3"/>
+      </w:pPr>
+      <w:r>
+        <w:t>Prerequisite answer</w:t>
       </w:r>
     </w:p>
     <w:p>
-      <w:r>
-        <w:t>Model Authentication and authorisation using the supplied case, labelled mechanism and reasoning. Make the scope of each conclusion explicit.</w:t>
+      <w:pPr>
+        <w:pStyle w:val="Heading3"/>
+      </w:pPr>
+      <w:r>
+        <w:t>End goal for the pictorial case</w:t>
       </w:r>
     </w:p>
     <w:p>
@@ -727,57 +739,30 @@
       </w:pPr>
       <w:r>
         <w:rPr>
-          <w:b/>
-        </w:rPr>
-        <w:t>Authentication</w:t>
-      </w:r>
-      <w:r>
-        <w:rPr>
           <w:b w:val="0"/>
         </w:rPr>
-        <w:t xml:space="preserve"> identifies an actor; </w:t>
-      </w:r>
-      <w:r>
-        <w:rPr>
-          <w:b/>
-        </w:rPr>
-        <w:t>authorisation</w:t>
-      </w:r>
-      <w:r>
-        <w:rPr>
-          <w:b w:val="0"/>
-        </w:rPr>
-        <w:t xml:space="preserve"> decides whether that actor may perform a particular operation on a particular resource.</w:t>
+        <w:t>This added worked case illustrates the week’s main idea. Retain all original and connected topics; schedule its practice within the teaching cycle.</w:t>
       </w:r>
     </w:p>
     <w:p>
       <w:pPr>
-        <w:pStyle w:val="Heading3"/>
-      </w:pPr>
-      <w:r>
-        <w:t>Explain Authentication and authorisation · 1</w:t>
+        <w:pStyle w:val="Heading1"/>
+      </w:pPr>
+      <w:r>
+        <w:t>02. Teach trusted identity context and action/resource permission separately</w:t>
       </w:r>
     </w:p>
     <w:p>
-      <w:pPr>
-        <w:spacing w:line="336" w:lineRule="auto" w:after="180"/>
-      </w:pPr>
-      <w:r>
-        <w:rPr>
-          <w:b w:val="0"/>
-        </w:rPr>
-        <w:t>Begin by writing the question the procedure is intended to answer. Identify the information already supplied, the information it will produce and the information still missing.</w:t>
+      <w:r>
+        <w:t>Do not equate a local policy helper with deployed authentication.</w:t>
       </w:r>
     </w:p>
     <w:p>
       <w:pPr>
-        <w:spacing w:line="336" w:lineRule="auto" w:after="180"/>
-      </w:pPr>
-      <w:r>
-        <w:rPr>
-          <w:b w:val="0"/>
-        </w:rPr>
-        <w:t>These are constructed classroom examples; they do not require live accounts, private records or an external service. Do not treat a plausible explanation as a measured outcome.</w:t>
+        <w:pStyle w:val="Heading2"/>
+      </w:pPr>
+      <w:r>
+        <w:t>Definitions and complete school read policy</w:t>
       </w:r>
     </w:p>
     <w:p>
@@ -786,17 +771,1283 @@
       </w:pPr>
       <w:r>
         <w:rPr>
+          <w:b/>
+        </w:rPr>
+        <w:t>Authentication</w:t>
+      </w:r>
+      <w:r>
+        <w:rPr>
           <w:b w:val="0"/>
         </w:rPr>
-        <w:t>Use trusted session roles, never a role claimed inside user JSON. Student may read student resources; teacher may read both. Unauthenticated requests are denied.</w:t>
+        <w:t xml:space="preserve"> identifies an actor; </w:t>
+      </w:r>
+      <w:r>
+        <w:rPr>
+          <w:b/>
+        </w:rPr>
+        <w:t>authorisation</w:t>
+      </w:r>
+      <w:r>
+        <w:rPr>
+          <w:b w:val="0"/>
+        </w:rPr>
+        <w:t xml:space="preserve"> decides whether that actor may perform a particular operation on a particular resource.</w:t>
       </w:r>
     </w:p>
     <w:p>
       <w:pPr>
+        <w:spacing w:line="336" w:lineRule="auto" w:after="180"/>
+      </w:pPr>
+      <w:r>
+        <w:rPr>
+          <w:b w:val="0"/>
+        </w:rPr>
+        <w:t>Use trusted session roles, never a role claimed inside user JSON. Student may read student resources; teacher may read both. Unauthenticated requests are denied.</w:t>
+      </w:r>
+    </w:p>
+    <w:tbl>
+      <w:tblPr>
+        <w:tblStyle w:val="LightShading-Accent1"/>
+        <w:tblW w:type="auto" w:w="0"/>
+        <w:tblLook w:firstColumn="1" w:firstRow="1" w:lastColumn="0" w:lastRow="0" w:noHBand="0" w:noVBand="1" w:val="04A0"/>
+      </w:tblPr>
+      <w:tblGrid>
+        <w:gridCol w:w="5112"/>
+        <w:gridCol w:w="5112"/>
+      </w:tblGrid>
+      <w:tr>
+        <w:trPr>
+          <w:tblHeader/>
+        </w:trPr>
+        <w:tc>
+          <w:tcPr>
+            <w:tcW w:type="dxa" w:w="5112"/>
+          </w:tcPr>
+          <w:p>
+            <w:r>
+              <w:t>Question</w:t>
+            </w:r>
+          </w:p>
+        </w:tc>
+        <w:tc>
+          <w:tcPr>
+            <w:tcW w:type="dxa" w:w="5112"/>
+          </w:tcPr>
+          <w:p>
+            <w:r>
+              <w:t>School-service policy used here</w:t>
+            </w:r>
+          </w:p>
+        </w:tc>
+      </w:tr>
+      <w:tr>
+        <w:tc>
+          <w:tcPr>
+            <w:tcW w:type="dxa" w:w="5112"/>
+          </w:tcPr>
+          <w:p>
+            <w:r>
+              <w:t>Who is the actor?</w:t>
+            </w:r>
+          </w:p>
+        </w:tc>
+        <w:tc>
+          <w:tcPr>
+            <w:tcW w:type="dxa" w:w="5112"/>
+          </w:tcPr>
+          <w:p>
+            <w:r>
+              <w:t>Read the trusted session fixture; client-written role is not authoritative</w:t>
+            </w:r>
+          </w:p>
+        </w:tc>
+      </w:tr>
+      <w:tr>
+        <w:tc>
+          <w:tcPr>
+            <w:tcW w:type="dxa" w:w="5112"/>
+          </w:tcPr>
+          <w:p>
+            <w:r>
+              <w:t>What is requested?</w:t>
+            </w:r>
+          </w:p>
+        </w:tc>
+        <w:tc>
+          <w:tcPr>
+            <w:tcW w:type="dxa" w:w="5112"/>
+          </w:tcPr>
+          <w:p>
+            <w:r>
+              <w:t>Read one declared resource</w:t>
+            </w:r>
+          </w:p>
+        </w:tc>
+      </w:tr>
+      <w:tr>
+        <w:tc>
+          <w:tcPr>
+            <w:tcW w:type="dxa" w:w="5112"/>
+          </w:tcPr>
+          <w:p>
+            <w:r>
+              <w:t>Student role</w:t>
+            </w:r>
+          </w:p>
+        </w:tc>
+        <w:tc>
+          <w:tcPr>
+            <w:tcW w:type="dxa" w:w="5112"/>
+          </w:tcPr>
+          <w:p>
+            <w:r>
+              <w:t>May read student resources; may not read teacher-only resources</w:t>
+            </w:r>
+          </w:p>
+        </w:tc>
+      </w:tr>
+      <w:tr>
+        <w:tc>
+          <w:tcPr>
+            <w:tcW w:type="dxa" w:w="5112"/>
+          </w:tcPr>
+          <w:p>
+            <w:r>
+              <w:t>Teacher role</w:t>
+            </w:r>
+          </w:p>
+        </w:tc>
+        <w:tc>
+          <w:tcPr>
+            <w:tcW w:type="dxa" w:w="5112"/>
+          </w:tcPr>
+          <w:p>
+            <w:r>
+              <w:t>May read student and teacher resources</w:t>
+            </w:r>
+          </w:p>
+        </w:tc>
+      </w:tr>
+      <w:tr>
+        <w:tc>
+          <w:tcPr>
+            <w:tcW w:type="dxa" w:w="5112"/>
+          </w:tcPr>
+          <w:p>
+            <w:r>
+              <w:t>No recognized trusted session or unknown role</w:t>
+            </w:r>
+          </w:p>
+        </w:tc>
+        <w:tc>
+          <w:tcPr>
+            <w:tcW w:type="dxa" w:w="5112"/>
+          </w:tcPr>
+          <w:p>
+            <w:r>
+              <w:t>Deny under this service policy</w:t>
+            </w:r>
+          </w:p>
+        </w:tc>
+      </w:tr>
+      <w:tr>
+        <w:tc>
+          <w:tcPr>
+            <w:tcW w:type="dxa" w:w="5112"/>
+          </w:tcPr>
+          <w:p>
+            <w:r>
+              <w:t>Unknown resource classification</w:t>
+            </w:r>
+          </w:p>
+        </w:tc>
+        <w:tc>
+          <w:tcPr>
+            <w:tcW w:type="dxa" w:w="5112"/>
+          </w:tcPr>
+          <w:p>
+            <w:r>
+              <w:t>Deny rather than guessing permission</w:t>
+            </w:r>
+          </w:p>
+        </w:tc>
+      </w:tr>
+      <w:tr>
+        <w:tc>
+          <w:tcPr>
+            <w:tcW w:type="dxa" w:w="5112"/>
+          </w:tcPr>
+          <w:p>
+            <w:r>
+              <w:t>Permission decision</w:t>
+            </w:r>
+          </w:p>
+        </w:tc>
+        <w:tc>
+          <w:tcPr>
+            <w:tcW w:type="dxa" w:w="5112"/>
+          </w:tcPr>
+          <w:p>
+            <w:r>
+              <w:t>Must precede reading the resource body</w:t>
+            </w:r>
+          </w:p>
+        </w:tc>
+      </w:tr>
+      <w:tr>
+        <w:tc>
+          <w:tcPr>
+            <w:tcW w:type="dxa" w:w="5112"/>
+          </w:tcPr>
+          <w:p>
+            <w:r>
+              <w:t>Scope</w:t>
+            </w:r>
+          </w:p>
+        </w:tc>
+        <w:tc>
+          <w:tcPr>
+            <w:tcW w:type="dxa" w:w="5112"/>
+          </w:tcPr>
+          <w:p>
+            <w:r>
+              <w:t>Local policy exercise; no real login, cookies, expiry or writes</w:t>
+            </w:r>
+          </w:p>
+        </w:tc>
+      </w:tr>
+    </w:tbl>
+    <w:p>
+      <w:pPr>
+        <w:pStyle w:val="Heading2"/>
+      </w:pPr>
+      <w:r>
+        <w:t>Main authority-source trace and checked reasoning</w:t>
+      </w:r>
+    </w:p>
+    <w:p>
+      <w:pPr>
         <w:pStyle w:val="Heading3"/>
       </w:pPr>
       <w:r>
-        <w:t>Explain Authentication and authorisation · 2</w:t>
+        <w:t>The trusted role wins over the role written in the request</w:t>
+      </w:r>
+    </w:p>
+    <w:tbl>
+      <w:tblPr>
+        <w:tblStyle w:val="LightShading-Accent1"/>
+        <w:tblW w:type="auto" w:w="0"/>
+        <w:tblLook w:firstColumn="1" w:firstRow="1" w:lastColumn="0" w:lastRow="0" w:noHBand="0" w:noVBand="1" w:val="04A0"/>
+      </w:tblPr>
+      <w:tblGrid>
+        <w:gridCol w:w="5112"/>
+        <w:gridCol w:w="5112"/>
+      </w:tblGrid>
+      <w:tr>
+        <w:trPr>
+          <w:tblHeader/>
+        </w:trPr>
+        <w:tc>
+          <w:tcPr>
+            <w:tcW w:type="dxa" w:w="5112"/>
+          </w:tcPr>
+          <w:p>
+            <w:r>
+              <w:t>Step</w:t>
+            </w:r>
+          </w:p>
+        </w:tc>
+        <w:tc>
+          <w:tcPr>
+            <w:tcW w:type="dxa" w:w="5112"/>
+          </w:tcPr>
+          <w:p>
+            <w:r>
+              <w:t>Supplied evidence and decision</w:t>
+            </w:r>
+          </w:p>
+        </w:tc>
+      </w:tr>
+      <w:tr>
+        <w:tc>
+          <w:tcPr>
+            <w:tcW w:type="dxa" w:w="5112"/>
+          </w:tcPr>
+          <w:p>
+            <w:r>
+              <w:t>1. Inspect trusted context</w:t>
+            </w:r>
+          </w:p>
+        </w:tc>
+        <w:tc>
+          <w:tcPr>
+            <w:tcW w:type="dxa" w:w="5112"/>
+          </w:tcPr>
+          <w:p>
+            <w:r>
+              <w:t>Server-side classroom session says student</w:t>
+            </w:r>
+          </w:p>
+        </w:tc>
+      </w:tr>
+      <w:tr>
+        <w:tc>
+          <w:tcPr>
+            <w:tcW w:type="dxa" w:w="5112"/>
+          </w:tcPr>
+          <w:p>
+            <w:r>
+              <w:t>2. Inspect requested action/resource</w:t>
+            </w:r>
+          </w:p>
+        </w:tc>
+        <w:tc>
+          <w:tcPr>
+            <w:tcW w:type="dxa" w:w="5112"/>
+          </w:tcPr>
+          <w:p>
+            <w:r>
+              <w:t>Request asks to read a teacher-only guide and includes role=teacher</w:t>
+            </w:r>
+          </w:p>
+        </w:tc>
+      </w:tr>
+      <w:tr>
+        <w:tc>
+          <w:tcPr>
+            <w:tcW w:type="dxa" w:w="5112"/>
+          </w:tcPr>
+          <w:p>
+            <w:r>
+              <w:t>3. Choose the authority source</w:t>
+            </w:r>
+          </w:p>
+        </w:tc>
+        <w:tc>
+          <w:tcPr>
+            <w:tcW w:type="dxa" w:w="5112"/>
+          </w:tcPr>
+          <w:p>
+            <w:r>
+              <w:t>Use trusted session role; client-written role does not promote it</w:t>
+            </w:r>
+          </w:p>
+        </w:tc>
+      </w:tr>
+      <w:tr>
+        <w:tc>
+          <w:tcPr>
+            <w:tcW w:type="dxa" w:w="5112"/>
+          </w:tcPr>
+          <w:p>
+            <w:r>
+              <w:t>4. Apply read policy</w:t>
+            </w:r>
+          </w:p>
+        </w:tc>
+        <w:tc>
+          <w:tcPr>
+            <w:tcW w:type="dxa" w:w="5112"/>
+          </w:tcPr>
+          <w:p>
+            <w:r>
+              <w:t>Student cannot read teacher resource → deny before body lookup</w:t>
+            </w:r>
+          </w:p>
+        </w:tc>
+      </w:tr>
+      <w:tr>
+        <w:tc>
+          <w:tcPr>
+            <w:tcW w:type="dxa" w:w="5112"/>
+          </w:tcPr>
+          <w:p>
+            <w:r>
+              <w:t>5. Record the outcome</w:t>
+            </w:r>
+          </w:p>
+        </w:tc>
+        <w:tc>
+          <w:tcPr>
+            <w:tcW w:type="dxa" w:w="5112"/>
+          </w:tcPr>
+          <w:p>
+            <w:r>
+              <w:t>No guide body returned; trusted session remains student</w:t>
+            </w:r>
+          </w:p>
+        </w:tc>
+      </w:tr>
+    </w:tbl>
+    <w:p>
+      <w:r>
+        <w:t>The declared role is a fixture in this exercise. No password or identity-verification protocol is demonstrated.</w:t>
+      </w:r>
+    </w:p>
+    <w:p>
+      <w:pPr>
+        <w:spacing w:line="336" w:lineRule="auto" w:after="180"/>
+      </w:pPr>
+      <w:r>
+        <w:rPr>
+          <w:b w:val="0"/>
+        </w:rPr>
+        <w:t>Require learners to name the trusted session as the authority source and the request role as untrusted data. The simulated role fixture is supplied; no identity verification has actually run. Inspect denied traces for absence of body reads. For the museum, an allowed authorization gate is not an executed edit.</w:t>
+      </w:r>
+    </w:p>
+    <w:p>
+      <w:pPr>
+        <w:spacing w:line="336" w:lineRule="auto" w:after="180"/>
+      </w:pPr>
+      <w:r>
+        <w:rPr>
+          <w:b w:val="0"/>
+        </w:rPr>
+        <w:t>The selected school role-set task repeats the taught policy and should be recorded as an individual consolidation check; use a fresh fully specified action/resource policy to assess new transfer, with answers withheld until collection.</w:t>
+      </w:r>
+    </w:p>
+    <w:p>
+      <w:pPr>
+        <w:pStyle w:val="Heading3"/>
+      </w:pPr>
+      <w:r>
+        <w:t>Authentication and authorisation — evidence trace</w:t>
+      </w:r>
+    </w:p>
+    <w:tbl>
+      <w:tblPr>
+        <w:tblStyle w:val="LightShading-Accent1"/>
+        <w:tblW w:type="auto" w:w="0"/>
+        <w:tblLook w:firstColumn="1" w:firstRow="1" w:lastColumn="0" w:lastRow="0" w:noHBand="0" w:noVBand="1" w:val="04A0"/>
+      </w:tblPr>
+      <w:tblGrid>
+        <w:gridCol w:w="3408"/>
+        <w:gridCol w:w="3408"/>
+        <w:gridCol w:w="3408"/>
+      </w:tblGrid>
+      <w:tr>
+        <w:trPr>
+          <w:tblHeader/>
+        </w:trPr>
+        <w:tc>
+          <w:tcPr>
+            <w:tcW w:type="dxa" w:w="3408"/>
+          </w:tcPr>
+          <w:p>
+            <w:r>
+              <w:t>Input and scope</w:t>
+            </w:r>
+          </w:p>
+        </w:tc>
+        <w:tc>
+          <w:tcPr>
+            <w:tcW w:type="dxa" w:w="3408"/>
+          </w:tcPr>
+          <w:p>
+            <w:r>
+              <w:t>Check or calculation</w:t>
+            </w:r>
+          </w:p>
+        </w:tc>
+        <w:tc>
+          <w:tcPr>
+            <w:tcW w:type="dxa" w:w="3408"/>
+          </w:tcPr>
+          <w:p>
+            <w:r>
+              <w:t>Conclusion and limit</w:t>
+            </w:r>
+          </w:p>
+        </w:tc>
+      </w:tr>
+      <w:tr>
+        <w:tc>
+          <w:tcPr>
+            <w:tcW w:type="dxa" w:w="3408"/>
+          </w:tcPr>
+          <w:p>
+            <w:r>
+              <w:t>A student session submits role=teacher in request data and asks for a guide.</w:t>
+            </w:r>
+          </w:p>
+        </w:tc>
+        <w:tc>
+          <w:tcPr>
+            <w:tcW w:type="dxa" w:w="3408"/>
+          </w:tcPr>
+          <w:p>
+            <w:r>
+              <w:t>Use trusted session roles, never a role claimed inside user JSON. Student may read student resources; teacher may read both. Unauthenticated requests are denied.</w:t>
+            </w:r>
+          </w:p>
+        </w:tc>
+        <w:tc>
+          <w:tcPr>
+            <w:tcW w:type="dxa" w:w="3408"/>
+          </w:tcPr>
+          <w:p>
+            <w:r>
+              <w:t>The trusted session remains student; deny teacher guide access. A claimed role cannot change authenticated authority.</w:t>
+            </w:r>
+          </w:p>
+        </w:tc>
+      </w:tr>
+    </w:tbl>
+    <w:p>
+      <w:r>
+        <w:t>The figure connects this chapter's worked input, declared procedure and result. Read the complete worked reasoning for qualifiers and intermediate steps; the abbreviated labels do not replace that reasoning.</w:t>
+      </w:r>
+    </w:p>
+    <w:p>
+      <w:pPr>
+        <w:spacing w:line="336" w:lineRule="auto" w:after="180"/>
+      </w:pPr>
+      <w:r>
+        <w:rPr>
+          <w:b w:val="0"/>
+        </w:rPr>
+        <w:t xml:space="preserve">Guided: The trusted session remains student; deny teacher guide access. A claimed role cannot change authenticated authority. Qualification: Successful </w:t>
+      </w:r>
+      <w:r>
+        <w:rPr>
+          <w:b/>
+        </w:rPr>
+        <w:t>authentication</w:t>
+      </w:r>
+      <w:r>
+        <w:rPr>
+          <w:b w:val="0"/>
+        </w:rPr>
+        <w:t xml:space="preserve"> does not grant every resource or operation.</w:t>
+      </w:r>
+    </w:p>
+    <w:p>
+      <w:pPr>
+        <w:spacing w:line="336" w:lineRule="auto" w:after="180"/>
+      </w:pPr>
+      <w:r>
+        <w:rPr>
+          <w:b w:val="0"/>
+        </w:rPr>
+        <w:t xml:space="preserve">Exit: accept a concrete variation with its predicted outcome and a stated condition that would challenge the </w:t>
+      </w:r>
+      <w:r>
+        <w:rPr>
+          <w:b/>
+        </w:rPr>
+        <w:t>mechanism</w:t>
+      </w:r>
+      <w:r>
+        <w:rPr>
+          <w:b w:val="0"/>
+        </w:rPr>
+        <w:t xml:space="preserve">; reject a claim resting on unmeasured </w:t>
+      </w:r>
+      <w:r>
+        <w:rPr>
+          <w:b/>
+        </w:rPr>
+        <w:t>evidence</w:t>
+      </w:r>
+      <w:r>
+        <w:rPr>
+          <w:b w:val="0"/>
+        </w:rPr>
+        <w:t>.</w:t>
+      </w:r>
+    </w:p>
+    <w:p>
+      <w:pPr>
+        <w:spacing w:line="336" w:lineRule="auto" w:after="180"/>
+      </w:pPr>
+      <w:r>
+        <w:rPr>
+          <w:b w:val="0"/>
+        </w:rPr>
+        <w:t>A student session submits role=teacher in request data and asks for a guide.</w:t>
+      </w:r>
+    </w:p>
+    <w:p>
+      <w:pPr>
+        <w:spacing w:line="336" w:lineRule="auto" w:after="180"/>
+      </w:pPr>
+      <w:r>
+        <w:rPr>
+          <w:b w:val="0"/>
+        </w:rPr>
+        <w:t>The trusted session remains student; deny teacher guide access. A claimed role cannot change authenticated authority.</w:t>
+      </w:r>
+    </w:p>
+    <w:p>
+      <w:pPr>
+        <w:spacing w:line="336" w:lineRule="auto" w:after="180"/>
+      </w:pPr>
+      <w:r>
+        <w:rPr>
+          <w:b w:val="0"/>
+        </w:rPr>
+        <w:t xml:space="preserve">Compare the intermediate </w:t>
+      </w:r>
+      <w:r>
+        <w:rPr>
+          <w:b/>
+        </w:rPr>
+        <w:t>evidence</w:t>
+      </w:r>
+      <w:r>
+        <w:rPr>
+          <w:b w:val="0"/>
+        </w:rPr>
+        <w:t xml:space="preserve"> with the final statement. Explain why each number or decision follows from the stated </w:t>
+      </w:r>
+      <w:r>
+        <w:rPr>
+          <w:b/>
+        </w:rPr>
+        <w:t>input</w:t>
+      </w:r>
+      <w:r>
+        <w:rPr>
+          <w:b w:val="0"/>
+        </w:rPr>
+        <w:t>s.</w:t>
+      </w:r>
+    </w:p>
+    <w:p>
+      <w:pPr>
+        <w:spacing w:line="336" w:lineRule="auto" w:after="180"/>
+      </w:pPr>
+      <w:r>
+        <w:rPr>
+          <w:b w:val="0"/>
+        </w:rPr>
+        <w:t xml:space="preserve">The conclusion belongs to this scenario and procedure; changing the </w:t>
+      </w:r>
+      <w:r>
+        <w:rPr>
+          <w:b/>
+        </w:rPr>
+        <w:t>input</w:t>
+      </w:r>
+      <w:r>
+        <w:rPr>
+          <w:b w:val="0"/>
+        </w:rPr>
+        <w:t>s, evaluation population or authority can change what it establishes. Retain the raw record so a later revision can be compared honestly.</w:t>
+      </w:r>
+    </w:p>
+    <w:p>
+      <w:pPr>
+        <w:pStyle w:val="Heading2"/>
+      </w:pPr>
+      <w:r>
+        <w:t>Complete normal, denied and separate-policy probes</w:t>
+      </w:r>
+    </w:p>
+    <w:tbl>
+      <w:tblPr>
+        <w:tblStyle w:val="LightShading-Accent1"/>
+        <w:tblW w:type="auto" w:w="0"/>
+        <w:tblLook w:firstColumn="1" w:firstRow="1" w:lastColumn="0" w:lastRow="0" w:noHBand="0" w:noVBand="1" w:val="04A0"/>
+      </w:tblPr>
+      <w:tblGrid>
+        <w:gridCol w:w="5112"/>
+        <w:gridCol w:w="5112"/>
+      </w:tblGrid>
+      <w:tr>
+        <w:trPr>
+          <w:tblHeader/>
+        </w:trPr>
+        <w:tc>
+          <w:tcPr>
+            <w:tcW w:type="dxa" w:w="5112"/>
+          </w:tcPr>
+          <w:p>
+            <w:r>
+              <w:t>Permission probe</w:t>
+            </w:r>
+          </w:p>
+        </w:tc>
+        <w:tc>
+          <w:tcPr>
+            <w:tcW w:type="dxa" w:w="5112"/>
+          </w:tcPr>
+          <w:p>
+            <w:r>
+              <w:t>Expected reasoning</w:t>
+            </w:r>
+          </w:p>
+        </w:tc>
+      </w:tr>
+      <w:tr>
+        <w:tc>
+          <w:tcPr>
+            <w:tcW w:type="dxa" w:w="5112"/>
+          </w:tcPr>
+          <w:p>
+            <w:r>
+              <w:t>Trusted student asks for student lesson</w:t>
+            </w:r>
+          </w:p>
+        </w:tc>
+        <w:tc>
+          <w:tcPr>
+            <w:tcW w:type="dxa" w:w="5112"/>
+          </w:tcPr>
+          <w:p>
+            <w:r>
+              <w:t>Allowed read under the school policy</w:t>
+            </w:r>
+          </w:p>
+        </w:tc>
+      </w:tr>
+      <w:tr>
+        <w:tc>
+          <w:tcPr>
+            <w:tcW w:type="dxa" w:w="5112"/>
+          </w:tcPr>
+          <w:p>
+            <w:r>
+              <w:t>Trusted student claims teacher in request; asks for teacher guide</w:t>
+            </w:r>
+          </w:p>
+        </w:tc>
+        <w:tc>
+          <w:tcPr>
+            <w:tcW w:type="dxa" w:w="5112"/>
+          </w:tcPr>
+          <w:p>
+            <w:r>
+              <w:t>Deny before reading body; trusted role remains student</w:t>
+            </w:r>
+          </w:p>
+        </w:tc>
+      </w:tr>
+      <w:tr>
+        <w:tc>
+          <w:tcPr>
+            <w:tcW w:type="dxa" w:w="5112"/>
+          </w:tcPr>
+          <w:p>
+            <w:r>
+              <w:t>Unknown trusted role or unknown resource label</w:t>
+            </w:r>
+          </w:p>
+        </w:tc>
+        <w:tc>
+          <w:tcPr>
+            <w:tcW w:type="dxa" w:w="5112"/>
+          </w:tcPr>
+          <w:p>
+            <w:r>
+              <w:t>Deny under the explicit allowlist</w:t>
+            </w:r>
+          </w:p>
+        </w:tc>
+      </w:tr>
+      <w:tr>
+        <w:tc>
+          <w:tcPr>
+            <w:tcW w:type="dxa" w:w="5112"/>
+          </w:tcPr>
+          <w:p>
+            <w:r>
+              <w:t>Museum volunteer reads C</w:t>
+            </w:r>
+          </w:p>
+        </w:tc>
+        <w:tc>
+          <w:tcPr>
+            <w:tcW w:type="dxa" w:w="5112"/>
+          </w:tcPr>
+          <w:p>
+            <w:r>
+              <w:t>Allowed by that separate museum policy</w:t>
+            </w:r>
+          </w:p>
+        </w:tc>
+      </w:tr>
+      <w:tr>
+        <w:tc>
+          <w:tcPr>
+            <w:tcW w:type="dxa" w:w="5112"/>
+          </w:tcPr>
+          <w:p>
+            <w:r>
+              <w:t>Same volunteer edits C</w:t>
+            </w:r>
+          </w:p>
+        </w:tc>
+        <w:tc>
+          <w:tcPr>
+            <w:tcW w:type="dxa" w:w="5112"/>
+          </w:tcPr>
+          <w:p>
+            <w:r>
+              <w:t>Denied; successful identity verification does not add this permission</w:t>
+            </w:r>
+          </w:p>
+        </w:tc>
+      </w:tr>
+      <w:tr>
+        <w:tc>
+          <w:tcPr>
+            <w:tcW w:type="dxa" w:w="5112"/>
+          </w:tcPr>
+          <w:p>
+            <w:r>
+              <w:t>Verified curator edit gate passes</w:t>
+            </w:r>
+          </w:p>
+        </w:tc>
+        <w:tc>
+          <w:tcPr>
+            <w:tcW w:type="dxa" w:w="5112"/>
+          </w:tcPr>
+          <w:p>
+            <w:r>
+              <w:t>Other declared checks and actual execution still remain</w:t>
+            </w:r>
+          </w:p>
+        </w:tc>
+      </w:tr>
+      <w:tr>
+        <w:tc>
+          <w:tcPr>
+            <w:tcW w:type="dxa" w:w="5112"/>
+          </w:tcPr>
+          <w:p>
+            <w:r>
+              <w:t>A helper returns True</w:t>
+            </w:r>
+          </w:p>
+        </w:tc>
+        <w:tc>
+          <w:tcPr>
+            <w:tcW w:type="dxa" w:w="5112"/>
+          </w:tcPr>
+          <w:p>
+            <w:r>
+              <w:t>Evidence of its policy calculation on this input; not proof of a complete authentication system</w:t>
+            </w:r>
+          </w:p>
+        </w:tc>
+      </w:tr>
+    </w:tbl>
+    <w:p>
+      <w:pPr>
+        <w:pStyle w:val="Heading2"/>
+      </w:pPr>
+      <w:r>
+        <w:t>Separate museum givens and gate/execution distinction</w:t>
+      </w:r>
+    </w:p>
+    <w:p>
+      <w:pPr>
+        <w:spacing w:line="336" w:lineRule="auto" w:after="180"/>
+      </w:pPr>
+      <w:r>
+        <w:rPr>
+          <w:b w:val="0"/>
+        </w:rPr>
+        <w:t>A verified reader cannot edit. Jo logs in as a verified museum volunteer and asks to edit card C.</w:t>
+      </w:r>
+    </w:p>
+    <w:p>
+      <w:pPr>
+        <w:spacing w:line="336" w:lineRule="auto" w:after="180"/>
+      </w:pPr>
+      <w:r>
+        <w:rPr>
+          <w:b w:val="0"/>
+        </w:rPr>
+        <w:t>Trusted policy grants volunteers read access to C; only curators may edit it.</w:t>
+      </w:r>
+    </w:p>
+    <w:p>
+      <w:pPr>
+        <w:spacing w:line="336" w:lineRule="auto" w:after="180"/>
+      </w:pPr>
+      <w:r>
+        <w:rPr>
+          <w:b w:val="0"/>
+        </w:rPr>
+        <w:t>The main school policy has student/teacher roles and read-only resource access. The picture is a separate museum policy: trusted volunteer Jo may read card C, while only a trusted curator may edit C. A valid volunteer login does not grant edit permission. Changing to an appropriately verified curator allows the permission gate to pass, subject to other checks.</w:t>
+      </w:r>
+    </w:p>
+    <w:p>
+      <w:pPr>
+        <w:spacing w:line="336" w:lineRule="auto" w:after="180"/>
+      </w:pPr>
+      <w:r>
+        <w:rPr>
+          <w:b w:val="0"/>
+        </w:rPr>
+        <w:t>This is an authorization decision, not evidence that an edit has executed or that card contents changed. School teacher rights do not automatically become museum curator rights.</w:t>
+      </w:r>
+    </w:p>
+    <w:p>
+      <w:pPr>
+        <w:pStyle w:val="Heading2"/>
+      </w:pPr>
+      <w:r>
+        <w:t>Picture trace and verified-curator key</w:t>
+      </w:r>
+    </w:p>
+    <w:p>
+      <w:r>
+        <w:drawing>
+          <wp:inline xmlns:a="http://schemas.openxmlformats.org/drawingml/2006/main" xmlns:pic="http://schemas.openxmlformats.org/drawingml/2006/picture">
+            <wp:extent cx="5486400" cy="3182112"/>
+            <wp:docPr id="1" name="Picture 1" descr="Identify Jo: Authentication establishes Jo’s identity and volunteer role. → Check the action: Editing C requires curator authority. → Deny the edit: Keep C unchanged; the authenticated volunteer lacks this permission."/>
+            <wp:cNvGraphicFramePr>
+              <a:graphicFrameLocks noChangeAspect="1"/>
+            </wp:cNvGraphicFramePr>
+            <a:graphic>
+              <a:graphicData uri="http://schemas.openxmlformats.org/drawingml/2006/picture">
+                <pic:pic>
+                  <pic:nvPicPr>
+                    <pic:cNvPr id="0" name="academy-story-ai-6-5-02.png"/>
+                    <pic:cNvPicPr/>
+                  </pic:nvPicPr>
+                  <pic:blipFill>
+                    <a:blip r:embed="rId9"/>
+                    <a:stretch>
+                      <a:fillRect/>
+                    </a:stretch>
+                  </pic:blipFill>
+                  <pic:spPr>
+                    <a:xfrm>
+                      <a:off x="0" y="0"/>
+                      <a:ext cx="5486400" cy="3182112"/>
+                    </a:xfrm>
+                    <a:prstGeom prst="rect"/>
+                  </pic:spPr>
+                </pic:pic>
+              </a:graphicData>
+            </a:graphic>
+          </wp:inline>
+        </w:drawing>
+      </w:r>
+    </w:p>
+    <w:p>
+      <w:pPr>
+        <w:pStyle w:val="Heading3"/>
+      </w:pPr>
+      <w:r>
+        <w:t>Read the picture one step at a time</w:t>
+      </w:r>
+    </w:p>
+    <w:tbl>
+      <w:tblPr>
+        <w:tblStyle w:val="LightShading-Accent1"/>
+        <w:tblW w:type="auto" w:w="0"/>
+        <w:tblLook w:firstColumn="1" w:firstRow="1" w:lastColumn="0" w:lastRow="0" w:noHBand="0" w:noVBand="1" w:val="04A0"/>
+      </w:tblPr>
+      <w:tblGrid>
+        <w:gridCol w:w="5112"/>
+        <w:gridCol w:w="5112"/>
+      </w:tblGrid>
+      <w:tr>
+        <w:trPr>
+          <w:tblHeader/>
+        </w:trPr>
+        <w:tc>
+          <w:tcPr>
+            <w:tcW w:type="dxa" w:w="5112"/>
+          </w:tcPr>
+          <w:p>
+            <w:r>
+              <w:t>Step</w:t>
+            </w:r>
+          </w:p>
+        </w:tc>
+        <w:tc>
+          <w:tcPr>
+            <w:tcW w:type="dxa" w:w="5112"/>
+          </w:tcPr>
+          <w:p>
+            <w:r>
+              <w:t>What happens and why</w:t>
+            </w:r>
+          </w:p>
+        </w:tc>
+      </w:tr>
+      <w:tr>
+        <w:tc>
+          <w:tcPr>
+            <w:tcW w:type="dxa" w:w="5112"/>
+          </w:tcPr>
+          <w:p>
+            <w:r>
+              <w:t>1. Identify Jo</w:t>
+            </w:r>
+          </w:p>
+        </w:tc>
+        <w:tc>
+          <w:tcPr>
+            <w:tcW w:type="dxa" w:w="5112"/>
+          </w:tcPr>
+          <w:p>
+            <w:r>
+              <w:t>Authentication establishes Jo’s identity and volunteer role.</w:t>
+            </w:r>
+          </w:p>
+        </w:tc>
+      </w:tr>
+      <w:tr>
+        <w:tc>
+          <w:tcPr>
+            <w:tcW w:type="dxa" w:w="5112"/>
+          </w:tcPr>
+          <w:p>
+            <w:r>
+              <w:t>2. Check the action</w:t>
+            </w:r>
+          </w:p>
+        </w:tc>
+        <w:tc>
+          <w:tcPr>
+            <w:tcW w:type="dxa" w:w="5112"/>
+          </w:tcPr>
+          <w:p>
+            <w:r>
+              <w:t>Editing C requires curator authority.</w:t>
+            </w:r>
+          </w:p>
+        </w:tc>
+      </w:tr>
+      <w:tr>
+        <w:tc>
+          <w:tcPr>
+            <w:tcW w:type="dxa" w:w="5112"/>
+          </w:tcPr>
+          <w:p>
+            <w:r>
+              <w:t>3. Deny the edit</w:t>
+            </w:r>
+          </w:p>
+        </w:tc>
+        <w:tc>
+          <w:tcPr>
+            <w:tcW w:type="dxa" w:w="5112"/>
+          </w:tcPr>
+          <w:p>
+            <w:r>
+              <w:t>Keep C unchanged; the authenticated volunteer lacks this permission.</w:t>
+            </w:r>
+          </w:p>
+        </w:tc>
+      </w:tr>
+    </w:tbl>
+    <w:p>
+      <w:r>
+        <w:t>Match each pictured step to the supplied facts. This is a worked teaching case, not an independent assessment.</w:t>
+      </w:r>
+    </w:p>
+    <w:p>
+      <w:pPr>
+        <w:spacing w:line="336" w:lineRule="auto" w:after="180"/>
+      </w:pPr>
+      <w:r>
+        <w:rPr>
+          <w:b/>
+        </w:rPr>
+        <w:t>Authentication</w:t>
+      </w:r>
+      <w:r>
+        <w:rPr>
+          <w:b w:val="0"/>
+        </w:rPr>
+        <w:t xml:space="preserve"> establishes identity. </w:t>
+      </w:r>
+      <w:r>
+        <w:rPr>
+          <w:b/>
+        </w:rPr>
+        <w:t>Authorisation</w:t>
+      </w:r>
+      <w:r>
+        <w:rPr>
+          <w:b w:val="0"/>
+        </w:rPr>
+        <w:t xml:space="preserve"> compares that identity with the requested action and resource.</w:t>
+      </w:r>
+    </w:p>
+    <w:p>
+      <w:pPr>
+        <w:spacing w:line="336" w:lineRule="auto" w:after="180"/>
+      </w:pPr>
+      <w:r>
+        <w:rPr>
+          <w:b w:val="0"/>
+        </w:rPr>
+        <w:t xml:space="preserve">A role written in an ordinary request is not a trusted </w:t>
+      </w:r>
+      <w:r>
+        <w:rPr>
+          <w:b/>
+        </w:rPr>
+        <w:t>authentication</w:t>
+      </w:r>
+      <w:r>
+        <w:rPr>
+          <w:b w:val="0"/>
+        </w:rPr>
+        <w:t xml:space="preserve"> claim.</w:t>
+      </w:r>
+    </w:p>
+    <w:p>
+      <w:pPr>
+        <w:spacing w:line="336" w:lineRule="auto" w:after="180"/>
+      </w:pPr>
+      <w:r>
+        <w:rPr>
+          <w:b w:val="0"/>
+        </w:rPr>
+        <w:t>Change: Use a verified curator permitted to edit C.</w:t>
+      </w:r>
+    </w:p>
+    <w:p>
+      <w:pPr>
+        <w:spacing w:line="336" w:lineRule="auto" w:after="180"/>
+      </w:pPr>
+      <w:r>
+        <w:rPr>
+          <w:b/>
+        </w:rPr>
+        <w:t>Prediction</w:t>
+      </w:r>
+      <w:r>
+        <w:rPr>
+          <w:b w:val="0"/>
+        </w:rPr>
+        <w:t xml:space="preserve">: The </w:t>
+      </w:r>
+      <w:r>
+        <w:rPr>
+          <w:b/>
+        </w:rPr>
+        <w:t>authorisation</w:t>
+      </w:r>
+      <w:r>
+        <w:rPr>
+          <w:b w:val="0"/>
+        </w:rPr>
+        <w:t xml:space="preserve"> gate allows the edit, subject to other declared checks.</w:t>
+      </w:r>
+    </w:p>
+    <w:p>
+      <w:pPr>
+        <w:spacing w:line="336" w:lineRule="auto" w:after="180"/>
+      </w:pPr>
+      <w:r>
+        <w:rPr>
+          <w:b w:val="0"/>
+        </w:rPr>
+        <w:t xml:space="preserve">Reason: The </w:t>
+      </w:r>
+      <w:r>
+        <w:rPr>
+          <w:b/>
+        </w:rPr>
+        <w:t>trusted role</w:t>
+      </w:r>
+      <w:r>
+        <w:rPr>
+          <w:b w:val="0"/>
+        </w:rPr>
+        <w:t xml:space="preserve"> now matches this operation and object.</w:t>
+      </w:r>
+    </w:p>
+    <w:p>
+      <w:pPr>
+        <w:pStyle w:val="Heading2"/>
+      </w:pPr>
+      <w:r>
+        <w:t>Reference: original read helper · reference / check after trying</w:t>
+      </w:r>
+    </w:p>
+    <w:p>
+      <w:pPr>
+        <w:spacing w:line="336" w:lineRule="auto" w:after="180"/>
+      </w:pPr>
+      <w:r>
+        <w:rPr>
+          <w:b w:val="0"/>
+        </w:rPr>
+        <w:t xml:space="preserve">Optional local lab: predict the printed result before running this standalone Python 3 example. Change one relevant boundary </w:t>
+      </w:r>
+      <w:r>
+        <w:rPr>
+          <w:b/>
+        </w:rPr>
+        <w:t>input</w:t>
+      </w:r>
+      <w:r>
+        <w:rPr>
+          <w:b w:val="0"/>
+        </w:rPr>
+        <w:t>, record the outcome and state the contract or statistical assumptions.</w:t>
+      </w:r>
+    </w:p>
+    <w:p>
+      <w:pPr>
+        <w:spacing w:line="336" w:lineRule="auto" w:after="180"/>
+      </w:pPr>
+      <w:r>
+        <w:rPr>
+          <w:b w:val="0"/>
+        </w:rPr>
+        <w:t>The program uses fictional values and the Python standard library; it performs no external operations.</w:t>
+      </w:r>
+    </w:p>
+    <w:p>
+      <w:r>
+        <w:rPr>
+          <w:rFonts w:ascii="Courier New" w:hAnsi="Courier New"/>
+          <w:sz w:val="18"/>
+        </w:rPr>
+        <w:t>def may_read(role, resource_role):</w:t>
+        <w:br/>
+        <w:t xml:space="preserve">    if role not in ('student', 'teacher') or resource_role not in ('student', 'teacher'):</w:t>
+        <w:br/>
+        <w:t xml:space="preserve">        return False</w:t>
+        <w:br/>
+        <w:t xml:space="preserve">    return role == 'teacher' or resource_role == 'student'</w:t>
+        <w:br/>
+        <w:br/>
+        <w:t>print(may_read("student", "teacher"))</w:t>
+      </w:r>
+    </w:p>
+    <w:p>
+      <w:pPr>
+        <w:pStyle w:val="Heading2"/>
+      </w:pPr>
+      <w:r>
+        <w:t>Earlier wording, alternatives and picture transcripts · reference / check after trying</w:t>
+      </w:r>
+    </w:p>
+    <w:p>
+      <w:pPr>
+        <w:spacing w:line="336" w:lineRule="auto" w:after="180"/>
+      </w:pPr>
+      <w:r>
+        <w:rPr>
+          <w:b w:val="0"/>
+        </w:rPr>
+        <w:t>Begin by writing the question the procedure is intended to answer. Identify the information already supplied, the information it will produce and the information still missing.</w:t>
+      </w:r>
+    </w:p>
+    <w:p>
+      <w:pPr>
+        <w:spacing w:line="336" w:lineRule="auto" w:after="180"/>
+      </w:pPr>
+      <w:r>
+        <w:rPr>
+          <w:b w:val="0"/>
+        </w:rPr>
+        <w:t>These are constructed classroom examples; they do not require live accounts, private records or an external service. Do not treat a plausible explanation as a measured outcome.</w:t>
       </w:r>
     </w:p>
     <w:p>
@@ -952,99 +2203,30 @@
         <w:pStyle w:val="Heading3"/>
       </w:pPr>
       <w:r>
-        <w:t>Authentication and authorisation — evidence trace</w:t>
-      </w:r>
-    </w:p>
-    <w:tbl>
-      <w:tblPr>
-        <w:tblStyle w:val="LightShading-Accent1"/>
-        <w:tblW w:type="auto" w:w="0"/>
-        <w:tblLook w:firstColumn="1" w:firstRow="1" w:lastColumn="0" w:lastRow="0" w:noHBand="0" w:noVBand="1" w:val="04A0"/>
-      </w:tblPr>
-      <w:tblGrid>
-        <w:gridCol w:w="3408"/>
-        <w:gridCol w:w="3408"/>
-        <w:gridCol w:w="3408"/>
-      </w:tblGrid>
-      <w:tr>
-        <w:trPr>
-          <w:tblHeader/>
-        </w:trPr>
-        <w:tc>
-          <w:tcPr>
-            <w:tcW w:type="dxa" w:w="3408"/>
-          </w:tcPr>
-          <w:p>
-            <w:r>
-              <w:t>Input and scope</w:t>
-            </w:r>
-          </w:p>
-        </w:tc>
-        <w:tc>
-          <w:tcPr>
-            <w:tcW w:type="dxa" w:w="3408"/>
-          </w:tcPr>
-          <w:p>
-            <w:r>
-              <w:t>Check or calculation</w:t>
-            </w:r>
-          </w:p>
-        </w:tc>
-        <w:tc>
-          <w:tcPr>
-            <w:tcW w:type="dxa" w:w="3408"/>
-          </w:tcPr>
-          <w:p>
-            <w:r>
-              <w:t>Conclusion and limit</w:t>
-            </w:r>
-          </w:p>
-        </w:tc>
-      </w:tr>
-      <w:tr>
-        <w:tc>
-          <w:tcPr>
-            <w:tcW w:type="dxa" w:w="3408"/>
-          </w:tcPr>
-          <w:p>
-            <w:r>
-              <w:t>A student session submits role=teacher in request data and asks for a guide.</w:t>
-            </w:r>
-          </w:p>
-        </w:tc>
-        <w:tc>
-          <w:tcPr>
-            <w:tcW w:type="dxa" w:w="3408"/>
-          </w:tcPr>
-          <w:p>
-            <w:r>
-              <w:t>Use trusted session roles, never a role claimed inside user JSON. Student may read student resources; teacher may read both. Unauthenticated requests are denied.</w:t>
-            </w:r>
-          </w:p>
-        </w:tc>
-        <w:tc>
-          <w:tcPr>
-            <w:tcW w:type="dxa" w:w="3408"/>
-          </w:tcPr>
-          <w:p>
-            <w:r>
-              <w:t>The trusted session remains student; deny teacher guide access. A claimed role cannot change authenticated authority.</w:t>
-            </w:r>
-          </w:p>
-        </w:tc>
-      </w:tr>
-    </w:tbl>
-    <w:p>
-      <w:r>
-        <w:t>The figure connects this chapter's worked input, declared procedure and result. Read the complete worked reasoning for qualifiers and intermediate steps; the abbreviated labels do not replace that reasoning.</w:t>
+        <w:t>Model the reasoning aloud</w:t>
       </w:r>
     </w:p>
     <w:p>
       <w:pPr>
-        <w:pStyle w:val="Heading3"/>
-      </w:pPr>
-      <w:r>
-        <w:t>Explain Authentication and authorisation · 3</w:t>
+        <w:spacing w:line="336" w:lineRule="auto" w:after="180"/>
+      </w:pPr>
+      <w:r>
+        <w:rPr>
+          <w:b w:val="0"/>
+        </w:rPr>
+        <w:t xml:space="preserve">Use the complete worked example below before asking learners to complete W2. Reveal a small part, invite a </w:t>
+      </w:r>
+      <w:r>
+        <w:rPr>
+          <w:b/>
+        </w:rPr>
+        <w:t>prediction</w:t>
+      </w:r>
+      <w:r>
+        <w:rPr>
+          <w:b w:val="0"/>
+        </w:rPr>
+        <w:t>, then explain the deciding step.</w:t>
       </w:r>
     </w:p>
     <w:p>
@@ -1055,244 +2237,7 @@
         <w:rPr>
           <w:b w:val="0"/>
         </w:rPr>
-        <w:t xml:space="preserve">Guided: The trusted session remains student; deny teacher guide access. A claimed role cannot change authenticated authority. Qualification: Successful </w:t>
-      </w:r>
-      <w:r>
-        <w:rPr>
-          <w:b/>
-        </w:rPr>
-        <w:t>authentication</w:t>
-      </w:r>
-      <w:r>
-        <w:rPr>
-          <w:b w:val="0"/>
-        </w:rPr>
-        <w:t xml:space="preserve"> does not grant every resource or operation.</w:t>
-      </w:r>
-    </w:p>
-    <w:p>
-      <w:pPr>
-        <w:spacing w:line="336" w:lineRule="auto" w:after="180"/>
-      </w:pPr>
-      <w:r>
-        <w:rPr>
-          <w:b w:val="0"/>
-        </w:rPr>
-        <w:t xml:space="preserve">Exit: accept a concrete variation with its predicted outcome and a stated condition that would challenge the </w:t>
-      </w:r>
-      <w:r>
-        <w:rPr>
-          <w:b/>
-        </w:rPr>
-        <w:t>mechanism</w:t>
-      </w:r>
-      <w:r>
-        <w:rPr>
-          <w:b w:val="0"/>
-        </w:rPr>
-        <w:t xml:space="preserve">; reject a claim resting on unmeasured </w:t>
-      </w:r>
-      <w:r>
-        <w:rPr>
-          <w:b/>
-        </w:rPr>
-        <w:t>evidence</w:t>
-      </w:r>
-      <w:r>
-        <w:rPr>
-          <w:b w:val="0"/>
-        </w:rPr>
-        <w:t>.</w:t>
-      </w:r>
-    </w:p>
-    <w:p>
-      <w:pPr>
-        <w:pStyle w:val="Heading3"/>
-      </w:pPr>
-      <w:r>
-        <w:t>Model the reasoning aloud</w:t>
-      </w:r>
-    </w:p>
-    <w:p>
-      <w:pPr>
-        <w:spacing w:line="336" w:lineRule="auto" w:after="180"/>
-      </w:pPr>
-      <w:r>
-        <w:rPr>
-          <w:b w:val="0"/>
-        </w:rPr>
-        <w:t xml:space="preserve">Use the complete worked example below before asking learners to complete W2. Reveal a small part, invite a </w:t>
-      </w:r>
-      <w:r>
-        <w:rPr>
-          <w:b/>
-        </w:rPr>
-        <w:t>prediction</w:t>
-      </w:r>
-      <w:r>
-        <w:rPr>
-          <w:b w:val="0"/>
-        </w:rPr>
-        <w:t>, then explain the deciding step.</w:t>
-      </w:r>
-    </w:p>
-    <w:p>
-      <w:pPr>
-        <w:spacing w:line="336" w:lineRule="auto" w:after="180"/>
-      </w:pPr>
-      <w:r>
-        <w:rPr>
-          <w:b w:val="0"/>
-        </w:rPr>
         <w:t>These teacher notes contain solutions; do not reveal the independent case answer during modelling.</w:t>
-      </w:r>
-    </w:p>
-    <w:p>
-      <w:pPr>
-        <w:spacing w:line="336" w:lineRule="auto" w:after="180"/>
-      </w:pPr>
-      <w:r>
-        <w:rPr>
-          <w:b w:val="0"/>
-        </w:rPr>
-        <w:t>A student session submits role=teacher in request data and asks for a guide.</w:t>
-      </w:r>
-    </w:p>
-    <w:p>
-      <w:pPr>
-        <w:spacing w:line="336" w:lineRule="auto" w:after="180"/>
-      </w:pPr>
-      <w:r>
-        <w:rPr>
-          <w:b w:val="0"/>
-        </w:rPr>
-        <w:t>The trusted session remains student; deny teacher guide access. A claimed role cannot change authenticated authority.</w:t>
-      </w:r>
-    </w:p>
-    <w:p>
-      <w:pPr>
-        <w:pStyle w:val="Heading3"/>
-      </w:pPr>
-      <w:r>
-        <w:t>Model the reasoning aloud · 4</w:t>
-      </w:r>
-    </w:p>
-    <w:p>
-      <w:pPr>
-        <w:spacing w:line="336" w:lineRule="auto" w:after="180"/>
-      </w:pPr>
-      <w:r>
-        <w:rPr>
-          <w:b w:val="0"/>
-        </w:rPr>
-        <w:t xml:space="preserve">Compare the intermediate </w:t>
-      </w:r>
-      <w:r>
-        <w:rPr>
-          <w:b/>
-        </w:rPr>
-        <w:t>evidence</w:t>
-      </w:r>
-      <w:r>
-        <w:rPr>
-          <w:b w:val="0"/>
-        </w:rPr>
-        <w:t xml:space="preserve"> with the final statement. Explain why each number or decision follows from the stated </w:t>
-      </w:r>
-      <w:r>
-        <w:rPr>
-          <w:b/>
-        </w:rPr>
-        <w:t>input</w:t>
-      </w:r>
-      <w:r>
-        <w:rPr>
-          <w:b w:val="0"/>
-        </w:rPr>
-        <w:t>s.</w:t>
-      </w:r>
-    </w:p>
-    <w:p>
-      <w:pPr>
-        <w:spacing w:line="336" w:lineRule="auto" w:after="180"/>
-      </w:pPr>
-      <w:r>
-        <w:rPr>
-          <w:b w:val="0"/>
-        </w:rPr>
-        <w:t xml:space="preserve">The conclusion belongs to this scenario and procedure; changing the </w:t>
-      </w:r>
-      <w:r>
-        <w:rPr>
-          <w:b/>
-        </w:rPr>
-        <w:t>input</w:t>
-      </w:r>
-      <w:r>
-        <w:rPr>
-          <w:b w:val="0"/>
-        </w:rPr>
-        <w:t>s, evaluation population or authority can change what it establishes. Retain the raw record so a later revision can be compared honestly.</w:t>
-      </w:r>
-    </w:p>
-    <w:p>
-      <w:pPr>
-        <w:pStyle w:val="Heading3"/>
-      </w:pPr>
-      <w:r>
-        <w:t>Model the reasoning aloud · 5</w:t>
-      </w:r>
-    </w:p>
-    <w:p>
-      <w:pPr>
-        <w:spacing w:line="336" w:lineRule="auto" w:after="180"/>
-      </w:pPr>
-      <w:r>
-        <w:rPr>
-          <w:b w:val="0"/>
-        </w:rPr>
-        <w:t xml:space="preserve">Optional local lab: predict the printed result before running this standalone Python 3 example. Change one relevant boundary </w:t>
-      </w:r>
-      <w:r>
-        <w:rPr>
-          <w:b/>
-        </w:rPr>
-        <w:t>input</w:t>
-      </w:r>
-      <w:r>
-        <w:rPr>
-          <w:b w:val="0"/>
-        </w:rPr>
-        <w:t>, record the outcome and state the contract or statistical assumptions.</w:t>
-      </w:r>
-    </w:p>
-    <w:p>
-      <w:pPr>
-        <w:spacing w:line="336" w:lineRule="auto" w:after="180"/>
-      </w:pPr>
-      <w:r>
-        <w:rPr>
-          <w:b w:val="0"/>
-        </w:rPr>
-        <w:t>The program uses fictional values and the Python standard library; it performs no external operations.</w:t>
-      </w:r>
-    </w:p>
-    <w:p>
-      <w:r>
-        <w:rPr>
-          <w:rFonts w:ascii="Courier New" w:hAnsi="Courier New"/>
-          <w:sz w:val="18"/>
-        </w:rPr>
-        <w:t>def may_read(role, resource_role):</w:t>
-        <w:br/>
-        <w:t xml:space="preserve">    if role not in ('student', 'teacher') or resource_role not in ('student', 'teacher'):</w:t>
-        <w:br/>
-        <w:t xml:space="preserve">        return False</w:t>
-        <w:br/>
-        <w:t xml:space="preserve">    return role == 'teacher' or resource_role == 'student'</w:t>
-        <w:br/>
-        <w:br/>
-        <w:t>print(may_read("student", "teacher"))</w:t>
       </w:r>
     </w:p>
     <w:tbl>
@@ -1418,41 +2363,10 @@
     </w:p>
     <w:p>
       <w:pPr>
-        <w:spacing w:line="336" w:lineRule="auto" w:after="180"/>
-      </w:pPr>
-      <w:r>
-        <w:rPr>
-          <w:b w:val="0"/>
-        </w:rPr>
-        <w:t>A verified reader cannot edit. Jo logs in as a verified museum volunteer and asks to edit card C.</w:t>
-      </w:r>
-    </w:p>
-    <w:p>
-      <w:pPr>
         <w:pStyle w:val="Heading3"/>
       </w:pPr>
       <w:r>
         <w:t>The facts we will use</w:t>
-      </w:r>
-    </w:p>
-    <w:p>
-      <w:pPr>
-        <w:pStyle w:val="Heading3"/>
-      </w:pPr>
-      <w:r>
-        <w:t>Supplied facts</w:t>
-      </w:r>
-    </w:p>
-    <w:p>
-      <w:pPr>
-        <w:spacing w:line="336" w:lineRule="auto" w:after="180"/>
-        <w:shd w:fill="F1F6FC"/>
-      </w:pPr>
-      <w:r>
-        <w:rPr>
-          <w:b w:val="0"/>
-        </w:rPr>
-        <w:t>Trusted policy grants volunteers read access to C; only curators may edit it.</w:t>
       </w:r>
     </w:p>
     <w:p>
@@ -1460,7 +2374,7 @@
         <w:drawing>
           <wp:inline xmlns:a="http://schemas.openxmlformats.org/drawingml/2006/main" xmlns:pic="http://schemas.openxmlformats.org/drawingml/2006/picture">
             <wp:extent cx="5486400" cy="5185229"/>
-            <wp:docPr id="1" name="Picture 1" descr="Authentication and authorisation. Identify Jo: Authentication establishes Jo’s identity and volunteer role.. Check the action: Editing C requires curator authority.. Deny the edit: Keep C unchanged; the authenticated volunteer lacks this permission."/>
+            <wp:docPr id="2" name="Picture 2" descr="Authentication and authorisation. Identify Jo: Authentication establishes Jo’s identity and volunteer role.. Check the action: Editing C requires curator authority.. Deny the edit: Keep C unchanged; the authenticated volunteer lacks this permission."/>
             <wp:cNvGraphicFramePr>
               <a:graphicFrameLocks noChangeAspect="1"/>
             </wp:cNvGraphicFramePr>
@@ -1472,7 +2386,7 @@
                     <pic:cNvPicPr/>
                   </pic:nvPicPr>
                   <pic:blipFill>
-                    <a:blip r:embed="rId9"/>
+                    <a:blip r:embed="rId10"/>
                     <a:stretch>
                       <a:fillRect/>
                     </a:stretch>
@@ -1496,114 +2410,7 @@
         <w:pStyle w:val="Heading3"/>
       </w:pPr>
       <w:r>
-        <w:t>Read the picture one step at a time</w:t>
-      </w:r>
-    </w:p>
-    <w:tbl>
-      <w:tblPr>
-        <w:tblStyle w:val="LightShading-Accent1"/>
-        <w:tblW w:type="auto" w:w="0"/>
-        <w:tblLook w:firstColumn="1" w:firstRow="1" w:lastColumn="0" w:lastRow="0" w:noHBand="0" w:noVBand="1" w:val="04A0"/>
-      </w:tblPr>
-      <w:tblGrid>
-        <w:gridCol w:w="5112"/>
-        <w:gridCol w:w="5112"/>
-      </w:tblGrid>
-      <w:tr>
-        <w:trPr>
-          <w:tblHeader/>
-        </w:trPr>
-        <w:tc>
-          <w:tcPr>
-            <w:tcW w:type="dxa" w:w="5112"/>
-          </w:tcPr>
-          <w:p>
-            <w:r>
-              <w:t>Step</w:t>
-            </w:r>
-          </w:p>
-        </w:tc>
-        <w:tc>
-          <w:tcPr>
-            <w:tcW w:type="dxa" w:w="5112"/>
-          </w:tcPr>
-          <w:p>
-            <w:r>
-              <w:t>What happens and why</w:t>
-            </w:r>
-          </w:p>
-        </w:tc>
-      </w:tr>
-      <w:tr>
-        <w:tc>
-          <w:tcPr>
-            <w:tcW w:type="dxa" w:w="5112"/>
-          </w:tcPr>
-          <w:p>
-            <w:r>
-              <w:t>1. Identify Jo</w:t>
-            </w:r>
-          </w:p>
-        </w:tc>
-        <w:tc>
-          <w:tcPr>
-            <w:tcW w:type="dxa" w:w="5112"/>
-          </w:tcPr>
-          <w:p>
-            <w:r>
-              <w:t>Authentication establishes Jo’s identity and volunteer role.</w:t>
-            </w:r>
-          </w:p>
-        </w:tc>
-      </w:tr>
-      <w:tr>
-        <w:tc>
-          <w:tcPr>
-            <w:tcW w:type="dxa" w:w="5112"/>
-          </w:tcPr>
-          <w:p>
-            <w:r>
-              <w:t>2. Check the action</w:t>
-            </w:r>
-          </w:p>
-        </w:tc>
-        <w:tc>
-          <w:tcPr>
-            <w:tcW w:type="dxa" w:w="5112"/>
-          </w:tcPr>
-          <w:p>
-            <w:r>
-              <w:t>Editing C requires curator authority.</w:t>
-            </w:r>
-          </w:p>
-        </w:tc>
-      </w:tr>
-      <w:tr>
-        <w:tc>
-          <w:tcPr>
-            <w:tcW w:type="dxa" w:w="5112"/>
-          </w:tcPr>
-          <w:p>
-            <w:r>
-              <w:t>3. Deny the edit</w:t>
-            </w:r>
-          </w:p>
-        </w:tc>
-        <w:tc>
-          <w:tcPr>
-            <w:tcW w:type="dxa" w:w="5112"/>
-          </w:tcPr>
-          <w:p>
-            <w:r>
-              <w:t>Keep C unchanged; the authenticated volunteer lacks this permission.</w:t>
-            </w:r>
-          </w:p>
-        </w:tc>
-      </w:tr>
-    </w:tbl>
-    <w:p>
-      <w:r>
-        <w:t>Match each pictured step to the supplied facts. This is a worked teaching case, not an independent assessment.</w:t>
+        <w:t>Why this result follows</w:t>
       </w:r>
     </w:p>
     <w:p>
@@ -1611,7 +2418,7 @@
         <w:pStyle w:val="Heading3"/>
       </w:pPr>
       <w:r>
-        <w:t>Why this result follows</w:t>
+        <w:t>What this example does not establish</w:t>
       </w:r>
     </w:p>
     <w:p>
@@ -1619,191 +2426,192 @@
         <w:pStyle w:val="Heading3"/>
       </w:pPr>
       <w:r>
-        <w:t>Why the result follows</w:t>
+        <w:t>Change one thing in the pictured case</w:t>
       </w:r>
     </w:p>
     <w:p>
       <w:pPr>
-        <w:spacing w:line="336" w:lineRule="auto" w:after="180"/>
-        <w:shd w:fill="F1F6FC"/>
-      </w:pPr>
-      <w:r>
-        <w:rPr>
-          <w:b/>
-        </w:rPr>
-        <w:t>Authentication</w:t>
-      </w:r>
-      <w:r>
-        <w:rPr>
-          <w:b w:val="0"/>
-        </w:rPr>
-        <w:t xml:space="preserve"> establishes identity. </w:t>
-      </w:r>
-      <w:r>
-        <w:rPr>
-          <w:b/>
-        </w:rPr>
-        <w:t>Authorisation</w:t>
-      </w:r>
-      <w:r>
-        <w:rPr>
-          <w:b w:val="0"/>
-        </w:rPr>
-        <w:t xml:space="preserve"> compares that identity with the requested action and resource.</w:t>
+        <w:pStyle w:val="Heading3"/>
+      </w:pPr>
+      <w:r>
+        <w:t>Ask while showing the picture</w:t>
       </w:r>
     </w:p>
     <w:p>
       <w:pPr>
-        <w:pStyle w:val="Heading3"/>
-      </w:pPr>
-      <w:r>
-        <w:t>What this example does not establish</w:t>
+        <w:spacing w:line="336" w:lineRule="auto" w:after="180"/>
+      </w:pPr>
+      <w:r>
+        <w:rPr>
+          <w:b w:val="0"/>
+        </w:rPr>
+        <w:t xml:space="preserve">Cover the result. Ask learners to name the </w:t>
+      </w:r>
+      <w:r>
+        <w:rPr>
+          <w:b/>
+        </w:rPr>
+        <w:t>input</w:t>
+      </w:r>
+      <w:r>
+        <w:rPr>
+          <w:b w:val="0"/>
+        </w:rPr>
+        <w:t xml:space="preserve">s and predict the next step. Uncover one step, connect the icon to the actual procedure, and explain its </w:t>
+      </w:r>
+      <w:r>
+        <w:rPr>
+          <w:b/>
+        </w:rPr>
+        <w:t>evidence</w:t>
+      </w:r>
+      <w:r>
+        <w:rPr>
+          <w:b w:val="0"/>
+        </w:rPr>
+        <w:t>. Then change the supplied condition and compare.</w:t>
       </w:r>
     </w:p>
     <w:p>
       <w:pPr>
-        <w:pStyle w:val="Heading3"/>
-      </w:pPr>
-      <w:r>
-        <w:t>Keep the stated limit</w:t>
+        <w:spacing w:line="336" w:lineRule="auto" w:after="180"/>
+      </w:pPr>
+      <w:r>
+        <w:rPr>
+          <w:b w:val="0"/>
+        </w:rPr>
+        <w:t>The picture is a representation; it does not document execution of a real AI model.</w:t>
       </w:r>
     </w:p>
     <w:p>
       <w:pPr>
-        <w:spacing w:line="336" w:lineRule="auto" w:after="180"/>
-        <w:shd w:fill="FFF5E6"/>
-      </w:pPr>
-      <w:r>
-        <w:rPr>
-          <w:b w:val="0"/>
-        </w:rPr>
-        <w:t xml:space="preserve">A role written in an ordinary request is not a trusted </w:t>
-      </w:r>
-      <w:r>
-        <w:rPr>
-          <w:b/>
-        </w:rPr>
-        <w:t>authentication</w:t>
-      </w:r>
-      <w:r>
-        <w:rPr>
-          <w:b w:val="0"/>
-        </w:rPr>
-        <w:t xml:space="preserve"> claim.</w:t>
+        <w:pStyle w:val="Heading1"/>
+      </w:pPr>
+      <w:r>
+        <w:t>03. Model a step,then remove help</w:t>
       </w:r>
     </w:p>
     <w:p>
-      <w:pPr>
-        <w:pStyle w:val="Heading3"/>
-      </w:pPr>
-      <w:r>
-        <w:t>Change one thing in the pictured case</w:t>
+      <w:r>
+        <w:t>Collect each learner’s reasoning before showing a key.</w:t>
       </w:r>
     </w:p>
     <w:p>
       <w:pPr>
-        <w:pStyle w:val="Heading3"/>
-      </w:pPr>
-      <w:r>
-        <w:t>Change one thing</w:t>
+        <w:pStyle w:val="Heading2"/>
+      </w:pPr>
+      <w:r>
+        <w:t>Current completion task and checked reasoning</w:t>
       </w:r>
     </w:p>
     <w:p>
       <w:pPr>
         <w:spacing w:line="336" w:lineRule="auto" w:after="180"/>
-        <w:shd w:fill="F5F1FB"/>
       </w:pPr>
       <w:r>
         <w:rPr>
           <w:b w:val="0"/>
         </w:rPr>
-        <w:t>Change: Use a verified curator permitted to edit C.</w:t>
+        <w:t>Completion task: A student session submits role=teacher in request data and asks for a guide. Show the intermediate steps and give the conclusion with its scope.</w:t>
       </w:r>
     </w:p>
     <w:p>
       <w:pPr>
-        <w:pStyle w:val="Heading3"/>
-      </w:pPr>
-      <w:r>
-        <w:t>Predicted result</w:t>
+        <w:spacing w:line="336" w:lineRule="auto" w:after="180"/>
+      </w:pPr>
+      <w:r>
+        <w:rPr>
+          <w:b w:val="0"/>
+        </w:rPr>
+        <w:t>Teacher check: Teacher explanation: The trusted session remains student; deny teacher guide access. A claimed role cannot change authenticated authority.</w:t>
       </w:r>
     </w:p>
     <w:p>
       <w:pPr>
         <w:spacing w:line="336" w:lineRule="auto" w:after="180"/>
-        <w:shd w:fill="F1F6FC"/>
-      </w:pPr>
+      </w:pPr>
+      <w:r>
+        <w:rPr>
+          <w:b w:val="0"/>
+        </w:rPr>
+        <w:t xml:space="preserve">Start by identifying the given </w:t>
+      </w:r>
       <w:r>
         <w:rPr>
           <w:b/>
         </w:rPr>
-        <w:t>Prediction</w:t>
+        <w:t>input</w:t>
       </w:r>
       <w:r>
         <w:rPr>
           <w:b w:val="0"/>
         </w:rPr>
-        <w:t xml:space="preserve">: The </w:t>
-      </w:r>
-      <w:r>
-        <w:rPr>
-          <w:b/>
-        </w:rPr>
-        <w:t>authorisation</w:t>
-      </w:r>
-      <w:r>
-        <w:rPr>
-          <w:b w:val="0"/>
-        </w:rPr>
-        <w:t xml:space="preserve"> gate allows the edit, subject to other declared checks.</w:t>
+        <w:t>s together. Leave the intermediate steps blank. If needed, model one step, then withdraw that help on the next step. Move to a full trace only when the partial trace is understood.</w:t>
       </w:r>
     </w:p>
     <w:p>
       <w:pPr>
-        <w:pStyle w:val="Heading3"/>
-      </w:pPr>
-      <w:r>
-        <w:t>Why the result follows</w:t>
+        <w:spacing w:line="336" w:lineRule="auto" w:after="180"/>
+      </w:pPr>
+      <w:r>
+        <w:rPr>
+          <w:b w:val="0"/>
+        </w:rPr>
+        <w:t>For partners, alternate explainer and checker; collect a response from every learner before discussion.</w:t>
       </w:r>
     </w:p>
     <w:p>
       <w:pPr>
-        <w:spacing w:line="336" w:lineRule="auto" w:after="180"/>
-        <w:shd w:fill="F1F6FC"/>
-      </w:pPr>
-      <w:r>
-        <w:rPr>
-          <w:b w:val="0"/>
-        </w:rPr>
-        <w:t xml:space="preserve">Reason: The </w:t>
-      </w:r>
-      <w:r>
-        <w:rPr>
-          <w:b/>
-        </w:rPr>
-        <w:t>trusted role</w:t>
-      </w:r>
-      <w:r>
-        <w:rPr>
-          <w:b w:val="0"/>
-        </w:rPr>
-        <w:t xml:space="preserve"> now matches this operation and object.</w:t>
+        <w:pStyle w:val="Heading2"/>
+      </w:pPr>
+      <w:r>
+        <w:t>Individual misconception check</w:t>
       </w:r>
     </w:p>
     <w:p>
       <w:pPr>
-        <w:pStyle w:val="Heading3"/>
-      </w:pPr>
-      <w:r>
-        <w:t>Ask while showing the picture</w:t>
+        <w:spacing w:line="336" w:lineRule="auto" w:after="180"/>
+      </w:pPr>
+      <w:r>
+        <w:rPr>
+          <w:b w:val="0"/>
+        </w:rPr>
+        <w:t xml:space="preserve">Use the worked case for </w:t>
+      </w:r>
+      <w:r>
+        <w:rPr>
+          <w:b/>
+        </w:rPr>
+        <w:t>Authentication</w:t>
+      </w:r>
+      <w:r>
+        <w:rPr>
+          <w:b w:val="0"/>
+        </w:rPr>
+        <w:t xml:space="preserve"> and </w:t>
+      </w:r>
+      <w:r>
+        <w:rPr>
+          <w:b/>
+        </w:rPr>
+        <w:t>authorisation</w:t>
+      </w:r>
+      <w:r>
+        <w:rPr>
+          <w:b w:val="0"/>
+        </w:rPr>
+        <w:t>. Proposed explanation: “The worked result establishes every future case”. Decide whether this explanation is supported.</w:t>
       </w:r>
     </w:p>
     <w:p>
       <w:pPr>
-        <w:pStyle w:val="Heading3"/>
-      </w:pPr>
-      <w:r>
-        <w:t>Ask while showing the picture · 6</w:t>
+        <w:spacing w:line="336" w:lineRule="auto" w:after="180"/>
+      </w:pPr>
+      <w:r>
+        <w:rPr>
+          <w:b w:val="0"/>
+        </w:rPr>
+        <w:t>Point to the step or supplied fact that decides; explain your repair if needed.</w:t>
       </w:r>
     </w:p>
     <w:p>
@@ -1814,31 +2622,19 @@
         <w:rPr>
           <w:b w:val="0"/>
         </w:rPr>
-        <w:t xml:space="preserve">Cover the result. Ask learners to name the </w:t>
+        <w:t xml:space="preserve">Expected correction: Successful </w:t>
       </w:r>
       <w:r>
         <w:rPr>
           <w:b/>
         </w:rPr>
-        <w:t>input</w:t>
+        <w:t>authentication</w:t>
       </w:r>
       <w:r>
         <w:rPr>
           <w:b w:val="0"/>
         </w:rPr>
-        <w:t xml:space="preserve">s and predict the next step. Uncover one step, connect the icon to the actual procedure, and explain its </w:t>
-      </w:r>
-      <w:r>
-        <w:rPr>
-          <w:b/>
-        </w:rPr>
-        <w:t>evidence</w:t>
-      </w:r>
-      <w:r>
-        <w:rPr>
-          <w:b w:val="0"/>
-        </w:rPr>
-        <w:t>. Then change the supplied condition and compare.</w:t>
+        <w:t xml:space="preserve"> does not grant every resource or operation.</w:t>
       </w:r>
     </w:p>
     <w:p>
@@ -1849,20 +2645,279 @@
         <w:rPr>
           <w:b w:val="0"/>
         </w:rPr>
-        <w:t>The picture is a representation; it does not document execution of a real AI model.</w:t>
+        <w:t>Collect explanations, not only yes/no votes. If a misunderstanding is common, re-model the relevant step for the class.</w:t>
       </w:r>
     </w:p>
     <w:p>
       <w:pPr>
-        <w:pStyle w:val="Heading1"/>
-      </w:pPr>
-      <w:r>
-        <w:t>03. Demonstrate and guide practice</w:t>
+        <w:spacing w:line="336" w:lineRule="auto" w:after="180"/>
+      </w:pPr>
+      <w:r>
+        <w:rPr>
+          <w:b w:val="0"/>
+        </w:rPr>
+        <w:t>If it affects a few learners, give a short targeted group explanation while others solve a more demanding variation.</w:t>
       </w:r>
     </w:p>
     <w:p>
-      <w:r>
-        <w:t>Demonstrate Authentication and authorisation, reduce support deliberately and check individual reasoning before discussing answers.</w:t>
+      <w:pPr>
+        <w:pStyle w:val="Heading2"/>
+      </w:pPr>
+      <w:r>
+        <w:t>Pictured reasoning and changed case</w:t>
+      </w:r>
+    </w:p>
+    <w:p>
+      <w:pPr>
+        <w:spacing w:line="336" w:lineRule="auto" w:after="180"/>
+      </w:pPr>
+      <w:r>
+        <w:rPr>
+          <w:b w:val="0"/>
+        </w:rPr>
+        <w:t xml:space="preserve">Explain why Jo’s valid volunteer login does not permit editing C. Which </w:t>
+      </w:r>
+      <w:r>
+        <w:rPr>
+          <w:b/>
+        </w:rPr>
+        <w:t>trusted role</w:t>
+      </w:r>
+      <w:r>
+        <w:rPr>
+          <w:b w:val="0"/>
+        </w:rPr>
+        <w:t xml:space="preserve"> change allows the action, and why is a role written in the request insufficient?</w:t>
+      </w:r>
+    </w:p>
+    <w:p>
+      <w:pPr>
+        <w:spacing w:line="336" w:lineRule="auto" w:after="180"/>
+      </w:pPr>
+      <w:r>
+        <w:rPr>
+          <w:b/>
+        </w:rPr>
+        <w:t>Authentication</w:t>
+      </w:r>
+      <w:r>
+        <w:rPr>
+          <w:b w:val="0"/>
+        </w:rPr>
+        <w:t xml:space="preserve"> establishes Jo’s identity and volunteer role. Editing C requires curator authority. Keep C unchanged; the authenticated volunteer lacks this permission.</w:t>
+      </w:r>
+    </w:p>
+    <w:p>
+      <w:pPr>
+        <w:spacing w:line="336" w:lineRule="auto" w:after="180"/>
+      </w:pPr>
+      <w:r>
+        <w:rPr>
+          <w:b w:val="0"/>
+        </w:rPr>
+        <w:t xml:space="preserve">Changed case: The </w:t>
+      </w:r>
+      <w:r>
+        <w:rPr>
+          <w:b/>
+        </w:rPr>
+        <w:t>authorisation</w:t>
+      </w:r>
+      <w:r>
+        <w:rPr>
+          <w:b w:val="0"/>
+        </w:rPr>
+        <w:t xml:space="preserve"> gate allows the edit, subject to other declared checks. The </w:t>
+      </w:r>
+      <w:r>
+        <w:rPr>
+          <w:b/>
+        </w:rPr>
+        <w:t>trusted role</w:t>
+      </w:r>
+      <w:r>
+        <w:rPr>
+          <w:b w:val="0"/>
+        </w:rPr>
+        <w:t xml:space="preserve"> now matches this operation and object.</w:t>
+      </w:r>
+    </w:p>
+    <w:p>
+      <w:pPr>
+        <w:spacing w:line="336" w:lineRule="auto" w:after="180"/>
+      </w:pPr>
+      <w:r>
+        <w:rPr>
+          <w:b w:val="0"/>
+        </w:rPr>
+        <w:t xml:space="preserve">A role claim written in the request is untrusted and cannot replace the role established by </w:t>
+      </w:r>
+      <w:r>
+        <w:rPr>
+          <w:b/>
+        </w:rPr>
+        <w:t>authentication</w:t>
+      </w:r>
+      <w:r>
+        <w:rPr>
+          <w:b w:val="0"/>
+        </w:rPr>
+        <w:t>.</w:t>
+      </w:r>
+    </w:p>
+    <w:p>
+      <w:pPr>
+        <w:spacing w:line="336" w:lineRule="auto" w:after="180"/>
+      </w:pPr>
+      <w:r>
+        <w:rPr>
+          <w:b w:val="0"/>
+        </w:rPr>
+        <w:t xml:space="preserve">Changed-case reasoning: The </w:t>
+      </w:r>
+      <w:r>
+        <w:rPr>
+          <w:b/>
+        </w:rPr>
+        <w:t>authorisation</w:t>
+      </w:r>
+      <w:r>
+        <w:rPr>
+          <w:b w:val="0"/>
+        </w:rPr>
+        <w:t xml:space="preserve"> gate allows the edit, subject to other declared checks. The </w:t>
+      </w:r>
+      <w:r>
+        <w:rPr>
+          <w:b/>
+        </w:rPr>
+        <w:t>trusted role</w:t>
+      </w:r>
+      <w:r>
+        <w:rPr>
+          <w:b w:val="0"/>
+        </w:rPr>
+        <w:t xml:space="preserve"> now matches this operation and object.</w:t>
+      </w:r>
+    </w:p>
+    <w:p>
+      <w:pPr>
+        <w:spacing w:line="336" w:lineRule="auto" w:after="180"/>
+      </w:pPr>
+      <w:r>
+        <w:rPr>
+          <w:b w:val="0"/>
+        </w:rPr>
+        <w:t xml:space="preserve">Collect each learner’s explanation before discussion. Use the first missing connection between </w:t>
+      </w:r>
+      <w:r>
+        <w:rPr>
+          <w:b/>
+        </w:rPr>
+        <w:t>input</w:t>
+      </w:r>
+      <w:r>
+        <w:rPr>
+          <w:b w:val="0"/>
+        </w:rPr>
+        <w:t xml:space="preserve">, deciding step and result to choose support. This question is worked-case practice, not fresh mastery </w:t>
+      </w:r>
+      <w:r>
+        <w:rPr>
+          <w:b/>
+        </w:rPr>
+        <w:t>evidence</w:t>
+      </w:r>
+      <w:r>
+        <w:rPr>
+          <w:b w:val="0"/>
+        </w:rPr>
+        <w:t>.</w:t>
+      </w:r>
+    </w:p>
+    <w:p>
+      <w:pPr>
+        <w:pStyle w:val="Heading2"/>
+      </w:pPr>
+      <w:r>
+        <w:t>Accessible support and extension</w:t>
+      </w:r>
+    </w:p>
+    <w:p>
+      <w:pPr>
+        <w:spacing w:line="336" w:lineRule="auto" w:after="180"/>
+      </w:pPr>
+      <w:r>
+        <w:rPr>
+          <w:b w:val="0"/>
+        </w:rPr>
+        <w:t xml:space="preserve">Use See how it works and Follow a worked example. Collect a </w:t>
+      </w:r>
+      <w:r>
+        <w:rPr>
+          <w:b/>
+        </w:rPr>
+        <w:t>prediction</w:t>
+      </w:r>
+      <w:r>
+        <w:rPr>
+          <w:b w:val="0"/>
+        </w:rPr>
+        <w:t xml:space="preserve"> before revealing its result; ask the learner to point to each intermediate fact.</w:t>
+      </w:r>
+    </w:p>
+    <w:p>
+      <w:pPr>
+        <w:spacing w:line="336" w:lineRule="auto" w:after="180"/>
+      </w:pPr>
+      <w:r>
+        <w:rPr>
+          <w:b w:val="0"/>
+        </w:rPr>
+        <w:t xml:space="preserve">Provide an </w:t>
+      </w:r>
+      <w:r>
+        <w:rPr>
+          <w:b/>
+        </w:rPr>
+        <w:t>input</w:t>
+      </w:r>
+      <w:r>
+        <w:rPr>
+          <w:b w:val="0"/>
+        </w:rPr>
+        <w:t>/procedure/result/limit frame and a calculator when needed. Ask students to identify the first step before completing the whole trace.</w:t>
+      </w:r>
+    </w:p>
+    <w:p>
+      <w:pPr>
+        <w:spacing w:line="336" w:lineRule="auto" w:after="180"/>
+      </w:pPr>
+      <w:r>
+        <w:rPr>
+          <w:b w:val="0"/>
+        </w:rPr>
+        <w:t xml:space="preserve">Extension: compare two concrete variants of this </w:t>
+      </w:r>
+      <w:r>
+        <w:rPr>
+          <w:b/>
+        </w:rPr>
+        <w:t>mechanism</w:t>
+      </w:r>
+      <w:r>
+        <w:rPr>
+          <w:b w:val="0"/>
+        </w:rPr>
+        <w:t xml:space="preserve"> while holding unrelated conditions fixed; report both successful and unsuccessful outcomes.</w:t>
+      </w:r>
+    </w:p>
+    <w:p>
+      <w:pPr>
+        <w:pStyle w:val="Heading2"/>
+      </w:pPr>
+      <w:r>
+        <w:t>Earlier wording, alternatives and picture transcripts · reference / check after trying</w:t>
       </w:r>
     </w:p>
     <w:tbl>
@@ -2079,71 +3134,26 @@
     </w:tbl>
     <w:p>
       <w:pPr>
-        <w:spacing w:line="336" w:lineRule="auto" w:after="180"/>
-      </w:pPr>
-      <w:r>
-        <w:rPr>
-          <w:b w:val="0"/>
-        </w:rPr>
-        <w:t xml:space="preserve">Use See how it works and Follow a worked example. Collect a </w:t>
-      </w:r>
-      <w:r>
-        <w:rPr>
-          <w:b/>
-        </w:rPr>
-        <w:t>prediction</w:t>
-      </w:r>
-      <w:r>
-        <w:rPr>
-          <w:b w:val="0"/>
-        </w:rPr>
-        <w:t xml:space="preserve"> before revealing its result; ask the learner to point to each intermediate fact.</w:t>
+        <w:pStyle w:val="Heading3"/>
+      </w:pPr>
+      <w:r>
+        <w:t>Reduce help deliberately</w:t>
       </w:r>
     </w:p>
     <w:p>
       <w:pPr>
-        <w:spacing w:line="336" w:lineRule="auto" w:after="180"/>
-      </w:pPr>
-      <w:r>
-        <w:rPr>
-          <w:b w:val="0"/>
-        </w:rPr>
-        <w:t xml:space="preserve">Provide an </w:t>
-      </w:r>
-      <w:r>
-        <w:rPr>
-          <w:b/>
-        </w:rPr>
-        <w:t>input</w:t>
-      </w:r>
-      <w:r>
-        <w:rPr>
-          <w:b w:val="0"/>
-        </w:rPr>
-        <w:t>/procedure/result/limit frame and a calculator when needed. Ask students to identify the first step before completing the whole trace.</w:t>
+        <w:pStyle w:val="Heading3"/>
+      </w:pPr>
+      <w:r>
+        <w:t>Individual reasoning check</w:t>
       </w:r>
     </w:p>
     <w:p>
       <w:pPr>
-        <w:spacing w:line="336" w:lineRule="auto" w:after="180"/>
-      </w:pPr>
-      <w:r>
-        <w:rPr>
-          <w:b w:val="0"/>
-        </w:rPr>
-        <w:t xml:space="preserve">Extension: compare two concrete variants of this </w:t>
-      </w:r>
-      <w:r>
-        <w:rPr>
-          <w:b/>
-        </w:rPr>
-        <w:t>mechanism</w:t>
-      </w:r>
-      <w:r>
-        <w:rPr>
-          <w:b w:val="0"/>
-        </w:rPr>
-        <w:t xml:space="preserve"> while holding unrelated conditions fixed; report both successful and unsuccessful outcomes.</w:t>
+        <w:pStyle w:val="Heading3"/>
+      </w:pPr>
+      <w:r>
+        <w:t>Pictorial practice question</w:t>
       </w:r>
     </w:p>
     <w:p>
@@ -2151,47 +3161,39 @@
         <w:pStyle w:val="Heading3"/>
       </w:pPr>
       <w:r>
-        <w:t>Reduce help deliberately</w:t>
+        <w:t>Reasoned teacher answer</w:t>
       </w:r>
     </w:p>
     <w:p>
       <w:pPr>
-        <w:pStyle w:val="Heading3"/>
-      </w:pPr>
-      <w:r>
-        <w:t>Completion practice</w:t>
+        <w:pStyle w:val="Heading1"/>
+      </w:pPr>
+      <w:r>
+        <w:t>04. Run the complete supplied investigation</w:t>
       </w:r>
     </w:p>
     <w:p>
-      <w:pPr>
-        <w:spacing w:line="336" w:lineRule="auto" w:after="180"/>
-        <w:shd w:fill="F5F1FB"/>
-      </w:pPr>
-      <w:r>
-        <w:rPr>
-          <w:b w:val="0"/>
-        </w:rPr>
-        <w:t>Completion task: A student session submits role=teacher in request data and asks for a guide. Show the intermediate steps and give the conclusion with its scope.</w:t>
+      <w:r>
+        <w:t>Separate predictions,actual runs and paper traces.</w:t>
       </w:r>
     </w:p>
     <w:p>
       <w:pPr>
-        <w:pStyle w:val="Heading3"/>
-      </w:pPr>
-      <w:r>
-        <w:t>Reasoning to listen for</w:t>
+        <w:pStyle w:val="Heading2"/>
+      </w:pPr>
+      <w:r>
+        <w:t>Complete inputs,expected results and limits</w:t>
       </w:r>
     </w:p>
     <w:p>
       <w:pPr>
         <w:spacing w:line="336" w:lineRule="auto" w:after="180"/>
-        <w:shd w:fill="F1F6FC"/>
       </w:pPr>
       <w:r>
         <w:rPr>
           <w:b w:val="0"/>
         </w:rPr>
-        <w:t>Teacher check: Teacher explanation: The trusted session remains student; deny teacher guide access. A claimed role cannot change authenticated authority.</w:t>
+        <w:t>Main trusted student claiming teacher still denied guide before body read. Student lesson allowed; unknown roles/resources denied. Museum volunteer may read C, not edit; verified permitted curator passes authorization gate, not automatic execution. Selected target teacher guide: no trusted role denies, student denies, teacher allows. Treat as taught-policy consolidation, not unseen transfer.</w:t>
       </w:r>
     </w:p>
     <w:p>
@@ -2202,38 +3204,38 @@
         <w:rPr>
           <w:b w:val="0"/>
         </w:rPr>
-        <w:t xml:space="preserve">Start by identifying the given </w:t>
-      </w:r>
-      <w:r>
-        <w:rPr>
-          <w:b/>
-        </w:rPr>
-        <w:t>input</w:t>
-      </w:r>
-      <w:r>
-        <w:rPr>
-          <w:b w:val="0"/>
-        </w:rPr>
-        <w:t>s together. Leave the intermediate steps blank. If needed, model one step, then withdraw that help on the next step. Move to a full trace only when the partial trace is understood.</w:t>
+        <w:t>Require trusted authority source, action/resource reasoning and the absence of actual login/write evidence.</w:t>
       </w:r>
     </w:p>
     <w:p>
       <w:pPr>
-        <w:spacing w:line="336" w:lineRule="auto" w:after="180"/>
-      </w:pPr>
-      <w:r>
-        <w:rPr>
-          <w:b w:val="0"/>
-        </w:rPr>
-        <w:t>For partners, alternate explainer and checker; collect a response from every learner before discussion.</w:t>
+        <w:pStyle w:val="Heading2"/>
+      </w:pPr>
+      <w:r>
+        <w:t>Diagnose the current misconceptions</w:t>
       </w:r>
     </w:p>
     <w:p>
       <w:pPr>
-        <w:pStyle w:val="Heading3"/>
-      </w:pPr>
-      <w:r>
-        <w:t>Individual reasoning check</w:t>
+        <w:spacing w:line="336" w:lineRule="auto" w:after="180"/>
+      </w:pPr>
+      <w:r>
+        <w:rPr>
+          <w:b w:val="0"/>
+        </w:rPr>
+        <w:t xml:space="preserve">The worked result establishes every future case: Successful </w:t>
+      </w:r>
+      <w:r>
+        <w:rPr>
+          <w:b/>
+        </w:rPr>
+        <w:t>authentication</w:t>
+      </w:r>
+      <w:r>
+        <w:rPr>
+          <w:b w:val="0"/>
+        </w:rPr>
+        <w:t xml:space="preserve"> does not grant every resource or operation.</w:t>
       </w:r>
     </w:p>
     <w:p>
@@ -2244,31 +3246,31 @@
         <w:rPr>
           <w:b w:val="0"/>
         </w:rPr>
-        <w:t xml:space="preserve">Use the worked case for </w:t>
+        <w:t xml:space="preserve">A missing </w:t>
       </w:r>
       <w:r>
         <w:rPr>
           <w:b/>
         </w:rPr>
-        <w:t>Authentication</w:t>
+        <w:t>input</w:t>
       </w:r>
       <w:r>
         <w:rPr>
           <w:b w:val="0"/>
         </w:rPr>
-        <w:t xml:space="preserve"> and </w:t>
+        <w:t xml:space="preserve"> may be replaced without recording the change: A replacement changes the </w:t>
       </w:r>
       <w:r>
         <w:rPr>
           <w:b/>
         </w:rPr>
-        <w:t>authorisation</w:t>
+        <w:t>evidence</w:t>
       </w:r>
       <w:r>
         <w:rPr>
           <w:b w:val="0"/>
         </w:rPr>
-        <w:t>. Proposed explanation: “The worked result establishes every future case”. Decide whether this explanation is supported.</w:t>
+        <w:t xml:space="preserve"> or contract. Record the change and its justification; do not silently turn unknown into a measured value.</w:t>
       </w:r>
     </w:p>
     <w:p>
@@ -2279,383 +3281,62 @@
         <w:rPr>
           <w:b w:val="0"/>
         </w:rPr>
-        <w:t>Point to the step or supplied fact that decides; explain your repair if needed.</w:t>
+        <w:t xml:space="preserve">Repeating an assessed case is new independent </w:t>
+      </w:r>
+      <w:r>
+        <w:rPr>
+          <w:b/>
+        </w:rPr>
+        <w:t>evidence</w:t>
+      </w:r>
+      <w:r>
+        <w:rPr>
+          <w:b w:val="0"/>
+        </w:rPr>
+        <w:t>: A replay checks consistency. An example used for feedback or revision cannot later be described as untouched final evaluation.</w:t>
       </w:r>
     </w:p>
     <w:p>
       <w:pPr>
-        <w:pStyle w:val="Heading3"/>
-      </w:pPr>
-      <w:r>
-        <w:t>Expected repair</w:t>
+        <w:spacing w:line="336" w:lineRule="auto" w:after="180"/>
+      </w:pPr>
+      <w:r>
+        <w:rPr>
+          <w:b w:val="0"/>
+        </w:rPr>
+        <w:t xml:space="preserve">Use Run the investigation for the </w:t>
+      </w:r>
+      <w:r>
+        <w:rPr>
+          <w:b/>
+        </w:rPr>
+        <w:t>evidence</w:t>
+      </w:r>
+      <w:r>
+        <w:rPr>
+          <w:b w:val="0"/>
+        </w:rPr>
+        <w:t xml:space="preserve"> ledger. Add a boundary or missing-</w:t>
+      </w:r>
+      <w:r>
+        <w:rPr>
+          <w:b/>
+        </w:rPr>
+        <w:t>input</w:t>
+      </w:r>
+      <w:r>
+        <w:rPr>
+          <w:b w:val="0"/>
+        </w:rPr>
+        <w:t xml:space="preserve"> case and record the expected response before checking. More successful repeats of one case do not establish wider coverage.</w:t>
       </w:r>
     </w:p>
     <w:p>
       <w:pPr>
-        <w:spacing w:line="336" w:lineRule="auto" w:after="180"/>
-        <w:shd w:fill="F1F6FC"/>
-      </w:pPr>
-      <w:r>
-        <w:rPr>
-          <w:b w:val="0"/>
-        </w:rPr>
-        <w:t xml:space="preserve">Expected correction: Successful </w:t>
-      </w:r>
-      <w:r>
-        <w:rPr>
-          <w:b/>
-        </w:rPr>
-        <w:t>authentication</w:t>
-      </w:r>
-      <w:r>
-        <w:rPr>
-          <w:b w:val="0"/>
-        </w:rPr>
-        <w:t xml:space="preserve"> does not grant every resource or operation.</w:t>
-      </w:r>
-    </w:p>
-    <w:p>
-      <w:pPr>
-        <w:spacing w:line="336" w:lineRule="auto" w:after="180"/>
-      </w:pPr>
-      <w:r>
-        <w:rPr>
-          <w:b w:val="0"/>
-        </w:rPr>
-        <w:t>Collect explanations, not only yes/no votes. If a misunderstanding is common, re-model the relevant step for the class.</w:t>
-      </w:r>
-    </w:p>
-    <w:p>
-      <w:pPr>
-        <w:spacing w:line="336" w:lineRule="auto" w:after="180"/>
-      </w:pPr>
-      <w:r>
-        <w:rPr>
-          <w:b w:val="0"/>
-        </w:rPr>
-        <w:t>If it affects a few learners, give a short targeted group explanation while others solve a more demanding variation.</w:t>
-      </w:r>
-    </w:p>
-    <w:p>
-      <w:pPr>
-        <w:pStyle w:val="Heading3"/>
-      </w:pPr>
-      <w:r>
-        <w:t>Pictorial practice question</w:t>
-      </w:r>
-    </w:p>
-    <w:p>
-      <w:pPr>
-        <w:spacing w:line="336" w:lineRule="auto" w:after="180"/>
-        <w:shd w:fill="F5F1FB"/>
-      </w:pPr>
-      <w:r>
-        <w:rPr>
-          <w:b w:val="0"/>
-        </w:rPr>
-        <w:t xml:space="preserve">Explain why Jo’s valid volunteer login does not permit editing C. Which </w:t>
-      </w:r>
-      <w:r>
-        <w:rPr>
-          <w:b/>
-        </w:rPr>
-        <w:t>trusted role</w:t>
-      </w:r>
-      <w:r>
-        <w:rPr>
-          <w:b w:val="0"/>
-        </w:rPr>
-        <w:t xml:space="preserve"> change allows the action, and why is a role written in the request insufficient?</w:t>
-      </w:r>
-    </w:p>
-    <w:p>
-      <w:pPr>
-        <w:pStyle w:val="Heading3"/>
-      </w:pPr>
-      <w:r>
-        <w:t>Reasoned teacher answer</w:t>
-      </w:r>
-    </w:p>
-    <w:p>
-      <w:pPr>
-        <w:spacing w:line="336" w:lineRule="auto" w:after="180"/>
-      </w:pPr>
-      <w:r>
-        <w:rPr>
-          <w:b/>
-        </w:rPr>
-        <w:t>Authentication</w:t>
-      </w:r>
-      <w:r>
-        <w:rPr>
-          <w:b w:val="0"/>
-        </w:rPr>
-        <w:t xml:space="preserve"> establishes Jo’s identity and volunteer role. Editing C requires curator authority. Keep C unchanged; the authenticated volunteer lacks this permission.</w:t>
-      </w:r>
-    </w:p>
-    <w:p>
-      <w:pPr>
-        <w:spacing w:line="336" w:lineRule="auto" w:after="180"/>
-      </w:pPr>
-      <w:r>
-        <w:rPr>
-          <w:b w:val="0"/>
-        </w:rPr>
-        <w:t xml:space="preserve">Changed case: The </w:t>
-      </w:r>
-      <w:r>
-        <w:rPr>
-          <w:b/>
-        </w:rPr>
-        <w:t>authorisation</w:t>
-      </w:r>
-      <w:r>
-        <w:rPr>
-          <w:b w:val="0"/>
-        </w:rPr>
-        <w:t xml:space="preserve"> gate allows the edit, subject to other declared checks. The </w:t>
-      </w:r>
-      <w:r>
-        <w:rPr>
-          <w:b/>
-        </w:rPr>
-        <w:t>trusted role</w:t>
-      </w:r>
-      <w:r>
-        <w:rPr>
-          <w:b w:val="0"/>
-        </w:rPr>
-        <w:t xml:space="preserve"> now matches this operation and object.</w:t>
-      </w:r>
-    </w:p>
-    <w:p>
-      <w:pPr>
-        <w:spacing w:line="336" w:lineRule="auto" w:after="180"/>
-      </w:pPr>
-      <w:r>
-        <w:rPr>
-          <w:b w:val="0"/>
-        </w:rPr>
-        <w:t xml:space="preserve">A role claim written in the request is untrusted and cannot replace the role established by </w:t>
-      </w:r>
-      <w:r>
-        <w:rPr>
-          <w:b/>
-        </w:rPr>
-        <w:t>authentication</w:t>
-      </w:r>
-      <w:r>
-        <w:rPr>
-          <w:b w:val="0"/>
-        </w:rPr>
-        <w:t>.</w:t>
-      </w:r>
-    </w:p>
-    <w:p>
-      <w:pPr>
-        <w:spacing w:line="336" w:lineRule="auto" w:after="180"/>
-      </w:pPr>
-      <w:r>
-        <w:rPr>
-          <w:b w:val="0"/>
-        </w:rPr>
-        <w:t xml:space="preserve">Changed-case reasoning: The </w:t>
-      </w:r>
-      <w:r>
-        <w:rPr>
-          <w:b/>
-        </w:rPr>
-        <w:t>authorisation</w:t>
-      </w:r>
-      <w:r>
-        <w:rPr>
-          <w:b w:val="0"/>
-        </w:rPr>
-        <w:t xml:space="preserve"> gate allows the edit, subject to other declared checks. The </w:t>
-      </w:r>
-      <w:r>
-        <w:rPr>
-          <w:b/>
-        </w:rPr>
-        <w:t>trusted role</w:t>
-      </w:r>
-      <w:r>
-        <w:rPr>
-          <w:b w:val="0"/>
-        </w:rPr>
-        <w:t xml:space="preserve"> now matches this operation and object.</w:t>
-      </w:r>
-    </w:p>
-    <w:p>
-      <w:pPr>
-        <w:spacing w:line="336" w:lineRule="auto" w:after="180"/>
-      </w:pPr>
-      <w:r>
-        <w:rPr>
-          <w:b w:val="0"/>
-        </w:rPr>
-        <w:t xml:space="preserve">Collect each learner’s explanation before discussion. Use the first missing connection between </w:t>
-      </w:r>
-      <w:r>
-        <w:rPr>
-          <w:b/>
-        </w:rPr>
-        <w:t>input</w:t>
-      </w:r>
-      <w:r>
-        <w:rPr>
-          <w:b w:val="0"/>
-        </w:rPr>
-        <w:t xml:space="preserve">, deciding step and result to choose support. This question is worked-case practice, not fresh mastery </w:t>
-      </w:r>
-      <w:r>
-        <w:rPr>
-          <w:b/>
-        </w:rPr>
-        <w:t>evidence</w:t>
-      </w:r>
-      <w:r>
-        <w:rPr>
-          <w:b w:val="0"/>
-        </w:rPr>
-        <w:t>.</w:t>
-      </w:r>
-    </w:p>
-    <w:p>
-      <w:pPr>
-        <w:pStyle w:val="Heading1"/>
-      </w:pPr>
-      <w:r>
-        <w:t>04. Run the investigation and diagnose misconceptions</w:t>
-      </w:r>
-    </w:p>
-    <w:p>
-      <w:r>
-        <w:t>Run the Authentication and authorisation investigation and use the first unsupported step to choose a teaching response.</w:t>
-      </w:r>
-    </w:p>
-    <w:p>
-      <w:pPr>
-        <w:spacing w:line="336" w:lineRule="auto" w:after="180"/>
-      </w:pPr>
-      <w:r>
-        <w:rPr>
-          <w:b w:val="0"/>
-        </w:rPr>
-        <w:t xml:space="preserve">The worked result establishes every future case: Successful </w:t>
-      </w:r>
-      <w:r>
-        <w:rPr>
-          <w:b/>
-        </w:rPr>
-        <w:t>authentication</w:t>
-      </w:r>
-      <w:r>
-        <w:rPr>
-          <w:b w:val="0"/>
-        </w:rPr>
-        <w:t xml:space="preserve"> does not grant every resource or operation.</w:t>
-      </w:r>
-    </w:p>
-    <w:p>
-      <w:pPr>
-        <w:spacing w:line="336" w:lineRule="auto" w:after="180"/>
-      </w:pPr>
-      <w:r>
-        <w:rPr>
-          <w:b w:val="0"/>
-        </w:rPr>
-        <w:t xml:space="preserve">A missing </w:t>
-      </w:r>
-      <w:r>
-        <w:rPr>
-          <w:b/>
-        </w:rPr>
-        <w:t>input</w:t>
-      </w:r>
-      <w:r>
-        <w:rPr>
-          <w:b w:val="0"/>
-        </w:rPr>
-        <w:t xml:space="preserve"> may be replaced without recording the change: A replacement changes the </w:t>
-      </w:r>
-      <w:r>
-        <w:rPr>
-          <w:b/>
-        </w:rPr>
-        <w:t>evidence</w:t>
-      </w:r>
-      <w:r>
-        <w:rPr>
-          <w:b w:val="0"/>
-        </w:rPr>
-        <w:t xml:space="preserve"> or contract. Record the change and its justification; do not silently turn unknown into a measured value.</w:t>
-      </w:r>
-    </w:p>
-    <w:p>
-      <w:pPr>
-        <w:spacing w:line="336" w:lineRule="auto" w:after="180"/>
-      </w:pPr>
-      <w:r>
-        <w:rPr>
-          <w:b w:val="0"/>
-        </w:rPr>
-        <w:t xml:space="preserve">Repeating an assessed case is new independent </w:t>
-      </w:r>
-      <w:r>
-        <w:rPr>
-          <w:b/>
-        </w:rPr>
-        <w:t>evidence</w:t>
-      </w:r>
-      <w:r>
-        <w:rPr>
-          <w:b w:val="0"/>
-        </w:rPr>
-        <w:t>: A replay checks consistency. An example used for feedback or revision cannot later be described as untouched final evaluation.</w:t>
-      </w:r>
-    </w:p>
-    <w:p>
-      <w:pPr>
-        <w:spacing w:line="336" w:lineRule="auto" w:after="180"/>
-      </w:pPr>
-      <w:r>
-        <w:rPr>
-          <w:b w:val="0"/>
-        </w:rPr>
-        <w:t xml:space="preserve">Use Run the investigation for the </w:t>
-      </w:r>
-      <w:r>
-        <w:rPr>
-          <w:b/>
-        </w:rPr>
-        <w:t>evidence</w:t>
-      </w:r>
-      <w:r>
-        <w:rPr>
-          <w:b w:val="0"/>
-        </w:rPr>
-        <w:t xml:space="preserve"> ledger. Add a boundary or missing-</w:t>
-      </w:r>
-      <w:r>
-        <w:rPr>
-          <w:b/>
-        </w:rPr>
-        <w:t>input</w:t>
-      </w:r>
-      <w:r>
-        <w:rPr>
-          <w:b w:val="0"/>
-        </w:rPr>
-        <w:t xml:space="preserve"> case and record the expected response before checking. More successful repeats of one case do not establish wider coverage.</w:t>
-      </w:r>
-    </w:p>
-    <w:p>
-      <w:pPr>
-        <w:pStyle w:val="Heading3"/>
-      </w:pPr>
-      <w:r>
-        <w:t>Match the support to the first error</w:t>
+        <w:pStyle w:val="Heading2"/>
+      </w:pPr>
+      <w:r>
+        <w:t>Choose accessible support</w:t>
       </w:r>
     </w:p>
     <w:tbl>
@@ -2828,645 +3509,69 @@
     </w:p>
     <w:p>
       <w:pPr>
-        <w:pStyle w:val="Heading1"/>
-      </w:pPr>
-      <w:r>
-        <w:t>05. Assess and explain the answers</w:t>
+        <w:pStyle w:val="Heading2"/>
+      </w:pPr>
+      <w:r>
+        <w:t>Earlier wording, alternatives and picture transcripts · reference / check after trying</w:t>
       </w:r>
     </w:p>
     <w:p>
-      <w:r>
-        <w:t>Use the Authentication and authorisation questions, teacher keys and criteria after the relevant attempts. Previously discussed cases are practice; protect the separately selected independent task.</w:t>
+      <w:pPr>
+        <w:pStyle w:val="Heading3"/>
+      </w:pPr>
+      <w:r>
+        <w:t>Match the support to the first error</w:t>
       </w:r>
     </w:p>
     <w:p>
       <w:pPr>
-        <w:pStyle w:val="Heading3"/>
-      </w:pPr>
-      <w:r>
-        <w:t>Guided and exit questions</w:t>
+        <w:pStyle w:val="Heading1"/>
+      </w:pPr>
+      <w:r>
+        <w:t>05. Assess the new service scenario</w:t>
       </w:r>
     </w:p>
     <w:p>
-      <w:pPr>
-        <w:spacing w:line="336" w:lineRule="auto" w:after="180"/>
-      </w:pPr>
-      <w:r>
-        <w:rPr>
-          <w:b w:val="0"/>
-        </w:rPr>
-        <w:t xml:space="preserve">Guided: The trusted session remains student; deny teacher guide access. A claimed role cannot change authenticated authority. Qualification: Successful </w:t>
-      </w:r>
-      <w:r>
-        <w:rPr>
-          <w:b/>
-        </w:rPr>
-        <w:t>authentication</w:t>
-      </w:r>
-      <w:r>
-        <w:rPr>
-          <w:b w:val="0"/>
-        </w:rPr>
-        <w:t xml:space="preserve"> does not grant every resource or operation.</w:t>
+      <w:r>
+        <w:t>Keep the selected answer private until after a first attempt.</w:t>
       </w:r>
     </w:p>
     <w:p>
       <w:pPr>
-        <w:spacing w:line="336" w:lineRule="auto" w:after="180"/>
-      </w:pPr>
-      <w:r>
-        <w:rPr>
-          <w:b w:val="0"/>
-        </w:rPr>
-        <w:t xml:space="preserve">Exit: accept a concrete variation with its predicted outcome and a stated condition that would challenge the </w:t>
-      </w:r>
-      <w:r>
-        <w:rPr>
-          <w:b/>
-        </w:rPr>
-        <w:t>mechanism</w:t>
-      </w:r>
-      <w:r>
-        <w:rPr>
-          <w:b w:val="0"/>
-        </w:rPr>
-        <w:t xml:space="preserve">; reject a claim resting on unmeasured </w:t>
-      </w:r>
-      <w:r>
-        <w:rPr>
-          <w:b/>
-        </w:rPr>
-        <w:t>evidence</w:t>
-      </w:r>
-      <w:r>
-        <w:rPr>
-          <w:b w:val="0"/>
-        </w:rPr>
-        <w:t>.</w:t>
+        <w:pStyle w:val="Heading2"/>
+      </w:pPr>
+      <w:r>
+        <w:t>Selected independent task and checked answer</w:t>
       </w:r>
     </w:p>
     <w:p>
       <w:pPr>
-        <w:pStyle w:val="Heading3"/>
-      </w:pPr>
-      <w:r>
-        <w:t>W1 Explain the mechanism</w:t>
+        <w:spacing w:line="336" w:lineRule="auto" w:after="180"/>
+      </w:pPr>
+      <w:r>
+        <w:rPr>
+          <w:b w:val="0"/>
+        </w:rPr>
+        <w:t>Selected case: Actor roles are none, student, teacher; target is teacher guide. Decide each under the policy.</w:t>
       </w:r>
     </w:p>
     <w:p>
       <w:pPr>
-        <w:pStyle w:val="Heading3"/>
-      </w:pPr>
-      <w:r>
-        <w:t>Workbook question · W1</w:t>
+        <w:spacing w:line="336" w:lineRule="auto" w:after="180"/>
+      </w:pPr>
+      <w:r>
+        <w:rPr>
+          <w:b w:val="0"/>
+        </w:rPr>
+        <w:t>Teacher explanation: Unauthenticated denied; student denied; teacher permitted. Resource access still follows the scoped policy.</w:t>
       </w:r>
     </w:p>
     <w:p>
       <w:pPr>
-        <w:spacing w:line="336" w:lineRule="auto" w:after="180"/>
-        <w:shd w:fill="F5F1FB"/>
-      </w:pPr>
-      <w:r>
-        <w:rPr>
-          <w:b w:val="0"/>
-        </w:rPr>
-        <w:t xml:space="preserve">Explain the weekly </w:t>
-      </w:r>
-      <w:r>
-        <w:rPr>
-          <w:b/>
-        </w:rPr>
-        <w:t>mechanism</w:t>
-      </w:r>
-      <w:r>
-        <w:rPr>
-          <w:b w:val="0"/>
-        </w:rPr>
-        <w:t xml:space="preserve"> in your own words. Use the worked scenario to name its </w:t>
-      </w:r>
-      <w:r>
-        <w:rPr>
-          <w:b/>
-        </w:rPr>
-        <w:t>input</w:t>
-      </w:r>
-      <w:r>
-        <w:rPr>
-          <w:b w:val="0"/>
-        </w:rPr>
-        <w:t xml:space="preserve">, decision rule and </w:t>
-      </w:r>
-      <w:r>
-        <w:rPr>
-          <w:b/>
-        </w:rPr>
-        <w:t>output</w:t>
-      </w:r>
-      <w:r>
-        <w:rPr>
-          <w:b w:val="0"/>
-        </w:rPr>
-        <w:t>.</w:t>
-      </w:r>
-    </w:p>
-    <w:p>
-      <w:pPr>
-        <w:pStyle w:val="Heading3"/>
-      </w:pPr>
-      <w:r>
-        <w:t>Teacher reasoning · W1</w:t>
-      </w:r>
-    </w:p>
-    <w:p>
-      <w:pPr>
-        <w:spacing w:line="336" w:lineRule="auto" w:after="180"/>
-        <w:shd w:fill="F1F6FC"/>
-      </w:pPr>
-      <w:r>
-        <w:rPr>
-          <w:b w:val="0"/>
-        </w:rPr>
-        <w:t xml:space="preserve">Teacher explanation: </w:t>
-      </w:r>
-      <w:r>
-        <w:rPr>
-          <w:b/>
-        </w:rPr>
-        <w:t>Authentication</w:t>
-      </w:r>
-      <w:r>
-        <w:rPr>
-          <w:b w:val="0"/>
-        </w:rPr>
-        <w:t xml:space="preserve"> identifies an actor; </w:t>
-      </w:r>
-      <w:r>
-        <w:rPr>
-          <w:b/>
-        </w:rPr>
-        <w:t>authorisation</w:t>
-      </w:r>
-      <w:r>
-        <w:rPr>
-          <w:b w:val="0"/>
-        </w:rPr>
-        <w:t xml:space="preserve"> decides whether that actor may perform a particular operation on a particular resource. Use trusted session roles, never a role claimed inside user JSON.</w:t>
-      </w:r>
-    </w:p>
-    <w:p>
-      <w:pPr>
-        <w:spacing w:line="336" w:lineRule="auto" w:after="180"/>
-        <w:shd w:fill="F1F6FC"/>
-      </w:pPr>
-      <w:r>
-        <w:rPr>
-          <w:b w:val="0"/>
-        </w:rPr>
-        <w:t>Student may read student resources; teacher may read both. Unauthenticated requests are denied.</w:t>
-      </w:r>
-    </w:p>
-    <w:p>
-      <w:pPr>
-        <w:pStyle w:val="Heading3"/>
-      </w:pPr>
-      <w:r>
-        <w:t>W2 Trace the worked case</w:t>
-      </w:r>
-    </w:p>
-    <w:p>
-      <w:pPr>
-        <w:pStyle w:val="Heading3"/>
-      </w:pPr>
-      <w:r>
-        <w:t>Workbook question · W2</w:t>
-      </w:r>
-    </w:p>
-    <w:p>
-      <w:pPr>
-        <w:spacing w:line="336" w:lineRule="auto" w:after="180"/>
-        <w:shd w:fill="F5F1FB"/>
-      </w:pPr>
-      <w:r>
-        <w:rPr>
-          <w:b w:val="0"/>
-        </w:rPr>
-        <w:t>A student session submits role=teacher in request data and asks for a guide. Show the intermediate steps and give the conclusion with its scope.</w:t>
-      </w:r>
-    </w:p>
-    <w:p>
-      <w:pPr>
-        <w:pStyle w:val="Heading3"/>
-      </w:pPr>
-      <w:r>
-        <w:t>Teacher reasoning · W2</w:t>
-      </w:r>
-    </w:p>
-    <w:p>
-      <w:pPr>
-        <w:spacing w:line="336" w:lineRule="auto" w:after="180"/>
-        <w:shd w:fill="F1F6FC"/>
-      </w:pPr>
-      <w:r>
-        <w:rPr>
-          <w:b w:val="0"/>
-        </w:rPr>
-        <w:t>Teacher explanation: The trusted session remains student; deny teacher guide access. A claimed role cannot change authenticated authority.</w:t>
-      </w:r>
-    </w:p>
-    <w:p>
-      <w:pPr>
-        <w:pStyle w:val="Heading3"/>
-      </w:pPr>
-      <w:r>
-        <w:t>W3 Audit the limit</w:t>
-      </w:r>
-    </w:p>
-    <w:p>
-      <w:pPr>
-        <w:pStyle w:val="Heading3"/>
-      </w:pPr>
-      <w:r>
-        <w:t>Workbook question · W3</w:t>
-      </w:r>
-    </w:p>
-    <w:p>
-      <w:pPr>
-        <w:spacing w:line="336" w:lineRule="auto" w:after="180"/>
-        <w:shd w:fill="F5F1FB"/>
-      </w:pPr>
-      <w:r>
-        <w:rPr>
-          <w:b w:val="0"/>
-        </w:rPr>
-        <w:t xml:space="preserve">A report omits this qualification: Successful </w:t>
-      </w:r>
-      <w:r>
-        <w:rPr>
-          <w:b/>
-        </w:rPr>
-        <w:t>authentication</w:t>
-      </w:r>
-      <w:r>
-        <w:rPr>
-          <w:b w:val="0"/>
-        </w:rPr>
-        <w:t xml:space="preserve"> does not grant every resource or operation. Explain how omitting it could change a reader's interpretation, and write an accurate replacement.</w:t>
-      </w:r>
-    </w:p>
-    <w:p>
-      <w:pPr>
-        <w:pStyle w:val="Heading3"/>
-      </w:pPr>
-      <w:r>
-        <w:t>Teacher reasoning · W3</w:t>
-      </w:r>
-    </w:p>
-    <w:p>
-      <w:pPr>
-        <w:spacing w:line="336" w:lineRule="auto" w:after="180"/>
-        <w:shd w:fill="F1F6FC"/>
-      </w:pPr>
-      <w:r>
-        <w:rPr>
-          <w:b w:val="0"/>
-        </w:rPr>
-        <w:t xml:space="preserve">Teacher explanation: Successful </w:t>
-      </w:r>
-      <w:r>
-        <w:rPr>
-          <w:b/>
-        </w:rPr>
-        <w:t>authentication</w:t>
-      </w:r>
-      <w:r>
-        <w:rPr>
-          <w:b w:val="0"/>
-        </w:rPr>
-        <w:t xml:space="preserve"> does not grant every resource or operation.</w:t>
-      </w:r>
-    </w:p>
-    <w:p>
-      <w:pPr>
-        <w:spacing w:line="336" w:lineRule="auto" w:after="180"/>
-        <w:shd w:fill="F1F6FC"/>
-      </w:pPr>
-      <w:r>
-        <w:rPr>
-          <w:b w:val="0"/>
-        </w:rPr>
-        <w:t xml:space="preserve">State the observed result separately from the unverified or out-of-scope claim; preserve the original </w:t>
-      </w:r>
-      <w:r>
-        <w:rPr>
-          <w:b/>
-        </w:rPr>
-        <w:t>evidence</w:t>
-      </w:r>
-      <w:r>
-        <w:rPr>
-          <w:b w:val="0"/>
-        </w:rPr>
-        <w:t xml:space="preserve"> rather than inventing a missing fact.</w:t>
-      </w:r>
-    </w:p>
-    <w:p>
-      <w:pPr>
-        <w:pStyle w:val="Heading3"/>
-      </w:pPr>
-      <w:r>
-        <w:t>W4 Apply a new case independently</w:t>
-      </w:r>
-    </w:p>
-    <w:p>
-      <w:pPr>
-        <w:pStyle w:val="Heading3"/>
-      </w:pPr>
-      <w:r>
-        <w:t>Workbook question · W4</w:t>
-      </w:r>
-    </w:p>
-    <w:p>
-      <w:pPr>
-        <w:spacing w:line="336" w:lineRule="auto" w:after="180"/>
-        <w:shd w:fill="F5F1FB"/>
-      </w:pPr>
-      <w:r>
-        <w:rPr>
-          <w:b w:val="0"/>
-        </w:rPr>
-        <w:t>Actor roles are none, student, teacher; target is teacher guide. Decide each under the policy.</w:t>
-      </w:r>
-    </w:p>
-    <w:p>
-      <w:pPr>
-        <w:pStyle w:val="Heading3"/>
-      </w:pPr>
-      <w:r>
-        <w:t>Teacher reasoning · W4</w:t>
-      </w:r>
-    </w:p>
-    <w:p>
-      <w:pPr>
-        <w:spacing w:line="336" w:lineRule="auto" w:after="180"/>
-        <w:shd w:fill="F1F6FC"/>
-      </w:pPr>
-      <w:r>
-        <w:rPr>
-          <w:b w:val="0"/>
-        </w:rPr>
-        <w:t>Teacher explanation: Unauthenticated denied; student denied; teacher permitted. Resource access still follows the scoped policy.</w:t>
-      </w:r>
-    </w:p>
-    <w:p>
-      <w:pPr>
-        <w:pStyle w:val="Heading3"/>
-      </w:pPr>
-      <w:r>
-        <w:t>W5 Design a revealing follow-up</w:t>
-      </w:r>
-    </w:p>
-    <w:p>
-      <w:pPr>
-        <w:pStyle w:val="Heading3"/>
-      </w:pPr>
-      <w:r>
-        <w:t>Workbook question · W5</w:t>
-      </w:r>
-    </w:p>
-    <w:p>
-      <w:pPr>
-        <w:spacing w:line="336" w:lineRule="auto" w:after="180"/>
-        <w:shd w:fill="F5F1FB"/>
-      </w:pPr>
-      <w:r>
-        <w:rPr>
-          <w:b w:val="0"/>
-        </w:rPr>
-        <w:t>For the worked scenario, propose one additional case that could reveal a failure, describe its expected outcome before running it, and explain what would need to remain fixed for a fair comparison.</w:t>
-      </w:r>
-    </w:p>
-    <w:p>
-      <w:pPr>
-        <w:spacing w:line="336" w:lineRule="auto" w:after="180"/>
-        <w:shd w:fill="F5F1FB"/>
-      </w:pPr>
-      <w:r>
-        <w:rPr>
-          <w:b w:val="0"/>
-        </w:rPr>
-        <w:t>Do not reuse W4 as a new final test after receiving feedback.</w:t>
-      </w:r>
-    </w:p>
-    <w:p>
-      <w:pPr>
-        <w:pStyle w:val="Heading3"/>
-      </w:pPr>
-      <w:r>
-        <w:t>Teacher reasoning · W5</w:t>
-      </w:r>
-    </w:p>
-    <w:p>
-      <w:pPr>
-        <w:spacing w:line="336" w:lineRule="auto" w:after="180"/>
-        <w:shd w:fill="F1F6FC"/>
-      </w:pPr>
-      <w:r>
-        <w:rPr>
-          <w:b w:val="0"/>
-        </w:rPr>
-        <w:t xml:space="preserve">Teacher explanation: Accept a concrete variant of the worked </w:t>
-      </w:r>
-      <w:r>
-        <w:rPr>
-          <w:b/>
-        </w:rPr>
-        <w:t>input</w:t>
-      </w:r>
-      <w:r>
-        <w:rPr>
-          <w:b w:val="0"/>
-        </w:rPr>
-        <w:t xml:space="preserve"> or a missing/conflicting/boundary condition, with an expectation derived from the declared procedure.</w:t>
-      </w:r>
-    </w:p>
-    <w:p>
-      <w:pPr>
-        <w:spacing w:line="336" w:lineRule="auto" w:after="180"/>
-        <w:shd w:fill="F1F6FC"/>
-      </w:pPr>
-      <w:r>
-        <w:rPr>
-          <w:b w:val="0"/>
-        </w:rPr>
-        <w:t xml:space="preserve">Require preserved settings, original </w:t>
-      </w:r>
-      <w:r>
-        <w:rPr>
-          <w:b/>
-        </w:rPr>
-        <w:t>output</w:t>
-      </w:r>
-      <w:r>
-        <w:rPr>
-          <w:b w:val="0"/>
-        </w:rPr>
-        <w:t xml:space="preserve">s and data roles. Successful </w:t>
-      </w:r>
-      <w:r>
-        <w:rPr>
-          <w:b/>
-        </w:rPr>
-        <w:t>authentication</w:t>
-      </w:r>
-      <w:r>
-        <w:rPr>
-          <w:b w:val="0"/>
-        </w:rPr>
-        <w:t xml:space="preserve"> does not grant every resource or operation.</w:t>
-      </w:r>
-    </w:p>
-    <w:p>
-      <w:pPr>
-        <w:spacing w:line="336" w:lineRule="auto" w:after="180"/>
-        <w:shd w:fill="F1F6FC"/>
-      </w:pPr>
-      <w:r>
-        <w:rPr>
-          <w:b w:val="0"/>
-        </w:rPr>
-        <w:t xml:space="preserve">The new case should test this particular </w:t>
-      </w:r>
-      <w:r>
-        <w:rPr>
-          <w:b/>
-        </w:rPr>
-        <w:t>mechanism</w:t>
-      </w:r>
-      <w:r>
-        <w:rPr>
-          <w:b w:val="0"/>
-        </w:rPr>
-        <w:t xml:space="preserve"> rather than merely restate the original result.</w:t>
-      </w:r>
-    </w:p>
-    <w:p>
-      <w:pPr>
-        <w:pStyle w:val="Heading3"/>
-      </w:pPr>
-      <w:r>
-        <w:t>Independent assessment and fresh retry</w:t>
-      </w:r>
-    </w:p>
-    <w:p>
-      <w:pPr>
-        <w:pStyle w:val="Heading3"/>
-      </w:pPr>
-      <w:r>
-        <w:t>Teacher key · Independent assessment and fresh retry</w:t>
-      </w:r>
-    </w:p>
-    <w:p>
-      <w:pPr>
-        <w:spacing w:line="336" w:lineRule="auto" w:after="180"/>
-        <w:shd w:fill="F1F6FC"/>
-      </w:pPr>
-      <w:r>
-        <w:rPr>
-          <w:b w:val="0"/>
-        </w:rPr>
-        <w:t>W4: Unauthenticated denied; student denied; teacher permitted. Resource access still follows the scoped policy. Require intermediate reasoning and the stated scope.</w:t>
-      </w:r>
-    </w:p>
-    <w:p>
-      <w:pPr>
-        <w:spacing w:line="336" w:lineRule="auto" w:after="180"/>
-        <w:shd w:fill="F1F6FC"/>
-      </w:pPr>
-      <w:r>
-        <w:rPr>
-          <w:b w:val="0"/>
-        </w:rPr>
-        <w:t xml:space="preserve">Fresh retry: Target is student lesson, roles none and student. Expected reasoning: None denied; student permitted. </w:t>
-      </w:r>
-      <w:r>
-        <w:rPr>
-          <w:b/>
-        </w:rPr>
-        <w:t>Authentication</w:t>
-      </w:r>
-      <w:r>
-        <w:rPr>
-          <w:b w:val="0"/>
-        </w:rPr>
-        <w:t xml:space="preserve"> and resource permission are separate checks.</w:t>
-      </w:r>
-    </w:p>
-    <w:p>
-      <w:pPr>
-        <w:spacing w:line="336" w:lineRule="auto" w:after="180"/>
-        <w:shd w:fill="F1F6FC"/>
-      </w:pPr>
-      <w:r>
-        <w:rPr>
-          <w:b w:val="0"/>
-        </w:rPr>
-        <w:t>If students need support, record it and reassess with another new case rather than awarding independence to a copied answer.</w:t>
-      </w:r>
-    </w:p>
-    <w:p>
-      <w:pPr>
-        <w:pStyle w:val="Heading3"/>
-      </w:pPr>
-      <w:r>
-        <w:t>Assess independent transfer</w:t>
-      </w:r>
-    </w:p>
-    <w:p>
-      <w:pPr>
-        <w:pStyle w:val="Heading3"/>
-      </w:pPr>
-      <w:r>
-        <w:t>Independent question · withhold the key</w:t>
-      </w:r>
-    </w:p>
-    <w:p>
-      <w:pPr>
-        <w:spacing w:line="336" w:lineRule="auto" w:after="180"/>
-        <w:shd w:fill="F5F1FB"/>
-      </w:pPr>
-      <w:r>
-        <w:rPr>
-          <w:b w:val="0"/>
-        </w:rPr>
-        <w:t>Selected case: Actor roles are none, student, teacher; target is teacher guide. Decide each under the policy.</w:t>
-      </w:r>
-    </w:p>
-    <w:p>
-      <w:pPr>
-        <w:pStyle w:val="Heading3"/>
-      </w:pPr>
-      <w:r>
-        <w:t>Selected case answer</w:t>
-      </w:r>
-    </w:p>
-    <w:p>
-      <w:pPr>
-        <w:pStyle w:val="Heading3"/>
-      </w:pPr>
-      <w:r>
-        <w:t>Teacher key · Selected case answer</w:t>
-      </w:r>
-    </w:p>
-    <w:p>
-      <w:pPr>
-        <w:spacing w:line="336" w:lineRule="auto" w:after="180"/>
-        <w:shd w:fill="F1F6FC"/>
-      </w:pPr>
-      <w:r>
-        <w:rPr>
-          <w:b w:val="0"/>
-        </w:rPr>
-        <w:t>Teacher explanation: Unauthenticated denied; student denied; teacher permitted. Resource access still follows the scoped policy.</w:t>
+        <w:pStyle w:val="Heading2"/>
+      </w:pPr>
+      <w:r>
+        <w:t>Judge explanation,trace and limits</w:t>
       </w:r>
     </w:p>
     <w:tbl>
@@ -3573,54 +3678,55 @@
     </w:tbl>
     <w:p>
       <w:pPr>
-        <w:pStyle w:val="Heading3"/>
-      </w:pPr>
-      <w:r>
-        <w:t>Teacher key · Selected case answer</w:t>
+        <w:spacing w:line="336" w:lineRule="auto" w:after="180"/>
+      </w:pPr>
+      <w:r>
+        <w:rPr>
+          <w:b w:val="0"/>
+        </w:rPr>
+        <w:t>Record each dimension as not yet, with support, or independent. Accept a valid alternative procedure with a defensible trace.</w:t>
       </w:r>
     </w:p>
     <w:p>
       <w:pPr>
         <w:spacing w:line="336" w:lineRule="auto" w:after="180"/>
-        <w:shd w:fill="F1F6FC"/>
       </w:pPr>
       <w:r>
         <w:rPr>
           <w:b w:val="0"/>
         </w:rPr>
-        <w:t>Record each dimension as not yet, with support, or independent. Accept a valid alternative procedure with a defensible trace.</w:t>
+        <w:t xml:space="preserve">Do not penalise an honestly recorded model failure if the learner correctly explains its </w:t>
+      </w:r>
+      <w:r>
+        <w:rPr>
+          <w:b/>
+        </w:rPr>
+        <w:t>evidence</w:t>
+      </w:r>
+      <w:r>
+        <w:rPr>
+          <w:b w:val="0"/>
+        </w:rPr>
+        <w:t xml:space="preserve"> and limits.</w:t>
       </w:r>
     </w:p>
     <w:p>
       <w:pPr>
-        <w:spacing w:line="336" w:lineRule="auto" w:after="180"/>
-        <w:shd w:fill="F1F6FC"/>
-      </w:pPr>
-      <w:r>
-        <w:rPr>
-          <w:b w:val="0"/>
-        </w:rPr>
-        <w:t xml:space="preserve">Do not penalise an honestly recorded model failure if the learner correctly explains its </w:t>
-      </w:r>
-      <w:r>
-        <w:rPr>
-          <w:b/>
-        </w:rPr>
-        <w:t>evidence</w:t>
-      </w:r>
-      <w:r>
-        <w:rPr>
-          <w:b w:val="0"/>
-        </w:rPr>
-        <w:t xml:space="preserve"> and limits.</w:t>
+        <w:pStyle w:val="Heading2"/>
+      </w:pPr>
+      <w:r>
+        <w:t>Give one usable repair</w:t>
       </w:r>
     </w:p>
     <w:p>
       <w:pPr>
-        <w:pStyle w:val="Heading3"/>
-      </w:pPr>
-      <w:r>
-        <w:t>Feedback that the learner uses</w:t>
+        <w:spacing w:line="336" w:lineRule="auto" w:after="180"/>
+      </w:pPr>
+      <w:r>
+        <w:rPr>
+          <w:b w:val="0"/>
+        </w:rPr>
+        <w:t>Name the earliest unsupported step and give one action to repair it. Have the learner make that repair now and explain why. Then assess the relevant skill on a fresh, fully specified case.</w:t>
       </w:r>
     </w:p>
     <w:p>
@@ -3631,31 +3737,97 @@
         <w:rPr>
           <w:b w:val="0"/>
         </w:rPr>
-        <w:t>Name the earliest unsupported step and give one action to repair it. Have the learner make that repair now and explain why. Then assess the relevant skill on a fresh, fully specified case.</w:t>
+        <w:t>Confirm it was not previously practised with feedback; solve and check the new case before assigning it. A follow-up design prompt is a starting brief, not automatically an equivalent test.</w:t>
       </w:r>
     </w:p>
     <w:p>
       <w:pPr>
-        <w:spacing w:line="336" w:lineRule="auto" w:after="180"/>
-      </w:pPr>
-      <w:r>
-        <w:rPr>
-          <w:b w:val="0"/>
-        </w:rPr>
-        <w:t>Confirm it was not previously practised with feedback; solve and check the new case before assigning it. A follow-up design prompt is a starting brief, not automatically an equivalent test.</w:t>
+        <w:pStyle w:val="Heading2"/>
+      </w:pPr>
+      <w:r>
+        <w:t>W1 Explain the mechanism</w:t>
       </w:r>
     </w:p>
     <w:p>
       <w:pPr>
-        <w:pStyle w:val="Heading1"/>
-      </w:pPr>
-      <w:r>
-        <w:t>06. Connect the project, support and next lesson</w:t>
+        <w:spacing w:line="336" w:lineRule="auto" w:after="180"/>
+      </w:pPr>
+      <w:r>
+        <w:rPr>
+          <w:b w:val="0"/>
+        </w:rPr>
+        <w:t xml:space="preserve">Explain the weekly </w:t>
+      </w:r>
+      <w:r>
+        <w:rPr>
+          <w:b/>
+        </w:rPr>
+        <w:t>mechanism</w:t>
+      </w:r>
+      <w:r>
+        <w:rPr>
+          <w:b w:val="0"/>
+        </w:rPr>
+        <w:t xml:space="preserve"> in your own words. Use the worked scenario to name its </w:t>
+      </w:r>
+      <w:r>
+        <w:rPr>
+          <w:b/>
+        </w:rPr>
+        <w:t>input</w:t>
+      </w:r>
+      <w:r>
+        <w:rPr>
+          <w:b w:val="0"/>
+        </w:rPr>
+        <w:t xml:space="preserve">, decision rule and </w:t>
+      </w:r>
+      <w:r>
+        <w:rPr>
+          <w:b/>
+        </w:rPr>
+        <w:t>output</w:t>
+      </w:r>
+      <w:r>
+        <w:rPr>
+          <w:b w:val="0"/>
+        </w:rPr>
+        <w:t>.</w:t>
       </w:r>
     </w:p>
     <w:p>
-      <w:r>
-        <w:t>Connect Authentication and authorisation to Grounded Learning Service, adapt support and plan a later changed-case check.</w:t>
+      <w:pPr>
+        <w:spacing w:line="336" w:lineRule="auto" w:after="180"/>
+      </w:pPr>
+      <w:r>
+        <w:rPr>
+          <w:b w:val="0"/>
+        </w:rPr>
+        <w:t xml:space="preserve">Teacher explanation: </w:t>
+      </w:r>
+      <w:r>
+        <w:rPr>
+          <w:b/>
+        </w:rPr>
+        <w:t>Authentication</w:t>
+      </w:r>
+      <w:r>
+        <w:rPr>
+          <w:b w:val="0"/>
+        </w:rPr>
+        <w:t xml:space="preserve"> identifies an actor; </w:t>
+      </w:r>
+      <w:r>
+        <w:rPr>
+          <w:b/>
+        </w:rPr>
+        <w:t>authorisation</w:t>
+      </w:r>
+      <w:r>
+        <w:rPr>
+          <w:b w:val="0"/>
+        </w:rPr>
+        <w:t xml:space="preserve"> decides whether that actor may perform a particular operation on a particular resource. Use trusted session roles, never a role claimed inside user JSON.</w:t>
       </w:r>
     </w:p>
     <w:p>
@@ -3666,114 +3838,15 @@
         <w:rPr>
           <w:b w:val="0"/>
         </w:rPr>
-        <w:t xml:space="preserve">Add a labelled </w:t>
-      </w:r>
-      <w:r>
-        <w:rPr>
-          <w:b/>
-        </w:rPr>
-        <w:t>authentication</w:t>
-      </w:r>
-      <w:r>
-        <w:rPr>
-          <w:b w:val="0"/>
-        </w:rPr>
-        <w:t xml:space="preserve"> and </w:t>
-      </w:r>
-      <w:r>
-        <w:rPr>
-          <w:b/>
-        </w:rPr>
-        <w:t>authorisation</w:t>
-      </w:r>
-      <w:r>
-        <w:rPr>
-          <w:b w:val="0"/>
-        </w:rPr>
-        <w:t xml:space="preserve"> </w:t>
-      </w:r>
-      <w:r>
-        <w:rPr>
-          <w:b/>
-        </w:rPr>
-        <w:t>evidence</w:t>
-      </w:r>
-      <w:r>
-        <w:rPr>
-          <w:b w:val="0"/>
-        </w:rPr>
-        <w:t xml:space="preserve"> sheet to Grounded Learning Service. Show how you can explain the </w:t>
-      </w:r>
-      <w:r>
-        <w:rPr>
-          <w:b/>
-        </w:rPr>
-        <w:t>mechanism</w:t>
-      </w:r>
-      <w:r>
-        <w:rPr>
-          <w:b w:val="0"/>
-        </w:rPr>
-        <w:t xml:space="preserve"> and terminology of </w:t>
-      </w:r>
-      <w:r>
-        <w:rPr>
-          <w:b/>
-        </w:rPr>
-        <w:t>authentication</w:t>
-      </w:r>
-      <w:r>
-        <w:rPr>
-          <w:b w:val="0"/>
-        </w:rPr>
-        <w:t xml:space="preserve"> and </w:t>
-      </w:r>
-      <w:r>
-        <w:rPr>
-          <w:b/>
-        </w:rPr>
-        <w:t>authorisation</w:t>
-      </w:r>
-      <w:r>
-        <w:rPr>
-          <w:b w:val="0"/>
-        </w:rPr>
-        <w:t>.</w:t>
+        <w:t>Student may read student resources; teacher may read both. Unauthenticated requests are denied.</w:t>
       </w:r>
     </w:p>
     <w:p>
       <w:pPr>
-        <w:spacing w:line="336" w:lineRule="auto" w:after="180"/>
-      </w:pPr>
-      <w:r>
-        <w:rPr>
-          <w:b w:val="0"/>
-        </w:rPr>
-        <w:t xml:space="preserve">Use the supplied fictional case and keep its </w:t>
-      </w:r>
-      <w:r>
-        <w:rPr>
-          <w:b/>
-        </w:rPr>
-        <w:t>input</w:t>
-      </w:r>
-      <w:r>
-        <w:rPr>
-          <w:b w:val="0"/>
-        </w:rPr>
-        <w:t xml:space="preserve">s, intermediate steps, calculation or </w:t>
-      </w:r>
-      <w:r>
-        <w:rPr>
-          <w:b/>
-        </w:rPr>
-        <w:t>prediction</w:t>
-      </w:r>
-      <w:r>
-        <w:rPr>
-          <w:b w:val="0"/>
-        </w:rPr>
-        <w:t>, and limitation. Connect this record to last week’s record; a matching answer without a trace is insufficient.</w:t>
+        <w:pStyle w:val="Heading2"/>
+      </w:pPr>
+      <w:r>
+        <w:t>W2 Trace the worked case</w:t>
       </w:r>
     </w:p>
     <w:p>
@@ -3784,19 +3857,7 @@
         <w:rPr>
           <w:b w:val="0"/>
         </w:rPr>
-        <w:t xml:space="preserve">Provide an </w:t>
-      </w:r>
-      <w:r>
-        <w:rPr>
-          <w:b/>
-        </w:rPr>
-        <w:t>input</w:t>
-      </w:r>
-      <w:r>
-        <w:rPr>
-          <w:b w:val="0"/>
-        </w:rPr>
-        <w:t>/procedure/result/limit frame and a calculator when needed. Ask students to identify the first step before completing the whole trace.</w:t>
+        <w:t>A student session submits role=teacher in request data and asks for a guide. Show the intermediate steps and give the conclusion with its scope.</w:t>
       </w:r>
     </w:p>
     <w:p>
@@ -3807,42 +3868,15 @@
         <w:rPr>
           <w:b w:val="0"/>
         </w:rPr>
-        <w:t xml:space="preserve">Extension: compare two concrete variants of this </w:t>
-      </w:r>
-      <w:r>
-        <w:rPr>
-          <w:b/>
-        </w:rPr>
-        <w:t>mechanism</w:t>
-      </w:r>
-      <w:r>
-        <w:rPr>
-          <w:b w:val="0"/>
-        </w:rPr>
-        <w:t xml:space="preserve"> while holding unrelated conditions fixed; report both successful and unsuccessful outcomes.</w:t>
+        <w:t>Teacher explanation: The trusted session remains student; deny teacher guide access. A claimed role cannot change authenticated authority.</w:t>
       </w:r>
     </w:p>
     <w:p>
       <w:pPr>
-        <w:spacing w:line="336" w:lineRule="auto" w:after="180"/>
-      </w:pPr>
-      <w:r>
-        <w:rPr>
-          <w:b w:val="0"/>
-        </w:rPr>
-        <w:t xml:space="preserve">Next connection: Least privilege and tool scopes. Preserve the current case record and retrieve its </w:t>
-      </w:r>
-      <w:r>
-        <w:rPr>
-          <w:b/>
-        </w:rPr>
-        <w:t>evidence</w:t>
-      </w:r>
-      <w:r>
-        <w:rPr>
-          <w:b w:val="0"/>
-        </w:rPr>
-        <w:t xml:space="preserve"> boundary before moving on.</w:t>
+        <w:pStyle w:val="Heading2"/>
+      </w:pPr>
+      <w:r>
+        <w:t>W3 Audit the limit</w:t>
       </w:r>
     </w:p>
     <w:p>
@@ -3853,15 +3887,639 @@
         <w:rPr>
           <w:b w:val="0"/>
         </w:rPr>
-        <w:t>Retain the project ledger and assess a changed case after support. Check the relevant prerequisite before carrying this component forward.</w:t>
+        <w:t xml:space="preserve">A report omits this qualification: Successful </w:t>
+      </w:r>
+      <w:r>
+        <w:rPr>
+          <w:b/>
+        </w:rPr>
+        <w:t>authentication</w:t>
+      </w:r>
+      <w:r>
+        <w:rPr>
+          <w:b w:val="0"/>
+        </w:rPr>
+        <w:t xml:space="preserve"> does not grant every resource or operation. Explain how omitting it could change a reader's interpretation, and write an accurate replacement.</w:t>
       </w:r>
     </w:p>
     <w:p>
       <w:pPr>
+        <w:spacing w:line="336" w:lineRule="auto" w:after="180"/>
+      </w:pPr>
+      <w:r>
+        <w:rPr>
+          <w:b w:val="0"/>
+        </w:rPr>
+        <w:t xml:space="preserve">Teacher explanation: Successful </w:t>
+      </w:r>
+      <w:r>
+        <w:rPr>
+          <w:b/>
+        </w:rPr>
+        <w:t>authentication</w:t>
+      </w:r>
+      <w:r>
+        <w:rPr>
+          <w:b w:val="0"/>
+        </w:rPr>
+        <w:t xml:space="preserve"> does not grant every resource or operation.</w:t>
+      </w:r>
+    </w:p>
+    <w:p>
+      <w:pPr>
+        <w:spacing w:line="336" w:lineRule="auto" w:after="180"/>
+      </w:pPr>
+      <w:r>
+        <w:rPr>
+          <w:b w:val="0"/>
+        </w:rPr>
+        <w:t xml:space="preserve">State the observed result separately from the unverified or out-of-scope claim; preserve the original </w:t>
+      </w:r>
+      <w:r>
+        <w:rPr>
+          <w:b/>
+        </w:rPr>
+        <w:t>evidence</w:t>
+      </w:r>
+      <w:r>
+        <w:rPr>
+          <w:b w:val="0"/>
+        </w:rPr>
+        <w:t xml:space="preserve"> rather than inventing a missing fact.</w:t>
+      </w:r>
+    </w:p>
+    <w:p>
+      <w:pPr>
+        <w:pStyle w:val="Heading2"/>
+      </w:pPr>
+      <w:r>
+        <w:t>W5 Design a revealing follow-up</w:t>
+      </w:r>
+    </w:p>
+    <w:p>
+      <w:pPr>
+        <w:spacing w:line="336" w:lineRule="auto" w:after="180"/>
+      </w:pPr>
+      <w:r>
+        <w:rPr>
+          <w:b w:val="0"/>
+        </w:rPr>
+        <w:t>For the worked scenario, propose one additional case that could reveal a failure, describe its expected outcome before running it, and explain what would need to remain fixed for a fair comparison.</w:t>
+      </w:r>
+    </w:p>
+    <w:p>
+      <w:pPr>
+        <w:spacing w:line="336" w:lineRule="auto" w:after="180"/>
+      </w:pPr>
+      <w:r>
+        <w:rPr>
+          <w:b w:val="0"/>
+        </w:rPr>
+        <w:t>Do not reuse W4 as a new final test after receiving feedback.</w:t>
+      </w:r>
+    </w:p>
+    <w:p>
+      <w:pPr>
+        <w:spacing w:line="336" w:lineRule="auto" w:after="180"/>
+      </w:pPr>
+      <w:r>
+        <w:rPr>
+          <w:b w:val="0"/>
+        </w:rPr>
+        <w:t xml:space="preserve">Teacher explanation: Accept a concrete variant of the worked </w:t>
+      </w:r>
+      <w:r>
+        <w:rPr>
+          <w:b/>
+        </w:rPr>
+        <w:t>input</w:t>
+      </w:r>
+      <w:r>
+        <w:rPr>
+          <w:b w:val="0"/>
+        </w:rPr>
+        <w:t xml:space="preserve"> or a missing/conflicting/boundary condition, with an expectation derived from the declared procedure.</w:t>
+      </w:r>
+    </w:p>
+    <w:p>
+      <w:pPr>
+        <w:spacing w:line="336" w:lineRule="auto" w:after="180"/>
+      </w:pPr>
+      <w:r>
+        <w:rPr>
+          <w:b w:val="0"/>
+        </w:rPr>
+        <w:t xml:space="preserve">Require preserved settings, original </w:t>
+      </w:r>
+      <w:r>
+        <w:rPr>
+          <w:b/>
+        </w:rPr>
+        <w:t>output</w:t>
+      </w:r>
+      <w:r>
+        <w:rPr>
+          <w:b w:val="0"/>
+        </w:rPr>
+        <w:t xml:space="preserve">s and data roles. Successful </w:t>
+      </w:r>
+      <w:r>
+        <w:rPr>
+          <w:b/>
+        </w:rPr>
+        <w:t>authentication</w:t>
+      </w:r>
+      <w:r>
+        <w:rPr>
+          <w:b w:val="0"/>
+        </w:rPr>
+        <w:t xml:space="preserve"> does not grant every resource or operation.</w:t>
+      </w:r>
+    </w:p>
+    <w:p>
+      <w:pPr>
+        <w:spacing w:line="336" w:lineRule="auto" w:after="180"/>
+      </w:pPr>
+      <w:r>
+        <w:rPr>
+          <w:b w:val="0"/>
+        </w:rPr>
+        <w:t xml:space="preserve">The new case should test this particular </w:t>
+      </w:r>
+      <w:r>
+        <w:rPr>
+          <w:b/>
+        </w:rPr>
+        <w:t>mechanism</w:t>
+      </w:r>
+      <w:r>
+        <w:rPr>
+          <w:b w:val="0"/>
+        </w:rPr>
+        <w:t xml:space="preserve"> rather than merely restate the original result.</w:t>
+      </w:r>
+    </w:p>
+    <w:p>
+      <w:pPr>
+        <w:pStyle w:val="Heading2"/>
+      </w:pPr>
+      <w:r>
+        <w:t>Earlier wording, alternatives and picture transcripts · reference / check after trying</w:t>
+      </w:r>
+    </w:p>
+    <w:p>
+      <w:pPr>
         <w:pStyle w:val="Heading3"/>
       </w:pPr>
       <w:r>
-        <w:t>Plan the delayed return</w:t>
+        <w:t>Guided and exit questions</w:t>
+      </w:r>
+    </w:p>
+    <w:p>
+      <w:pPr>
+        <w:spacing w:line="336" w:lineRule="auto" w:after="180"/>
+      </w:pPr>
+      <w:r>
+        <w:rPr>
+          <w:b w:val="0"/>
+        </w:rPr>
+        <w:t xml:space="preserve">Guided: The trusted session remains student; deny teacher guide access. A claimed role cannot change authenticated authority. Qualification: Successful </w:t>
+      </w:r>
+      <w:r>
+        <w:rPr>
+          <w:b/>
+        </w:rPr>
+        <w:t>authentication</w:t>
+      </w:r>
+      <w:r>
+        <w:rPr>
+          <w:b w:val="0"/>
+        </w:rPr>
+        <w:t xml:space="preserve"> does not grant every resource or operation.</w:t>
+      </w:r>
+    </w:p>
+    <w:p>
+      <w:pPr>
+        <w:spacing w:line="336" w:lineRule="auto" w:after="180"/>
+      </w:pPr>
+      <w:r>
+        <w:rPr>
+          <w:b w:val="0"/>
+        </w:rPr>
+        <w:t xml:space="preserve">Exit: accept a concrete variation with its predicted outcome and a stated condition that would challenge the </w:t>
+      </w:r>
+      <w:r>
+        <w:rPr>
+          <w:b/>
+        </w:rPr>
+        <w:t>mechanism</w:t>
+      </w:r>
+      <w:r>
+        <w:rPr>
+          <w:b w:val="0"/>
+        </w:rPr>
+        <w:t xml:space="preserve">; reject a claim resting on unmeasured </w:t>
+      </w:r>
+      <w:r>
+        <w:rPr>
+          <w:b/>
+        </w:rPr>
+        <w:t>evidence</w:t>
+      </w:r>
+      <w:r>
+        <w:rPr>
+          <w:b w:val="0"/>
+        </w:rPr>
+        <w:t>.</w:t>
+      </w:r>
+    </w:p>
+    <w:p>
+      <w:pPr>
+        <w:pStyle w:val="Heading3"/>
+      </w:pPr>
+      <w:r>
+        <w:t>W1 Explain the mechanism</w:t>
+      </w:r>
+    </w:p>
+    <w:p>
+      <w:pPr>
+        <w:pStyle w:val="Heading3"/>
+      </w:pPr>
+      <w:r>
+        <w:t>W2 Trace the worked case</w:t>
+      </w:r>
+    </w:p>
+    <w:p>
+      <w:pPr>
+        <w:pStyle w:val="Heading3"/>
+      </w:pPr>
+      <w:r>
+        <w:t>W3 Audit the limit</w:t>
+      </w:r>
+    </w:p>
+    <w:p>
+      <w:pPr>
+        <w:pStyle w:val="Heading3"/>
+      </w:pPr>
+      <w:r>
+        <w:t>W4 Apply a new case independently</w:t>
+      </w:r>
+    </w:p>
+    <w:p>
+      <w:pPr>
+        <w:spacing w:line="336" w:lineRule="auto" w:after="180"/>
+      </w:pPr>
+      <w:r>
+        <w:rPr>
+          <w:b w:val="0"/>
+        </w:rPr>
+        <w:t>Actor roles are none, student, teacher; target is teacher guide. Decide each under the policy.</w:t>
+      </w:r>
+    </w:p>
+    <w:p>
+      <w:pPr>
+        <w:spacing w:line="336" w:lineRule="auto" w:after="180"/>
+      </w:pPr>
+      <w:r>
+        <w:rPr>
+          <w:b w:val="0"/>
+        </w:rPr>
+        <w:t>Teacher explanation: Unauthenticated denied; student denied; teacher permitted. Resource access still follows the scoped policy.</w:t>
+      </w:r>
+    </w:p>
+    <w:p>
+      <w:pPr>
+        <w:pStyle w:val="Heading3"/>
+      </w:pPr>
+      <w:r>
+        <w:t>W5 Design a revealing follow-up</w:t>
+      </w:r>
+    </w:p>
+    <w:p>
+      <w:pPr>
+        <w:pStyle w:val="Heading3"/>
+      </w:pPr>
+      <w:r>
+        <w:t>Independent assessment and fresh retry</w:t>
+      </w:r>
+    </w:p>
+    <w:p>
+      <w:pPr>
+        <w:spacing w:line="336" w:lineRule="auto" w:after="180"/>
+      </w:pPr>
+      <w:r>
+        <w:rPr>
+          <w:b w:val="0"/>
+        </w:rPr>
+        <w:t>W4: Unauthenticated denied; student denied; teacher permitted. Resource access still follows the scoped policy. Require intermediate reasoning and the stated scope.</w:t>
+      </w:r>
+    </w:p>
+    <w:p>
+      <w:pPr>
+        <w:spacing w:line="336" w:lineRule="auto" w:after="180"/>
+      </w:pPr>
+      <w:r>
+        <w:rPr>
+          <w:b w:val="0"/>
+        </w:rPr>
+        <w:t xml:space="preserve">Fresh retry: Target is student lesson, roles none and student. Expected reasoning: None denied; student permitted. </w:t>
+      </w:r>
+      <w:r>
+        <w:rPr>
+          <w:b/>
+        </w:rPr>
+        <w:t>Authentication</w:t>
+      </w:r>
+      <w:r>
+        <w:rPr>
+          <w:b w:val="0"/>
+        </w:rPr>
+        <w:t xml:space="preserve"> and resource permission are separate checks.</w:t>
+      </w:r>
+    </w:p>
+    <w:p>
+      <w:pPr>
+        <w:spacing w:line="336" w:lineRule="auto" w:after="180"/>
+      </w:pPr>
+      <w:r>
+        <w:rPr>
+          <w:b w:val="0"/>
+        </w:rPr>
+        <w:t>If students need support, record it and reassess with another new case rather than awarding independence to a copied answer.</w:t>
+      </w:r>
+    </w:p>
+    <w:p>
+      <w:pPr>
+        <w:pStyle w:val="Heading3"/>
+      </w:pPr>
+      <w:r>
+        <w:t>Assess independent transfer</w:t>
+      </w:r>
+    </w:p>
+    <w:p>
+      <w:pPr>
+        <w:pStyle w:val="Heading3"/>
+      </w:pPr>
+      <w:r>
+        <w:t>Selected case answer</w:t>
+      </w:r>
+    </w:p>
+    <w:p>
+      <w:pPr>
+        <w:pStyle w:val="Heading3"/>
+      </w:pPr>
+      <w:r>
+        <w:t>Feedback that the learner uses</w:t>
+      </w:r>
+    </w:p>
+    <w:p>
+      <w:pPr>
+        <w:pStyle w:val="Heading1"/>
+      </w:pPr>
+      <w:r>
+        <w:t>06. Connect, support and revisit service design</w:t>
+      </w:r>
+    </w:p>
+    <w:p>
+      <w:r>
+        <w:t>Use saved evidence and boundary decisions to choose the next step.</w:t>
+      </w:r>
+    </w:p>
+    <w:p>
+      <w:pPr>
+        <w:pStyle w:val="Heading2"/>
+      </w:pPr>
+      <w:r>
+        <w:t>Project and next-week bridge</w:t>
+      </w:r>
+    </w:p>
+    <w:p>
+      <w:pPr>
+        <w:spacing w:line="336" w:lineRule="auto" w:after="180"/>
+      </w:pPr>
+      <w:r>
+        <w:rPr>
+          <w:b w:val="0"/>
+        </w:rPr>
+        <w:t xml:space="preserve">Add a labelled </w:t>
+      </w:r>
+      <w:r>
+        <w:rPr>
+          <w:b/>
+        </w:rPr>
+        <w:t>authentication</w:t>
+      </w:r>
+      <w:r>
+        <w:rPr>
+          <w:b w:val="0"/>
+        </w:rPr>
+        <w:t xml:space="preserve"> and </w:t>
+      </w:r>
+      <w:r>
+        <w:rPr>
+          <w:b/>
+        </w:rPr>
+        <w:t>authorisation</w:t>
+      </w:r>
+      <w:r>
+        <w:rPr>
+          <w:b w:val="0"/>
+        </w:rPr>
+        <w:t xml:space="preserve"> </w:t>
+      </w:r>
+      <w:r>
+        <w:rPr>
+          <w:b/>
+        </w:rPr>
+        <w:t>evidence</w:t>
+      </w:r>
+      <w:r>
+        <w:rPr>
+          <w:b w:val="0"/>
+        </w:rPr>
+        <w:t xml:space="preserve"> sheet to Grounded Learning Service. Show how you can explain the </w:t>
+      </w:r>
+      <w:r>
+        <w:rPr>
+          <w:b/>
+        </w:rPr>
+        <w:t>mechanism</w:t>
+      </w:r>
+      <w:r>
+        <w:rPr>
+          <w:b w:val="0"/>
+        </w:rPr>
+        <w:t xml:space="preserve"> and terminology of </w:t>
+      </w:r>
+      <w:r>
+        <w:rPr>
+          <w:b/>
+        </w:rPr>
+        <w:t>authentication</w:t>
+      </w:r>
+      <w:r>
+        <w:rPr>
+          <w:b w:val="0"/>
+        </w:rPr>
+        <w:t xml:space="preserve"> and </w:t>
+      </w:r>
+      <w:r>
+        <w:rPr>
+          <w:b/>
+        </w:rPr>
+        <w:t>authorisation</w:t>
+      </w:r>
+      <w:r>
+        <w:rPr>
+          <w:b w:val="0"/>
+        </w:rPr>
+        <w:t>.</w:t>
+      </w:r>
+    </w:p>
+    <w:p>
+      <w:pPr>
+        <w:spacing w:line="336" w:lineRule="auto" w:after="180"/>
+      </w:pPr>
+      <w:r>
+        <w:rPr>
+          <w:b w:val="0"/>
+        </w:rPr>
+        <w:t xml:space="preserve">Use the supplied fictional case and keep its </w:t>
+      </w:r>
+      <w:r>
+        <w:rPr>
+          <w:b/>
+        </w:rPr>
+        <w:t>input</w:t>
+      </w:r>
+      <w:r>
+        <w:rPr>
+          <w:b w:val="0"/>
+        </w:rPr>
+        <w:t xml:space="preserve">s, intermediate steps, calculation or </w:t>
+      </w:r>
+      <w:r>
+        <w:rPr>
+          <w:b/>
+        </w:rPr>
+        <w:t>prediction</w:t>
+      </w:r>
+      <w:r>
+        <w:rPr>
+          <w:b w:val="0"/>
+        </w:rPr>
+        <w:t>, and limitation. Connect this record to last week’s record; a matching answer without a trace is insufficient.</w:t>
+      </w:r>
+    </w:p>
+    <w:p>
+      <w:pPr>
+        <w:spacing w:line="336" w:lineRule="auto" w:after="180"/>
+      </w:pPr>
+      <w:r>
+        <w:rPr>
+          <w:b w:val="0"/>
+        </w:rPr>
+        <w:t xml:space="preserve">Provide an </w:t>
+      </w:r>
+      <w:r>
+        <w:rPr>
+          <w:b/>
+        </w:rPr>
+        <w:t>input</w:t>
+      </w:r>
+      <w:r>
+        <w:rPr>
+          <w:b w:val="0"/>
+        </w:rPr>
+        <w:t>/procedure/result/limit frame and a calculator when needed. Ask students to identify the first step before completing the whole trace.</w:t>
+      </w:r>
+    </w:p>
+    <w:p>
+      <w:pPr>
+        <w:spacing w:line="336" w:lineRule="auto" w:after="180"/>
+      </w:pPr>
+      <w:r>
+        <w:rPr>
+          <w:b w:val="0"/>
+        </w:rPr>
+        <w:t xml:space="preserve">Extension: compare two concrete variants of this </w:t>
+      </w:r>
+      <w:r>
+        <w:rPr>
+          <w:b/>
+        </w:rPr>
+        <w:t>mechanism</w:t>
+      </w:r>
+      <w:r>
+        <w:rPr>
+          <w:b w:val="0"/>
+        </w:rPr>
+        <w:t xml:space="preserve"> while holding unrelated conditions fixed; report both successful and unsuccessful outcomes.</w:t>
+      </w:r>
+    </w:p>
+    <w:p>
+      <w:pPr>
+        <w:spacing w:line="336" w:lineRule="auto" w:after="180"/>
+      </w:pPr>
+      <w:r>
+        <w:rPr>
+          <w:b w:val="0"/>
+        </w:rPr>
+        <w:t xml:space="preserve">Next connection: Least privilege and tool scopes. Preserve the current case record and retrieve its </w:t>
+      </w:r>
+      <w:r>
+        <w:rPr>
+          <w:b/>
+        </w:rPr>
+        <w:t>evidence</w:t>
+      </w:r>
+      <w:r>
+        <w:rPr>
+          <w:b w:val="0"/>
+        </w:rPr>
+        <w:t xml:space="preserve"> boundary before moving on.</w:t>
+      </w:r>
+    </w:p>
+    <w:p>
+      <w:pPr>
+        <w:spacing w:line="336" w:lineRule="auto" w:after="180"/>
+      </w:pPr>
+      <w:r>
+        <w:rPr>
+          <w:b w:val="0"/>
+        </w:rPr>
+        <w:t>Retain the project ledger and assess a changed case after support. Check the relevant prerequisite before carrying this component forward.</w:t>
+      </w:r>
+    </w:p>
+    <w:p>
+      <w:pPr>
+        <w:spacing w:line="336" w:lineRule="auto" w:after="180"/>
+      </w:pPr>
+      <w:r>
+        <w:rPr>
+          <w:b w:val="0"/>
+        </w:rPr>
+        <w:t xml:space="preserve">For the Grounded Learning Service, retain an annotated trace and the changed-case result. Name the contract or </w:t>
+      </w:r>
+      <w:r>
+        <w:rPr>
+          <w:b/>
+        </w:rPr>
+        <w:t>evidence</w:t>
+      </w:r>
+      <w:r>
+        <w:rPr>
+          <w:b w:val="0"/>
+        </w:rPr>
+        <w:t xml:space="preserve"> that makes the deciding step valid, so another team can review it.</w:t>
+      </w:r>
+    </w:p>
+    <w:p>
+      <w:pPr>
+        <w:pStyle w:val="Heading2"/>
+      </w:pPr>
+      <w:r>
+        <w:t>Delayed return and support record</w:t>
       </w:r>
     </w:p>
     <w:p>
@@ -4078,60 +4736,60 @@
     </w:p>
     <w:p>
       <w:pPr>
-        <w:pStyle w:val="Heading3"/>
-      </w:pPr>
-      <w:r>
-        <w:t>Project evidence from this case</w:t>
+        <w:pStyle w:val="Heading2"/>
+      </w:pPr>
+      <w:r>
+        <w:t>Earlier wording, alternatives and picture transcripts · reference / check after trying</w:t>
       </w:r>
     </w:p>
     <w:p>
       <w:pPr>
-        <w:spacing w:line="336" w:lineRule="auto" w:after="180"/>
-      </w:pPr>
-      <w:r>
-        <w:rPr>
-          <w:b w:val="0"/>
-        </w:rPr>
-        <w:t xml:space="preserve">For the Grounded Learning Service, retain an annotated trace and the changed-case result. Name the contract or </w:t>
-      </w:r>
-      <w:r>
-        <w:rPr>
-          <w:b/>
-        </w:rPr>
-        <w:t>evidence</w:t>
-      </w:r>
-      <w:r>
-        <w:rPr>
-          <w:b w:val="0"/>
-        </w:rPr>
-        <w:t xml:space="preserve"> that makes the deciding step valid, so another team can review it.</w:t>
+        <w:pStyle w:val="Heading3"/>
+      </w:pPr>
+      <w:r>
+        <w:t>Plan the delayed return</w:t>
       </w:r>
     </w:p>
     <w:p>
       <w:pPr>
-        <w:pStyle w:val="Heading1"/>
-      </w:pPr>
-      <w:r>
-        <w:t>07. Prepare, teach and assess</w:t>
+        <w:pStyle w:val="Heading3"/>
+      </w:pPr>
+      <w:r>
+        <w:t>Project evidence from this case</w:t>
       </w:r>
     </w:p>
     <w:p>
-      <w:r>
-        <w:t>Use this preparation summary alongside the detailed Authentication and authorisation lesson; it is a checklist rather than a replacement for the full sequence.</w:t>
+      <w:pPr>
+        <w:pStyle w:val="Heading1"/>
+      </w:pPr>
+      <w:r>
+        <w:t>Reference bank and extra practice</w:t>
       </w:r>
     </w:p>
     <w:p>
       <w:pPr>
-        <w:pStyle w:val="Heading3"/>
-      </w:pPr>
-      <w:r>
-        <w:t>Teaching target</w:t>
+        <w:pStyle w:val="Heading1"/>
+      </w:pPr>
+      <w:r>
+        <w:t>07. Reference · Alternative planning checklist</w:t>
       </w:r>
     </w:p>
     <w:p>
+      <w:r>
+        <w:t>Use alongside the main route when helpful.</w:t>
+      </w:r>
+    </w:p>
+    <w:p>
+      <w:pPr>
+        <w:pStyle w:val="Heading2"/>
+      </w:pPr>
+      <w:r>
+        <w:t>Planning,assessment and project reminders</w:t>
+      </w:r>
+    </w:p>
+    <w:p>
       <w:pPr>
         <w:spacing w:line="336" w:lineRule="auto" w:after="180"/>
-        <w:shd w:fill="EDF7F3"/>
       </w:pPr>
       <w:r>
         <w:rPr>
@@ -4349,22 +5007,48 @@
     </w:p>
     <w:p>
       <w:pPr>
-        <w:pStyle w:val="Heading3"/>
-      </w:pPr>
-      <w:r>
-        <w:t>Supported practice answer</w:t>
+        <w:spacing w:line="336" w:lineRule="auto" w:after="180"/>
+      </w:pPr>
+      <w:r>
+        <w:rPr>
+          <w:b w:val="0"/>
+        </w:rPr>
+        <w:t>Reasoned practice answer: Teacher explanation: The trusted session remains student; deny teacher guide access. A claimed role cannot change authenticated authority.</w:t>
       </w:r>
     </w:p>
     <w:p>
       <w:pPr>
         <w:spacing w:line="336" w:lineRule="auto" w:after="180"/>
-        <w:shd w:fill="F1F6FC"/>
       </w:pPr>
       <w:r>
         <w:rPr>
           <w:b w:val="0"/>
         </w:rPr>
-        <w:t>Reasoned practice answer: Teacher explanation: The trusted session remains student; deny teacher guide access. A claimed role cannot change authenticated authority.</w:t>
+        <w:t xml:space="preserve">Check every learner before discussion: Use the worked case for </w:t>
+      </w:r>
+      <w:r>
+        <w:rPr>
+          <w:b/>
+        </w:rPr>
+        <w:t>Authentication</w:t>
+      </w:r>
+      <w:r>
+        <w:rPr>
+          <w:b w:val="0"/>
+        </w:rPr>
+        <w:t xml:space="preserve"> and </w:t>
+      </w:r>
+      <w:r>
+        <w:rPr>
+          <w:b/>
+        </w:rPr>
+        <w:t>authorisation</w:t>
+      </w:r>
+      <w:r>
+        <w:rPr>
+          <w:b w:val="0"/>
+        </w:rPr>
+        <w:t>. Proposed explanation: “The worked result establishes every future case”. Decide whether this explanation is supported.</w:t>
       </w:r>
     </w:p>
     <w:p>
@@ -4375,31 +5059,7 @@
         <w:rPr>
           <w:b w:val="0"/>
         </w:rPr>
-        <w:t xml:space="preserve">Check every learner before discussion: Use the worked case for </w:t>
-      </w:r>
-      <w:r>
-        <w:rPr>
-          <w:b/>
-        </w:rPr>
-        <w:t>Authentication</w:t>
-      </w:r>
-      <w:r>
-        <w:rPr>
-          <w:b w:val="0"/>
-        </w:rPr>
-        <w:t xml:space="preserve"> and </w:t>
-      </w:r>
-      <w:r>
-        <w:rPr>
-          <w:b/>
-        </w:rPr>
-        <w:t>authorisation</w:t>
-      </w:r>
-      <w:r>
-        <w:rPr>
-          <w:b w:val="0"/>
-        </w:rPr>
-        <w:t>. Proposed explanation: “The worked result establishes every future case”. Decide whether this explanation is supported.</w:t>
+        <w:t>Point to the step or supplied fact that decides; explain your repair if needed.</w:t>
       </w:r>
     </w:p>
     <w:p>
@@ -4410,153 +5070,105 @@
         <w:rPr>
           <w:b w:val="0"/>
         </w:rPr>
-        <w:t>Point to the step or supplied fact that decides; explain your repair if needed.</w:t>
+        <w:t xml:space="preserve">Misconception repair: Successful </w:t>
+      </w:r>
+      <w:r>
+        <w:rPr>
+          <w:b/>
+        </w:rPr>
+        <w:t>authentication</w:t>
+      </w:r>
+      <w:r>
+        <w:rPr>
+          <w:b w:val="0"/>
+        </w:rPr>
+        <w:t xml:space="preserve"> does not grant every resource or operation.</w:t>
       </w:r>
     </w:p>
     <w:p>
       <w:pPr>
-        <w:pStyle w:val="Heading3"/>
-      </w:pPr>
-      <w:r>
-        <w:t>Repair the misconception</w:t>
+        <w:spacing w:line="336" w:lineRule="auto" w:after="180"/>
+      </w:pPr>
+      <w:r>
+        <w:rPr>
+          <w:b w:val="0"/>
+        </w:rPr>
+        <w:t xml:space="preserve">Support: read the exact case aloud, enlarge the labelled picture, supply </w:t>
+      </w:r>
+      <w:r>
+        <w:rPr>
+          <w:b/>
+        </w:rPr>
+        <w:t>input</w:t>
+      </w:r>
+      <w:r>
+        <w:rPr>
+          <w:b w:val="0"/>
+        </w:rPr>
+        <w:t xml:space="preserve"> cards and model only the first deciding step. Accept a spoken explanation or drawing; retain the reasoning goal.</w:t>
       </w:r>
     </w:p>
     <w:p>
       <w:pPr>
         <w:spacing w:line="336" w:lineRule="auto" w:after="180"/>
-        <w:shd w:fill="FFF5E6"/>
       </w:pPr>
       <w:r>
         <w:rPr>
           <w:b w:val="0"/>
         </w:rPr>
-        <w:t xml:space="preserve">Misconception repair: Successful </w:t>
+        <w:t xml:space="preserve">Extension: Use a verified curator permitted to edit C. Require a </w:t>
       </w:r>
       <w:r>
         <w:rPr>
           <w:b/>
         </w:rPr>
-        <w:t>authentication</w:t>
+        <w:t>prediction</w:t>
       </w:r>
       <w:r>
         <w:rPr>
           <w:b w:val="0"/>
         </w:rPr>
-        <w:t xml:space="preserve"> does not grant every resource or operation.</w:t>
+        <w:t xml:space="preserve"> and a reason before comparing. Expected result: The </w:t>
+      </w:r>
+      <w:r>
+        <w:rPr>
+          <w:b/>
+        </w:rPr>
+        <w:t>authorisation</w:t>
+      </w:r>
+      <w:r>
+        <w:rPr>
+          <w:b w:val="0"/>
+        </w:rPr>
+        <w:t xml:space="preserve"> gate allows the edit, subject to other declared checks.</w:t>
       </w:r>
     </w:p>
     <w:p>
       <w:pPr>
-        <w:pStyle w:val="Heading3"/>
-      </w:pPr>
-      <w:r>
-        <w:t>Support without giving away the answer</w:t>
+        <w:spacing w:line="336" w:lineRule="auto" w:after="180"/>
+      </w:pPr>
+      <w:r>
+        <w:rPr>
+          <w:b w:val="0"/>
+        </w:rPr>
+        <w:t xml:space="preserve">Reason: The </w:t>
+      </w:r>
+      <w:r>
+        <w:rPr>
+          <w:b/>
+        </w:rPr>
+        <w:t>trusted role</w:t>
+      </w:r>
+      <w:r>
+        <w:rPr>
+          <w:b w:val="0"/>
+        </w:rPr>
+        <w:t xml:space="preserve"> now matches this operation and object.</w:t>
       </w:r>
     </w:p>
     <w:p>
       <w:pPr>
         <w:spacing w:line="336" w:lineRule="auto" w:after="180"/>
-        <w:shd w:fill="F1F6F8"/>
-      </w:pPr>
-      <w:r>
-        <w:rPr>
-          <w:b w:val="0"/>
-        </w:rPr>
-        <w:t xml:space="preserve">Support: read the exact case aloud, enlarge the labelled picture, supply </w:t>
-      </w:r>
-      <w:r>
-        <w:rPr>
-          <w:b/>
-        </w:rPr>
-        <w:t>input</w:t>
-      </w:r>
-      <w:r>
-        <w:rPr>
-          <w:b w:val="0"/>
-        </w:rPr>
-        <w:t xml:space="preserve"> cards and model only the first deciding step. Accept a spoken explanation or drawing; retain the reasoning goal.</w:t>
-      </w:r>
-    </w:p>
-    <w:p>
-      <w:pPr>
-        <w:pStyle w:val="Heading3"/>
-      </w:pPr>
-      <w:r>
-        <w:t>Extend the reasoning</w:t>
-      </w:r>
-    </w:p>
-    <w:p>
-      <w:pPr>
-        <w:spacing w:line="336" w:lineRule="auto" w:after="180"/>
-        <w:shd w:fill="F5F1FB"/>
-      </w:pPr>
-      <w:r>
-        <w:rPr>
-          <w:b w:val="0"/>
-        </w:rPr>
-        <w:t xml:space="preserve">Extension: Use a verified curator permitted to edit C. Require a </w:t>
-      </w:r>
-      <w:r>
-        <w:rPr>
-          <w:b/>
-        </w:rPr>
-        <w:t>prediction</w:t>
-      </w:r>
-      <w:r>
-        <w:rPr>
-          <w:b w:val="0"/>
-        </w:rPr>
-        <w:t xml:space="preserve"> and a reason before comparing. Expected result: The </w:t>
-      </w:r>
-      <w:r>
-        <w:rPr>
-          <w:b/>
-        </w:rPr>
-        <w:t>authorisation</w:t>
-      </w:r>
-      <w:r>
-        <w:rPr>
-          <w:b w:val="0"/>
-        </w:rPr>
-        <w:t xml:space="preserve"> gate allows the edit, subject to other declared checks.</w:t>
-      </w:r>
-    </w:p>
-    <w:p>
-      <w:pPr>
-        <w:spacing w:line="336" w:lineRule="auto" w:after="180"/>
-        <w:shd w:fill="F5F1FB"/>
-      </w:pPr>
-      <w:r>
-        <w:rPr>
-          <w:b w:val="0"/>
-        </w:rPr>
-        <w:t xml:space="preserve">Reason: The </w:t>
-      </w:r>
-      <w:r>
-        <w:rPr>
-          <w:b/>
-        </w:rPr>
-        <w:t>trusted role</w:t>
-      </w:r>
-      <w:r>
-        <w:rPr>
-          <w:b w:val="0"/>
-        </w:rPr>
-        <w:t xml:space="preserve"> now matches this operation and object.</w:t>
-      </w:r>
-    </w:p>
-    <w:p>
-      <w:pPr>
-        <w:pStyle w:val="Heading3"/>
-      </w:pPr>
-      <w:r>
-        <w:t>Protect the independent attempt</w:t>
-      </w:r>
-    </w:p>
-    <w:p>
-      <w:pPr>
-        <w:spacing w:line="336" w:lineRule="auto" w:after="180"/>
-        <w:shd w:fill="FFF5E6"/>
       </w:pPr>
       <w:r>
         <w:rPr>
@@ -4751,70 +5363,69 @@
     </w:tbl>
     <w:p>
       <w:pPr>
-        <w:pStyle w:val="Heading3"/>
-      </w:pPr>
-      <w:r>
-        <w:t>Project checkpoint</w:t>
+        <w:spacing w:line="336" w:lineRule="auto" w:after="180"/>
+      </w:pPr>
+      <w:r>
+        <w:rPr>
+          <w:b w:val="0"/>
+        </w:rPr>
+        <w:t xml:space="preserve">Project checkpoint: Frame the need. Name the user, the problem, allowed </w:t>
+      </w:r>
+      <w:r>
+        <w:rPr>
+          <w:b/>
+        </w:rPr>
+        <w:t>input</w:t>
+      </w:r>
+      <w:r>
+        <w:rPr>
+          <w:b w:val="0"/>
+        </w:rPr>
+        <w:t>s and a safe simple starting method.</w:t>
       </w:r>
     </w:p>
     <w:p>
       <w:pPr>
         <w:spacing w:line="336" w:lineRule="auto" w:after="180"/>
-        <w:shd w:fill="EDF7F3"/>
       </w:pPr>
       <w:r>
         <w:rPr>
           <w:b w:val="0"/>
         </w:rPr>
-        <w:t xml:space="preserve">Project checkpoint: Frame the need. Name the user, the problem, allowed </w:t>
+        <w:t xml:space="preserve">Use the weekly teacher answer for topic-specific reasoning. A saved progress tick is an activity record; judge mastery from the learner’s explanation and </w:t>
       </w:r>
       <w:r>
         <w:rPr>
           <w:b/>
         </w:rPr>
-        <w:t>input</w:t>
+        <w:t>evidence</w:t>
       </w:r>
       <w:r>
         <w:rPr>
           <w:b w:val="0"/>
         </w:rPr>
-        <w:t>s and a safe simple starting method.</w:t>
+        <w:t>.</w:t>
       </w:r>
     </w:p>
     <w:p>
       <w:pPr>
-        <w:spacing w:line="336" w:lineRule="auto" w:after="180"/>
-      </w:pPr>
-      <w:r>
-        <w:rPr>
-          <w:b w:val="0"/>
-        </w:rPr>
-        <w:t xml:space="preserve">Use the weekly teacher answer for topic-specific reasoning. A saved progress tick is an activity record; judge mastery from the learner’s explanation and </w:t>
-      </w:r>
-      <w:r>
-        <w:rPr>
-          <w:b/>
-        </w:rPr>
-        <w:t>evidence</w:t>
-      </w:r>
-      <w:r>
-        <w:rPr>
-          <w:b w:val="0"/>
-        </w:rPr>
-        <w:t>.</w:t>
+        <w:pStyle w:val="Heading1"/>
+      </w:pPr>
+      <w:r>
+        <w:t>08. Reference · Feedback,labs and repair paths</w:t>
       </w:r>
     </w:p>
     <w:p>
-      <w:pPr>
-        <w:pStyle w:val="Heading1"/>
-      </w:pPr>
-      <w:r>
-        <w:t>08. Use feedback, labs and repair paths</w:t>
+      <w:r>
+        <w:t>Retain the first attempt and the evidence used for a repair.</w:t>
       </w:r>
     </w:p>
     <w:p>
-      <w:r>
-        <w:t>Use feedback, earlier review and portfolios purposefully. Apply the coding routine only when this lesson has an executable lab.</w:t>
+      <w:pPr>
+        <w:pStyle w:val="Heading2"/>
+      </w:pPr>
+      <w:r>
+        <w:t>Feedback and record guidance</w:t>
       </w:r>
     </w:p>
     <w:p>
@@ -4913,40 +5524,17 @@
         <w:pStyle w:val="Heading1"/>
       </w:pPr>
       <w:r>
-        <w:t>09. Visual concept journey</w:t>
+        <w:t>09. Reference · Teach with the six pictures</w:t>
       </w:r>
     </w:p>
     <w:p>
       <w:r>
-        <w:t>Show one Authentication and authorisation graphic at a time, request a prediction and discuss its trace before the independent assessment.</w:t>
+        <w:t>Choose one picture for a particular reasoning move.</w:t>
       </w:r>
     </w:p>
     <w:p>
       <w:pPr>
-        <w:spacing w:line="336" w:lineRule="auto" w:after="180"/>
-      </w:pPr>
-      <w:r>
-        <w:rPr>
-          <w:b w:val="0"/>
-        </w:rPr>
-        <w:t xml:space="preserve">Use one picture at a time. Hide a worked result before asking for a </w:t>
-      </w:r>
-      <w:r>
-        <w:rPr>
-          <w:b/>
-        </w:rPr>
-        <w:t>prediction</w:t>
-      </w:r>
-      <w:r>
-        <w:rPr>
-          <w:b w:val="0"/>
-        </w:rPr>
-        <w:t>, then reveal it for feedback. These are supported teaching cases; retain the separate independent assessment for a fresh first attempt.</w:t>
-      </w:r>
-    </w:p>
-    <w:p>
-      <w:pPr>
-        <w:pStyle w:val="Heading3"/>
+        <w:pStyle w:val="Heading2"/>
       </w:pPr>
       <w:r>
         <w:t>01. Authentication and authorisation: the case</w:t>
@@ -4957,7 +5545,7 @@
         <w:drawing>
           <wp:inline xmlns:a="http://schemas.openxmlformats.org/drawingml/2006/main" xmlns:pic="http://schemas.openxmlformats.org/drawingml/2006/picture">
             <wp:extent cx="5486400" cy="2834640"/>
-            <wp:docPr id="2" name="Picture 2" descr="A verified reader cannot edit. Jo logs in as a verified museum volunteer and asks to edit card C. Supplied facts: Trusted policy grants volunteers read access to C; only curators may edit it."/>
+            <wp:docPr id="3" name="Picture 3" descr="A verified reader cannot edit. Jo logs in as a verified museum volunteer and asks to edit card C. Supplied facts: Trusted policy grants volunteers read access to C; only curators may edit it."/>
             <wp:cNvGraphicFramePr>
               <a:graphicFrameLocks noChangeAspect="1"/>
             </wp:cNvGraphicFramePr>
@@ -4969,7 +5557,7 @@
                     <pic:cNvPicPr/>
                   </pic:nvPicPr>
                   <pic:blipFill>
-                    <a:blip r:embed="rId10"/>
+                    <a:blip r:embed="rId11"/>
                     <a:stretch>
                       <a:fillRect/>
                     </a:stretch>
@@ -5002,7 +5590,6 @@
     <w:p>
       <w:pPr>
         <w:spacing w:line="336" w:lineRule="auto" w:after="180"/>
-        <w:shd w:fill="F5F1FB"/>
       </w:pPr>
       <w:r>
         <w:rPr>
@@ -5013,27 +5600,18 @@
     </w:p>
     <w:p>
       <w:pPr>
-        <w:pStyle w:val="Heading3"/>
-      </w:pPr>
-      <w:r>
-        <w:t>Discuss while showing the picture</w:t>
+        <w:spacing w:line="336" w:lineRule="auto" w:after="180"/>
+      </w:pPr>
+      <w:r>
+        <w:rPr>
+          <w:b w:val="0"/>
+        </w:rPr>
+        <w:t>Teacher prompt: Point to the given fact that matters most. Explain why it matters. Ask learners to describe one label or arrow in ordinary words. Use the adjacent transcript if the image is difficult to see.</w:t>
       </w:r>
     </w:p>
     <w:p>
       <w:pPr>
-        <w:spacing w:line="336" w:lineRule="auto" w:after="180"/>
-        <w:shd w:fill="F1F6F8"/>
-      </w:pPr>
-      <w:r>
-        <w:rPr>
-          <w:b w:val="0"/>
-        </w:rPr>
-        <w:t>Teacher prompt: Point to the given fact that matters most. Explain why it matters. Ask learners to describe one label or arrow in ordinary words. Use the adjacent transcript if the image is difficult to see.</w:t>
-      </w:r>
-    </w:p>
-    <w:p>
-      <w:pPr>
-        <w:pStyle w:val="Heading3"/>
+        <w:pStyle w:val="Heading2"/>
       </w:pPr>
       <w:r>
         <w:t>02. Follow the deciding steps</w:t>
@@ -5044,7 +5622,7 @@
         <w:drawing>
           <wp:inline xmlns:a="http://schemas.openxmlformats.org/drawingml/2006/main" xmlns:pic="http://schemas.openxmlformats.org/drawingml/2006/picture">
             <wp:extent cx="5486400" cy="3182112"/>
-            <wp:docPr id="3" name="Picture 3" descr="Identify Jo: Authentication establishes Jo’s identity and volunteer role. → Check the action: Editing C requires curator authority. → Deny the edit: Keep C unchanged; the authenticated volunteer lacks this permission."/>
+            <wp:docPr id="4" name="Picture 4" descr="Identify Jo: Authentication establishes Jo’s identity and volunteer role. → Check the action: Editing C requires curator authority. → Deny the edit: Keep C unchanged; the authenticated volunteer lacks this permission."/>
             <wp:cNvGraphicFramePr>
               <a:graphicFrameLocks noChangeAspect="1"/>
             </wp:cNvGraphicFramePr>
@@ -5056,7 +5634,7 @@
                     <pic:cNvPicPr/>
                   </pic:nvPicPr>
                   <pic:blipFill>
-                    <a:blip r:embed="rId11"/>
+                    <a:blip r:embed="rId9"/>
                     <a:stretch>
                       <a:fillRect/>
                     </a:stretch>
@@ -5101,7 +5679,6 @@
     <w:p>
       <w:pPr>
         <w:spacing w:line="336" w:lineRule="auto" w:after="180"/>
-        <w:shd w:fill="F5F1FB"/>
       </w:pPr>
       <w:r>
         <w:rPr>
@@ -5124,39 +5701,30 @@
     </w:p>
     <w:p>
       <w:pPr>
-        <w:pStyle w:val="Heading3"/>
-      </w:pPr>
-      <w:r>
-        <w:t>Discuss while showing the picture</w:t>
+        <w:spacing w:line="336" w:lineRule="auto" w:after="180"/>
+      </w:pPr>
+      <w:r>
+        <w:rPr>
+          <w:b w:val="0"/>
+        </w:rPr>
+        <w:t xml:space="preserve">Teacher prompt: Point to each numbered stage and explain which recorded </w:t>
+      </w:r>
+      <w:r>
+        <w:rPr>
+          <w:b/>
+        </w:rPr>
+        <w:t>input</w:t>
+      </w:r>
+      <w:r>
+        <w:rPr>
+          <w:b w:val="0"/>
+        </w:rPr>
+        <w:t xml:space="preserve"> it uses. Ask learners to describe one label or arrow in ordinary words. Use the adjacent transcript if the image is difficult to see.</w:t>
       </w:r>
     </w:p>
     <w:p>
       <w:pPr>
-        <w:spacing w:line="336" w:lineRule="auto" w:after="180"/>
-        <w:shd w:fill="F1F6F8"/>
-      </w:pPr>
-      <w:r>
-        <w:rPr>
-          <w:b w:val="0"/>
-        </w:rPr>
-        <w:t xml:space="preserve">Teacher prompt: Point to each numbered stage and explain which recorded </w:t>
-      </w:r>
-      <w:r>
-        <w:rPr>
-          <w:b/>
-        </w:rPr>
-        <w:t>input</w:t>
-      </w:r>
-      <w:r>
-        <w:rPr>
-          <w:b w:val="0"/>
-        </w:rPr>
-        <w:t xml:space="preserve"> it uses. Ask learners to describe one label or arrow in ordinary words. Use the adjacent transcript if the image is difficult to see.</w:t>
-      </w:r>
-    </w:p>
-    <w:p>
-      <w:pPr>
-        <w:pStyle w:val="Heading3"/>
+        <w:pStyle w:val="Heading2"/>
       </w:pPr>
       <w:r>
         <w:t>03. Authentication and authorisation — evidence trace</w:t>
@@ -5167,7 +5735,7 @@
         <w:drawing>
           <wp:inline xmlns:a="http://schemas.openxmlformats.org/drawingml/2006/main" xmlns:pic="http://schemas.openxmlformats.org/drawingml/2006/picture">
             <wp:extent cx="5486400" cy="2996184"/>
-            <wp:docPr id="4" name="Picture 4" descr="Authentication and authorisation — evidence trace. A student session submits role=teacher in request data and asks for a guide. | Use trusted session roles, never a role claimed inside user JSON. Student may read student resources; teacher may read both. Unauthenticated requests are denied. | The trusted session remains student; deny teacher guide access. A claimed role cannot change authenticated authority."/>
+            <wp:docPr id="5" name="Picture 5" descr="Authentication and authorisation — evidence trace. A student session submits role=teacher in request data and asks for a guide. | Use trusted session roles, never a role claimed inside user JSON. Student may read student resources; teacher may read both. Unauthenticated requests are denied. | The trusted session remains student; deny teacher guide access. A claimed role cannot change authenticated authority."/>
             <wp:cNvGraphicFramePr>
               <a:graphicFrameLocks noChangeAspect="1"/>
             </wp:cNvGraphicFramePr>
@@ -5253,7 +5821,6 @@
     <w:p>
       <w:pPr>
         <w:spacing w:line="336" w:lineRule="auto" w:after="180"/>
-        <w:shd w:fill="F5F1FB"/>
       </w:pPr>
       <w:r>
         <w:rPr>
@@ -5264,27 +5831,18 @@
     </w:p>
     <w:p>
       <w:pPr>
-        <w:pStyle w:val="Heading3"/>
-      </w:pPr>
-      <w:r>
-        <w:t>Discuss while showing the picture</w:t>
+        <w:spacing w:line="336" w:lineRule="auto" w:after="180"/>
+      </w:pPr>
+      <w:r>
+        <w:rPr>
+          <w:b w:val="0"/>
+        </w:rPr>
+        <w:t>Teacher prompt: Read the labels and values. Explain the relationship the model shows. Ask learners to describe one label or arrow in ordinary words. Use the adjacent transcript if the image is difficult to see.</w:t>
       </w:r>
     </w:p>
     <w:p>
       <w:pPr>
-        <w:spacing w:line="336" w:lineRule="auto" w:after="180"/>
-        <w:shd w:fill="F1F6F8"/>
-      </w:pPr>
-      <w:r>
-        <w:rPr>
-          <w:b w:val="0"/>
-        </w:rPr>
-        <w:t>Teacher prompt: Read the labels and values. Explain the relationship the model shows. Ask learners to describe one label or arrow in ordinary words. Use the adjacent transcript if the image is difficult to see.</w:t>
-      </w:r>
-    </w:p>
-    <w:p>
-      <w:pPr>
-        <w:pStyle w:val="Heading3"/>
+        <w:pStyle w:val="Heading2"/>
       </w:pPr>
       <w:r>
         <w:t>04. Change one thing. Trace what follows.</w:t>
@@ -5295,7 +5853,7 @@
         <w:drawing>
           <wp:inline xmlns:a="http://schemas.openxmlformats.org/drawingml/2006/main" xmlns:pic="http://schemas.openxmlformats.org/drawingml/2006/picture">
             <wp:extent cx="5486400" cy="3026664"/>
-            <wp:docPr id="5" name="Picture 5" descr="Original case: Keep C unchanged; the authenticated volunteer lacks this permission. Changed condition: Use a verified curator permitted to edit C. Expected result: The authorisation gate allows the edit, subject to other declared checks. Reason: The trusted role now matches this operation and object."/>
+            <wp:docPr id="6" name="Picture 6" descr="Original case: Keep C unchanged; the authenticated volunteer lacks this permission. Changed condition: Use a verified curator permitted to edit C. Expected result: The authorisation gate allows the edit, subject to other declared checks. Reason: The trusted role now matches this operation and object."/>
             <wp:cNvGraphicFramePr>
               <a:graphicFrameLocks noChangeAspect="1"/>
             </wp:cNvGraphicFramePr>
@@ -5375,7 +5933,6 @@
     <w:p>
       <w:pPr>
         <w:spacing w:line="336" w:lineRule="auto" w:after="180"/>
-        <w:shd w:fill="F5F1FB"/>
       </w:pPr>
       <w:r>
         <w:rPr>
@@ -5386,51 +5943,41 @@
     </w:p>
     <w:p>
       <w:pPr>
-        <w:pStyle w:val="Heading3"/>
-      </w:pPr>
-      <w:r>
-        <w:t>Discuss while showing the picture</w:t>
+        <w:spacing w:line="336" w:lineRule="auto" w:after="180"/>
+      </w:pPr>
+      <w:r>
+        <w:rPr>
+          <w:b w:val="0"/>
+        </w:rPr>
+        <w:t>Teacher prompt: Predict before checking the worked changed-case result. Name what changed and what the supplied facts allow you to conclude. Ask learners to describe one label or arrow in ordinary words.</w:t>
       </w:r>
     </w:p>
     <w:p>
       <w:pPr>
         <w:spacing w:line="336" w:lineRule="auto" w:after="180"/>
-        <w:shd w:fill="F1F6F8"/>
       </w:pPr>
       <w:r>
         <w:rPr>
           <w:b w:val="0"/>
         </w:rPr>
-        <w:t>Teacher prompt: Predict before checking the worked changed-case result. Name what changed and what the supplied facts allow you to conclude. Ask learners to describe one label or arrow in ordinary words.</w:t>
+        <w:t xml:space="preserve">Use the adjacent transcript if the image is difficult to see. Changed-case reasoning: The </w:t>
+      </w:r>
+      <w:r>
+        <w:rPr>
+          <w:b/>
+        </w:rPr>
+        <w:t>trusted role</w:t>
+      </w:r>
+      <w:r>
+        <w:rPr>
+          <w:b w:val="0"/>
+        </w:rPr>
+        <w:t xml:space="preserve"> now matches this operation and object.</w:t>
       </w:r>
     </w:p>
     <w:p>
       <w:pPr>
-        <w:spacing w:line="336" w:lineRule="auto" w:after="180"/>
-        <w:shd w:fill="F1F6F8"/>
-      </w:pPr>
-      <w:r>
-        <w:rPr>
-          <w:b w:val="0"/>
-        </w:rPr>
-        <w:t xml:space="preserve">Use the adjacent transcript if the image is difficult to see. Changed-case reasoning: The </w:t>
-      </w:r>
-      <w:r>
-        <w:rPr>
-          <w:b/>
-        </w:rPr>
-        <w:t>trusted role</w:t>
-      </w:r>
-      <w:r>
-        <w:rPr>
-          <w:b w:val="0"/>
-        </w:rPr>
-        <w:t xml:space="preserve"> now matches this operation and object.</w:t>
-      </w:r>
-    </w:p>
-    <w:p>
-      <w:pPr>
-        <w:pStyle w:val="Heading3"/>
+        <w:pStyle w:val="Heading2"/>
       </w:pPr>
       <w:r>
         <w:t>05. Connect the explanation to its limit</w:t>
@@ -5441,7 +5988,7 @@
         <w:drawing>
           <wp:inline xmlns:a="http://schemas.openxmlformats.org/drawingml/2006/main" xmlns:pic="http://schemas.openxmlformats.org/drawingml/2006/picture">
             <wp:extent cx="5486400" cy="2834640"/>
-            <wp:docPr id="6" name="Picture 6" descr="Authentication establishes identity. Authorisation compares that identity with the requested action and resource. Limit: A role written in an ordinary request is not a trusted authentication claim."/>
+            <wp:docPr id="7" name="Picture 7" descr="Authentication establishes identity. Authorisation compares that identity with the requested action and resource. Limit: A role written in an ordinary request is not a trusted authentication claim."/>
             <wp:cNvGraphicFramePr>
               <a:graphicFrameLocks noChangeAspect="1"/>
             </wp:cNvGraphicFramePr>
@@ -5516,7 +6063,6 @@
     <w:p>
       <w:pPr>
         <w:spacing w:line="336" w:lineRule="auto" w:after="180"/>
-        <w:shd w:fill="F5F1FB"/>
       </w:pPr>
       <w:r>
         <w:rPr>
@@ -5527,51 +6073,41 @@
     </w:p>
     <w:p>
       <w:pPr>
-        <w:pStyle w:val="Heading3"/>
-      </w:pPr>
-      <w:r>
-        <w:t>Discuss while showing the picture</w:t>
+        <w:spacing w:line="336" w:lineRule="auto" w:after="180"/>
+      </w:pPr>
+      <w:r>
+        <w:rPr>
+          <w:b w:val="0"/>
+        </w:rPr>
+        <w:t>Teacher prompt: Explain the case, then point to a limit on the claim. Ask learners to describe one label or arrow in ordinary words. Use the adjacent transcript if the image is difficult to see.</w:t>
       </w:r>
     </w:p>
     <w:p>
       <w:pPr>
         <w:spacing w:line="336" w:lineRule="auto" w:after="180"/>
-        <w:shd w:fill="F1F6F8"/>
       </w:pPr>
       <w:r>
         <w:rPr>
           <w:b w:val="0"/>
         </w:rPr>
-        <w:t>Teacher prompt: Explain the case, then point to a limit on the claim. Ask learners to describe one label or arrow in ordinary words. Use the adjacent transcript if the image is difficult to see.</w:t>
+        <w:t xml:space="preserve">Keep the stated scope: A role written in an ordinary request is not a trusted </w:t>
+      </w:r>
+      <w:r>
+        <w:rPr>
+          <w:b/>
+        </w:rPr>
+        <w:t>authentication</w:t>
+      </w:r>
+      <w:r>
+        <w:rPr>
+          <w:b w:val="0"/>
+        </w:rPr>
+        <w:t xml:space="preserve"> claim.</w:t>
       </w:r>
     </w:p>
     <w:p>
       <w:pPr>
-        <w:spacing w:line="336" w:lineRule="auto" w:after="180"/>
-        <w:shd w:fill="F1F6F8"/>
-      </w:pPr>
-      <w:r>
-        <w:rPr>
-          <w:b w:val="0"/>
-        </w:rPr>
-        <w:t xml:space="preserve">Keep the stated scope: A role written in an ordinary request is not a trusted </w:t>
-      </w:r>
-      <w:r>
-        <w:rPr>
-          <w:b/>
-        </w:rPr>
-        <w:t>authentication</w:t>
-      </w:r>
-      <w:r>
-        <w:rPr>
-          <w:b w:val="0"/>
-        </w:rPr>
-        <w:t xml:space="preserve"> claim.</w:t>
-      </w:r>
-    </w:p>
-    <w:p>
-      <w:pPr>
-        <w:pStyle w:val="Heading3"/>
+        <w:pStyle w:val="Heading2"/>
       </w:pPr>
       <w:r>
         <w:t>06. Make the idea visible in your project</w:t>
@@ -5582,7 +6118,7 @@
         <w:drawing>
           <wp:inline xmlns:a="http://schemas.openxmlformats.org/drawingml/2006/main" xmlns:pic="http://schemas.openxmlformats.org/drawingml/2006/picture">
             <wp:extent cx="5486400" cy="3529584"/>
-            <wp:docPr id="7" name="Picture 7" descr="For the Grounded Learning Service, retain an annotated trace and the changed-case result. Name the contract or evidence that makes the deciding step valid, so another team can review it. Draw your input, deciding step, result and limit. Supported question: Explain why Jo’s valid volunteer login does not permit editing C. Which trusted role change allows the action, and why is a role written in the request insufficient?"/>
+            <wp:docPr id="8" name="Picture 8" descr="For the Grounded Learning Service, retain an annotated trace and the changed-case result. Name the contract or evidence that makes the deciding step valid, so another team can review it. Draw your input, deciding step, result and limit. Supported question: Explain why Jo’s valid volunteer login does not permit editing C. Which trusted role change allows the action, and why is a role written in the request insufficient?"/>
             <wp:cNvGraphicFramePr>
               <a:graphicFrameLocks noChangeAspect="1"/>
             </wp:cNvGraphicFramePr>
@@ -5685,7 +6221,6 @@
     <w:p>
       <w:pPr>
         <w:spacing w:line="336" w:lineRule="auto" w:after="180"/>
-        <w:shd w:fill="F5F1FB"/>
       </w:pPr>
       <w:r>
         <w:rPr>
@@ -5708,118 +6243,185 @@
     </w:p>
     <w:p>
       <w:pPr>
-        <w:pStyle w:val="Heading3"/>
-      </w:pPr>
-      <w:r>
-        <w:t>Discuss while showing the picture</w:t>
+        <w:spacing w:line="336" w:lineRule="auto" w:after="180"/>
+      </w:pPr>
+      <w:r>
+        <w:rPr>
+          <w:b w:val="0"/>
+        </w:rPr>
+        <w:t xml:space="preserve">Teacher prompt: Draw your project trace and justify the deciding step using </w:t>
+      </w:r>
+      <w:r>
+        <w:rPr>
+          <w:b/>
+        </w:rPr>
+        <w:t>evidence</w:t>
+      </w:r>
+      <w:r>
+        <w:rPr>
+          <w:b w:val="0"/>
+        </w:rPr>
+        <w:t>. Ask learners to describe one label or arrow in ordinary words. Use the adjacent transcript if the image is difficult to see.</w:t>
       </w:r>
     </w:p>
     <w:p>
       <w:pPr>
         <w:spacing w:line="336" w:lineRule="auto" w:after="180"/>
-        <w:shd w:fill="F1F6F8"/>
       </w:pPr>
       <w:r>
         <w:rPr>
           <w:b w:val="0"/>
         </w:rPr>
-        <w:t xml:space="preserve">Teacher prompt: Draw your project trace and justify the deciding step using </w:t>
+        <w:t xml:space="preserve">Supported practice key: </w:t>
       </w:r>
       <w:r>
         <w:rPr>
           <w:b/>
         </w:rPr>
-        <w:t>evidence</w:t>
+        <w:t>Authentication</w:t>
       </w:r>
       <w:r>
         <w:rPr>
           <w:b w:val="0"/>
         </w:rPr>
-        <w:t>. Ask learners to describe one label or arrow in ordinary words. Use the adjacent transcript if the image is difficult to see.</w:t>
+        <w:t xml:space="preserve"> establishes Jo’s identity and volunteer role. Editing C requires curator authority. Keep C unchanged; the authenticated volunteer lacks this permission.</w:t>
       </w:r>
     </w:p>
     <w:p>
       <w:pPr>
         <w:spacing w:line="336" w:lineRule="auto" w:after="180"/>
-        <w:shd w:fill="F1F6F8"/>
       </w:pPr>
       <w:r>
         <w:rPr>
           <w:b w:val="0"/>
         </w:rPr>
-        <w:t xml:space="preserve">Supported practice key: </w:t>
+        <w:t xml:space="preserve">Changed case: The </w:t>
       </w:r>
       <w:r>
         <w:rPr>
           <w:b/>
         </w:rPr>
-        <w:t>Authentication</w:t>
+        <w:t>authorisation</w:t>
       </w:r>
       <w:r>
         <w:rPr>
           <w:b w:val="0"/>
         </w:rPr>
-        <w:t xml:space="preserve"> establishes Jo’s identity and volunteer role. Editing C requires curator authority. Keep C unchanged; the authenticated volunteer lacks this permission.</w:t>
+        <w:t xml:space="preserve"> gate allows the edit, subject to other declared checks. The </w:t>
+      </w:r>
+      <w:r>
+        <w:rPr>
+          <w:b/>
+        </w:rPr>
+        <w:t>trusted role</w:t>
+      </w:r>
+      <w:r>
+        <w:rPr>
+          <w:b w:val="0"/>
+        </w:rPr>
+        <w:t xml:space="preserve"> now matches this operation and object.</w:t>
       </w:r>
     </w:p>
     <w:p>
       <w:pPr>
         <w:spacing w:line="336" w:lineRule="auto" w:after="180"/>
-        <w:shd w:fill="F1F6F8"/>
       </w:pPr>
       <w:r>
         <w:rPr>
           <w:b w:val="0"/>
         </w:rPr>
-        <w:t xml:space="preserve">Changed case: The </w:t>
+        <w:t xml:space="preserve">A role claim written in the request is untrusted and cannot replace the role established by </w:t>
       </w:r>
       <w:r>
         <w:rPr>
           <w:b/>
         </w:rPr>
-        <w:t>authorisation</w:t>
+        <w:t>authentication</w:t>
       </w:r>
       <w:r>
         <w:rPr>
           <w:b w:val="0"/>
         </w:rPr>
-        <w:t xml:space="preserve"> gate allows the edit, subject to other declared checks. The </w:t>
-      </w:r>
-      <w:r>
-        <w:rPr>
-          <w:b/>
-        </w:rPr>
-        <w:t>trusted role</w:t>
-      </w:r>
-      <w:r>
-        <w:rPr>
-          <w:b w:val="0"/>
-        </w:rPr>
-        <w:t xml:space="preserve"> now matches this operation and object.</w:t>
+        <w:t>.</w:t>
       </w:r>
     </w:p>
     <w:p>
       <w:pPr>
+        <w:pStyle w:val="Heading2"/>
+      </w:pPr>
+      <w:r>
+        <w:t>Earlier wording, alternatives and picture transcripts · reference / check after trying</w:t>
+      </w:r>
+    </w:p>
+    <w:p>
+      <w:pPr>
         <w:spacing w:line="336" w:lineRule="auto" w:after="180"/>
-        <w:shd w:fill="F1F6F8"/>
       </w:pPr>
       <w:r>
         <w:rPr>
           <w:b w:val="0"/>
         </w:rPr>
-        <w:t xml:space="preserve">A role claim written in the request is untrusted and cannot replace the role established by </w:t>
+        <w:t xml:space="preserve">Use one picture at a time. Hide a worked result before asking for a </w:t>
       </w:r>
       <w:r>
         <w:rPr>
           <w:b/>
         </w:rPr>
-        <w:t>authentication</w:t>
+        <w:t>prediction</w:t>
       </w:r>
       <w:r>
         <w:rPr>
           <w:b w:val="0"/>
         </w:rPr>
-        <w:t>.</w:t>
+        <w:t>, then reveal it for feedback. These are supported teaching cases; retain the separate independent assessment for a fresh first attempt.</w:t>
+      </w:r>
+    </w:p>
+    <w:p>
+      <w:pPr>
+        <w:pStyle w:val="Heading3"/>
+      </w:pPr>
+      <w:r>
+        <w:t>01. Authentication and authorisation: the case</w:t>
+      </w:r>
+    </w:p>
+    <w:p>
+      <w:pPr>
+        <w:pStyle w:val="Heading3"/>
+      </w:pPr>
+      <w:r>
+        <w:t>02. Follow the deciding steps</w:t>
+      </w:r>
+    </w:p>
+    <w:p>
+      <w:pPr>
+        <w:pStyle w:val="Heading3"/>
+      </w:pPr>
+      <w:r>
+        <w:t>03. Authentication and authorisation — evidence trace</w:t>
+      </w:r>
+    </w:p>
+    <w:p>
+      <w:pPr>
+        <w:pStyle w:val="Heading3"/>
+      </w:pPr>
+      <w:r>
+        <w:t>04. Change one thing. Trace what follows.</w:t>
+      </w:r>
+    </w:p>
+    <w:p>
+      <w:pPr>
+        <w:pStyle w:val="Heading3"/>
+      </w:pPr>
+      <w:r>
+        <w:t>05. Connect the explanation to its limit</w:t>
+      </w:r>
+    </w:p>
+    <w:p>
+      <w:pPr>
+        <w:pStyle w:val="Heading3"/>
+      </w:pPr>
+      <w:r>
+        <w:t>06. Make the idea visible in your project</w:t>
       </w:r>
     </w:p>
     <w:sectPr>
